--- a/test-corpus/output/corpus/mermaid-official-code-flow.docx
+++ b/test-corpus/output/corpus/mermaid-official-code-flow.docx
@@ -1,6 +1,6 @@
 
 <file path=word/document.xml><?xml version="1.0" encoding="utf-8"?>
-<w:document xmlns:w="http://schemas.openxmlformats.org/wordprocessingml/2006/main" xmlns:m="http://schemas.openxmlformats.org/officeDocument/2006/math" xmlns:r="http://schemas.openxmlformats.org/officeDocument/2006/relationships" xmlns:o="urn:schemas-microsoft-com:office:office" xmlns:v="urn:schemas-microsoft-com:vml" xmlns:w10="urn:schemas-microsoft-com:office:word" xmlns:a="http://schemas.openxmlformats.org/drawingml/2006/main" xmlns:pic="http://schemas.openxmlformats.org/drawingml/2006/picture" xmlns:wp="http://schemas.openxmlformats.org/drawingml/2006/wordprocessingDrawing">
+<w:document xmlns:w="http://schemas.openxmlformats.org/wordprocessingml/2006/main" xmlns:m="http://schemas.openxmlformats.org/officeDocument/2006/math" xmlns:r="http://schemas.openxmlformats.org/officeDocument/2006/relationships" xmlns:o="urn:schemas-microsoft-com:office:office" xmlns:v="urn:schemas-microsoft-com:vml" xmlns:w10="urn:schemas-microsoft-com:office:word" xmlns:a="http://schemas.openxmlformats.org/drawingml/2006/main" xmlns:pic="http://schemas.openxmlformats.org/drawingml/2006/picture" xmlns:wp="http://schemas.openxmlformats.org/drawingml/2006/wordprocessingDrawing" xmlns:wpc="http://schemas.microsoft.com/office/word/2010/wordprocessingCanvas" xmlns:mc="http://schemas.openxmlformats.org/markup-compatibility/2006" xmlns:wp14="http://schemas.microsoft.com/office/word/2010/wordprocessingDrawing" xmlns:wpg="http://schemas.microsoft.com/office/word/2010/wordprocessingGroup" xmlns:wps="http://schemas.microsoft.com/office/word/2010/wordprocessingShape" mc:Ignorable="w14 w15 w16se w16cid w16 w16cex w16sdtdh w16sdtfl w16du wp14">
   <w:body>
     <w:bookmarkStart w:id="20" w:name="diagramme-de-test"/>
     <w:p>
@@ -14,18 +14,10 @@
     <w:p xmlns:w="http://schemas.openxmlformats.org/wordprocessingml/2006/main">
       <w:r>
         <w:drawing>
-          <wp:anchor xmlns:wp="http://schemas.openxmlformats.org/drawingml/2006/wordprocessingDrawing" distT="0" distB="0" distL="114300" distR="114300" simplePos="0" relativeHeight="251659264" behindDoc="0" locked="0" layoutInCell="1" allowOverlap="1">
-            <wp:simplePos x="0" y="0"/>
-            <wp:positionH relativeFrom="column">
-              <wp:posOffset>0</wp:posOffset>
-            </wp:positionH>
-            <wp:positionV relativeFrom="paragraph">
-              <wp:posOffset>0</wp:posOffset>
-            </wp:positionV>
-            <wp:extent cx="73152000" cy="16573500"/>
+          <wp:inline xmlns:wp="http://schemas.openxmlformats.org/drawingml/2006/wordprocessingDrawing" distT="0" distB="0" distL="0" distR="0">
+            <wp:extent cx="5943600" cy="1346597"/>
             <wp:effectExtent l="0" t="0" r="0" b="0"/>
-            <wp:wrapNone/>
-            <wp:docPr id="1" name="Diagram"/>
+            <wp:docPr id="1" name="Diagram 1"/>
             <wp:cNvGraphicFramePr>
               <a:graphicFrameLocks xmlns:a="http://schemas.openxmlformats.org/drawingml/2006/main" noChangeAspect="1"/>
             </wp:cNvGraphicFramePr>
@@ -39,18 +31,18 @@
                   </wpc:bg>
                   <wpc:whole/>
                   <wpg:wgp xmlns:wpg="http://schemas.microsoft.com/office/word/2010/wordprocessingGroup" xmlns:wps="http://schemas.microsoft.com/office/word/2010/wordprocessingShape" xmlns:wp="http://schemas.openxmlformats.org/drawingml/2006/wordprocessingDrawing" xmlns:a="http://schemas.openxmlformats.org/drawingml/2006/main" xmlns:pic="http://schemas.openxmlformats.org/drawingml/2006/picture" xmlns:r="http://schemas.openxmlformats.org/officeDocument/2006/relationships" xmlns:w="http://schemas.openxmlformats.org/wordprocessingml/2006/main">
-                    <wpg:cNvPr id="1" name="Diagram"/>
+                    <wpg:cNvPr id="2" name="Diagram group 2"/>
                     <wpg:cNvGrpSpPr/>
                     <wpg:grpSpPr>
                       <a:xfrm>
                         <a:off x="0" y="0"/>
-                        <a:ext cx="73152000" cy="16573500"/>
+                        <a:ext cx="5943600" cy="1346597"/>
                         <a:chOff x="0" y="0"/>
                         <a:chExt cx="73152000" cy="16573500"/>
                       </a:xfrm>
                     </wpg:grpSpPr>
                     <wps:wsp>
-                      <wps:cNvPr id="2" name="&quot;User Input Text&quot;"/>
+                      <wps:cNvPr id="3" name="&quot;User Input Text&quot;"/>
                       <wps:cNvSpPr/>
                       <wps:spPr>
                         <a:xfrm>
@@ -63,6 +55,12 @@
                         <a:solidFill>
                           <a:srgbClr val="D9E2F3"/>
                         </a:solidFill>
+                        <a:ln w="12700" cap="flat" cmpd="sng" algn="ctr">
+                          <a:solidFill>
+                            <a:srgbClr val="2F5496"/>
+                          </a:solidFill>
+                          <a:prstDash val="solid"/>
+                        </a:ln>
                       </wps:spPr>
                       <wps:style>
                         <a:lnRef idx="2">
@@ -87,7 +85,10 @@
                               <w:jc w:val="center"/>
                             </w:pPr>
                             <w:r>
-                              <w:t>"User Input Text"</w:t>
+                              <w:rPr>
+                                <w:color w:val="000000"/>
+                              </w:rPr>
+                              <w:t xml:space="preserve">"User Input Text"</w:t>
                             </w:r>
                           </w:p>
                         </w:txbxContent>
@@ -100,7 +101,7 @@
                       </wps:bodyPr>
                     </wps:wsp>
                     <wps:wsp>
-                      <wps:cNvPr id="3" name="Detection Phase"/>
+                      <wps:cNvPr id="4" name="Detection Phase"/>
                       <wps:cNvSpPr/>
                       <wps:spPr>
                         <a:xfrm>
@@ -113,6 +114,12 @@
                         <a:solidFill>
                           <a:srgbClr val="D9E2F3"/>
                         </a:solidFill>
+                        <a:ln w="12700" cap="flat" cmpd="sng" algn="ctr">
+                          <a:solidFill>
+                            <a:srgbClr val="2F5496"/>
+                          </a:solidFill>
+                          <a:prstDash val="solid"/>
+                        </a:ln>
                       </wps:spPr>
                       <wps:style>
                         <a:lnRef idx="2">
@@ -137,7 +144,10 @@
                               <w:jc w:val="center"/>
                             </w:pPr>
                             <w:r>
-                              <w:t>Detection Phase</w:t>
+                              <w:rPr>
+                                <w:color w:val="000000"/>
+                              </w:rPr>
+                              <w:t xml:space="preserve">Detection Phase</w:t>
                             </w:r>
                           </w:p>
                         </w:txbxContent>
@@ -150,7 +160,7 @@
                       </wps:bodyPr>
                     </wps:wsp>
                     <wps:wsp>
-                      <wps:cNvPr id="4" name="&quot;flowDetector.ts&lt;br/&gt;detector(txt, config)&quot;"/>
+                      <wps:cNvPr id="5" name="&quot;flowDetector.ts&lt;br/&gt;detector(txt, config)&quot;"/>
                       <wps:cNvSpPr/>
                       <wps:spPr>
                         <a:xfrm>
@@ -163,6 +173,12 @@
                         <a:solidFill>
                           <a:srgbClr val="D9E2F3"/>
                         </a:solidFill>
+                        <a:ln w="12700" cap="flat" cmpd="sng" algn="ctr">
+                          <a:solidFill>
+                            <a:srgbClr val="2F5496"/>
+                          </a:solidFill>
+                          <a:prstDash val="solid"/>
+                        </a:ln>
                       </wps:spPr>
                       <wps:style>
                         <a:lnRef idx="2">
@@ -187,7 +203,10 @@
                               <w:jc w:val="center"/>
                             </w:pPr>
                             <w:r>
-                              <w:t>"flowDetector.ts&lt;br/&gt;detector(txt, config)"</w:t>
+                              <w:rPr>
+                                <w:color w:val="000000"/>
+                              </w:rPr>
+                              <w:t xml:space="preserve">"flowDetector.ts&lt;br/&gt;detector(txt, config)"</w:t>
                             </w:r>
                           </w:p>
                         </w:txbxContent>
@@ -200,7 +219,7 @@
                       </wps:bodyPr>
                     </wps:wsp>
                     <wps:wsp>
-                      <wps:cNvPr id="5" name="&quot;flowDetector-v2.ts&lt;br/&gt;detector(txt, config)&quot;"/>
+                      <wps:cNvPr id="6" name="&quot;flowDetector-v2.ts&lt;br/&gt;detector(txt, config)&quot;"/>
                       <wps:cNvSpPr/>
                       <wps:spPr>
                         <a:xfrm>
@@ -213,6 +232,12 @@
                         <a:solidFill>
                           <a:srgbClr val="D9E2F3"/>
                         </a:solidFill>
+                        <a:ln w="12700" cap="flat" cmpd="sng" algn="ctr">
+                          <a:solidFill>
+                            <a:srgbClr val="2F5496"/>
+                          </a:solidFill>
+                          <a:prstDash val="solid"/>
+                        </a:ln>
                       </wps:spPr>
                       <wps:style>
                         <a:lnRef idx="2">
@@ -237,7 +262,10 @@
                               <w:jc w:val="center"/>
                             </w:pPr>
                             <w:r>
-                              <w:t>"flowDetector-v2.ts&lt;br/&gt;detector(txt, config)"</w:t>
+                              <w:rPr>
+                                <w:color w:val="000000"/>
+                              </w:rPr>
+                              <w:t xml:space="preserve">"flowDetector-v2.ts&lt;br/&gt;detector(txt, config)"</w:t>
                             </w:r>
                           </w:p>
                         </w:txbxContent>
@@ -250,7 +278,7 @@
                       </wps:bodyPr>
                     </wps:wsp>
                     <wps:wsp>
-                      <wps:cNvPr id="6" name="&quot;elk/detector.ts&lt;br/&gt;detector(txt, config)&quot;"/>
+                      <wps:cNvPr id="7" name="&quot;elk/detector.ts&lt;br/&gt;detector(txt, config)&quot;"/>
                       <wps:cNvSpPr/>
                       <wps:spPr>
                         <a:xfrm>
@@ -263,6 +291,12 @@
                         <a:solidFill>
                           <a:srgbClr val="D9E2F3"/>
                         </a:solidFill>
+                        <a:ln w="12700" cap="flat" cmpd="sng" algn="ctr">
+                          <a:solidFill>
+                            <a:srgbClr val="2F5496"/>
+                          </a:solidFill>
+                          <a:prstDash val="solid"/>
+                        </a:ln>
                       </wps:spPr>
                       <wps:style>
                         <a:lnRef idx="2">
@@ -287,7 +321,10 @@
                               <w:jc w:val="center"/>
                             </w:pPr>
                             <w:r>
-                              <w:t>"elk/detector.ts&lt;br/&gt;detector(txt, config)"</w:t>
+                              <w:rPr>
+                                <w:color w:val="000000"/>
+                              </w:rPr>
+                              <w:t xml:space="preserve">"elk/detector.ts&lt;br/&gt;detector(txt, config)"</w:t>
                             </w:r>
                           </w:p>
                         </w:txbxContent>
@@ -300,7 +337,7 @@
                       </wps:bodyPr>
                     </wps:wsp>
                     <wps:wsp>
-                      <wps:cNvPr id="7" name="&quot;loader() function&quot;"/>
+                      <wps:cNvPr id="8" name="&quot;loader() function&quot;"/>
                       <wps:cNvSpPr/>
                       <wps:spPr>
                         <a:xfrm>
@@ -313,6 +350,12 @@
                         <a:solidFill>
                           <a:srgbClr val="D9E2F3"/>
                         </a:solidFill>
+                        <a:ln w="12700" cap="flat" cmpd="sng" algn="ctr">
+                          <a:solidFill>
+                            <a:srgbClr val="2F5496"/>
+                          </a:solidFill>
+                          <a:prstDash val="solid"/>
+                        </a:ln>
                       </wps:spPr>
                       <wps:style>
                         <a:lnRef idx="2">
@@ -337,7 +380,10 @@
                               <w:jc w:val="center"/>
                             </w:pPr>
                             <w:r>
-                              <w:t>"loader() function"</w:t>
+                              <w:rPr>
+                                <w:color w:val="000000"/>
+                              </w:rPr>
+                              <w:t xml:space="preserve">"loader() function"</w:t>
                             </w:r>
                           </w:p>
                         </w:txbxContent>
@@ -350,7 +396,7 @@
                       </wps:bodyPr>
                     </wps:wsp>
                     <wps:wsp>
-                      <wps:cNvPr id="8" name="&quot;flowDiagram.ts&lt;br/&gt;diagram object&quot;"/>
+                      <wps:cNvPr id="9" name="&quot;flowDiagram.ts&lt;br/&gt;diagram object&quot;"/>
                       <wps:cNvSpPr/>
                       <wps:spPr>
                         <a:xfrm>
@@ -363,6 +409,12 @@
                         <a:solidFill>
                           <a:srgbClr val="D9E2F3"/>
                         </a:solidFill>
+                        <a:ln w="12700" cap="flat" cmpd="sng" algn="ctr">
+                          <a:solidFill>
+                            <a:srgbClr val="2F5496"/>
+                          </a:solidFill>
+                          <a:prstDash val="solid"/>
+                        </a:ln>
                       </wps:spPr>
                       <wps:style>
                         <a:lnRef idx="2">
@@ -387,7 +439,10 @@
                               <w:jc w:val="center"/>
                             </w:pPr>
                             <w:r>
-                              <w:t>"flowDiagram.ts&lt;br/&gt;diagram object"</w:t>
+                              <w:rPr>
+                                <w:color w:val="000000"/>
+                              </w:rPr>
+                              <w:t xml:space="preserve">"flowDiagram.ts&lt;br/&gt;diagram object"</w:t>
                             </w:r>
                           </w:p>
                         </w:txbxContent>
@@ -400,7 +455,7 @@
                       </wps:bodyPr>
                     </wps:wsp>
                     <wps:wsp>
-                      <wps:cNvPr id="9" name="Diagram Components"/>
+                      <wps:cNvPr id="10" name="Diagram Components"/>
                       <wps:cNvSpPr/>
                       <wps:spPr>
                         <a:xfrm>
@@ -413,6 +468,12 @@
                         <a:solidFill>
                           <a:srgbClr val="D9E2F3"/>
                         </a:solidFill>
+                        <a:ln w="12700" cap="flat" cmpd="sng" algn="ctr">
+                          <a:solidFill>
+                            <a:srgbClr val="2F5496"/>
+                          </a:solidFill>
+                          <a:prstDash val="solid"/>
+                        </a:ln>
                       </wps:spPr>
                       <wps:style>
                         <a:lnRef idx="2">
@@ -437,7 +498,10 @@
                               <w:jc w:val="center"/>
                             </w:pPr>
                             <w:r>
-                              <w:t>Diagram Components</w:t>
+                              <w:rPr>
+                                <w:color w:val="000000"/>
+                              </w:rPr>
+                              <w:t xml:space="preserve">Diagram Components</w:t>
                             </w:r>
                           </w:p>
                         </w:txbxContent>
@@ -450,7 +514,7 @@
                       </wps:bodyPr>
                     </wps:wsp>
                     <wps:wsp>
-                      <wps:cNvPr id="10" name="&quot;parser: flowParser&quot;"/>
+                      <wps:cNvPr id="11" name="&quot;parser: flowParser&quot;"/>
                       <wps:cNvSpPr/>
                       <wps:spPr>
                         <a:xfrm>
@@ -463,6 +527,12 @@
                         <a:solidFill>
                           <a:srgbClr val="D9E2F3"/>
                         </a:solidFill>
+                        <a:ln w="12700" cap="flat" cmpd="sng" algn="ctr">
+                          <a:solidFill>
+                            <a:srgbClr val="2F5496"/>
+                          </a:solidFill>
+                          <a:prstDash val="solid"/>
+                        </a:ln>
                       </wps:spPr>
                       <wps:style>
                         <a:lnRef idx="2">
@@ -487,7 +557,10 @@
                               <w:jc w:val="center"/>
                             </w:pPr>
                             <w:r>
-                              <w:t>"parser: flowParser"</w:t>
+                              <w:rPr>
+                                <w:color w:val="000000"/>
+                              </w:rPr>
+                              <w:t xml:space="preserve">"parser: flowParser"</w:t>
                             </w:r>
                           </w:p>
                         </w:txbxContent>
@@ -500,7 +573,7 @@
                       </wps:bodyPr>
                     </wps:wsp>
                     <wps:wsp>
-                      <wps:cNvPr id="11" name="&quot;db: new FlowDB()&quot;"/>
+                      <wps:cNvPr id="12" name="&quot;db: new FlowDB()&quot;"/>
                       <wps:cNvSpPr/>
                       <wps:spPr>
                         <a:xfrm>
@@ -513,6 +586,12 @@
                         <a:solidFill>
                           <a:srgbClr val="D9E2F3"/>
                         </a:solidFill>
+                        <a:ln w="12700" cap="flat" cmpd="sng" algn="ctr">
+                          <a:solidFill>
+                            <a:srgbClr val="2F5496"/>
+                          </a:solidFill>
+                          <a:prstDash val="solid"/>
+                        </a:ln>
                       </wps:spPr>
                       <wps:style>
                         <a:lnRef idx="2">
@@ -537,7 +616,10 @@
                               <w:jc w:val="center"/>
                             </w:pPr>
                             <w:r>
-                              <w:t>"db: new FlowDB()"</w:t>
+                              <w:rPr>
+                                <w:color w:val="000000"/>
+                              </w:rPr>
+                              <w:t xml:space="preserve">"db: new FlowDB()"</w:t>
                             </w:r>
                           </w:p>
                         </w:txbxContent>
@@ -550,7 +632,7 @@
                       </wps:bodyPr>
                     </wps:wsp>
                     <wps:wsp>
-                      <wps:cNvPr id="12" name="&quot;renderer: flowRenderer-v3-unified&quot;"/>
+                      <wps:cNvPr id="13" name="&quot;renderer: flowRenderer-v3-unified&quot;"/>
                       <wps:cNvSpPr/>
                       <wps:spPr>
                         <a:xfrm>
@@ -563,6 +645,12 @@
                         <a:solidFill>
                           <a:srgbClr val="D9E2F3"/>
                         </a:solidFill>
+                        <a:ln w="12700" cap="flat" cmpd="sng" algn="ctr">
+                          <a:solidFill>
+                            <a:srgbClr val="2F5496"/>
+                          </a:solidFill>
+                          <a:prstDash val="solid"/>
+                        </a:ln>
                       </wps:spPr>
                       <wps:style>
                         <a:lnRef idx="2">
@@ -587,7 +675,10 @@
                               <w:jc w:val="center"/>
                             </w:pPr>
                             <w:r>
-                              <w:t>"renderer: flowRenderer-v3-unified"</w:t>
+                              <w:rPr>
+                                <w:color w:val="000000"/>
+                              </w:rPr>
+                              <w:t xml:space="preserve">"renderer: flowRenderer-v3-unified"</w:t>
                             </w:r>
                           </w:p>
                         </w:txbxContent>
@@ -600,7 +691,7 @@
                       </wps:bodyPr>
                     </wps:wsp>
                     <wps:wsp>
-                      <wps:cNvPr id="13" name="&quot;styles: flowStyles&quot;"/>
+                      <wps:cNvPr id="14" name="&quot;styles: flowStyles&quot;"/>
                       <wps:cNvSpPr/>
                       <wps:spPr>
                         <a:xfrm>
@@ -613,6 +704,12 @@
                         <a:solidFill>
                           <a:srgbClr val="D9E2F3"/>
                         </a:solidFill>
+                        <a:ln w="12700" cap="flat" cmpd="sng" algn="ctr">
+                          <a:solidFill>
+                            <a:srgbClr val="2F5496"/>
+                          </a:solidFill>
+                          <a:prstDash val="solid"/>
+                        </a:ln>
                       </wps:spPr>
                       <wps:style>
                         <a:lnRef idx="2">
@@ -637,7 +734,10 @@
                               <w:jc w:val="center"/>
                             </w:pPr>
                             <w:r>
-                              <w:t>"styles: flowStyles"</w:t>
+                              <w:rPr>
+                                <w:color w:val="000000"/>
+                              </w:rPr>
+                              <w:t xml:space="preserve">"styles: flowStyles"</w:t>
                             </w:r>
                           </w:p>
                         </w:txbxContent>
@@ -650,7 +750,7 @@
                       </wps:bodyPr>
                     </wps:wsp>
                     <wps:wsp>
-                      <wps:cNvPr id="14" name="&quot;init: (cnf: MermaidConfig)&quot;"/>
+                      <wps:cNvPr id="15" name="&quot;init: (cnf: MermaidConfig)&quot;"/>
                       <wps:cNvSpPr/>
                       <wps:spPr>
                         <a:xfrm>
@@ -663,6 +763,12 @@
                         <a:solidFill>
                           <a:srgbClr val="D9E2F3"/>
                         </a:solidFill>
+                        <a:ln w="12700" cap="flat" cmpd="sng" algn="ctr">
+                          <a:solidFill>
+                            <a:srgbClr val="2F5496"/>
+                          </a:solidFill>
+                          <a:prstDash val="solid"/>
+                        </a:ln>
                       </wps:spPr>
                       <wps:style>
                         <a:lnRef idx="2">
@@ -687,7 +793,10 @@
                               <w:jc w:val="center"/>
                             </w:pPr>
                             <w:r>
-                              <w:t>"init: (cnf: MermaidConfig)"</w:t>
+                              <w:rPr>
+                                <w:color w:val="000000"/>
+                              </w:rPr>
+                              <w:t xml:space="preserve">"init: (cnf: MermaidConfig)"</w:t>
                             </w:r>
                           </w:p>
                         </w:txbxContent>
@@ -700,7 +809,7 @@
                       </wps:bodyPr>
                     </wps:wsp>
                     <wps:wsp>
-                      <wps:cNvPr id="15" name="&quot;parser/flowParser.ts&lt;br/&gt;newParser.parse(src)&quot;"/>
+                      <wps:cNvPr id="16" name="&quot;parser/flowParser.ts&lt;br/&gt;newParser.parse(src)&quot;"/>
                       <wps:cNvSpPr/>
                       <wps:spPr>
                         <a:xfrm>
@@ -713,6 +822,12 @@
                         <a:solidFill>
                           <a:srgbClr val="D9E2F3"/>
                         </a:solidFill>
+                        <a:ln w="12700" cap="flat" cmpd="sng" algn="ctr">
+                          <a:solidFill>
+                            <a:srgbClr val="2F5496"/>
+                          </a:solidFill>
+                          <a:prstDash val="solid"/>
+                        </a:ln>
                       </wps:spPr>
                       <wps:style>
                         <a:lnRef idx="2">
@@ -737,7 +852,10 @@
                               <w:jc w:val="center"/>
                             </w:pPr>
                             <w:r>
-                              <w:t>"parser/flowParser.ts&lt;br/&gt;newParser.parse(src)"</w:t>
+                              <w:rPr>
+                                <w:color w:val="000000"/>
+                              </w:rPr>
+                              <w:t xml:space="preserve">"parser/flowParser.ts&lt;br/&gt;newParser.parse(src)"</w:t>
                             </w:r>
                           </w:p>
                         </w:txbxContent>
@@ -750,7 +868,7 @@
                       </wps:bodyPr>
                     </wps:wsp>
                     <wps:wsp>
-                      <wps:cNvPr id="16" name="RemoveWhitespace"/>
+                      <wps:cNvPr id="17" name="RemoveWhitespace"/>
                       <wps:cNvSpPr/>
                       <wps:spPr>
                         <a:xfrm>
@@ -763,6 +881,12 @@
                         <a:solidFill>
                           <a:srgbClr val="D9E2F3"/>
                         </a:solidFill>
+                        <a:ln w="12700" cap="flat" cmpd="sng" algn="ctr">
+                          <a:solidFill>
+                            <a:srgbClr val="2F5496"/>
+                          </a:solidFill>
+                          <a:prstDash val="solid"/>
+                        </a:ln>
                       </wps:spPr>
                       <wps:style>
                         <a:lnRef idx="2">
@@ -787,7 +911,10 @@
                               <w:jc w:val="center"/>
                             </w:pPr>
                             <w:r>
-                              <w:t>RemoveWhitespace</w:t>
+                              <w:rPr>
+                                <w:color w:val="000000"/>
+                              </w:rPr>
+                              <w:t xml:space="preserve">RemoveWhitespace</w:t>
                             </w:r>
                           </w:p>
                         </w:txbxContent>
@@ -800,7 +927,7 @@
                       </wps:bodyPr>
                     </wps:wsp>
                     <wps:wsp>
-                      <wps:cNvPr id="17" name="&quot;parser/flow.jison&lt;br/&gt;flowJisonParser.parse(newSrc)&quot;"/>
+                      <wps:cNvPr id="18" name="&quot;parser/flow.jison&lt;br/&gt;flowJisonParser.parse(newSrc)&quot;"/>
                       <wps:cNvSpPr/>
                       <wps:spPr>
                         <a:xfrm>
@@ -813,6 +940,12 @@
                         <a:solidFill>
                           <a:srgbClr val="D9E2F3"/>
                         </a:solidFill>
+                        <a:ln w="12700" cap="flat" cmpd="sng" algn="ctr">
+                          <a:solidFill>
+                            <a:srgbClr val="2F5496"/>
+                          </a:solidFill>
+                          <a:prstDash val="solid"/>
+                        </a:ln>
                       </wps:spPr>
                       <wps:style>
                         <a:lnRef idx="2">
@@ -837,7 +970,10 @@
                               <w:jc w:val="center"/>
                             </w:pPr>
                             <w:r>
-                              <w:t>"parser/flow.jison&lt;br/&gt;flowJisonParser.parse(newSrc)"</w:t>
+                              <w:rPr>
+                                <w:color w:val="000000"/>
+                              </w:rPr>
+                              <w:t xml:space="preserve">"parser/flow.jison&lt;br/&gt;flowJisonParser.parse(newSrc)"</w:t>
                             </w:r>
                           </w:p>
                         </w:txbxContent>
@@ -850,7 +986,7 @@
                       </wps:bodyPr>
                     </wps:wsp>
                     <wps:wsp>
-                      <wps:cNvPr id="18" name="&quot;Parse Graph Structure&quot;"/>
+                      <wps:cNvPr id="19" name="&quot;Parse Graph Structure&quot;"/>
                       <wps:cNvSpPr/>
                       <wps:spPr>
                         <a:xfrm>
@@ -863,6 +999,12 @@
                         <a:solidFill>
                           <a:srgbClr val="D9E2F3"/>
                         </a:solidFill>
+                        <a:ln w="12700" cap="flat" cmpd="sng" algn="ctr">
+                          <a:solidFill>
+                            <a:srgbClr val="2F5496"/>
+                          </a:solidFill>
+                          <a:prstDash val="solid"/>
+                        </a:ln>
                       </wps:spPr>
                       <wps:style>
                         <a:lnRef idx="2">
@@ -887,7 +1029,10 @@
                               <w:jc w:val="center"/>
                             </w:pPr>
                             <w:r>
-                              <w:t>"Parse Graph Structure"</w:t>
+                              <w:rPr>
+                                <w:color w:val="000000"/>
+                              </w:rPr>
+                              <w:t xml:space="preserve">"Parse Graph Structure"</w:t>
                             </w:r>
                           </w:p>
                         </w:txbxContent>
@@ -900,7 +1045,7 @@
                       </wps:bodyPr>
                     </wps:wsp>
                     <wps:wsp>
-                      <wps:cNvPr id="19" name="&quot;Parse Vertices&quot;"/>
+                      <wps:cNvPr id="20" name="&quot;Parse Vertices&quot;"/>
                       <wps:cNvSpPr/>
                       <wps:spPr>
                         <a:xfrm>
@@ -913,6 +1058,12 @@
                         <a:solidFill>
                           <a:srgbClr val="D9E2F3"/>
                         </a:solidFill>
+                        <a:ln w="12700" cap="flat" cmpd="sng" algn="ctr">
+                          <a:solidFill>
+                            <a:srgbClr val="2F5496"/>
+                          </a:solidFill>
+                          <a:prstDash val="solid"/>
+                        </a:ln>
                       </wps:spPr>
                       <wps:style>
                         <a:lnRef idx="2">
@@ -937,7 +1088,10 @@
                               <w:jc w:val="center"/>
                             </w:pPr>
                             <w:r>
-                              <w:t>"Parse Vertices"</w:t>
+                              <w:rPr>
+                                <w:color w:val="000000"/>
+                              </w:rPr>
+                              <w:t xml:space="preserve">"Parse Vertices"</w:t>
                             </w:r>
                           </w:p>
                         </w:txbxContent>
@@ -950,7 +1104,7 @@
                       </wps:bodyPr>
                     </wps:wsp>
                     <wps:wsp>
-                      <wps:cNvPr id="20" name="&quot;Parse Edges&quot;"/>
+                      <wps:cNvPr id="21" name="&quot;Parse Edges&quot;"/>
                       <wps:cNvSpPr/>
                       <wps:spPr>
                         <a:xfrm>
@@ -963,6 +1117,12 @@
                         <a:solidFill>
                           <a:srgbClr val="D9E2F3"/>
                         </a:solidFill>
+                        <a:ln w="12700" cap="flat" cmpd="sng" algn="ctr">
+                          <a:solidFill>
+                            <a:srgbClr val="2F5496"/>
+                          </a:solidFill>
+                          <a:prstDash val="solid"/>
+                        </a:ln>
                       </wps:spPr>
                       <wps:style>
                         <a:lnRef idx="2">
@@ -987,7 +1147,10 @@
                               <w:jc w:val="center"/>
                             </w:pPr>
                             <w:r>
-                              <w:t>"Parse Edges"</w:t>
+                              <w:rPr>
+                                <w:color w:val="000000"/>
+                              </w:rPr>
+                              <w:t xml:space="preserve">"Parse Edges"</w:t>
                             </w:r>
                           </w:p>
                         </w:txbxContent>
@@ -1000,7 +1163,7 @@
                       </wps:bodyPr>
                     </wps:wsp>
                     <wps:wsp>
-                      <wps:cNvPr id="21" name="&quot;Parse Subgraphs&quot;"/>
+                      <wps:cNvPr id="22" name="&quot;Parse Subgraphs&quot;"/>
                       <wps:cNvSpPr/>
                       <wps:spPr>
                         <a:xfrm>
@@ -1013,6 +1176,12 @@
                         <a:solidFill>
                           <a:srgbClr val="D9E2F3"/>
                         </a:solidFill>
+                        <a:ln w="12700" cap="flat" cmpd="sng" algn="ctr">
+                          <a:solidFill>
+                            <a:srgbClr val="2F5496"/>
+                          </a:solidFill>
+                          <a:prstDash val="solid"/>
+                        </a:ln>
                       </wps:spPr>
                       <wps:style>
                         <a:lnRef idx="2">
@@ -1037,7 +1206,10 @@
                               <w:jc w:val="center"/>
                             </w:pPr>
                             <w:r>
-                              <w:t>"Parse Subgraphs"</w:t>
+                              <w:rPr>
+                                <w:color w:val="000000"/>
+                              </w:rPr>
+                              <w:t xml:space="preserve">"Parse Subgraphs"</w:t>
                             </w:r>
                           </w:p>
                         </w:txbxContent>
@@ -1050,7 +1222,7 @@
                       </wps:bodyPr>
                     </wps:wsp>
                     <wps:wsp>
-                      <wps:cNvPr id="22" name="&quot;Parse Classes&quot;"/>
+                      <wps:cNvPr id="23" name="&quot;Parse Classes&quot;"/>
                       <wps:cNvSpPr/>
                       <wps:spPr>
                         <a:xfrm>
@@ -1063,6 +1235,12 @@
                         <a:solidFill>
                           <a:srgbClr val="D9E2F3"/>
                         </a:solidFill>
+                        <a:ln w="12700" cap="flat" cmpd="sng" algn="ctr">
+                          <a:solidFill>
+                            <a:srgbClr val="2F5496"/>
+                          </a:solidFill>
+                          <a:prstDash val="solid"/>
+                        </a:ln>
                       </wps:spPr>
                       <wps:style>
                         <a:lnRef idx="2">
@@ -1087,7 +1265,10 @@
                               <w:jc w:val="center"/>
                             </w:pPr>
                             <w:r>
-                              <w:t>"Parse Classes"</w:t>
+                              <w:rPr>
+                                <w:color w:val="000000"/>
+                              </w:rPr>
+                              <w:t xml:space="preserve">"Parse Classes"</w:t>
                             </w:r>
                           </w:p>
                         </w:txbxContent>
@@ -1100,7 +1281,7 @@
                       </wps:bodyPr>
                     </wps:wsp>
                     <wps:wsp>
-                      <wps:cNvPr id="23" name="&quot;Parse Styles&quot;"/>
+                      <wps:cNvPr id="24" name="&quot;Parse Styles&quot;"/>
                       <wps:cNvSpPr/>
                       <wps:spPr>
                         <a:xfrm>
@@ -1113,6 +1294,12 @@
                         <a:solidFill>
                           <a:srgbClr val="D9E2F3"/>
                         </a:solidFill>
+                        <a:ln w="12700" cap="flat" cmpd="sng" algn="ctr">
+                          <a:solidFill>
+                            <a:srgbClr val="2F5496"/>
+                          </a:solidFill>
+                          <a:prstDash val="solid"/>
+                        </a:ln>
                       </wps:spPr>
                       <wps:style>
                         <a:lnRef idx="2">
@@ -1137,7 +1324,10 @@
                               <w:jc w:val="center"/>
                             </w:pPr>
                             <w:r>
-                              <w:t>"Parse Styles"</w:t>
+                              <w:rPr>
+                                <w:color w:val="000000"/>
+                              </w:rPr>
+                              <w:t xml:space="preserve">"Parse Styles"</w:t>
                             </w:r>
                           </w:p>
                         </w:txbxContent>
@@ -1150,7 +1340,7 @@
                       </wps:bodyPr>
                     </wps:wsp>
                     <wps:wsp>
-                      <wps:cNvPr id="24" name="&quot;flowDb.ts&lt;br/&gt;FlowDB class&quot;"/>
+                      <wps:cNvPr id="25" name="&quot;flowDb.ts&lt;br/&gt;FlowDB class&quot;"/>
                       <wps:cNvSpPr/>
                       <wps:spPr>
                         <a:xfrm>
@@ -1163,6 +1353,12 @@
                         <a:solidFill>
                           <a:srgbClr val="D9E2F3"/>
                         </a:solidFill>
+                        <a:ln w="12700" cap="flat" cmpd="sng" algn="ctr">
+                          <a:solidFill>
+                            <a:srgbClr val="2F5496"/>
+                          </a:solidFill>
+                          <a:prstDash val="solid"/>
+                        </a:ln>
                       </wps:spPr>
                       <wps:style>
                         <a:lnRef idx="2">
@@ -1187,7 +1383,10 @@
                               <w:jc w:val="center"/>
                             </w:pPr>
                             <w:r>
-                              <w:t>"flowDb.ts&lt;br/&gt;FlowDB class"</w:t>
+                              <w:rPr>
+                                <w:color w:val="000000"/>
+                              </w:rPr>
+                              <w:t xml:space="preserve">"flowDb.ts&lt;br/&gt;FlowDB class"</w:t>
                             </w:r>
                           </w:p>
                         </w:txbxContent>
@@ -1200,7 +1399,7 @@
                       </wps:bodyPr>
                     </wps:wsp>
                     <wps:wsp>
-                      <wps:cNvPr id="25" name="&quot;constructor()&lt;br/&gt;- Initialize counters&lt;br/&gt;- Bind methods&lt;br/&gt;- Setup toolTips&lt;br/&gt;- Call clear()&quot;"/>
+                      <wps:cNvPr id="26" name="&quot;constructor()&lt;br/&gt;- Initialize counters&lt;br/&gt;- Bind methods&lt;br/&gt;- Setup toolTips&lt;br/&gt;- Call clear()&quot;"/>
                       <wps:cNvSpPr/>
                       <wps:spPr>
                         <a:xfrm>
@@ -1213,6 +1412,12 @@
                         <a:solidFill>
                           <a:srgbClr val="D9E2F3"/>
                         </a:solidFill>
+                        <a:ln w="12700" cap="flat" cmpd="sng" algn="ctr">
+                          <a:solidFill>
+                            <a:srgbClr val="2F5496"/>
+                          </a:solidFill>
+                          <a:prstDash val="solid"/>
+                        </a:ln>
                       </wps:spPr>
                       <wps:style>
                         <a:lnRef idx="2">
@@ -1237,7 +1442,10 @@
                               <w:jc w:val="center"/>
                             </w:pPr>
                             <w:r>
-                              <w:t>"constructor()&lt;br/&gt;- Initialize counters&lt;br/&gt;- Bind methods&lt;br/&gt;- Setup toolTips&lt;br/&gt;- Call clear()"</w:t>
+                              <w:rPr>
+                                <w:color w:val="000000"/>
+                              </w:rPr>
+                              <w:t xml:space="preserve">"constructor()&lt;br/&gt;- Initialize counters&lt;br/&gt;- Bind methods&lt;br/&gt;- Setup toolTips&lt;br/&gt;- Call clear()"</w:t>
                             </w:r>
                           </w:p>
                         </w:txbxContent>
@@ -1250,7 +1458,7 @@
                       </wps:bodyPr>
                     </wps:wsp>
                     <wps:wsp>
-                      <wps:cNvPr id="26" name="FlowDB Methods"/>
+                      <wps:cNvPr id="27" name="FlowDB Methods"/>
                       <wps:cNvSpPr/>
                       <wps:spPr>
                         <a:xfrm>
@@ -1263,6 +1471,12 @@
                         <a:solidFill>
                           <a:srgbClr val="D9E2F3"/>
                         </a:solidFill>
+                        <a:ln w="12700" cap="flat" cmpd="sng" algn="ctr">
+                          <a:solidFill>
+                            <a:srgbClr val="2F5496"/>
+                          </a:solidFill>
+                          <a:prstDash val="solid"/>
+                        </a:ln>
                       </wps:spPr>
                       <wps:style>
                         <a:lnRef idx="2">
@@ -1287,7 +1501,10 @@
                               <w:jc w:val="center"/>
                             </w:pPr>
                             <w:r>
-                              <w:t>FlowDB Methods</w:t>
+                              <w:rPr>
+                                <w:color w:val="000000"/>
+                              </w:rPr>
+                              <w:t xml:space="preserve">FlowDB Methods</w:t>
                             </w:r>
                           </w:p>
                         </w:txbxContent>
@@ -1300,7 +1517,7 @@
                       </wps:bodyPr>
                     </wps:wsp>
                     <wps:wsp>
-                      <wps:cNvPr id="27" name="&quot;addVertex(id, textObj, type, style,&lt;br/&gt;classes, dir, props, metadata)&quot;"/>
+                      <wps:cNvPr id="28" name="&quot;addVertex(id, textObj, type, style,&lt;br/&gt;classes, dir, props, metadata)&quot;"/>
                       <wps:cNvSpPr/>
                       <wps:spPr>
                         <a:xfrm>
@@ -1313,6 +1530,12 @@
                         <a:solidFill>
                           <a:srgbClr val="D9E2F3"/>
                         </a:solidFill>
+                        <a:ln w="12700" cap="flat" cmpd="sng" algn="ctr">
+                          <a:solidFill>
+                            <a:srgbClr val="2F5496"/>
+                          </a:solidFill>
+                          <a:prstDash val="solid"/>
+                        </a:ln>
                       </wps:spPr>
                       <wps:style>
                         <a:lnRef idx="2">
@@ -1337,7 +1560,10 @@
                               <w:jc w:val="center"/>
                             </w:pPr>
                             <w:r>
-                              <w:t>"addVertex(id, textObj, type, style,&lt;br/&gt;classes, dir, props, metadata)"</w:t>
+                              <w:rPr>
+                                <w:color w:val="000000"/>
+                              </w:rPr>
+                              <w:t xml:space="preserve">"addVertex(id, textObj, type, style,&lt;br/&gt;classes, dir, props, metadata)"</w:t>
                             </w:r>
                           </w:p>
                         </w:txbxContent>
@@ -1350,7 +1576,7 @@
                       </wps:bodyPr>
                     </wps:wsp>
                     <wps:wsp>
-                      <wps:cNvPr id="28" name="&quot;addLink(_start[], _end[], linkData)&quot;"/>
+                      <wps:cNvPr id="29" name="&quot;addLink(_start[], _end[], linkData)&quot;"/>
                       <wps:cNvSpPr/>
                       <wps:spPr>
                         <a:xfrm>
@@ -1363,6 +1589,12 @@
                         <a:solidFill>
                           <a:srgbClr val="D9E2F3"/>
                         </a:solidFill>
+                        <a:ln w="12700" cap="flat" cmpd="sng" algn="ctr">
+                          <a:solidFill>
+                            <a:srgbClr val="2F5496"/>
+                          </a:solidFill>
+                          <a:prstDash val="solid"/>
+                        </a:ln>
                       </wps:spPr>
                       <wps:style>
                         <a:lnRef idx="2">
@@ -1387,7 +1619,10 @@
                               <w:jc w:val="center"/>
                             </w:pPr>
                             <w:r>
-                              <w:t>"addLink(_start[], _end[], linkData)"</w:t>
+                              <w:rPr>
+                                <w:color w:val="000000"/>
+                              </w:rPr>
+                              <w:t xml:space="preserve">"addLink(_start[], _end[], linkData)"</w:t>
                             </w:r>
                           </w:p>
                         </w:txbxContent>
@@ -1400,7 +1635,7 @@
                       </wps:bodyPr>
                     </wps:wsp>
                     <wps:wsp>
-                      <wps:cNvPr id="29" name="&quot;addSingleLink(_start, _end, type, id)&quot;"/>
+                      <wps:cNvPr id="30" name="&quot;addSingleLink(_start, _end, type, id)&quot;"/>
                       <wps:cNvSpPr/>
                       <wps:spPr>
                         <a:xfrm>
@@ -1413,6 +1648,12 @@
                         <a:solidFill>
                           <a:srgbClr val="D9E2F3"/>
                         </a:solidFill>
+                        <a:ln w="12700" cap="flat" cmpd="sng" algn="ctr">
+                          <a:solidFill>
+                            <a:srgbClr val="2F5496"/>
+                          </a:solidFill>
+                          <a:prstDash val="solid"/>
+                        </a:ln>
                       </wps:spPr>
                       <wps:style>
                         <a:lnRef idx="2">
@@ -1437,7 +1678,10 @@
                               <w:jc w:val="center"/>
                             </w:pPr>
                             <w:r>
-                              <w:t>"addSingleLink(_start, _end, type, id)"</w:t>
+                              <w:rPr>
+                                <w:color w:val="000000"/>
+                              </w:rPr>
+                              <w:t xml:space="preserve">"addSingleLink(_start, _end, type, id)"</w:t>
                             </w:r>
                           </w:p>
                         </w:txbxContent>
@@ -1450,7 +1694,7 @@
                       </wps:bodyPr>
                     </wps:wsp>
                     <wps:wsp>
-                      <wps:cNvPr id="30" name="&quot;setDirection(dir)&quot;"/>
+                      <wps:cNvPr id="31" name="&quot;setDirection(dir)&quot;"/>
                       <wps:cNvSpPr/>
                       <wps:spPr>
                         <a:xfrm>
@@ -1463,6 +1707,12 @@
                         <a:solidFill>
                           <a:srgbClr val="D9E2F3"/>
                         </a:solidFill>
+                        <a:ln w="12700" cap="flat" cmpd="sng" algn="ctr">
+                          <a:solidFill>
+                            <a:srgbClr val="2F5496"/>
+                          </a:solidFill>
+                          <a:prstDash val="solid"/>
+                        </a:ln>
                       </wps:spPr>
                       <wps:style>
                         <a:lnRef idx="2">
@@ -1487,7 +1737,10 @@
                               <w:jc w:val="center"/>
                             </w:pPr>
                             <w:r>
-                              <w:t>"setDirection(dir)"</w:t>
+                              <w:rPr>
+                                <w:color w:val="000000"/>
+                              </w:rPr>
+                              <w:t xml:space="preserve">"setDirection(dir)"</w:t>
                             </w:r>
                           </w:p>
                         </w:txbxContent>
@@ -1500,7 +1753,7 @@
                       </wps:bodyPr>
                     </wps:wsp>
                     <wps:wsp>
-                      <wps:cNvPr id="31" name="&quot;addSubGraph(nodes[], id, title)&quot;"/>
+                      <wps:cNvPr id="32" name="&quot;addSubGraph(nodes[], id, title)&quot;"/>
                       <wps:cNvSpPr/>
                       <wps:spPr>
                         <a:xfrm>
@@ -1513,6 +1766,12 @@
                         <a:solidFill>
                           <a:srgbClr val="D9E2F3"/>
                         </a:solidFill>
+                        <a:ln w="12700" cap="flat" cmpd="sng" algn="ctr">
+                          <a:solidFill>
+                            <a:srgbClr val="2F5496"/>
+                          </a:solidFill>
+                          <a:prstDash val="solid"/>
+                        </a:ln>
                       </wps:spPr>
                       <wps:style>
                         <a:lnRef idx="2">
@@ -1537,7 +1796,10 @@
                               <w:jc w:val="center"/>
                             </w:pPr>
                             <w:r>
-                              <w:t>"addSubGraph(nodes[], id, title)"</w:t>
+                              <w:rPr>
+                                <w:color w:val="000000"/>
+                              </w:rPr>
+                              <w:t xml:space="preserve">"addSubGraph(nodes[], id, title)"</w:t>
                             </w:r>
                           </w:p>
                         </w:txbxContent>
@@ -1550,7 +1812,7 @@
                       </wps:bodyPr>
                     </wps:wsp>
                     <wps:wsp>
-                      <wps:cNvPr id="32" name="&quot;addClass(id, style)&quot;"/>
+                      <wps:cNvPr id="33" name="&quot;addClass(id, style)&quot;"/>
                       <wps:cNvSpPr/>
                       <wps:spPr>
                         <a:xfrm>
@@ -1563,6 +1825,12 @@
                         <a:solidFill>
                           <a:srgbClr val="D9E2F3"/>
                         </a:solidFill>
+                        <a:ln w="12700" cap="flat" cmpd="sng" algn="ctr">
+                          <a:solidFill>
+                            <a:srgbClr val="2F5496"/>
+                          </a:solidFill>
+                          <a:prstDash val="solid"/>
+                        </a:ln>
                       </wps:spPr>
                       <wps:style>
                         <a:lnRef idx="2">
@@ -1587,7 +1855,10 @@
                               <w:jc w:val="center"/>
                             </w:pPr>
                             <w:r>
-                              <w:t>"addClass(id, style)"</w:t>
+                              <w:rPr>
+                                <w:color w:val="000000"/>
+                              </w:rPr>
+                              <w:t xml:space="preserve">"addClass(id, style)"</w:t>
                             </w:r>
                           </w:p>
                         </w:txbxContent>
@@ -1600,7 +1871,7 @@
                       </wps:bodyPr>
                     </wps:wsp>
                     <wps:wsp>
-                      <wps:cNvPr id="33" name="&quot;setClass(ids, className)&quot;"/>
+                      <wps:cNvPr id="34" name="&quot;setClass(ids, className)&quot;"/>
                       <wps:cNvSpPr/>
                       <wps:spPr>
                         <a:xfrm>
@@ -1613,6 +1884,12 @@
                         <a:solidFill>
                           <a:srgbClr val="D9E2F3"/>
                         </a:solidFill>
+                        <a:ln w="12700" cap="flat" cmpd="sng" algn="ctr">
+                          <a:solidFill>
+                            <a:srgbClr val="2F5496"/>
+                          </a:solidFill>
+                          <a:prstDash val="solid"/>
+                        </a:ln>
                       </wps:spPr>
                       <wps:style>
                         <a:lnRef idx="2">
@@ -1637,7 +1914,10 @@
                               <w:jc w:val="center"/>
                             </w:pPr>
                             <w:r>
-                              <w:t>"setClass(ids, className)"</w:t>
+                              <w:rPr>
+                                <w:color w:val="000000"/>
+                              </w:rPr>
+                              <w:t xml:space="preserve">"setClass(ids, className)"</w:t>
                             </w:r>
                           </w:p>
                         </w:txbxContent>
@@ -1650,7 +1930,7 @@
                       </wps:bodyPr>
                     </wps:wsp>
                     <wps:wsp>
-                      <wps:cNvPr id="34" name="&quot;setTooltip(ids, tooltip)&quot;"/>
+                      <wps:cNvPr id="35" name="&quot;setTooltip(ids, tooltip)&quot;"/>
                       <wps:cNvSpPr/>
                       <wps:spPr>
                         <a:xfrm>
@@ -1663,6 +1943,12 @@
                         <a:solidFill>
                           <a:srgbClr val="D9E2F3"/>
                         </a:solidFill>
+                        <a:ln w="12700" cap="flat" cmpd="sng" algn="ctr">
+                          <a:solidFill>
+                            <a:srgbClr val="2F5496"/>
+                          </a:solidFill>
+                          <a:prstDash val="solid"/>
+                        </a:ln>
                       </wps:spPr>
                       <wps:style>
                         <a:lnRef idx="2">
@@ -1687,7 +1973,10 @@
                               <w:jc w:val="center"/>
                             </w:pPr>
                             <w:r>
-                              <w:t>"setTooltip(ids, tooltip)"</w:t>
+                              <w:rPr>
+                                <w:color w:val="000000"/>
+                              </w:rPr>
+                              <w:t xml:space="preserve">"setTooltip(ids, tooltip)"</w:t>
                             </w:r>
                           </w:p>
                         </w:txbxContent>
@@ -1700,7 +1989,7 @@
                       </wps:bodyPr>
                     </wps:wsp>
                     <wps:wsp>
-                      <wps:cNvPr id="35" name="&quot;setClickEvent(id, functionName, args)&quot;"/>
+                      <wps:cNvPr id="36" name="&quot;setClickEvent(id, functionName, args)&quot;"/>
                       <wps:cNvSpPr/>
                       <wps:spPr>
                         <a:xfrm>
@@ -1713,6 +2002,12 @@
                         <a:solidFill>
                           <a:srgbClr val="D9E2F3"/>
                         </a:solidFill>
+                        <a:ln w="12700" cap="flat" cmpd="sng" algn="ctr">
+                          <a:solidFill>
+                            <a:srgbClr val="2F5496"/>
+                          </a:solidFill>
+                          <a:prstDash val="solid"/>
+                        </a:ln>
                       </wps:spPr>
                       <wps:style>
                         <a:lnRef idx="2">
@@ -1737,7 +2032,10 @@
                               <w:jc w:val="center"/>
                             </w:pPr>
                             <w:r>
-                              <w:t>"setClickEvent(id, functionName, args)"</w:t>
+                              <w:rPr>
+                                <w:color w:val="000000"/>
+                              </w:rPr>
+                              <w:t xml:space="preserve">"setClickEvent(id, functionName, args)"</w:t>
                             </w:r>
                           </w:p>
                         </w:txbxContent>
@@ -1750,7 +2048,7 @@
                       </wps:bodyPr>
                     </wps:wsp>
                     <wps:wsp>
-                      <wps:cNvPr id="36" name="&quot;setClickFun(id, functionName, args)&quot;"/>
+                      <wps:cNvPr id="37" name="&quot;setClickFun(id, functionName, args)&quot;"/>
                       <wps:cNvSpPr/>
                       <wps:spPr>
                         <a:xfrm>
@@ -1763,6 +2061,12 @@
                         <a:solidFill>
                           <a:srgbClr val="D9E2F3"/>
                         </a:solidFill>
+                        <a:ln w="12700" cap="flat" cmpd="sng" algn="ctr">
+                          <a:solidFill>
+                            <a:srgbClr val="2F5496"/>
+                          </a:solidFill>
+                          <a:prstDash val="solid"/>
+                        </a:ln>
                       </wps:spPr>
                       <wps:style>
                         <a:lnRef idx="2">
@@ -1787,7 +2091,10 @@
                               <w:jc w:val="center"/>
                             </w:pPr>
                             <w:r>
-                              <w:t>"setClickFun(id, functionName, args)"</w:t>
+                              <w:rPr>
+                                <w:color w:val="000000"/>
+                              </w:rPr>
+                              <w:t xml:space="preserve">"setClickFun(id, functionName, args)"</w:t>
                             </w:r>
                           </w:p>
                         </w:txbxContent>
@@ -1800,7 +2107,7 @@
                       </wps:bodyPr>
                     </wps:wsp>
                     <wps:wsp>
-                      <wps:cNvPr id="37" name="Vertex Processing"/>
+                      <wps:cNvPr id="38" name="Vertex Processing"/>
                       <wps:cNvSpPr/>
                       <wps:spPr>
                         <a:xfrm>
@@ -1813,6 +2120,12 @@
                         <a:solidFill>
                           <a:srgbClr val="D9E2F3"/>
                         </a:solidFill>
+                        <a:ln w="12700" cap="flat" cmpd="sng" algn="ctr">
+                          <a:solidFill>
+                            <a:srgbClr val="2F5496"/>
+                          </a:solidFill>
+                          <a:prstDash val="solid"/>
+                        </a:ln>
                       </wps:spPr>
                       <wps:style>
                         <a:lnRef idx="2">
@@ -1837,7 +2150,10 @@
                               <w:jc w:val="center"/>
                             </w:pPr>
                             <w:r>
-                              <w:t>Vertex Processing</w:t>
+                              <w:rPr>
+                                <w:color w:val="000000"/>
+                              </w:rPr>
+                              <w:t xml:space="preserve">Vertex Processing</w:t>
                             </w:r>
                           </w:p>
                         </w:txbxContent>
@@ -1850,7 +2166,7 @@
                       </wps:bodyPr>
                     </wps:wsp>
                     <wps:wsp>
-                      <wps:cNvPr id="38" name="&quot;Create FlowVertex object&lt;br/&gt;- id, labelType, domId&lt;br/&gt;- styles[], classes[]&quot;"/>
+                      <wps:cNvPr id="39" name="&quot;Create FlowVertex object&lt;br/&gt;- id, labelType, domId&lt;br/&gt;- styles[], classes[]&quot;"/>
                       <wps:cNvSpPr/>
                       <wps:spPr>
                         <a:xfrm>
@@ -1863,6 +2179,12 @@
                         <a:solidFill>
                           <a:srgbClr val="D9E2F3"/>
                         </a:solidFill>
+                        <a:ln w="12700" cap="flat" cmpd="sng" algn="ctr">
+                          <a:solidFill>
+                            <a:srgbClr val="2F5496"/>
+                          </a:solidFill>
+                          <a:prstDash val="solid"/>
+                        </a:ln>
                       </wps:spPr>
                       <wps:style>
                         <a:lnRef idx="2">
@@ -1887,7 +2209,10 @@
                               <w:jc w:val="center"/>
                             </w:pPr>
                             <w:r>
-                              <w:t>"Create FlowVertex object&lt;br/&gt;- id, labelType, domId&lt;br/&gt;- styles[], classes[]"</w:t>
+                              <w:rPr>
+                                <w:color w:val="000000"/>
+                              </w:rPr>
+                              <w:t xml:space="preserve">"Create FlowVertex object&lt;br/&gt;- id, labelType, domId&lt;br/&gt;- styles[], classes[]"</w:t>
                             </w:r>
                           </w:p>
                         </w:txbxContent>
@@ -1900,7 +2225,7 @@
                       </wps:bodyPr>
                     </wps:wsp>
                     <wps:wsp>
-                      <wps:cNvPr id="39" name="&quot;sanitizeText(textObj.text)&quot;"/>
+                      <wps:cNvPr id="40" name="&quot;sanitizeText(textObj.text)&quot;"/>
                       <wps:cNvSpPr/>
                       <wps:spPr>
                         <a:xfrm>
@@ -1913,6 +2238,12 @@
                         <a:solidFill>
                           <a:srgbClr val="D9E2F3"/>
                         </a:solidFill>
+                        <a:ln w="12700" cap="flat" cmpd="sng" algn="ctr">
+                          <a:solidFill>
+                            <a:srgbClr val="2F5496"/>
+                          </a:solidFill>
+                          <a:prstDash val="solid"/>
+                        </a:ln>
                       </wps:spPr>
                       <wps:style>
                         <a:lnRef idx="2">
@@ -1937,7 +2268,10 @@
                               <w:jc w:val="center"/>
                             </w:pPr>
                             <w:r>
-                              <w:t>"sanitizeText(textObj.text)"</w:t>
+                              <w:rPr>
+                                <w:color w:val="000000"/>
+                              </w:rPr>
+                              <w:t xml:space="preserve">"sanitizeText(textObj.text)"</w:t>
                             </w:r>
                           </w:p>
                         </w:txbxContent>
@@ -1950,7 +2284,7 @@
                       </wps:bodyPr>
                     </wps:wsp>
                     <wps:wsp>
-                      <wps:cNvPr id="40" name="&quot;Parse YAML metadata&lt;br/&gt;yaml.load(yamlData)&quot;"/>
+                      <wps:cNvPr id="41" name="&quot;Parse YAML metadata&lt;br/&gt;yaml.load(yamlData)&quot;"/>
                       <wps:cNvSpPr/>
                       <wps:spPr>
                         <a:xfrm>
@@ -1963,6 +2297,12 @@
                         <a:solidFill>
                           <a:srgbClr val="D9E2F3"/>
                         </a:solidFill>
+                        <a:ln w="12700" cap="flat" cmpd="sng" algn="ctr">
+                          <a:solidFill>
+                            <a:srgbClr val="2F5496"/>
+                          </a:solidFill>
+                          <a:prstDash val="solid"/>
+                        </a:ln>
                       </wps:spPr>
                       <wps:style>
                         <a:lnRef idx="2">
@@ -1987,7 +2327,10 @@
                               <w:jc w:val="center"/>
                             </w:pPr>
                             <w:r>
-                              <w:t>"Parse YAML metadata&lt;br/&gt;yaml.load(yamlData)"</w:t>
+                              <w:rPr>
+                                <w:color w:val="000000"/>
+                              </w:rPr>
+                              <w:t xml:space="preserve">"Parse YAML metadata&lt;br/&gt;yaml.load(yamlData)"</w:t>
                             </w:r>
                           </w:p>
                         </w:txbxContent>
@@ -2000,7 +2343,7 @@
                       </wps:bodyPr>
                     </wps:wsp>
                     <wps:wsp>
-                      <wps:cNvPr id="41" name="&quot;Set vertex properties&lt;br/&gt;- shape, label, icon, form&lt;br/&gt;- pos, img, constraint, w, h&quot;"/>
+                      <wps:cNvPr id="42" name="&quot;Set vertex properties&lt;br/&gt;- shape, label, icon, form&lt;br/&gt;- pos, img, constraint, w, h&quot;"/>
                       <wps:cNvSpPr/>
                       <wps:spPr>
                         <a:xfrm>
@@ -2013,6 +2356,12 @@
                         <a:solidFill>
                           <a:srgbClr val="D9E2F3"/>
                         </a:solidFill>
+                        <a:ln w="12700" cap="flat" cmpd="sng" algn="ctr">
+                          <a:solidFill>
+                            <a:srgbClr val="2F5496"/>
+                          </a:solidFill>
+                          <a:prstDash val="solid"/>
+                        </a:ln>
                       </wps:spPr>
                       <wps:style>
                         <a:lnRef idx="2">
@@ -2037,7 +2386,10 @@
                               <w:jc w:val="center"/>
                             </w:pPr>
                             <w:r>
-                              <w:t>"Set vertex properties&lt;br/&gt;- shape, label, icon, form&lt;br/&gt;- pos, img, constraint, w, h"</w:t>
+                              <w:rPr>
+                                <w:color w:val="000000"/>
+                              </w:rPr>
+                              <w:t xml:space="preserve">"Set vertex properties&lt;br/&gt;- shape, label, icon, form&lt;br/&gt;- pos, img, constraint, w, h"</w:t>
                             </w:r>
                           </w:p>
                         </w:txbxContent>
@@ -2050,7 +2402,7 @@
                       </wps:bodyPr>
                     </wps:wsp>
                     <wps:wsp>
-                      <wps:cNvPr id="42" name="Edge Processing"/>
+                      <wps:cNvPr id="43" name="Edge Processing"/>
                       <wps:cNvSpPr/>
                       <wps:spPr>
                         <a:xfrm>
@@ -2063,6 +2415,12 @@
                         <a:solidFill>
                           <a:srgbClr val="D9E2F3"/>
                         </a:solidFill>
+                        <a:ln w="12700" cap="flat" cmpd="sng" algn="ctr">
+                          <a:solidFill>
+                            <a:srgbClr val="2F5496"/>
+                          </a:solidFill>
+                          <a:prstDash val="solid"/>
+                        </a:ln>
                       </wps:spPr>
                       <wps:style>
                         <a:lnRef idx="2">
@@ -2087,7 +2445,10 @@
                               <w:jc w:val="center"/>
                             </w:pPr>
                             <w:r>
-                              <w:t>Edge Processing</w:t>
+                              <w:rPr>
+                                <w:color w:val="000000"/>
+                              </w:rPr>
+                              <w:t xml:space="preserve">Edge Processing</w:t>
                             </w:r>
                           </w:p>
                         </w:txbxContent>
@@ -2100,7 +2461,7 @@
                       </wps:bodyPr>
                     </wps:wsp>
                     <wps:wsp>
-                      <wps:cNvPr id="43" name="&quot;Create FlowEdge object&lt;br/&gt;- start, end, type, text&lt;br/&gt;- labelType, classes[]&quot;"/>
+                      <wps:cNvPr id="44" name="&quot;Create FlowEdge object&lt;br/&gt;- start, end, type, text&lt;br/&gt;- labelType, classes[]&quot;"/>
                       <wps:cNvSpPr/>
                       <wps:spPr>
                         <a:xfrm>
@@ -2113,6 +2474,12 @@
                         <a:solidFill>
                           <a:srgbClr val="D9E2F3"/>
                         </a:solidFill>
+                        <a:ln w="12700" cap="flat" cmpd="sng" algn="ctr">
+                          <a:solidFill>
+                            <a:srgbClr val="2F5496"/>
+                          </a:solidFill>
+                          <a:prstDash val="solid"/>
+                        </a:ln>
                       </wps:spPr>
                       <wps:style>
                         <a:lnRef idx="2">
@@ -2137,7 +2504,10 @@
                               <w:jc w:val="center"/>
                             </w:pPr>
                             <w:r>
-                              <w:t>"Create FlowEdge object&lt;br/&gt;- start, end, type, text&lt;br/&gt;- labelType, classes[]"</w:t>
+                              <w:rPr>
+                                <w:color w:val="000000"/>
+                              </w:rPr>
+                              <w:t xml:space="preserve">"Create FlowEdge object&lt;br/&gt;- start, end, type, text&lt;br/&gt;- labelType, classes[]"</w:t>
                             </w:r>
                           </w:p>
                         </w:txbxContent>
@@ -2150,7 +2520,7 @@
                       </wps:bodyPr>
                     </wps:wsp>
                     <wps:wsp>
-                      <wps:cNvPr id="44" name="&quot;Process link text&lt;br/&gt;- sanitizeText()&lt;br/&gt;- strip quotes&quot;"/>
+                      <wps:cNvPr id="45" name="&quot;Process link text&lt;br/&gt;- sanitizeText()&lt;br/&gt;- strip quotes&quot;"/>
                       <wps:cNvSpPr/>
                       <wps:spPr>
                         <a:xfrm>
@@ -2163,6 +2533,12 @@
                         <a:solidFill>
                           <a:srgbClr val="D9E2F3"/>
                         </a:solidFill>
+                        <a:ln w="12700" cap="flat" cmpd="sng" algn="ctr">
+                          <a:solidFill>
+                            <a:srgbClr val="2F5496"/>
+                          </a:solidFill>
+                          <a:prstDash val="solid"/>
+                        </a:ln>
                       </wps:spPr>
                       <wps:style>
                         <a:lnRef idx="2">
@@ -2187,7 +2563,10 @@
                               <w:jc w:val="center"/>
                             </w:pPr>
                             <w:r>
-                              <w:t>"Process link text&lt;br/&gt;- sanitizeText()&lt;br/&gt;- strip quotes"</w:t>
+                              <w:rPr>
+                                <w:color w:val="000000"/>
+                              </w:rPr>
+                              <w:t xml:space="preserve">"Process link text&lt;br/&gt;- sanitizeText()&lt;br/&gt;- strip quotes"</w:t>
                             </w:r>
                           </w:p>
                         </w:txbxContent>
@@ -2200,7 +2579,7 @@
                       </wps:bodyPr>
                     </wps:wsp>
                     <wps:wsp>
-                      <wps:cNvPr id="45" name="&quot;Set edge properties&lt;br/&gt;- type, stroke, length&quot;"/>
+                      <wps:cNvPr id="46" name="&quot;Set edge properties&lt;br/&gt;- type, stroke, length&quot;"/>
                       <wps:cNvSpPr/>
                       <wps:spPr>
                         <a:xfrm>
@@ -2213,6 +2592,12 @@
                         <a:solidFill>
                           <a:srgbClr val="D9E2F3"/>
                         </a:solidFill>
+                        <a:ln w="12700" cap="flat" cmpd="sng" algn="ctr">
+                          <a:solidFill>
+                            <a:srgbClr val="2F5496"/>
+                          </a:solidFill>
+                          <a:prstDash val="solid"/>
+                        </a:ln>
                       </wps:spPr>
                       <wps:style>
                         <a:lnRef idx="2">
@@ -2237,7 +2622,10 @@
                               <w:jc w:val="center"/>
                             </w:pPr>
                             <w:r>
-                              <w:t>"Set edge properties&lt;br/&gt;- type, stroke, length"</w:t>
+                              <w:rPr>
+                                <w:color w:val="000000"/>
+                              </w:rPr>
+                              <w:t xml:space="preserve">"Set edge properties&lt;br/&gt;- type, stroke, length"</w:t>
                             </w:r>
                           </w:p>
                         </w:txbxContent>
@@ -2250,7 +2638,7 @@
                       </wps:bodyPr>
                     </wps:wsp>
                     <wps:wsp>
-                      <wps:cNvPr id="46" name="&quot;Generate edge ID&lt;br/&gt;getEdgeId(start, end, counter)&quot;"/>
+                      <wps:cNvPr id="47" name="&quot;Generate edge ID&lt;br/&gt;getEdgeId(start, end, counter)&quot;"/>
                       <wps:cNvSpPr/>
                       <wps:spPr>
                         <a:xfrm>
@@ -2263,6 +2651,12 @@
                         <a:solidFill>
                           <a:srgbClr val="D9E2F3"/>
                         </a:solidFill>
+                        <a:ln w="12700" cap="flat" cmpd="sng" algn="ctr">
+                          <a:solidFill>
+                            <a:srgbClr val="2F5496"/>
+                          </a:solidFill>
+                          <a:prstDash val="solid"/>
+                        </a:ln>
                       </wps:spPr>
                       <wps:style>
                         <a:lnRef idx="2">
@@ -2287,7 +2681,10 @@
                               <w:jc w:val="center"/>
                             </w:pPr>
                             <w:r>
-                              <w:t>"Generate edge ID&lt;br/&gt;getEdgeId(start, end, counter)"</w:t>
+                              <w:rPr>
+                                <w:color w:val="000000"/>
+                              </w:rPr>
+                              <w:t xml:space="preserve">"Generate edge ID&lt;br/&gt;getEdgeId(start, end, counter)"</w:t>
                             </w:r>
                           </w:p>
                         </w:txbxContent>
@@ -2300,7 +2697,7 @@
                       </wps:bodyPr>
                     </wps:wsp>
                     <wps:wsp>
-                      <wps:cNvPr id="47" name="&quot;Validate edge limit&lt;br/&gt;maxEdges check&quot;"/>
+                      <wps:cNvPr id="48" name="&quot;Validate edge limit&lt;br/&gt;maxEdges check&quot;"/>
                       <wps:cNvSpPr/>
                       <wps:spPr>
                         <a:xfrm>
@@ -2313,6 +2710,12 @@
                         <a:solidFill>
                           <a:srgbClr val="D9E2F3"/>
                         </a:solidFill>
+                        <a:ln w="12700" cap="flat" cmpd="sng" algn="ctr">
+                          <a:solidFill>
+                            <a:srgbClr val="2F5496"/>
+                          </a:solidFill>
+                          <a:prstDash val="solid"/>
+                        </a:ln>
                       </wps:spPr>
                       <wps:style>
                         <a:lnRef idx="2">
@@ -2337,7 +2740,10 @@
                               <w:jc w:val="center"/>
                             </w:pPr>
                             <w:r>
-                              <w:t>"Validate edge limit&lt;br/&gt;maxEdges check"</w:t>
+                              <w:rPr>
+                                <w:color w:val="000000"/>
+                              </w:rPr>
+                              <w:t xml:space="preserve">"Validate edge limit&lt;br/&gt;maxEdges check"</w:t>
                             </w:r>
                           </w:p>
                         </w:txbxContent>
@@ -2350,7 +2756,7 @@
                       </wps:bodyPr>
                     </wps:wsp>
                     <wps:wsp>
-                      <wps:cNvPr id="48" name="&quot;getData()&quot;"/>
+                      <wps:cNvPr id="49" name="&quot;getData()&quot;"/>
                       <wps:cNvSpPr/>
                       <wps:spPr>
                         <a:xfrm>
@@ -2363,6 +2769,12 @@
                         <a:solidFill>
                           <a:srgbClr val="D9E2F3"/>
                         </a:solidFill>
+                        <a:ln w="12700" cap="flat" cmpd="sng" algn="ctr">
+                          <a:solidFill>
+                            <a:srgbClr val="2F5496"/>
+                          </a:solidFill>
+                          <a:prstDash val="solid"/>
+                        </a:ln>
                       </wps:spPr>
                       <wps:style>
                         <a:lnRef idx="2">
@@ -2387,7 +2799,10 @@
                               <w:jc w:val="center"/>
                             </w:pPr>
                             <w:r>
-                              <w:t>"getData()"</w:t>
+                              <w:rPr>
+                                <w:color w:val="000000"/>
+                              </w:rPr>
+                              <w:t xml:space="preserve">"getData()"</w:t>
                             </w:r>
                           </w:p>
                         </w:txbxContent>
@@ -2400,7 +2815,7 @@
                       </wps:bodyPr>
                     </wps:wsp>
                     <wps:wsp>
-                      <wps:cNvPr id="49" name="&quot;Collect nodes[] from vertices&quot;"/>
+                      <wps:cNvPr id="50" name="&quot;Collect nodes[] from vertices&quot;"/>
                       <wps:cNvSpPr/>
                       <wps:spPr>
                         <a:xfrm>
@@ -2413,6 +2828,12 @@
                         <a:solidFill>
                           <a:srgbClr val="D9E2F3"/>
                         </a:solidFill>
+                        <a:ln w="12700" cap="flat" cmpd="sng" algn="ctr">
+                          <a:solidFill>
+                            <a:srgbClr val="2F5496"/>
+                          </a:solidFill>
+                          <a:prstDash val="solid"/>
+                        </a:ln>
                       </wps:spPr>
                       <wps:style>
                         <a:lnRef idx="2">
@@ -2437,7 +2858,10 @@
                               <w:jc w:val="center"/>
                             </w:pPr>
                             <w:r>
-                              <w:t>"Collect nodes[] from vertices"</w:t>
+                              <w:rPr>
+                                <w:color w:val="000000"/>
+                              </w:rPr>
+                              <w:t xml:space="preserve">"Collect nodes[] from vertices"</w:t>
                             </w:r>
                           </w:p>
                         </w:txbxContent>
@@ -2450,7 +2874,7 @@
                       </wps:bodyPr>
                     </wps:wsp>
                     <wps:wsp>
-                      <wps:cNvPr id="50" name="&quot;Collect edges[] from edges&quot;"/>
+                      <wps:cNvPr id="51" name="&quot;Collect edges[] from edges&quot;"/>
                       <wps:cNvSpPr/>
                       <wps:spPr>
                         <a:xfrm>
@@ -2463,6 +2887,12 @@
                         <a:solidFill>
                           <a:srgbClr val="D9E2F3"/>
                         </a:solidFill>
+                        <a:ln w="12700" cap="flat" cmpd="sng" algn="ctr">
+                          <a:solidFill>
+                            <a:srgbClr val="2F5496"/>
+                          </a:solidFill>
+                          <a:prstDash val="solid"/>
+                        </a:ln>
                       </wps:spPr>
                       <wps:style>
                         <a:lnRef idx="2">
@@ -2487,7 +2917,10 @@
                               <w:jc w:val="center"/>
                             </w:pPr>
                             <w:r>
-                              <w:t>"Collect edges[] from edges"</w:t>
+                              <w:rPr>
+                                <w:color w:val="000000"/>
+                              </w:rPr>
+                              <w:t xml:space="preserve">"Collect edges[] from edges"</w:t>
                             </w:r>
                           </w:p>
                         </w:txbxContent>
@@ -2500,7 +2933,7 @@
                       </wps:bodyPr>
                     </wps:wsp>
                     <wps:wsp>
-                      <wps:cNvPr id="51" name="&quot;Process subgraphs&lt;br/&gt;- parentDB Map&lt;br/&gt;- subGraphDB Map&quot;"/>
+                      <wps:cNvPr id="52" name="&quot;Process subgraphs&lt;br/&gt;- parentDB Map&lt;br/&gt;- subGraphDB Map&quot;"/>
                       <wps:cNvSpPr/>
                       <wps:spPr>
                         <a:xfrm>
@@ -2513,6 +2946,12 @@
                         <a:solidFill>
                           <a:srgbClr val="D9E2F3"/>
                         </a:solidFill>
+                        <a:ln w="12700" cap="flat" cmpd="sng" algn="ctr">
+                          <a:solidFill>
+                            <a:srgbClr val="2F5496"/>
+                          </a:solidFill>
+                          <a:prstDash val="solid"/>
+                        </a:ln>
                       </wps:spPr>
                       <wps:style>
                         <a:lnRef idx="2">
@@ -2537,7 +2976,10 @@
                               <w:jc w:val="center"/>
                             </w:pPr>
                             <w:r>
-                              <w:t>"Process subgraphs&lt;br/&gt;- parentDB Map&lt;br/&gt;- subGraphDB Map"</w:t>
+                              <w:rPr>
+                                <w:color w:val="000000"/>
+                              </w:rPr>
+                              <w:t xml:space="preserve">"Process subgraphs&lt;br/&gt;- parentDB Map&lt;br/&gt;- subGraphDB Map"</w:t>
                             </w:r>
                           </w:p>
                         </w:txbxContent>
@@ -2550,7 +2992,7 @@
                       </wps:bodyPr>
                     </wps:wsp>
                     <wps:wsp>
-                      <wps:cNvPr id="52" name="&quot;addNodeFromVertex()&lt;br/&gt;for each vertex&quot;"/>
+                      <wps:cNvPr id="53" name="&quot;addNodeFromVertex()&lt;br/&gt;for each vertex&quot;"/>
                       <wps:cNvSpPr/>
                       <wps:spPr>
                         <a:xfrm>
@@ -2563,6 +3005,12 @@
                         <a:solidFill>
                           <a:srgbClr val="D9E2F3"/>
                         </a:solidFill>
+                        <a:ln w="12700" cap="flat" cmpd="sng" algn="ctr">
+                          <a:solidFill>
+                            <a:srgbClr val="2F5496"/>
+                          </a:solidFill>
+                          <a:prstDash val="solid"/>
+                        </a:ln>
                       </wps:spPr>
                       <wps:style>
                         <a:lnRef idx="2">
@@ -2587,7 +3035,10 @@
                               <w:jc w:val="center"/>
                             </w:pPr>
                             <w:r>
-                              <w:t>"addNodeFromVertex()&lt;br/&gt;for each vertex"</w:t>
+                              <w:rPr>
+                                <w:color w:val="000000"/>
+                              </w:rPr>
+                              <w:t xml:space="preserve">"addNodeFromVertex()&lt;br/&gt;for each vertex"</w:t>
                             </w:r>
                           </w:p>
                         </w:txbxContent>
@@ -2600,7 +3051,7 @@
                       </wps:bodyPr>
                     </wps:wsp>
                     <wps:wsp>
-                      <wps:cNvPr id="53" name="&quot;destructEdgeType()&lt;br/&gt;arrowTypeStart, arrowTypeEnd&quot;"/>
+                      <wps:cNvPr id="54" name="&quot;destructEdgeType()&lt;br/&gt;arrowTypeStart, arrowTypeEnd&quot;"/>
                       <wps:cNvSpPr/>
                       <wps:spPr>
                         <a:xfrm>
@@ -2613,6 +3064,12 @@
                         <a:solidFill>
                           <a:srgbClr val="D9E2F3"/>
                         </a:solidFill>
+                        <a:ln w="12700" cap="flat" cmpd="sng" algn="ctr">
+                          <a:solidFill>
+                            <a:srgbClr val="2F5496"/>
+                          </a:solidFill>
+                          <a:prstDash val="solid"/>
+                        </a:ln>
                       </wps:spPr>
                       <wps:style>
                         <a:lnRef idx="2">
@@ -2637,7 +3094,10 @@
                               <w:jc w:val="center"/>
                             </w:pPr>
                             <w:r>
-                              <w:t>"destructEdgeType()&lt;br/&gt;arrowTypeStart, arrowTypeEnd"</w:t>
+                              <w:rPr>
+                                <w:color w:val="000000"/>
+                              </w:rPr>
+                              <w:t xml:space="preserve">"destructEdgeType()&lt;br/&gt;arrowTypeStart, arrowTypeEnd"</w:t>
                             </w:r>
                           </w:p>
                         </w:txbxContent>
@@ -2650,7 +3110,7 @@
                       </wps:bodyPr>
                     </wps:wsp>
                     <wps:wsp>
-                      <wps:cNvPr id="54" name="Node Creation"/>
+                      <wps:cNvPr id="55" name="Node Creation"/>
                       <wps:cNvSpPr/>
                       <wps:spPr>
                         <a:xfrm>
@@ -2663,6 +3123,12 @@
                         <a:solidFill>
                           <a:srgbClr val="D9E2F3"/>
                         </a:solidFill>
+                        <a:ln w="12700" cap="flat" cmpd="sng" algn="ctr">
+                          <a:solidFill>
+                            <a:srgbClr val="2F5496"/>
+                          </a:solidFill>
+                          <a:prstDash val="solid"/>
+                        </a:ln>
                       </wps:spPr>
                       <wps:style>
                         <a:lnRef idx="2">
@@ -2687,7 +3153,10 @@
                               <w:jc w:val="center"/>
                             </w:pPr>
                             <w:r>
-                              <w:t>Node Creation</w:t>
+                              <w:rPr>
+                                <w:color w:val="000000"/>
+                              </w:rPr>
+                              <w:t xml:space="preserve">Node Creation</w:t>
                             </w:r>
                           </w:p>
                         </w:txbxContent>
@@ -2700,7 +3169,7 @@
                       </wps:bodyPr>
                     </wps:wsp>
                     <wps:wsp>
-                      <wps:cNvPr id="55" name="&quot;findNode(nodes, vertex.id)&quot;"/>
+                      <wps:cNvPr id="56" name="&quot;findNode(nodes, vertex.id)&quot;"/>
                       <wps:cNvSpPr/>
                       <wps:spPr>
                         <a:xfrm>
@@ -2713,6 +3182,12 @@
                         <a:solidFill>
                           <a:srgbClr val="D9E2F3"/>
                         </a:solidFill>
+                        <a:ln w="12700" cap="flat" cmpd="sng" algn="ctr">
+                          <a:solidFill>
+                            <a:srgbClr val="2F5496"/>
+                          </a:solidFill>
+                          <a:prstDash val="solid"/>
+                        </a:ln>
                       </wps:spPr>
                       <wps:style>
                         <a:lnRef idx="2">
@@ -2737,7 +3212,10 @@
                               <w:jc w:val="center"/>
                             </w:pPr>
                             <w:r>
-                              <w:t>"findNode(nodes, vertex.id)"</w:t>
+                              <w:rPr>
+                                <w:color w:val="000000"/>
+                              </w:rPr>
+                              <w:t xml:space="preserve">"findNode(nodes, vertex.id)"</w:t>
                             </w:r>
                           </w:p>
                         </w:txbxContent>
@@ -2750,7 +3228,7 @@
                       </wps:bodyPr>
                     </wps:wsp>
                     <wps:wsp>
-                      <wps:cNvPr id="56" name="&quot;Create base node&lt;br/&gt;- id, label, parentId&lt;br/&gt;- cssStyles, cssClasses&lt;br/&gt;- shape, domId, tooltip&quot;"/>
+                      <wps:cNvPr id="57" name="&quot;Create base node&lt;br/&gt;- id, label, parentId&lt;br/&gt;- cssStyles, cssClasses&lt;br/&gt;- shape, domId, tooltip&quot;"/>
                       <wps:cNvSpPr/>
                       <wps:spPr>
                         <a:xfrm>
@@ -2763,6 +3241,12 @@
                         <a:solidFill>
                           <a:srgbClr val="D9E2F3"/>
                         </a:solidFill>
+                        <a:ln w="12700" cap="flat" cmpd="sng" algn="ctr">
+                          <a:solidFill>
+                            <a:srgbClr val="2F5496"/>
+                          </a:solidFill>
+                          <a:prstDash val="solid"/>
+                        </a:ln>
                       </wps:spPr>
                       <wps:style>
                         <a:lnRef idx="2">
@@ -2787,7 +3271,10 @@
                               <w:jc w:val="center"/>
                             </w:pPr>
                             <w:r>
-                              <w:t>"Create base node&lt;br/&gt;- id, label, parentId&lt;br/&gt;- cssStyles, cssClasses&lt;br/&gt;- shape, domId, tooltip"</w:t>
+                              <w:rPr>
+                                <w:color w:val="000000"/>
+                              </w:rPr>
+                              <w:t xml:space="preserve">"Create base node&lt;br/&gt;- id, label, parentId&lt;br/&gt;- cssStyles, cssClasses&lt;br/&gt;- shape, domId, tooltip"</w:t>
                             </w:r>
                           </w:p>
                         </w:txbxContent>
@@ -2800,7 +3287,7 @@
                       </wps:bodyPr>
                     </wps:wsp>
                     <wps:wsp>
-                      <wps:cNvPr id="57" name="&quot;getCompiledStyles(classDefs)&quot;"/>
+                      <wps:cNvPr id="58" name="&quot;getCompiledStyles(classDefs)&quot;"/>
                       <wps:cNvSpPr/>
                       <wps:spPr>
                         <a:xfrm>
@@ -2813,6 +3300,12 @@
                         <a:solidFill>
                           <a:srgbClr val="D9E2F3"/>
                         </a:solidFill>
+                        <a:ln w="12700" cap="flat" cmpd="sng" algn="ctr">
+                          <a:solidFill>
+                            <a:srgbClr val="2F5496"/>
+                          </a:solidFill>
+                          <a:prstDash val="solid"/>
+                        </a:ln>
                       </wps:spPr>
                       <wps:style>
                         <a:lnRef idx="2">
@@ -2837,7 +3330,10 @@
                               <w:jc w:val="center"/>
                             </w:pPr>
                             <w:r>
-                              <w:t>"getCompiledStyles(classDefs)"</w:t>
+                              <w:rPr>
+                                <w:color w:val="000000"/>
+                              </w:rPr>
+                              <w:t xml:space="preserve">"getCompiledStyles(classDefs)"</w:t>
                             </w:r>
                           </w:p>
                         </w:txbxContent>
@@ -2850,7 +3346,7 @@
                       </wps:bodyPr>
                     </wps:wsp>
                     <wps:wsp>
-                      <wps:cNvPr id="58" name="&quot;getTypeFromVertex(vertex)&quot;"/>
+                      <wps:cNvPr id="59" name="&quot;getTypeFromVertex(vertex)&quot;"/>
                       <wps:cNvSpPr/>
                       <wps:spPr>
                         <a:xfrm>
@@ -2863,6 +3359,12 @@
                         <a:solidFill>
                           <a:srgbClr val="D9E2F3"/>
                         </a:solidFill>
+                        <a:ln w="12700" cap="flat" cmpd="sng" algn="ctr">
+                          <a:solidFill>
+                            <a:srgbClr val="2F5496"/>
+                          </a:solidFill>
+                          <a:prstDash val="solid"/>
+                        </a:ln>
                       </wps:spPr>
                       <wps:style>
                         <a:lnRef idx="2">
@@ -2887,7 +3389,10 @@
                               <w:jc w:val="center"/>
                             </w:pPr>
                             <w:r>
-                              <w:t>"getTypeFromVertex(vertex)"</w:t>
+                              <w:rPr>
+                                <w:color w:val="000000"/>
+                              </w:rPr>
+                              <w:t xml:space="preserve">"getTypeFromVertex(vertex)"</w:t>
                             </w:r>
                           </w:p>
                         </w:txbxContent>
@@ -2900,7 +3405,7 @@
                       </wps:bodyPr>
                     </wps:wsp>
                     <wps:wsp>
-                      <wps:cNvPr id="59" name="&quot;flowRenderer-v3-unified.ts&lt;br/&gt;draw(text, id, version, diag)&quot;"/>
+                      <wps:cNvPr id="60" name="&quot;flowRenderer-v3-unified.ts&lt;br/&gt;draw(text, id, version, diag)&quot;"/>
                       <wps:cNvSpPr/>
                       <wps:spPr>
                         <a:xfrm>
@@ -2913,6 +3418,12 @@
                         <a:solidFill>
                           <a:srgbClr val="D9E2F3"/>
                         </a:solidFill>
+                        <a:ln w="12700" cap="flat" cmpd="sng" algn="ctr">
+                          <a:solidFill>
+                            <a:srgbClr val="2F5496"/>
+                          </a:solidFill>
+                          <a:prstDash val="solid"/>
+                        </a:ln>
                       </wps:spPr>
                       <wps:style>
                         <a:lnRef idx="2">
@@ -2937,7 +3448,10 @@
                               <w:jc w:val="center"/>
                             </w:pPr>
                             <w:r>
-                              <w:t>"flowRenderer-v3-unified.ts&lt;br/&gt;draw(text, id, version, diag)"</w:t>
+                              <w:rPr>
+                                <w:color w:val="000000"/>
+                              </w:rPr>
+                              <w:t xml:space="preserve">"flowRenderer-v3-unified.ts&lt;br/&gt;draw(text, id, version, diag)"</w:t>
                             </w:r>
                           </w:p>
                         </w:txbxContent>
@@ -2950,7 +3464,7 @@
                       </wps:bodyPr>
                     </wps:wsp>
                     <wps:wsp>
-                      <wps:cNvPr id="60" name="&quot;Initialize rendering&lt;br/&gt;- getConfig()&lt;br/&gt;- handle securityLevel&lt;br/&gt;- getDiagramElement()&quot;"/>
+                      <wps:cNvPr id="61" name="&quot;Initialize rendering&lt;br/&gt;- getConfig()&lt;br/&gt;- handle securityLevel&lt;br/&gt;- getDiagramElement()&quot;"/>
                       <wps:cNvSpPr/>
                       <wps:spPr>
                         <a:xfrm>
@@ -2963,6 +3477,12 @@
                         <a:solidFill>
                           <a:srgbClr val="D9E2F3"/>
                         </a:solidFill>
+                        <a:ln w="12700" cap="flat" cmpd="sng" algn="ctr">
+                          <a:solidFill>
+                            <a:srgbClr val="2F5496"/>
+                          </a:solidFill>
+                          <a:prstDash val="solid"/>
+                        </a:ln>
                       </wps:spPr>
                       <wps:style>
                         <a:lnRef idx="2">
@@ -2987,7 +3507,10 @@
                               <w:jc w:val="center"/>
                             </w:pPr>
                             <w:r>
-                              <w:t>"Initialize rendering&lt;br/&gt;- getConfig()&lt;br/&gt;- handle securityLevel&lt;br/&gt;- getDiagramElement()"</w:t>
+                              <w:rPr>
+                                <w:color w:val="000000"/>
+                              </w:rPr>
+                              <w:t xml:space="preserve">"Initialize rendering&lt;br/&gt;- getConfig()&lt;br/&gt;- handle securityLevel&lt;br/&gt;- getDiagramElement()"</w:t>
                             </w:r>
                           </w:p>
                         </w:txbxContent>
@@ -3000,7 +3523,7 @@
                       </wps:bodyPr>
                     </wps:wsp>
                     <wps:wsp>
-                      <wps:cNvPr id="61" name="&quot;diag.db.getData()&lt;br/&gt;as LayoutData&quot;"/>
+                      <wps:cNvPr id="62" name="&quot;diag.db.getData()&lt;br/&gt;as LayoutData&quot;"/>
                       <wps:cNvSpPr/>
                       <wps:spPr>
                         <a:xfrm>
@@ -3013,6 +3536,12 @@
                         <a:solidFill>
                           <a:srgbClr val="D9E2F3"/>
                         </a:solidFill>
+                        <a:ln w="12700" cap="flat" cmpd="sng" algn="ctr">
+                          <a:solidFill>
+                            <a:srgbClr val="2F5496"/>
+                          </a:solidFill>
+                          <a:prstDash val="solid"/>
+                        </a:ln>
                       </wps:spPr>
                       <wps:style>
                         <a:lnRef idx="2">
@@ -3037,7 +3566,10 @@
                               <w:jc w:val="center"/>
                             </w:pPr>
                             <w:r>
-                              <w:t>"diag.db.getData()&lt;br/&gt;as LayoutData"</w:t>
+                              <w:rPr>
+                                <w:color w:val="000000"/>
+                              </w:rPr>
+                              <w:t xml:space="preserve">"diag.db.getData()&lt;br/&gt;as LayoutData"</w:t>
                             </w:r>
                           </w:p>
                         </w:txbxContent>
@@ -3050,7 +3582,7 @@
                       </wps:bodyPr>
                     </wps:wsp>
                     <wps:wsp>
-                      <wps:cNvPr id="62" name="&quot;Setup layout data&lt;br/&gt;- type, layoutAlgorithm&lt;br/&gt;- direction, spacing&lt;br/&gt;- markers, diagramId&quot;"/>
+                      <wps:cNvPr id="63" name="&quot;Setup layout data&lt;br/&gt;- type, layoutAlgorithm&lt;br/&gt;- direction, spacing&lt;br/&gt;- markers, diagramId&quot;"/>
                       <wps:cNvSpPr/>
                       <wps:spPr>
                         <a:xfrm>
@@ -3063,6 +3595,12 @@
                         <a:solidFill>
                           <a:srgbClr val="D9E2F3"/>
                         </a:solidFill>
+                        <a:ln w="12700" cap="flat" cmpd="sng" algn="ctr">
+                          <a:solidFill>
+                            <a:srgbClr val="2F5496"/>
+                          </a:solidFill>
+                          <a:prstDash val="solid"/>
+                        </a:ln>
                       </wps:spPr>
                       <wps:style>
                         <a:lnRef idx="2">
@@ -3087,7 +3625,10 @@
                               <w:jc w:val="center"/>
                             </w:pPr>
                             <w:r>
-                              <w:t>"Setup layout data&lt;br/&gt;- type, layoutAlgorithm&lt;br/&gt;- direction, spacing&lt;br/&gt;- markers, diagramId"</w:t>
+                              <w:rPr>
+                                <w:color w:val="000000"/>
+                              </w:rPr>
+                              <w:t xml:space="preserve">"Setup layout data&lt;br/&gt;- type, layoutAlgorithm&lt;br/&gt;- direction, spacing&lt;br/&gt;- markers, diagramId"</w:t>
                             </w:r>
                           </w:p>
                         </w:txbxContent>
@@ -3100,7 +3641,7 @@
                       </wps:bodyPr>
                     </wps:wsp>
                     <wps:wsp>
-                      <wps:cNvPr id="63" name="&quot;render(data4Layout, svg)&quot;"/>
+                      <wps:cNvPr id="64" name="&quot;render(data4Layout, svg)&quot;"/>
                       <wps:cNvSpPr/>
                       <wps:spPr>
                         <a:xfrm>
@@ -3113,6 +3654,12 @@
                         <a:solidFill>
                           <a:srgbClr val="D9E2F3"/>
                         </a:solidFill>
+                        <a:ln w="12700" cap="flat" cmpd="sng" algn="ctr">
+                          <a:solidFill>
+                            <a:srgbClr val="2F5496"/>
+                          </a:solidFill>
+                          <a:prstDash val="solid"/>
+                        </a:ln>
                       </wps:spPr>
                       <wps:style>
                         <a:lnRef idx="2">
@@ -3137,7 +3684,10 @@
                               <w:jc w:val="center"/>
                             </w:pPr>
                             <w:r>
-                              <w:t>"render(data4Layout, svg)"</w:t>
+                              <w:rPr>
+                                <w:color w:val="000000"/>
+                              </w:rPr>
+                              <w:t xml:space="preserve">"render(data4Layout, svg)"</w:t>
                             </w:r>
                           </w:p>
                         </w:txbxContent>
@@ -3150,7 +3700,7 @@
                       </wps:bodyPr>
                     </wps:wsp>
                     <wps:wsp>
-                      <wps:cNvPr id="64" name="&quot;setupViewPortForSVG(svg, padding)&quot;"/>
+                      <wps:cNvPr id="65" name="&quot;setupViewPortForSVG(svg, padding)&quot;"/>
                       <wps:cNvSpPr/>
                       <wps:spPr>
                         <a:xfrm>
@@ -3163,6 +3713,12 @@
                         <a:solidFill>
                           <a:srgbClr val="D9E2F3"/>
                         </a:solidFill>
+                        <a:ln w="12700" cap="flat" cmpd="sng" algn="ctr">
+                          <a:solidFill>
+                            <a:srgbClr val="2F5496"/>
+                          </a:solidFill>
+                          <a:prstDash val="solid"/>
+                        </a:ln>
                       </wps:spPr>
                       <wps:style>
                         <a:lnRef idx="2">
@@ -3187,7 +3743,10 @@
                               <w:jc w:val="center"/>
                             </w:pPr>
                             <w:r>
-                              <w:t>"setupViewPortForSVG(svg, padding)"</w:t>
+                              <w:rPr>
+                                <w:color w:val="000000"/>
+                              </w:rPr>
+                              <w:t xml:space="preserve">"setupViewPortForSVG(svg, padding)"</w:t>
                             </w:r>
                           </w:p>
                         </w:txbxContent>
@@ -3200,7 +3759,7 @@
                       </wps:bodyPr>
                     </wps:wsp>
                     <wps:wsp>
-                      <wps:cNvPr id="65" name="&quot;Process vertex links&lt;br/&gt;- create anchor elements&lt;br/&gt;- handle click events&quot;"/>
+                      <wps:cNvPr id="66" name="&quot;Process vertex links&lt;br/&gt;- create anchor elements&lt;br/&gt;- handle click events&quot;"/>
                       <wps:cNvSpPr/>
                       <wps:spPr>
                         <a:xfrm>
@@ -3213,6 +3772,12 @@
                         <a:solidFill>
                           <a:srgbClr val="D9E2F3"/>
                         </a:solidFill>
+                        <a:ln w="12700" cap="flat" cmpd="sng" algn="ctr">
+                          <a:solidFill>
+                            <a:srgbClr val="2F5496"/>
+                          </a:solidFill>
+                          <a:prstDash val="solid"/>
+                        </a:ln>
                       </wps:spPr>
                       <wps:style>
                         <a:lnRef idx="2">
@@ -3237,7 +3802,10 @@
                               <w:jc w:val="center"/>
                             </w:pPr>
                             <w:r>
-                              <w:t>"Process vertex links&lt;br/&gt;- create anchor elements&lt;br/&gt;- handle click events"</w:t>
+                              <w:rPr>
+                                <w:color w:val="000000"/>
+                              </w:rPr>
+                              <w:t xml:space="preserve">"Process vertex links&lt;br/&gt;- create anchor elements&lt;br/&gt;- handle click events"</w:t>
                             </w:r>
                           </w:p>
                         </w:txbxContent>
@@ -3250,7 +3818,7 @@
                       </wps:bodyPr>
                     </wps:wsp>
                     <wps:wsp>
-                      <wps:cNvPr id="66" name="&quot;flowChartShapes.js&lt;br/&gt;Shape Functions&quot;"/>
+                      <wps:cNvPr id="67" name="&quot;flowChartShapes.js&lt;br/&gt;Shape Functions&quot;"/>
                       <wps:cNvSpPr/>
                       <wps:spPr>
                         <a:xfrm>
@@ -3263,6 +3831,12 @@
                         <a:solidFill>
                           <a:srgbClr val="D9E2F3"/>
                         </a:solidFill>
+                        <a:ln w="12700" cap="flat" cmpd="sng" algn="ctr">
+                          <a:solidFill>
+                            <a:srgbClr val="2F5496"/>
+                          </a:solidFill>
+                          <a:prstDash val="solid"/>
+                        </a:ln>
                       </wps:spPr>
                       <wps:style>
                         <a:lnRef idx="2">
@@ -3287,7 +3861,10 @@
                               <w:jc w:val="center"/>
                             </w:pPr>
                             <w:r>
-                              <w:t>"flowChartShapes.js&lt;br/&gt;Shape Functions"</w:t>
+                              <w:rPr>
+                                <w:color w:val="000000"/>
+                              </w:rPr>
+                              <w:t xml:space="preserve">"flowChartShapes.js&lt;br/&gt;Shape Functions"</w:t>
                             </w:r>
                           </w:p>
                         </w:txbxContent>
@@ -3300,7 +3877,7 @@
                       </wps:bodyPr>
                     </wps:wsp>
                     <wps:wsp>
-                      <wps:cNvPr id="67" name="Shape Functions"/>
+                      <wps:cNvPr id="68" name="Shape Functions"/>
                       <wps:cNvSpPr/>
                       <wps:spPr>
                         <a:xfrm>
@@ -3313,6 +3890,12 @@
                         <a:solidFill>
                           <a:srgbClr val="D9E2F3"/>
                         </a:solidFill>
+                        <a:ln w="12700" cap="flat" cmpd="sng" algn="ctr">
+                          <a:solidFill>
+                            <a:srgbClr val="2F5496"/>
+                          </a:solidFill>
+                          <a:prstDash val="solid"/>
+                        </a:ln>
                       </wps:spPr>
                       <wps:style>
                         <a:lnRef idx="2">
@@ -3337,7 +3920,10 @@
                               <w:jc w:val="center"/>
                             </w:pPr>
                             <w:r>
-                              <w:t>Shape Functions</w:t>
+                              <w:rPr>
+                                <w:color w:val="000000"/>
+                              </w:rPr>
+                              <w:t xml:space="preserve">Shape Functions</w:t>
                             </w:r>
                           </w:p>
                         </w:txbxContent>
@@ -3350,7 +3936,7 @@
                       </wps:bodyPr>
                     </wps:wsp>
                     <wps:wsp>
-                      <wps:cNvPr id="68" name="&quot;question(parent, bbox, node)&quot;"/>
+                      <wps:cNvPr id="69" name="&quot;question(parent, bbox, node)&quot;"/>
                       <wps:cNvSpPr/>
                       <wps:spPr>
                         <a:xfrm>
@@ -3363,6 +3949,12 @@
                         <a:solidFill>
                           <a:srgbClr val="D9E2F3"/>
                         </a:solidFill>
+                        <a:ln w="12700" cap="flat" cmpd="sng" algn="ctr">
+                          <a:solidFill>
+                            <a:srgbClr val="2F5496"/>
+                          </a:solidFill>
+                          <a:prstDash val="solid"/>
+                        </a:ln>
                       </wps:spPr>
                       <wps:style>
                         <a:lnRef idx="2">
@@ -3387,7 +3979,10 @@
                               <w:jc w:val="center"/>
                             </w:pPr>
                             <w:r>
-                              <w:t>"question(parent, bbox, node)"</w:t>
+                              <w:rPr>
+                                <w:color w:val="000000"/>
+                              </w:rPr>
+                              <w:t xml:space="preserve">"question(parent, bbox, node)"</w:t>
                             </w:r>
                           </w:p>
                         </w:txbxContent>
@@ -3400,7 +3995,7 @@
                       </wps:bodyPr>
                     </wps:wsp>
                     <wps:wsp>
-                      <wps:cNvPr id="69" name="&quot;hexagon(parent, bbox, node)&quot;"/>
+                      <wps:cNvPr id="70" name="&quot;hexagon(parent, bbox, node)&quot;"/>
                       <wps:cNvSpPr/>
                       <wps:spPr>
                         <a:xfrm>
@@ -3413,6 +4008,12 @@
                         <a:solidFill>
                           <a:srgbClr val="D9E2F3"/>
                         </a:solidFill>
+                        <a:ln w="12700" cap="flat" cmpd="sng" algn="ctr">
+                          <a:solidFill>
+                            <a:srgbClr val="2F5496"/>
+                          </a:solidFill>
+                          <a:prstDash val="solid"/>
+                        </a:ln>
                       </wps:spPr>
                       <wps:style>
                         <a:lnRef idx="2">
@@ -3437,7 +4038,10 @@
                               <w:jc w:val="center"/>
                             </w:pPr>
                             <w:r>
-                              <w:t>"hexagon(parent, bbox, node)"</w:t>
+                              <w:rPr>
+                                <w:color w:val="000000"/>
+                              </w:rPr>
+                              <w:t xml:space="preserve">"hexagon(parent, bbox, node)"</w:t>
                             </w:r>
                           </w:p>
                         </w:txbxContent>
@@ -3450,7 +4054,7 @@
                       </wps:bodyPr>
                     </wps:wsp>
                     <wps:wsp>
-                      <wps:cNvPr id="70" name="&quot;rect_left_inv_arrow(parent, bbox, node)&quot;"/>
+                      <wps:cNvPr id="71" name="&quot;rect_left_inv_arrow(parent, bbox, node)&quot;"/>
                       <wps:cNvSpPr/>
                       <wps:spPr>
                         <a:xfrm>
@@ -3463,6 +4067,12 @@
                         <a:solidFill>
                           <a:srgbClr val="D9E2F3"/>
                         </a:solidFill>
+                        <a:ln w="12700" cap="flat" cmpd="sng" algn="ctr">
+                          <a:solidFill>
+                            <a:srgbClr val="2F5496"/>
+                          </a:solidFill>
+                          <a:prstDash val="solid"/>
+                        </a:ln>
                       </wps:spPr>
                       <wps:style>
                         <a:lnRef idx="2">
@@ -3487,7 +4097,10 @@
                               <w:jc w:val="center"/>
                             </w:pPr>
                             <w:r>
-                              <w:t>"rect_left_inv_arrow(parent, bbox, node)"</w:t>
+                              <w:rPr>
+                                <w:color w:val="000000"/>
+                              </w:rPr>
+                              <w:t xml:space="preserve">"rect_left_inv_arrow(parent, bbox, node)"</w:t>
                             </w:r>
                           </w:p>
                         </w:txbxContent>
@@ -3500,7 +4113,7 @@
                       </wps:bodyPr>
                     </wps:wsp>
                     <wps:wsp>
-                      <wps:cNvPr id="71" name="&quot;lean_right(parent, bbox, node)&quot;"/>
+                      <wps:cNvPr id="72" name="&quot;lean_right(parent, bbox, node)&quot;"/>
                       <wps:cNvSpPr/>
                       <wps:spPr>
                         <a:xfrm>
@@ -3513,6 +4126,12 @@
                         <a:solidFill>
                           <a:srgbClr val="D9E2F3"/>
                         </a:solidFill>
+                        <a:ln w="12700" cap="flat" cmpd="sng" algn="ctr">
+                          <a:solidFill>
+                            <a:srgbClr val="2F5496"/>
+                          </a:solidFill>
+                          <a:prstDash val="solid"/>
+                        </a:ln>
                       </wps:spPr>
                       <wps:style>
                         <a:lnRef idx="2">
@@ -3537,7 +4156,10 @@
                               <w:jc w:val="center"/>
                             </w:pPr>
                             <w:r>
-                              <w:t>"lean_right(parent, bbox, node)"</w:t>
+                              <w:rPr>
+                                <w:color w:val="000000"/>
+                              </w:rPr>
+                              <w:t xml:space="preserve">"lean_right(parent, bbox, node)"</w:t>
                             </w:r>
                           </w:p>
                         </w:txbxContent>
@@ -3550,7 +4172,7 @@
                       </wps:bodyPr>
                     </wps:wsp>
                     <wps:wsp>
-                      <wps:cNvPr id="72" name="&quot;lean_left(parent, bbox, node)&quot;"/>
+                      <wps:cNvPr id="73" name="&quot;lean_left(parent, bbox, node)&quot;"/>
                       <wps:cNvSpPr/>
                       <wps:spPr>
                         <a:xfrm>
@@ -3563,6 +4185,12 @@
                         <a:solidFill>
                           <a:srgbClr val="D9E2F3"/>
                         </a:solidFill>
+                        <a:ln w="12700" cap="flat" cmpd="sng" algn="ctr">
+                          <a:solidFill>
+                            <a:srgbClr val="2F5496"/>
+                          </a:solidFill>
+                          <a:prstDash val="solid"/>
+                        </a:ln>
                       </wps:spPr>
                       <wps:style>
                         <a:lnRef idx="2">
@@ -3587,7 +4215,10 @@
                               <w:jc w:val="center"/>
                             </w:pPr>
                             <w:r>
-                              <w:t>"lean_left(parent, bbox, node)"</w:t>
+                              <w:rPr>
+                                <w:color w:val="000000"/>
+                              </w:rPr>
+                              <w:t xml:space="preserve">"lean_left(parent, bbox, node)"</w:t>
                             </w:r>
                           </w:p>
                         </w:txbxContent>
@@ -3600,7 +4231,7 @@
                       </wps:bodyPr>
                     </wps:wsp>
                     <wps:wsp>
-                      <wps:cNvPr id="73" name="&quot;insertPolygonShape(parent, w, h, points)&quot;"/>
+                      <wps:cNvPr id="74" name="&quot;insertPolygonShape(parent, w, h, points)&quot;"/>
                       <wps:cNvSpPr/>
                       <wps:spPr>
                         <a:xfrm>
@@ -3613,6 +4244,12 @@
                         <a:solidFill>
                           <a:srgbClr val="D9E2F3"/>
                         </a:solidFill>
+                        <a:ln w="12700" cap="flat" cmpd="sng" algn="ctr">
+                          <a:solidFill>
+                            <a:srgbClr val="2F5496"/>
+                          </a:solidFill>
+                          <a:prstDash val="solid"/>
+                        </a:ln>
                       </wps:spPr>
                       <wps:style>
                         <a:lnRef idx="2">
@@ -3637,7 +4274,10 @@
                               <w:jc w:val="center"/>
                             </w:pPr>
                             <w:r>
-                              <w:t>"insertPolygonShape(parent, w, h, points)"</w:t>
+                              <w:rPr>
+                                <w:color w:val="000000"/>
+                              </w:rPr>
+                              <w:t xml:space="preserve">"insertPolygonShape(parent, w, h, points)"</w:t>
                             </w:r>
                           </w:p>
                         </w:txbxContent>
@@ -3650,7 +4290,7 @@
                       </wps:bodyPr>
                     </wps:wsp>
                     <wps:wsp>
-                      <wps:cNvPr id="74" name="&quot;intersectPolygon(node, points, point)&quot;"/>
+                      <wps:cNvPr id="75" name="&quot;intersectPolygon(node, points, point)&quot;"/>
                       <wps:cNvSpPr/>
                       <wps:spPr>
                         <a:xfrm>
@@ -3663,6 +4303,12 @@
                         <a:solidFill>
                           <a:srgbClr val="D9E2F3"/>
                         </a:solidFill>
+                        <a:ln w="12700" cap="flat" cmpd="sng" algn="ctr">
+                          <a:solidFill>
+                            <a:srgbClr val="2F5496"/>
+                          </a:solidFill>
+                          <a:prstDash val="solid"/>
+                        </a:ln>
                       </wps:spPr>
                       <wps:style>
                         <a:lnRef idx="2">
@@ -3687,7 +4333,10 @@
                               <w:jc w:val="center"/>
                             </w:pPr>
                             <w:r>
-                              <w:t>"intersectPolygon(node, points, point)"</w:t>
+                              <w:rPr>
+                                <w:color w:val="000000"/>
+                              </w:rPr>
+                              <w:t xml:space="preserve">"intersectPolygon(node, points, point)"</w:t>
                             </w:r>
                           </w:p>
                         </w:txbxContent>
@@ -3700,7 +4349,7 @@
                       </wps:bodyPr>
                     </wps:wsp>
                     <wps:wsp>
-                      <wps:cNvPr id="75" name="&quot;intersectRect(node, point)&quot;"/>
+                      <wps:cNvPr id="76" name="&quot;intersectRect(node, point)&quot;"/>
                       <wps:cNvSpPr/>
                       <wps:spPr>
                         <a:xfrm>
@@ -3713,6 +4362,12 @@
                         <a:solidFill>
                           <a:srgbClr val="D9E2F3"/>
                         </a:solidFill>
+                        <a:ln w="12700" cap="flat" cmpd="sng" algn="ctr">
+                          <a:solidFill>
+                            <a:srgbClr val="2F5496"/>
+                          </a:solidFill>
+                          <a:prstDash val="solid"/>
+                        </a:ln>
                       </wps:spPr>
                       <wps:style>
                         <a:lnRef idx="2">
@@ -3737,7 +4392,10 @@
                               <w:jc w:val="center"/>
                             </w:pPr>
                             <w:r>
-                              <w:t>"intersectRect(node, point)"</w:t>
+                              <w:rPr>
+                                <w:color w:val="000000"/>
+                              </w:rPr>
+                              <w:t xml:space="preserve">"intersectRect(node, point)"</w:t>
                             </w:r>
                           </w:p>
                         </w:txbxContent>
@@ -3750,7 +4408,7 @@
                       </wps:bodyPr>
                     </wps:wsp>
                     <wps:wsp>
-                      <wps:cNvPr id="76" name="&quot;styles.ts&lt;br/&gt;getStyles(options)&quot;"/>
+                      <wps:cNvPr id="77" name="&quot;styles.ts&lt;br/&gt;getStyles(options)&quot;"/>
                       <wps:cNvSpPr/>
                       <wps:spPr>
                         <a:xfrm>
@@ -3763,6 +4421,12 @@
                         <a:solidFill>
                           <a:srgbClr val="D9E2F3"/>
                         </a:solidFill>
+                        <a:ln w="12700" cap="flat" cmpd="sng" algn="ctr">
+                          <a:solidFill>
+                            <a:srgbClr val="2F5496"/>
+                          </a:solidFill>
+                          <a:prstDash val="solid"/>
+                        </a:ln>
                       </wps:spPr>
                       <wps:style>
                         <a:lnRef idx="2">
@@ -3787,7 +4451,10 @@
                               <w:jc w:val="center"/>
                             </w:pPr>
                             <w:r>
-                              <w:t>"styles.ts&lt;br/&gt;getStyles(options)"</w:t>
+                              <w:rPr>
+                                <w:color w:val="000000"/>
+                              </w:rPr>
+                              <w:t xml:space="preserve">"styles.ts&lt;br/&gt;getStyles(options)"</w:t>
                             </w:r>
                           </w:p>
                         </w:txbxContent>
@@ -3800,7 +4467,7 @@
                       </wps:bodyPr>
                     </wps:wsp>
                     <wps:wsp>
-                      <wps:cNvPr id="77" name="&quot;FlowChartStyleOptions&lt;br/&gt;- arrowheadColor, border2&lt;br/&gt;- clusterBkg, mainBkg&lt;br/&gt;- fontFamily, textColor&quot;"/>
+                      <wps:cNvPr id="78" name="&quot;FlowChartStyleOptions&lt;br/&gt;- arrowheadColor, border2&lt;br/&gt;- clusterBkg, mainBkg&lt;br/&gt;- fontFamily, textColor&quot;"/>
                       <wps:cNvSpPr/>
                       <wps:spPr>
                         <a:xfrm>
@@ -3813,6 +4480,12 @@
                         <a:solidFill>
                           <a:srgbClr val="D9E2F3"/>
                         </a:solidFill>
+                        <a:ln w="12700" cap="flat" cmpd="sng" algn="ctr">
+                          <a:solidFill>
+                            <a:srgbClr val="2F5496"/>
+                          </a:solidFill>
+                          <a:prstDash val="solid"/>
+                        </a:ln>
                       </wps:spPr>
                       <wps:style>
                         <a:lnRef idx="2">
@@ -3837,7 +4510,10 @@
                               <w:jc w:val="center"/>
                             </w:pPr>
                             <w:r>
-                              <w:t>"FlowChartStyleOptions&lt;br/&gt;- arrowheadColor, border2&lt;br/&gt;- clusterBkg, mainBkg&lt;br/&gt;- fontFamily, textColor"</w:t>
+                              <w:rPr>
+                                <w:color w:val="000000"/>
+                              </w:rPr>
+                              <w:t xml:space="preserve">"FlowChartStyleOptions&lt;br/&gt;- arrowheadColor, border2&lt;br/&gt;- clusterBkg, mainBkg&lt;br/&gt;- fontFamily, textColor"</w:t>
                             </w:r>
                           </w:p>
                         </w:txbxContent>
@@ -3850,7 +4526,7 @@
                       </wps:bodyPr>
                     </wps:wsp>
                     <wps:wsp>
-                      <wps:cNvPr id="78" name="&quot;Generate CSS styles&lt;br/&gt;- .label, .cluster-label&lt;br/&gt;- .node, .edgePath&lt;br/&gt;- .flowchart-link, .edgeLabel&quot;"/>
+                      <wps:cNvPr id="79" name="&quot;Generate CSS styles&lt;br/&gt;- .label, .cluster-label&lt;br/&gt;- .node, .edgePath&lt;br/&gt;- .flowchart-link, .edgeLabel&quot;"/>
                       <wps:cNvSpPr/>
                       <wps:spPr>
                         <a:xfrm>
@@ -3863,6 +4539,12 @@
                         <a:solidFill>
                           <a:srgbClr val="D9E2F3"/>
                         </a:solidFill>
+                        <a:ln w="12700" cap="flat" cmpd="sng" algn="ctr">
+                          <a:solidFill>
+                            <a:srgbClr val="2F5496"/>
+                          </a:solidFill>
+                          <a:prstDash val="solid"/>
+                        </a:ln>
                       </wps:spPr>
                       <wps:style>
                         <a:lnRef idx="2">
@@ -3887,7 +4569,10 @@
                               <w:jc w:val="center"/>
                             </w:pPr>
                             <w:r>
-                              <w:t>"Generate CSS styles&lt;br/&gt;- .label, .cluster-label&lt;br/&gt;- .node, .edgePath&lt;br/&gt;- .flowchart-link, .edgeLabel"</w:t>
+                              <w:rPr>
+                                <w:color w:val="000000"/>
+                              </w:rPr>
+                              <w:t xml:space="preserve">"Generate CSS styles&lt;br/&gt;- .label, .cluster-label&lt;br/&gt;- .node, .edgePath&lt;br/&gt;- .flowchart-link, .edgeLabel"</w:t>
                             </w:r>
                           </w:p>
                         </w:txbxContent>
@@ -3900,7 +4585,7 @@
                       </wps:bodyPr>
                     </wps:wsp>
                     <wps:wsp>
-                      <wps:cNvPr id="79" name="&quot;getIconStyles()&quot;"/>
+                      <wps:cNvPr id="80" name="&quot;getIconStyles()&quot;"/>
                       <wps:cNvSpPr/>
                       <wps:spPr>
                         <a:xfrm>
@@ -3913,6 +4598,12 @@
                         <a:solidFill>
                           <a:srgbClr val="D9E2F3"/>
                         </a:solidFill>
+                        <a:ln w="12700" cap="flat" cmpd="sng" algn="ctr">
+                          <a:solidFill>
+                            <a:srgbClr val="2F5496"/>
+                          </a:solidFill>
+                          <a:prstDash val="solid"/>
+                        </a:ln>
                       </wps:spPr>
                       <wps:style>
                         <a:lnRef idx="2">
@@ -3937,7 +4628,10 @@
                               <w:jc w:val="center"/>
                             </w:pPr>
                             <w:r>
-                              <w:t>"getIconStyles()"</w:t>
+                              <w:rPr>
+                                <w:color w:val="000000"/>
+                              </w:rPr>
+                              <w:t xml:space="preserve">"getIconStyles()"</w:t>
                             </w:r>
                           </w:p>
                         </w:txbxContent>
@@ -3950,7 +4644,7 @@
                       </wps:bodyPr>
                     </wps:wsp>
                     <wps:wsp>
-                      <wps:cNvPr id="80" name="&quot;types.ts&lt;br/&gt;Type Definitions&quot;"/>
+                      <wps:cNvPr id="81" name="&quot;types.ts&lt;br/&gt;Type Definitions&quot;"/>
                       <wps:cNvSpPr/>
                       <wps:spPr>
                         <a:xfrm>
@@ -3963,6 +4657,12 @@
                         <a:solidFill>
                           <a:srgbClr val="D9E2F3"/>
                         </a:solidFill>
+                        <a:ln w="12700" cap="flat" cmpd="sng" algn="ctr">
+                          <a:solidFill>
+                            <a:srgbClr val="2F5496"/>
+                          </a:solidFill>
+                          <a:prstDash val="solid"/>
+                        </a:ln>
                       </wps:spPr>
                       <wps:style>
                         <a:lnRef idx="2">
@@ -3987,7 +4687,10 @@
                               <w:jc w:val="center"/>
                             </w:pPr>
                             <w:r>
-                              <w:t>"types.ts&lt;br/&gt;Type Definitions"</w:t>
+                              <w:rPr>
+                                <w:color w:val="000000"/>
+                              </w:rPr>
+                              <w:t xml:space="preserve">"types.ts&lt;br/&gt;Type Definitions"</w:t>
                             </w:r>
                           </w:p>
                         </w:txbxContent>
@@ -4000,7 +4703,7 @@
                       </wps:bodyPr>
                     </wps:wsp>
                     <wps:wsp>
-                      <wps:cNvPr id="81" name="&quot;FlowVertex interface&quot;"/>
+                      <wps:cNvPr id="82" name="&quot;FlowVertex interface&quot;"/>
                       <wps:cNvSpPr/>
                       <wps:spPr>
                         <a:xfrm>
@@ -4013,6 +4716,12 @@
                         <a:solidFill>
                           <a:srgbClr val="D9E2F3"/>
                         </a:solidFill>
+                        <a:ln w="12700" cap="flat" cmpd="sng" algn="ctr">
+                          <a:solidFill>
+                            <a:srgbClr val="2F5496"/>
+                          </a:solidFill>
+                          <a:prstDash val="solid"/>
+                        </a:ln>
                       </wps:spPr>
                       <wps:style>
                         <a:lnRef idx="2">
@@ -4037,7 +4746,10 @@
                               <w:jc w:val="center"/>
                             </w:pPr>
                             <w:r>
-                              <w:t>"FlowVertex interface"</w:t>
+                              <w:rPr>
+                                <w:color w:val="000000"/>
+                              </w:rPr>
+                              <w:t xml:space="preserve">"FlowVertex interface"</w:t>
                             </w:r>
                           </w:p>
                         </w:txbxContent>
@@ -4050,7 +4762,7 @@
                       </wps:bodyPr>
                     </wps:wsp>
                     <wps:wsp>
-                      <wps:cNvPr id="82" name="&quot;FlowEdge interface&quot;"/>
+                      <wps:cNvPr id="83" name="&quot;FlowEdge interface&quot;"/>
                       <wps:cNvSpPr/>
                       <wps:spPr>
                         <a:xfrm>
@@ -4063,6 +4775,12 @@
                         <a:solidFill>
                           <a:srgbClr val="D9E2F3"/>
                         </a:solidFill>
+                        <a:ln w="12700" cap="flat" cmpd="sng" algn="ctr">
+                          <a:solidFill>
+                            <a:srgbClr val="2F5496"/>
+                          </a:solidFill>
+                          <a:prstDash val="solid"/>
+                        </a:ln>
                       </wps:spPr>
                       <wps:style>
                         <a:lnRef idx="2">
@@ -4087,7 +4805,10 @@
                               <w:jc w:val="center"/>
                             </w:pPr>
                             <w:r>
-                              <w:t>"FlowEdge interface"</w:t>
+                              <w:rPr>
+                                <w:color w:val="000000"/>
+                              </w:rPr>
+                              <w:t xml:space="preserve">"FlowEdge interface"</w:t>
                             </w:r>
                           </w:p>
                         </w:txbxContent>
@@ -4100,7 +4821,7 @@
                       </wps:bodyPr>
                     </wps:wsp>
                     <wps:wsp>
-                      <wps:cNvPr id="83" name="&quot;FlowClass interface&quot;"/>
+                      <wps:cNvPr id="84" name="&quot;FlowClass interface&quot;"/>
                       <wps:cNvSpPr/>
                       <wps:spPr>
                         <a:xfrm>
@@ -4113,6 +4834,12 @@
                         <a:solidFill>
                           <a:srgbClr val="D9E2F3"/>
                         </a:solidFill>
+                        <a:ln w="12700" cap="flat" cmpd="sng" algn="ctr">
+                          <a:solidFill>
+                            <a:srgbClr val="2F5496"/>
+                          </a:solidFill>
+                          <a:prstDash val="solid"/>
+                        </a:ln>
                       </wps:spPr>
                       <wps:style>
                         <a:lnRef idx="2">
@@ -4137,7 +4864,10 @@
                               <w:jc w:val="center"/>
                             </w:pPr>
                             <w:r>
-                              <w:t>"FlowClass interface"</w:t>
+                              <w:rPr>
+                                <w:color w:val="000000"/>
+                              </w:rPr>
+                              <w:t xml:space="preserve">"FlowClass interface"</w:t>
                             </w:r>
                           </w:p>
                         </w:txbxContent>
@@ -4150,7 +4880,7 @@
                       </wps:bodyPr>
                     </wps:wsp>
                     <wps:wsp>
-                      <wps:cNvPr id="84" name="&quot;FlowSubGraph interface&quot;"/>
+                      <wps:cNvPr id="85" name="&quot;FlowSubGraph interface&quot;"/>
                       <wps:cNvSpPr/>
                       <wps:spPr>
                         <a:xfrm>
@@ -4163,6 +4893,12 @@
                         <a:solidFill>
                           <a:srgbClr val="D9E2F3"/>
                         </a:solidFill>
+                        <a:ln w="12700" cap="flat" cmpd="sng" algn="ctr">
+                          <a:solidFill>
+                            <a:srgbClr val="2F5496"/>
+                          </a:solidFill>
+                          <a:prstDash val="solid"/>
+                        </a:ln>
                       </wps:spPr>
                       <wps:style>
                         <a:lnRef idx="2">
@@ -4187,7 +4923,10 @@
                               <w:jc w:val="center"/>
                             </w:pPr>
                             <w:r>
-                              <w:t>"FlowSubGraph interface"</w:t>
+                              <w:rPr>
+                                <w:color w:val="000000"/>
+                              </w:rPr>
+                              <w:t xml:space="preserve">"FlowSubGraph interface"</w:t>
                             </w:r>
                           </w:p>
                         </w:txbxContent>
@@ -4200,7 +4939,7 @@
                       </wps:bodyPr>
                     </wps:wsp>
                     <wps:wsp>
-                      <wps:cNvPr id="85" name="&quot;FlowVertexTypeParam&lt;br/&gt;Shape types&quot;"/>
+                      <wps:cNvPr id="86" name="&quot;FlowVertexTypeParam&lt;br/&gt;Shape types&quot;"/>
                       <wps:cNvSpPr/>
                       <wps:spPr>
                         <a:xfrm>
@@ -4213,6 +4952,12 @@
                         <a:solidFill>
                           <a:srgbClr val="D9E2F3"/>
                         </a:solidFill>
+                        <a:ln w="12700" cap="flat" cmpd="sng" algn="ctr">
+                          <a:solidFill>
+                            <a:srgbClr val="2F5496"/>
+                          </a:solidFill>
+                          <a:prstDash val="solid"/>
+                        </a:ln>
                       </wps:spPr>
                       <wps:style>
                         <a:lnRef idx="2">
@@ -4237,7 +4982,10 @@
                               <w:jc w:val="center"/>
                             </w:pPr>
                             <w:r>
-                              <w:t>"FlowVertexTypeParam&lt;br/&gt;Shape types"</w:t>
+                              <w:rPr>
+                                <w:color w:val="000000"/>
+                              </w:rPr>
+                              <w:t xml:space="preserve">"FlowVertexTypeParam&lt;br/&gt;Shape types"</w:t>
                             </w:r>
                           </w:p>
                         </w:txbxContent>
@@ -4250,7 +4998,7 @@
                       </wps:bodyPr>
                     </wps:wsp>
                     <wps:wsp>
-                      <wps:cNvPr id="86" name="Utility Functions"/>
+                      <wps:cNvPr id="87" name="Utility Functions"/>
                       <wps:cNvSpPr/>
                       <wps:spPr>
                         <a:xfrm>
@@ -4263,6 +5011,12 @@
                         <a:solidFill>
                           <a:srgbClr val="D9E2F3"/>
                         </a:solidFill>
+                        <a:ln w="12700" cap="flat" cmpd="sng" algn="ctr">
+                          <a:solidFill>
+                            <a:srgbClr val="2F5496"/>
+                          </a:solidFill>
+                          <a:prstDash val="solid"/>
+                        </a:ln>
                       </wps:spPr>
                       <wps:style>
                         <a:lnRef idx="2">
@@ -4287,7 +5041,10 @@
                               <w:jc w:val="center"/>
                             </w:pPr>
                             <w:r>
-                              <w:t>Utility Functions</w:t>
+                              <w:rPr>
+                                <w:color w:val="000000"/>
+                              </w:rPr>
+                              <w:t xml:space="preserve">Utility Functions</w:t>
                             </w:r>
                           </w:p>
                         </w:txbxContent>
@@ -4300,7 +5057,7 @@
                       </wps:bodyPr>
                     </wps:wsp>
                     <wps:wsp>
-                      <wps:cNvPr id="87" name="&quot;lookUpDomId(id)&quot;"/>
+                      <wps:cNvPr id="88" name="&quot;lookUpDomId(id)&quot;"/>
                       <wps:cNvSpPr/>
                       <wps:spPr>
                         <a:xfrm>
@@ -4313,6 +5070,12 @@
                         <a:solidFill>
                           <a:srgbClr val="D9E2F3"/>
                         </a:solidFill>
+                        <a:ln w="12700" cap="flat" cmpd="sng" algn="ctr">
+                          <a:solidFill>
+                            <a:srgbClr val="2F5496"/>
+                          </a:solidFill>
+                          <a:prstDash val="solid"/>
+                        </a:ln>
                       </wps:spPr>
                       <wps:style>
                         <a:lnRef idx="2">
@@ -4337,7 +5100,10 @@
                               <w:jc w:val="center"/>
                             </w:pPr>
                             <w:r>
-                              <w:t>"lookUpDomId(id)"</w:t>
+                              <w:rPr>
+                                <w:color w:val="000000"/>
+                              </w:rPr>
+                              <w:t xml:space="preserve">"lookUpDomId(id)"</w:t>
                             </w:r>
                           </w:p>
                         </w:txbxContent>
@@ -4350,7 +5116,7 @@
                       </wps:bodyPr>
                     </wps:wsp>
                     <wps:wsp>
-                      <wps:cNvPr id="88" name="&quot;getClasses()&quot;"/>
+                      <wps:cNvPr id="89" name="&quot;getClasses()&quot;"/>
                       <wps:cNvSpPr/>
                       <wps:spPr>
                         <a:xfrm>
@@ -4363,6 +5129,12 @@
                         <a:solidFill>
                           <a:srgbClr val="D9E2F3"/>
                         </a:solidFill>
+                        <a:ln w="12700" cap="flat" cmpd="sng" algn="ctr">
+                          <a:solidFill>
+                            <a:srgbClr val="2F5496"/>
+                          </a:solidFill>
+                          <a:prstDash val="solid"/>
+                        </a:ln>
                       </wps:spPr>
                       <wps:style>
                         <a:lnRef idx="2">
@@ -4387,7 +5159,10 @@
                               <w:jc w:val="center"/>
                             </w:pPr>
                             <w:r>
-                              <w:t>"getClasses()"</w:t>
+                              <w:rPr>
+                                <w:color w:val="000000"/>
+                              </w:rPr>
+                              <w:t xml:space="preserve">"getClasses()"</w:t>
                             </w:r>
                           </w:p>
                         </w:txbxContent>
@@ -4400,7 +5175,7 @@
                       </wps:bodyPr>
                     </wps:wsp>
                     <wps:wsp>
-                      <wps:cNvPr id="89" name="&quot;getDirection()&quot;"/>
+                      <wps:cNvPr id="90" name="&quot;getDirection()&quot;"/>
                       <wps:cNvSpPr/>
                       <wps:spPr>
                         <a:xfrm>
@@ -4413,6 +5188,12 @@
                         <a:solidFill>
                           <a:srgbClr val="D9E2F3"/>
                         </a:solidFill>
+                        <a:ln w="12700" cap="flat" cmpd="sng" algn="ctr">
+                          <a:solidFill>
+                            <a:srgbClr val="2F5496"/>
+                          </a:solidFill>
+                          <a:prstDash val="solid"/>
+                        </a:ln>
                       </wps:spPr>
                       <wps:style>
                         <a:lnRef idx="2">
@@ -4437,7 +5218,10 @@
                               <w:jc w:val="center"/>
                             </w:pPr>
                             <w:r>
-                              <w:t>"getDirection()"</w:t>
+                              <w:rPr>
+                                <w:color w:val="000000"/>
+                              </w:rPr>
+                              <w:t xml:space="preserve">"getDirection()"</w:t>
                             </w:r>
                           </w:p>
                         </w:txbxContent>
@@ -4450,7 +5234,7 @@
                       </wps:bodyPr>
                     </wps:wsp>
                     <wps:wsp>
-                      <wps:cNvPr id="90" name="&quot;getVertices()&quot;"/>
+                      <wps:cNvPr id="91" name="&quot;getVertices()&quot;"/>
                       <wps:cNvSpPr/>
                       <wps:spPr>
                         <a:xfrm>
@@ -4463,6 +5247,12 @@
                         <a:solidFill>
                           <a:srgbClr val="D9E2F3"/>
                         </a:solidFill>
+                        <a:ln w="12700" cap="flat" cmpd="sng" algn="ctr">
+                          <a:solidFill>
+                            <a:srgbClr val="2F5496"/>
+                          </a:solidFill>
+                          <a:prstDash val="solid"/>
+                        </a:ln>
                       </wps:spPr>
                       <wps:style>
                         <a:lnRef idx="2">
@@ -4487,7 +5277,10 @@
                               <w:jc w:val="center"/>
                             </w:pPr>
                             <w:r>
-                              <w:t>"getVertices()"</w:t>
+                              <w:rPr>
+                                <w:color w:val="000000"/>
+                              </w:rPr>
+                              <w:t xml:space="preserve">"getVertices()"</w:t>
                             </w:r>
                           </w:p>
                         </w:txbxContent>
@@ -4500,7 +5293,7 @@
                       </wps:bodyPr>
                     </wps:wsp>
                     <wps:wsp>
-                      <wps:cNvPr id="91" name="&quot;getEdges()&quot;"/>
+                      <wps:cNvPr id="92" name="&quot;getEdges()&quot;"/>
                       <wps:cNvSpPr/>
                       <wps:spPr>
                         <a:xfrm>
@@ -4513,6 +5306,12 @@
                         <a:solidFill>
                           <a:srgbClr val="D9E2F3"/>
                         </a:solidFill>
+                        <a:ln w="12700" cap="flat" cmpd="sng" algn="ctr">
+                          <a:solidFill>
+                            <a:srgbClr val="2F5496"/>
+                          </a:solidFill>
+                          <a:prstDash val="solid"/>
+                        </a:ln>
                       </wps:spPr>
                       <wps:style>
                         <a:lnRef idx="2">
@@ -4537,7 +5336,10 @@
                               <w:jc w:val="center"/>
                             </w:pPr>
                             <w:r>
-                              <w:t>"getEdges()"</w:t>
+                              <w:rPr>
+                                <w:color w:val="000000"/>
+                              </w:rPr>
+                              <w:t xml:space="preserve">"getEdges()"</w:t>
                             </w:r>
                           </w:p>
                         </w:txbxContent>
@@ -4550,7 +5352,7 @@
                       </wps:bodyPr>
                     </wps:wsp>
                     <wps:wsp>
-                      <wps:cNvPr id="92" name="&quot;getSubGraphs()&quot;"/>
+                      <wps:cNvPr id="93" name="&quot;getSubGraphs()&quot;"/>
                       <wps:cNvSpPr/>
                       <wps:spPr>
                         <a:xfrm>
@@ -4563,6 +5365,12 @@
                         <a:solidFill>
                           <a:srgbClr val="D9E2F3"/>
                         </a:solidFill>
+                        <a:ln w="12700" cap="flat" cmpd="sng" algn="ctr">
+                          <a:solidFill>
+                            <a:srgbClr val="2F5496"/>
+                          </a:solidFill>
+                          <a:prstDash val="solid"/>
+                        </a:ln>
                       </wps:spPr>
                       <wps:style>
                         <a:lnRef idx="2">
@@ -4587,7 +5395,10 @@
                               <w:jc w:val="center"/>
                             </w:pPr>
                             <w:r>
-                              <w:t>"getSubGraphs()"</w:t>
+                              <w:rPr>
+                                <w:color w:val="000000"/>
+                              </w:rPr>
+                              <w:t xml:space="preserve">"getSubGraphs()"</w:t>
                             </w:r>
                           </w:p>
                         </w:txbxContent>
@@ -4600,7 +5411,7 @@
                       </wps:bodyPr>
                     </wps:wsp>
                     <wps:wsp>
-                      <wps:cNvPr id="93" name="&quot;clear()&quot;"/>
+                      <wps:cNvPr id="94" name="&quot;clear()&quot;"/>
                       <wps:cNvSpPr/>
                       <wps:spPr>
                         <a:xfrm>
@@ -4613,6 +5424,12 @@
                         <a:solidFill>
                           <a:srgbClr val="D9E2F3"/>
                         </a:solidFill>
+                        <a:ln w="12700" cap="flat" cmpd="sng" algn="ctr">
+                          <a:solidFill>
+                            <a:srgbClr val="2F5496"/>
+                          </a:solidFill>
+                          <a:prstDash val="solid"/>
+                        </a:ln>
                       </wps:spPr>
                       <wps:style>
                         <a:lnRef idx="2">
@@ -4637,7 +5454,10 @@
                               <w:jc w:val="center"/>
                             </w:pPr>
                             <w:r>
-                              <w:t>"clear()"</w:t>
+                              <w:rPr>
+                                <w:color w:val="000000"/>
+                              </w:rPr>
+                              <w:t xml:space="preserve">"clear()"</w:t>
                             </w:r>
                           </w:p>
                         </w:txbxContent>
@@ -4650,7 +5470,7 @@
                       </wps:bodyPr>
                     </wps:wsp>
                     <wps:wsp>
-                      <wps:cNvPr id="94" name="&quot;defaultConfig()&quot;"/>
+                      <wps:cNvPr id="95" name="&quot;defaultConfig()&quot;"/>
                       <wps:cNvSpPr/>
                       <wps:spPr>
                         <a:xfrm>
@@ -4663,6 +5483,12 @@
                         <a:solidFill>
                           <a:srgbClr val="D9E2F3"/>
                         </a:solidFill>
+                        <a:ln w="12700" cap="flat" cmpd="sng" algn="ctr">
+                          <a:solidFill>
+                            <a:srgbClr val="2F5496"/>
+                          </a:solidFill>
+                          <a:prstDash val="solid"/>
+                        </a:ln>
                       </wps:spPr>
                       <wps:style>
                         <a:lnRef idx="2">
@@ -4687,7 +5513,10 @@
                               <w:jc w:val="center"/>
                             </w:pPr>
                             <w:r>
-                              <w:t>"defaultConfig()"</w:t>
+                              <w:rPr>
+                                <w:color w:val="000000"/>
+                              </w:rPr>
+                              <w:t xml:space="preserve">"defaultConfig()"</w:t>
                             </w:r>
                           </w:p>
                         </w:txbxContent>
@@ -4700,7 +5529,7 @@
                       </wps:bodyPr>
                     </wps:wsp>
                     <wps:wsp>
-                      <wps:cNvPr id="95" name="Event Handling"/>
+                      <wps:cNvPr id="96" name="Event Handling"/>
                       <wps:cNvSpPr/>
                       <wps:spPr>
                         <a:xfrm>
@@ -4713,6 +5542,12 @@
                         <a:solidFill>
                           <a:srgbClr val="D9E2F3"/>
                         </a:solidFill>
+                        <a:ln w="12700" cap="flat" cmpd="sng" algn="ctr">
+                          <a:solidFill>
+                            <a:srgbClr val="2F5496"/>
+                          </a:solidFill>
+                          <a:prstDash val="solid"/>
+                        </a:ln>
                       </wps:spPr>
                       <wps:style>
                         <a:lnRef idx="2">
@@ -4737,7 +5572,10 @@
                               <w:jc w:val="center"/>
                             </w:pPr>
                             <w:r>
-                              <w:t>Event Handling</w:t>
+                              <w:rPr>
+                                <w:color w:val="000000"/>
+                              </w:rPr>
+                              <w:t xml:space="preserve">Event Handling</w:t>
                             </w:r>
                           </w:p>
                         </w:txbxContent>
@@ -4750,7 +5588,7 @@
                       </wps:bodyPr>
                     </wps:wsp>
                     <wps:wsp>
-                      <wps:cNvPr id="96" name="&quot;setupToolTips(element)&quot;"/>
+                      <wps:cNvPr id="97" name="&quot;setupToolTips(element)&quot;"/>
                       <wps:cNvSpPr/>
                       <wps:spPr>
                         <a:xfrm>
@@ -4763,6 +5601,12 @@
                         <a:solidFill>
                           <a:srgbClr val="D9E2F3"/>
                         </a:solidFill>
+                        <a:ln w="12700" cap="flat" cmpd="sng" algn="ctr">
+                          <a:solidFill>
+                            <a:srgbClr val="2F5496"/>
+                          </a:solidFill>
+                          <a:prstDash val="solid"/>
+                        </a:ln>
                       </wps:spPr>
                       <wps:style>
                         <a:lnRef idx="2">
@@ -4787,7 +5631,10 @@
                               <w:jc w:val="center"/>
                             </w:pPr>
                             <w:r>
-                              <w:t>"setupToolTips(element)"</w:t>
+                              <w:rPr>
+                                <w:color w:val="000000"/>
+                              </w:rPr>
+                              <w:t xml:space="preserve">"setupToolTips(element)"</w:t>
                             </w:r>
                           </w:p>
                         </w:txbxContent>
@@ -4800,7 +5647,7 @@
                       </wps:bodyPr>
                     </wps:wsp>
                     <wps:wsp>
-                      <wps:cNvPr id="97" name="&quot;bindFunctions(element)&quot;"/>
+                      <wps:cNvPr id="98" name="&quot;bindFunctions(element)&quot;"/>
                       <wps:cNvSpPr/>
                       <wps:spPr>
                         <a:xfrm>
@@ -4813,6 +5660,12 @@
                         <a:solidFill>
                           <a:srgbClr val="D9E2F3"/>
                         </a:solidFill>
+                        <a:ln w="12700" cap="flat" cmpd="sng" algn="ctr">
+                          <a:solidFill>
+                            <a:srgbClr val="2F5496"/>
+                          </a:solidFill>
+                          <a:prstDash val="solid"/>
+                        </a:ln>
                       </wps:spPr>
                       <wps:style>
                         <a:lnRef idx="2">
@@ -4837,7 +5690,10 @@
                               <w:jc w:val="center"/>
                             </w:pPr>
                             <w:r>
-                              <w:t>"bindFunctions(element)"</w:t>
+                              <w:rPr>
+                                <w:color w:val="000000"/>
+                              </w:rPr>
+                              <w:t xml:space="preserve">"bindFunctions(element)"</w:t>
                             </w:r>
                           </w:p>
                         </w:txbxContent>
@@ -4850,7 +5706,7 @@
                       </wps:bodyPr>
                     </wps:wsp>
                     <wps:wsp>
-                      <wps:cNvPr id="98" name="&quot;utils.runFunc(functionName, args)&quot;"/>
+                      <wps:cNvPr id="99" name="&quot;utils.runFunc(functionName, args)&quot;"/>
                       <wps:cNvSpPr/>
                       <wps:spPr>
                         <a:xfrm>
@@ -4863,6 +5719,12 @@
                         <a:solidFill>
                           <a:srgbClr val="D9E2F3"/>
                         </a:solidFill>
+                        <a:ln w="12700" cap="flat" cmpd="sng" algn="ctr">
+                          <a:solidFill>
+                            <a:srgbClr val="2F5496"/>
+                          </a:solidFill>
+                          <a:prstDash val="solid"/>
+                        </a:ln>
                       </wps:spPr>
                       <wps:style>
                         <a:lnRef idx="2">
@@ -4887,7 +5749,10 @@
                               <w:jc w:val="center"/>
                             </w:pPr>
                             <w:r>
-                              <w:t>"utils.runFunc(functionName, args)"</w:t>
+                              <w:rPr>
+                                <w:color w:val="000000"/>
+                              </w:rPr>
+                              <w:t xml:space="preserve">"utils.runFunc(functionName, args)"</w:t>
                             </w:r>
                           </w:p>
                         </w:txbxContent>
@@ -4900,7 +5765,7 @@
                       </wps:bodyPr>
                     </wps:wsp>
                     <wps:wsp>
-                      <wps:cNvPr id="99" name="&quot;commonDb.js functions&quot;"/>
+                      <wps:cNvPr id="100" name="&quot;commonDb.js functions&quot;"/>
                       <wps:cNvSpPr/>
                       <wps:spPr>
                         <a:xfrm>
@@ -4913,6 +5778,12 @@
                         <a:solidFill>
                           <a:srgbClr val="D9E2F3"/>
                         </a:solidFill>
+                        <a:ln w="12700" cap="flat" cmpd="sng" algn="ctr">
+                          <a:solidFill>
+                            <a:srgbClr val="2F5496"/>
+                          </a:solidFill>
+                          <a:prstDash val="solid"/>
+                        </a:ln>
                       </wps:spPr>
                       <wps:style>
                         <a:lnRef idx="2">
@@ -4937,7 +5808,10 @@
                               <w:jc w:val="center"/>
                             </w:pPr>
                             <w:r>
-                              <w:t>"commonDb.js functions"</w:t>
+                              <w:rPr>
+                                <w:color w:val="000000"/>
+                              </w:rPr>
+                              <w:t xml:space="preserve">"commonDb.js functions"</w:t>
                             </w:r>
                           </w:p>
                         </w:txbxContent>
@@ -4950,7 +5824,7 @@
                       </wps:bodyPr>
                     </wps:wsp>
                     <wps:wsp>
-                      <wps:cNvPr id="100" name="&quot;setAccTitle()&quot;"/>
+                      <wps:cNvPr id="101" name="&quot;setAccTitle()&quot;"/>
                       <wps:cNvSpPr/>
                       <wps:spPr>
                         <a:xfrm>
@@ -4963,6 +5837,12 @@
                         <a:solidFill>
                           <a:srgbClr val="D9E2F3"/>
                         </a:solidFill>
+                        <a:ln w="12700" cap="flat" cmpd="sng" algn="ctr">
+                          <a:solidFill>
+                            <a:srgbClr val="2F5496"/>
+                          </a:solidFill>
+                          <a:prstDash val="solid"/>
+                        </a:ln>
                       </wps:spPr>
                       <wps:style>
                         <a:lnRef idx="2">
@@ -4987,7 +5867,10 @@
                               <w:jc w:val="center"/>
                             </w:pPr>
                             <w:r>
-                              <w:t>"setAccTitle()"</w:t>
+                              <w:rPr>
+                                <w:color w:val="000000"/>
+                              </w:rPr>
+                              <w:t xml:space="preserve">"setAccTitle()"</w:t>
                             </w:r>
                           </w:p>
                         </w:txbxContent>
@@ -5000,7 +5883,7 @@
                       </wps:bodyPr>
                     </wps:wsp>
                     <wps:wsp>
-                      <wps:cNvPr id="101" name="&quot;getAccTitle()&quot;"/>
+                      <wps:cNvPr id="102" name="&quot;getAccTitle()&quot;"/>
                       <wps:cNvSpPr/>
                       <wps:spPr>
                         <a:xfrm>
@@ -5013,6 +5896,12 @@
                         <a:solidFill>
                           <a:srgbClr val="D9E2F3"/>
                         </a:solidFill>
+                        <a:ln w="12700" cap="flat" cmpd="sng" algn="ctr">
+                          <a:solidFill>
+                            <a:srgbClr val="2F5496"/>
+                          </a:solidFill>
+                          <a:prstDash val="solid"/>
+                        </a:ln>
                       </wps:spPr>
                       <wps:style>
                         <a:lnRef idx="2">
@@ -5037,7 +5926,10 @@
                               <w:jc w:val="center"/>
                             </w:pPr>
                             <w:r>
-                              <w:t>"getAccTitle()"</w:t>
+                              <w:rPr>
+                                <w:color w:val="000000"/>
+                              </w:rPr>
+                              <w:t xml:space="preserve">"getAccTitle()"</w:t>
                             </w:r>
                           </w:p>
                         </w:txbxContent>
@@ -5050,7 +5942,7 @@
                       </wps:bodyPr>
                     </wps:wsp>
                     <wps:wsp>
-                      <wps:cNvPr id="102" name="&quot;setAccDescription()&quot;"/>
+                      <wps:cNvPr id="103" name="&quot;setAccDescription()&quot;"/>
                       <wps:cNvSpPr/>
                       <wps:spPr>
                         <a:xfrm>
@@ -5063,6 +5955,12 @@
                         <a:solidFill>
                           <a:srgbClr val="D9E2F3"/>
                         </a:solidFill>
+                        <a:ln w="12700" cap="flat" cmpd="sng" algn="ctr">
+                          <a:solidFill>
+                            <a:srgbClr val="2F5496"/>
+                          </a:solidFill>
+                          <a:prstDash val="solid"/>
+                        </a:ln>
                       </wps:spPr>
                       <wps:style>
                         <a:lnRef idx="2">
@@ -5087,7 +5985,10 @@
                               <w:jc w:val="center"/>
                             </w:pPr>
                             <w:r>
-                              <w:t>"setAccDescription()"</w:t>
+                              <w:rPr>
+                                <w:color w:val="000000"/>
+                              </w:rPr>
+                              <w:t xml:space="preserve">"setAccDescription()"</w:t>
                             </w:r>
                           </w:p>
                         </w:txbxContent>
@@ -5100,7 +6001,7 @@
                       </wps:bodyPr>
                     </wps:wsp>
                     <wps:wsp>
-                      <wps:cNvPr id="103" name="&quot;getAccDescription()&quot;"/>
+                      <wps:cNvPr id="104" name="&quot;getAccDescription()&quot;"/>
                       <wps:cNvSpPr/>
                       <wps:spPr>
                         <a:xfrm>
@@ -5113,6 +6014,12 @@
                         <a:solidFill>
                           <a:srgbClr val="D9E2F3"/>
                         </a:solidFill>
+                        <a:ln w="12700" cap="flat" cmpd="sng" algn="ctr">
+                          <a:solidFill>
+                            <a:srgbClr val="2F5496"/>
+                          </a:solidFill>
+                          <a:prstDash val="solid"/>
+                        </a:ln>
                       </wps:spPr>
                       <wps:style>
                         <a:lnRef idx="2">
@@ -5137,7 +6044,10 @@
                               <w:jc w:val="center"/>
                             </w:pPr>
                             <w:r>
-                              <w:t>"getAccDescription()"</w:t>
+                              <w:rPr>
+                                <w:color w:val="000000"/>
+                              </w:rPr>
+                              <w:t xml:space="preserve">"getAccDescription()"</w:t>
                             </w:r>
                           </w:p>
                         </w:txbxContent>
@@ -5150,7 +6060,7 @@
                       </wps:bodyPr>
                     </wps:wsp>
                     <wps:wsp>
-                      <wps:cNvPr id="104" name="&quot;setDiagramTitle()&quot;"/>
+                      <wps:cNvPr id="105" name="&quot;setDiagramTitle()&quot;"/>
                       <wps:cNvSpPr/>
                       <wps:spPr>
                         <a:xfrm>
@@ -5163,6 +6073,12 @@
                         <a:solidFill>
                           <a:srgbClr val="D9E2F3"/>
                         </a:solidFill>
+                        <a:ln w="12700" cap="flat" cmpd="sng" algn="ctr">
+                          <a:solidFill>
+                            <a:srgbClr val="2F5496"/>
+                          </a:solidFill>
+                          <a:prstDash val="solid"/>
+                        </a:ln>
                       </wps:spPr>
                       <wps:style>
                         <a:lnRef idx="2">
@@ -5187,7 +6103,10 @@
                               <w:jc w:val="center"/>
                             </w:pPr>
                             <w:r>
-                              <w:t>"setDiagramTitle()"</w:t>
+                              <w:rPr>
+                                <w:color w:val="000000"/>
+                              </w:rPr>
+                              <w:t xml:space="preserve">"setDiagramTitle()"</w:t>
                             </w:r>
                           </w:p>
                         </w:txbxContent>
@@ -5200,7 +6119,7 @@
                       </wps:bodyPr>
                     </wps:wsp>
                     <wps:wsp>
-                      <wps:cNvPr id="105" name="&quot;getDiagramTitle()&quot;"/>
+                      <wps:cNvPr id="106" name="&quot;getDiagramTitle()&quot;"/>
                       <wps:cNvSpPr/>
                       <wps:spPr>
                         <a:xfrm>
@@ -5213,6 +6132,12 @@
                         <a:solidFill>
                           <a:srgbClr val="D9E2F3"/>
                         </a:solidFill>
+                        <a:ln w="12700" cap="flat" cmpd="sng" algn="ctr">
+                          <a:solidFill>
+                            <a:srgbClr val="2F5496"/>
+                          </a:solidFill>
+                          <a:prstDash val="solid"/>
+                        </a:ln>
                       </wps:spPr>
                       <wps:style>
                         <a:lnRef idx="2">
@@ -5237,7 +6162,10 @@
                               <w:jc w:val="center"/>
                             </w:pPr>
                             <w:r>
-                              <w:t>"getDiagramTitle()"</w:t>
+                              <w:rPr>
+                                <w:color w:val="000000"/>
+                              </w:rPr>
+                              <w:t xml:space="preserve">"getDiagramTitle()"</w:t>
                             </w:r>
                           </w:p>
                         </w:txbxContent>
@@ -5250,7 +6178,7 @@
                       </wps:bodyPr>
                     </wps:wsp>
                     <wps:wsp>
-                      <wps:cNvPr id="106" name="&quot;clear()&quot;"/>
+                      <wps:cNvPr id="107" name="&quot;clear()&quot;"/>
                       <wps:cNvSpPr/>
                       <wps:spPr>
                         <a:xfrm>
@@ -5263,6 +6191,12 @@
                         <a:solidFill>
                           <a:srgbClr val="D9E2F3"/>
                         </a:solidFill>
+                        <a:ln w="12700" cap="flat" cmpd="sng" algn="ctr">
+                          <a:solidFill>
+                            <a:srgbClr val="2F5496"/>
+                          </a:solidFill>
+                          <a:prstDash val="solid"/>
+                        </a:ln>
                       </wps:spPr>
                       <wps:style>
                         <a:lnRef idx="2">
@@ -5287,7 +6221,10 @@
                               <w:jc w:val="center"/>
                             </w:pPr>
                             <w:r>
-                              <w:t>"clear()"</w:t>
+                              <w:rPr>
+                                <w:color w:val="000000"/>
+                              </w:rPr>
+                              <w:t xml:space="preserve">"clear()"</w:t>
                             </w:r>
                           </w:p>
                         </w:txbxContent>
@@ -5300,7 +6237,7 @@
                       </wps:bodyPr>
                     </wps:wsp>
                     <wps:wsp>
-                      <wps:cNvPr id="107" name="&quot;Final SVG Output&quot;"/>
+                      <wps:cNvPr id="108" name="&quot;Final SVG Output&quot;"/>
                       <wps:cNvSpPr/>
                       <wps:spPr>
                         <a:xfrm>
@@ -5313,6 +6250,12 @@
                         <a:solidFill>
                           <a:srgbClr val="D9E2F3"/>
                         </a:solidFill>
+                        <a:ln w="12700" cap="flat" cmpd="sng" algn="ctr">
+                          <a:solidFill>
+                            <a:srgbClr val="2F5496"/>
+                          </a:solidFill>
+                          <a:prstDash val="solid"/>
+                        </a:ln>
                       </wps:spPr>
                       <wps:style>
                         <a:lnRef idx="2">
@@ -5337,7 +6280,10 @@
                               <w:jc w:val="center"/>
                             </w:pPr>
                             <w:r>
-                              <w:t>"Final SVG Output"</w:t>
+                              <w:rPr>
+                                <w:color w:val="000000"/>
+                              </w:rPr>
+                              <w:t xml:space="preserve">"Final SVG Output"</w:t>
                             </w:r>
                           </w:p>
                         </w:txbxContent>
@@ -5350,7 +6296,7 @@
                       </wps:bodyPr>
                     </wps:wsp>
                     <wps:wsp>
-                      <wps:cNvPr id="108" name="Layout Algorithm"/>
+                      <wps:cNvPr id="109" name="Layout Algorithm"/>
                       <wps:cNvSpPr/>
                       <wps:spPr>
                         <a:xfrm>
@@ -5363,6 +6309,12 @@
                         <a:solidFill>
                           <a:srgbClr val="D9E2F3"/>
                         </a:solidFill>
+                        <a:ln w="12700" cap="flat" cmpd="sng" algn="ctr">
+                          <a:solidFill>
+                            <a:srgbClr val="2F5496"/>
+                          </a:solidFill>
+                          <a:prstDash val="solid"/>
+                        </a:ln>
                       </wps:spPr>
                       <wps:style>
                         <a:lnRef idx="2">
@@ -5387,7 +6339,10 @@
                               <w:jc w:val="center"/>
                             </w:pPr>
                             <w:r>
-                              <w:t>Layout Algorithm</w:t>
+                              <w:rPr>
+                                <w:color w:val="000000"/>
+                              </w:rPr>
+                              <w:t xml:space="preserve">Layout Algorithm</w:t>
                             </w:r>
                           </w:p>
                         </w:txbxContent>
@@ -5400,7 +6355,7 @@
                       </wps:bodyPr>
                     </wps:wsp>
                     <wps:wsp>
-                      <wps:cNvPr id="109" name="&quot;dagre&lt;br/&gt;(default)&quot;"/>
+                      <wps:cNvPr id="110" name="&quot;dagre&lt;br/&gt;(default)&quot;"/>
                       <wps:cNvSpPr/>
                       <wps:spPr>
                         <a:xfrm>
@@ -5413,6 +6368,12 @@
                         <a:solidFill>
                           <a:srgbClr val="D9E2F3"/>
                         </a:solidFill>
+                        <a:ln w="12700" cap="flat" cmpd="sng" algn="ctr">
+                          <a:solidFill>
+                            <a:srgbClr val="2F5496"/>
+                          </a:solidFill>
+                          <a:prstDash val="solid"/>
+                        </a:ln>
                       </wps:spPr>
                       <wps:style>
                         <a:lnRef idx="2">
@@ -5437,7 +6398,10 @@
                               <w:jc w:val="center"/>
                             </w:pPr>
                             <w:r>
-                              <w:t>"dagre&lt;br/&gt;(default)"</w:t>
+                              <w:rPr>
+                                <w:color w:val="000000"/>
+                              </w:rPr>
+                              <w:t xml:space="preserve">"dagre&lt;br/&gt;(default)"</w:t>
                             </w:r>
                           </w:p>
                         </w:txbxContent>
@@ -5450,7 +6414,7 @@
                       </wps:bodyPr>
                     </wps:wsp>
                     <wps:wsp>
-                      <wps:cNvPr id="110" name="&quot;dagre-wrapper&lt;br/&gt;(v2 renderer)&quot;"/>
+                      <wps:cNvPr id="111" name="&quot;dagre-wrapper&lt;br/&gt;(v2 renderer)&quot;"/>
                       <wps:cNvSpPr/>
                       <wps:spPr>
                         <a:xfrm>
@@ -5463,6 +6427,12 @@
                         <a:solidFill>
                           <a:srgbClr val="D9E2F3"/>
                         </a:solidFill>
+                        <a:ln w="12700" cap="flat" cmpd="sng" algn="ctr">
+                          <a:solidFill>
+                            <a:srgbClr val="2F5496"/>
+                          </a:solidFill>
+                          <a:prstDash val="solid"/>
+                        </a:ln>
                       </wps:spPr>
                       <wps:style>
                         <a:lnRef idx="2">
@@ -5487,7 +6457,10 @@
                               <w:jc w:val="center"/>
                             </w:pPr>
                             <w:r>
-                              <w:t>"dagre-wrapper&lt;br/&gt;(v2 renderer)"</w:t>
+                              <w:rPr>
+                                <w:color w:val="000000"/>
+                              </w:rPr>
+                              <w:t xml:space="preserve">"dagre-wrapper&lt;br/&gt;(v2 renderer)"</w:t>
                             </w:r>
                           </w:p>
                         </w:txbxContent>
@@ -5500,7 +6473,7 @@
                       </wps:bodyPr>
                     </wps:wsp>
                     <wps:wsp>
-                      <wps:cNvPr id="111" name="&quot;elk&lt;br/&gt;(external package)&quot;"/>
+                      <wps:cNvPr id="112" name="&quot;elk&lt;br/&gt;(external package)&quot;"/>
                       <wps:cNvSpPr/>
                       <wps:spPr>
                         <a:xfrm>
@@ -5513,6 +6486,12 @@
                         <a:solidFill>
                           <a:srgbClr val="D9E2F3"/>
                         </a:solidFill>
+                        <a:ln w="12700" cap="flat" cmpd="sng" algn="ctr">
+                          <a:solidFill>
+                            <a:srgbClr val="2F5496"/>
+                          </a:solidFill>
+                          <a:prstDash val="solid"/>
+                        </a:ln>
                       </wps:spPr>
                       <wps:style>
                         <a:lnRef idx="2">
@@ -5537,7 +6516,10 @@
                               <w:jc w:val="center"/>
                             </w:pPr>
                             <w:r>
-                              <w:t>"elk&lt;br/&gt;(external package)"</w:t>
+                              <w:rPr>
+                                <w:color w:val="000000"/>
+                              </w:rPr>
+                              <w:t xml:space="preserve">"elk&lt;br/&gt;(external package)"</w:t>
                             </w:r>
                           </w:p>
                         </w:txbxContent>
@@ -5550,7 +6532,7 @@
                       </wps:bodyPr>
                     </wps:wsp>
                     <wps:wsp>
-                      <wps:cNvPr id="112" name="&quot;Test Files&quot;"/>
+                      <wps:cNvPr id="113" name="&quot;Test Files&quot;"/>
                       <wps:cNvSpPr/>
                       <wps:spPr>
                         <a:xfrm>
@@ -5563,6 +6545,12 @@
                         <a:solidFill>
                           <a:srgbClr val="D9E2F3"/>
                         </a:solidFill>
+                        <a:ln w="12700" cap="flat" cmpd="sng" algn="ctr">
+                          <a:solidFill>
+                            <a:srgbClr val="2F5496"/>
+                          </a:solidFill>
+                          <a:prstDash val="solid"/>
+                        </a:ln>
                       </wps:spPr>
                       <wps:style>
                         <a:lnRef idx="2">
@@ -5587,7 +6575,10 @@
                               <w:jc w:val="center"/>
                             </w:pPr>
                             <w:r>
-                              <w:t>"Test Files"</w:t>
+                              <w:rPr>
+                                <w:color w:val="000000"/>
+                              </w:rPr>
+                              <w:t xml:space="preserve">"Test Files"</w:t>
                             </w:r>
                           </w:p>
                         </w:txbxContent>
@@ -5600,7 +6591,7 @@
                       </wps:bodyPr>
                     </wps:wsp>
                     <wps:wsp>
-                      <wps:cNvPr id="113" name="&quot;flowDb.spec.ts&quot;"/>
+                      <wps:cNvPr id="114" name="&quot;flowDb.spec.ts&quot;"/>
                       <wps:cNvSpPr/>
                       <wps:spPr>
                         <a:xfrm>
@@ -5613,6 +6604,12 @@
                         <a:solidFill>
                           <a:srgbClr val="D9E2F3"/>
                         </a:solidFill>
+                        <a:ln w="12700" cap="flat" cmpd="sng" algn="ctr">
+                          <a:solidFill>
+                            <a:srgbClr val="2F5496"/>
+                          </a:solidFill>
+                          <a:prstDash val="solid"/>
+                        </a:ln>
                       </wps:spPr>
                       <wps:style>
                         <a:lnRef idx="2">
@@ -5637,7 +6634,10 @@
                               <w:jc w:val="center"/>
                             </w:pPr>
                             <w:r>
-                              <w:t>"flowDb.spec.ts"</w:t>
+                              <w:rPr>
+                                <w:color w:val="000000"/>
+                              </w:rPr>
+                              <w:t xml:space="preserve">"flowDb.spec.ts"</w:t>
                             </w:r>
                           </w:p>
                         </w:txbxContent>
@@ -5650,7 +6650,7 @@
                       </wps:bodyPr>
                     </wps:wsp>
                     <wps:wsp>
-                      <wps:cNvPr id="114" name="&quot;flowChartShapes.spec.js&quot;"/>
+                      <wps:cNvPr id="115" name="&quot;flowChartShapes.spec.js&quot;"/>
                       <wps:cNvSpPr/>
                       <wps:spPr>
                         <a:xfrm>
@@ -5663,6 +6663,12 @@
                         <a:solidFill>
                           <a:srgbClr val="D9E2F3"/>
                         </a:solidFill>
+                        <a:ln w="12700" cap="flat" cmpd="sng" algn="ctr">
+                          <a:solidFill>
+                            <a:srgbClr val="2F5496"/>
+                          </a:solidFill>
+                          <a:prstDash val="solid"/>
+                        </a:ln>
                       </wps:spPr>
                       <wps:style>
                         <a:lnRef idx="2">
@@ -5687,7 +6693,10 @@
                               <w:jc w:val="center"/>
                             </w:pPr>
                             <w:r>
-                              <w:t>"flowChartShapes.spec.js"</w:t>
+                              <w:rPr>
+                                <w:color w:val="000000"/>
+                              </w:rPr>
+                              <w:t xml:space="preserve">"flowChartShapes.spec.js"</w:t>
                             </w:r>
                           </w:p>
                         </w:txbxContent>
@@ -5700,7 +6709,7 @@
                       </wps:bodyPr>
                     </wps:wsp>
                     <wps:wsp>
-                      <wps:cNvPr id="115" name="&quot;parser/*.spec.js files&lt;br/&gt;- flow-text.spec.js&lt;br/&gt;- flow-edges.spec.js&lt;br/&gt;- flow-style.spec.js&lt;br/&gt;- subgraph.spec.js&quot;"/>
+                      <wps:cNvPr id="116" name="&quot;parser/*.spec.js files&lt;br/&gt;- flow-text.spec.js&lt;br/&gt;- flow-edges.spec.js&lt;br/&gt;- flow-style.spec.js&lt;br/&gt;- subgraph.spec.js&quot;"/>
                       <wps:cNvSpPr/>
                       <wps:spPr>
                         <a:xfrm>
@@ -5713,6 +6722,12 @@
                         <a:solidFill>
                           <a:srgbClr val="D9E2F3"/>
                         </a:solidFill>
+                        <a:ln w="12700" cap="flat" cmpd="sng" algn="ctr">
+                          <a:solidFill>
+                            <a:srgbClr val="2F5496"/>
+                          </a:solidFill>
+                          <a:prstDash val="solid"/>
+                        </a:ln>
                       </wps:spPr>
                       <wps:style>
                         <a:lnRef idx="2">
@@ -5737,7 +6752,10 @@
                               <w:jc w:val="center"/>
                             </w:pPr>
                             <w:r>
-                              <w:t>"parser/*.spec.js files&lt;br/&gt;- flow-text.spec.js&lt;br/&gt;- flow-edges.spec.js&lt;br/&gt;- flow-style.spec.js&lt;br/&gt;- subgraph.spec.js"</w:t>
+                              <w:rPr>
+                                <w:color w:val="000000"/>
+                              </w:rPr>
+                              <w:t xml:space="preserve">"parser/*.spec.js files&lt;br/&gt;- flow-text.spec.js&lt;br/&gt;- flow-edges.spec.js&lt;br/&gt;- flow-style.spec.js&lt;br/&gt;- subgraph.spec.js"</w:t>
                             </w:r>
                           </w:p>
                         </w:txbxContent>
@@ -5750,7 +6768,7 @@
                       </wps:bodyPr>
                     </wps:wsp>
                     <wps:wsp>
-                      <wps:cNvPr id="116" name="&quot;Configuration Setup&quot;"/>
+                      <wps:cNvPr id="117" name="&quot;Configuration Setup&quot;"/>
                       <wps:cNvSpPr/>
                       <wps:spPr>
                         <a:xfrm>
@@ -5763,6 +6781,12 @@
                         <a:solidFill>
                           <a:srgbClr val="D9E2F3"/>
                         </a:solidFill>
+                        <a:ln w="12700" cap="flat" cmpd="sng" algn="ctr">
+                          <a:solidFill>
+                            <a:srgbClr val="2F5496"/>
+                          </a:solidFill>
+                          <a:prstDash val="solid"/>
+                        </a:ln>
                       </wps:spPr>
                       <wps:style>
                         <a:lnRef idx="2">
@@ -5787,7 +6811,10 @@
                               <w:jc w:val="center"/>
                             </w:pPr>
                             <w:r>
-                              <w:t>"Configuration Setup"</w:t>
+                              <w:rPr>
+                                <w:color w:val="000000"/>
+                              </w:rPr>
+                              <w:t xml:space="preserve">"Configuration Setup"</w:t>
                             </w:r>
                           </w:p>
                         </w:txbxContent>
@@ -5800,7 +6827,7 @@
                       </wps:bodyPr>
                     </wps:wsp>
                     <wps:wsp>
-                      <wps:cNvPr id="117" name="&quot;cnf.flowchart config&quot;"/>
+                      <wps:cNvPr id="118" name="&quot;cnf.flowchart config&quot;"/>
                       <wps:cNvSpPr/>
                       <wps:spPr>
                         <a:xfrm>
@@ -5813,6 +6840,12 @@
                         <a:solidFill>
                           <a:srgbClr val="D9E2F3"/>
                         </a:solidFill>
+                        <a:ln w="12700" cap="flat" cmpd="sng" algn="ctr">
+                          <a:solidFill>
+                            <a:srgbClr val="2F5496"/>
+                          </a:solidFill>
+                          <a:prstDash val="solid"/>
+                        </a:ln>
                       </wps:spPr>
                       <wps:style>
                         <a:lnRef idx="2">
@@ -5837,7 +6870,10 @@
                               <w:jc w:val="center"/>
                             </w:pPr>
                             <w:r>
-                              <w:t>"cnf.flowchart config"</w:t>
+                              <w:rPr>
+                                <w:color w:val="000000"/>
+                              </w:rPr>
+                              <w:t xml:space="preserve">"cnf.flowchart config"</w:t>
                             </w:r>
                           </w:p>
                         </w:txbxContent>
@@ -5850,7 +6886,7 @@
                       </wps:bodyPr>
                     </wps:wsp>
                     <wps:wsp>
-                      <wps:cNvPr id="118" name="&quot;arrowMarkerAbsolute&quot;"/>
+                      <wps:cNvPr id="119" name="&quot;arrowMarkerAbsolute&quot;"/>
                       <wps:cNvSpPr/>
                       <wps:spPr>
                         <a:xfrm>
@@ -5863,6 +6899,12 @@
                         <a:solidFill>
                           <a:srgbClr val="D9E2F3"/>
                         </a:solidFill>
+                        <a:ln w="12700" cap="flat" cmpd="sng" algn="ctr">
+                          <a:solidFill>
+                            <a:srgbClr val="2F5496"/>
+                          </a:solidFill>
+                          <a:prstDash val="solid"/>
+                        </a:ln>
                       </wps:spPr>
                       <wps:style>
                         <a:lnRef idx="2">
@@ -5887,7 +6929,10 @@
                               <w:jc w:val="center"/>
                             </w:pPr>
                             <w:r>
-                              <w:t>"arrowMarkerAbsolute"</w:t>
+                              <w:rPr>
+                                <w:color w:val="000000"/>
+                              </w:rPr>
+                              <w:t xml:space="preserve">"arrowMarkerAbsolute"</w:t>
                             </w:r>
                           </w:p>
                         </w:txbxContent>
@@ -5900,7 +6945,7 @@
                       </wps:bodyPr>
                     </wps:wsp>
                     <wps:wsp>
-                      <wps:cNvPr id="119" name="&quot;layout config&quot;"/>
+                      <wps:cNvPr id="120" name="&quot;layout config&quot;"/>
                       <wps:cNvSpPr/>
                       <wps:spPr>
                         <a:xfrm>
@@ -5913,6 +6958,12 @@
                         <a:solidFill>
                           <a:srgbClr val="D9E2F3"/>
                         </a:solidFill>
+                        <a:ln w="12700" cap="flat" cmpd="sng" algn="ctr">
+                          <a:solidFill>
+                            <a:srgbClr val="2F5496"/>
+                          </a:solidFill>
+                          <a:prstDash val="solid"/>
+                        </a:ln>
                       </wps:spPr>
                       <wps:style>
                         <a:lnRef idx="2">
@@ -5937,7 +6988,10 @@
                               <w:jc w:val="center"/>
                             </w:pPr>
                             <w:r>
-                              <w:t>"layout config"</w:t>
+                              <w:rPr>
+                                <w:color w:val="000000"/>
+                              </w:rPr>
+                              <w:t xml:space="preserve">"layout config"</w:t>
                             </w:r>
                           </w:p>
                         </w:txbxContent>
@@ -5950,7 +7004,7 @@
                       </wps:bodyPr>
                     </wps:wsp>
                     <wps:wsp>
-                      <wps:cNvPr id="120" name="&quot;setConfig() calls&quot;"/>
+                      <wps:cNvPr id="121" name="&quot;setConfig() calls&quot;"/>
                       <wps:cNvSpPr/>
                       <wps:spPr>
                         <a:xfrm>
@@ -5963,6 +7017,12 @@
                         <a:solidFill>
                           <a:srgbClr val="D9E2F3"/>
                         </a:solidFill>
+                        <a:ln w="12700" cap="flat" cmpd="sng" algn="ctr">
+                          <a:solidFill>
+                            <a:srgbClr val="2F5496"/>
+                          </a:solidFill>
+                          <a:prstDash val="solid"/>
+                        </a:ln>
                       </wps:spPr>
                       <wps:style>
                         <a:lnRef idx="2">
@@ -5987,7 +7047,10 @@
                               <w:jc w:val="center"/>
                             </w:pPr>
                             <w:r>
-                              <w:t>"setConfig() calls"</w:t>
+                              <w:rPr>
+                                <w:color w:val="000000"/>
+                              </w:rPr>
+                              <w:t xml:space="preserve">"setConfig() calls"</w:t>
                             </w:r>
                           </w:p>
                         </w:txbxContent>
@@ -6000,50 +7063,26 @@
                       </wps:bodyPr>
                     </wps:wsp>
                     <wps:wsp>
-                      <wps:cNvPr id="121" name="Connector"/>
-                      <wps:cNvCnPr>
-                        <a:stCxn id="2" idx="3"/>
-                        <a:endCxn id="3" idx="1"/>
-                      </wps:cNvCnPr>
-                      <wps:spPr>
-                        <a:xfrm>
-                          <a:off x="53721000" y="285750"/>
-                          <a:ext cx="0" cy="1333500"/>
-                        </a:xfrm>
-                        <a:prstGeom prst="line">
-                          <a:avLst/>
-                        </a:prstGeom>
-                      </wps:spPr>
-                      <wps:style>
-                        <a:lnRef idx="2">
-                          <a:schemeClr val="accent1"/>
-                        </a:lnRef>
-                        <a:fillRef idx="0">
-                          <a:schemeClr val="accent1"/>
-                        </a:fillRef>
-                        <a:effectRef idx="1">
-                          <a:schemeClr val="accent1"/>
-                        </a:effectRef>
-                        <a:fontRef idx="minor">
-                          <a:schemeClr val="tx1"/>
-                        </a:fontRef>
-                      </wps:style>
-                      <wps:bodyPr/>
-                    </wps:wsp>
-                    <wps:wsp>
                       <wps:cNvPr id="122" name="Connector"/>
                       <wps:cNvCnPr>
-                        <a:stCxn id="3" idx="4"/>
-                        <a:endCxn id="4" idx="2"/>
+                        <a:stCxn id="3" idx="2"/>
+                        <a:endCxn id="4" idx="0"/>
                       </wps:cNvCnPr>
                       <wps:spPr>
                         <a:xfrm>
-                          <a:off x="52006500" y="1619250"/>
-                          <a:ext cx="1714500" cy="1333500"/>
+                          <a:off x="53721000" y="571500"/>
+                          <a:ext cx="0" cy="762000"/>
                         </a:xfrm>
                         <a:prstGeom prst="line">
                           <a:avLst/>
                         </a:prstGeom>
+                        <a:ln w="12700" cap="flat" cmpd="sng" algn="ctr">
+                          <a:solidFill>
+                            <a:srgbClr val="2F5496"/>
+                          </a:solidFill>
+                          <a:prstDash val="solid"/>
+                          <a:tailEnd type="triangle" w="med" len="med"/>
+                        </a:ln>
                       </wps:spPr>
                       <wps:style>
                         <a:lnRef idx="2">
@@ -6064,17 +7103,24 @@
                     <wps:wsp>
                       <wps:cNvPr id="123" name="Connector"/>
                       <wps:cNvCnPr>
-                        <a:stCxn id="3" idx="3"/>
+                        <a:stCxn id="4" idx="3"/>
                         <a:endCxn id="5" idx="1"/>
                       </wps:cNvCnPr>
                       <wps:spPr>
-                        <a:xfrm>
-                          <a:off x="53721000" y="1619250"/>
-                          <a:ext cx="0" cy="1333500"/>
+                        <a:xfrm flipH="1">
+                          <a:off x="52578000" y="1619250"/>
+                          <a:ext cx="571500" cy="1333500"/>
                         </a:xfrm>
                         <a:prstGeom prst="line">
                           <a:avLst/>
                         </a:prstGeom>
+                        <a:ln w="12700" cap="flat" cmpd="sng" algn="ctr">
+                          <a:solidFill>
+                            <a:srgbClr val="2F5496"/>
+                          </a:solidFill>
+                          <a:prstDash val="solid"/>
+                          <a:tailEnd type="triangle" w="med" len="med"/>
+                        </a:ln>
                       </wps:spPr>
                       <wps:style>
                         <a:lnRef idx="2">
@@ -6095,17 +7141,24 @@
                     <wps:wsp>
                       <wps:cNvPr id="124" name="Connector"/>
                       <wps:cNvCnPr>
-                        <a:stCxn id="3" idx="2"/>
-                        <a:endCxn id="6" idx="4"/>
+                        <a:stCxn id="4" idx="2"/>
+                        <a:endCxn id="6" idx="0"/>
                       </wps:cNvCnPr>
                       <wps:spPr>
                         <a:xfrm>
-                          <a:off x="53721000" y="1619250"/>
-                          <a:ext cx="1714500" cy="1333500"/>
+                          <a:off x="53721000" y="1905000"/>
+                          <a:ext cx="0" cy="762000"/>
                         </a:xfrm>
                         <a:prstGeom prst="line">
                           <a:avLst/>
                         </a:prstGeom>
+                        <a:ln w="12700" cap="flat" cmpd="sng" algn="ctr">
+                          <a:solidFill>
+                            <a:srgbClr val="2F5496"/>
+                          </a:solidFill>
+                          <a:prstDash val="solid"/>
+                          <a:tailEnd type="triangle" w="med" len="med"/>
+                        </a:ln>
                       </wps:spPr>
                       <wps:style>
                         <a:lnRef idx="2">
@@ -6126,17 +7179,24 @@
                     <wps:wsp>
                       <wps:cNvPr id="125" name="Connector"/>
                       <wps:cNvCnPr>
-                        <a:stCxn id="7" idx="3"/>
-                        <a:endCxn id="8" idx="1"/>
+                        <a:stCxn id="4" idx="1"/>
+                        <a:endCxn id="7" idx="3"/>
                       </wps:cNvCnPr>
                       <wps:spPr>
                         <a:xfrm>
-                          <a:off x="57150000" y="285750"/>
-                          <a:ext cx="0" cy="1333500"/>
+                          <a:off x="54292500" y="1619250"/>
+                          <a:ext cx="571500" cy="1333500"/>
                         </a:xfrm>
                         <a:prstGeom prst="line">
                           <a:avLst/>
                         </a:prstGeom>
+                        <a:ln w="12700" cap="flat" cmpd="sng" algn="ctr">
+                          <a:solidFill>
+                            <a:srgbClr val="2F5496"/>
+                          </a:solidFill>
+                          <a:prstDash val="solid"/>
+                          <a:tailEnd type="triangle" w="med" len="med"/>
+                        </a:ln>
                       </wps:spPr>
                       <wps:style>
                         <a:lnRef idx="2">
@@ -6157,17 +7217,24 @@
                     <wps:wsp>
                       <wps:cNvPr id="126" name="Connector"/>
                       <wps:cNvCnPr>
-                        <a:stCxn id="8" idx="3"/>
-                        <a:endCxn id="9" idx="1"/>
+                        <a:stCxn id="8" idx="2"/>
+                        <a:endCxn id="9" idx="0"/>
                       </wps:cNvCnPr>
                       <wps:spPr>
                         <a:xfrm>
-                          <a:off x="57150000" y="1619250"/>
-                          <a:ext cx="0" cy="1333500"/>
+                          <a:off x="57150000" y="571500"/>
+                          <a:ext cx="0" cy="762000"/>
                         </a:xfrm>
                         <a:prstGeom prst="line">
                           <a:avLst/>
                         </a:prstGeom>
+                        <a:ln w="12700" cap="flat" cmpd="sng" algn="ctr">
+                          <a:solidFill>
+                            <a:srgbClr val="2F5496"/>
+                          </a:solidFill>
+                          <a:prstDash val="solid"/>
+                          <a:tailEnd type="triangle" w="med" len="med"/>
+                        </a:ln>
                       </wps:spPr>
                       <wps:style>
                         <a:lnRef idx="2">
@@ -6188,17 +7255,24 @@
                     <wps:wsp>
                       <wps:cNvPr id="127" name="Connector"/>
                       <wps:cNvCnPr>
-                        <a:stCxn id="9" idx="4"/>
-                        <a:endCxn id="10" idx="2"/>
+                        <a:stCxn id="9" idx="2"/>
+                        <a:endCxn id="10" idx="0"/>
                       </wps:cNvCnPr>
                       <wps:spPr>
                         <a:xfrm>
-                          <a:off x="11715750" y="2952750"/>
-                          <a:ext cx="45434250" cy="1333500"/>
+                          <a:off x="57150000" y="1905000"/>
+                          <a:ext cx="0" cy="762000"/>
                         </a:xfrm>
                         <a:prstGeom prst="line">
                           <a:avLst/>
                         </a:prstGeom>
+                        <a:ln w="12700" cap="flat" cmpd="sng" algn="ctr">
+                          <a:solidFill>
+                            <a:srgbClr val="2F5496"/>
+                          </a:solidFill>
+                          <a:prstDash val="solid"/>
+                          <a:tailEnd type="triangle" w="med" len="med"/>
+                        </a:ln>
                       </wps:spPr>
                       <wps:style>
                         <a:lnRef idx="2">
@@ -6219,17 +7293,24 @@
                     <wps:wsp>
                       <wps:cNvPr id="128" name="Connector"/>
                       <wps:cNvCnPr>
-                        <a:stCxn id="9" idx="4"/>
-                        <a:endCxn id="11" idx="2"/>
+                        <a:stCxn id="10" idx="3"/>
+                        <a:endCxn id="11" idx="1"/>
                       </wps:cNvCnPr>
                       <wps:spPr>
-                        <a:xfrm>
-                          <a:off x="19431000" y="2952750"/>
-                          <a:ext cx="37719000" cy="1333500"/>
+                        <a:xfrm flipH="1">
+                          <a:off x="12287250" y="2952750"/>
+                          <a:ext cx="44291250" cy="1333500"/>
                         </a:xfrm>
                         <a:prstGeom prst="line">
                           <a:avLst/>
                         </a:prstGeom>
+                        <a:ln w="12700" cap="flat" cmpd="sng" algn="ctr">
+                          <a:solidFill>
+                            <a:srgbClr val="2F5496"/>
+                          </a:solidFill>
+                          <a:prstDash val="solid"/>
+                          <a:tailEnd type="triangle" w="med" len="med"/>
+                        </a:ln>
                       </wps:spPr>
                       <wps:style>
                         <a:lnRef idx="2">
@@ -6250,17 +7331,24 @@
                     <wps:wsp>
                       <wps:cNvPr id="129" name="Connector"/>
                       <wps:cNvCnPr>
-                        <a:stCxn id="9" idx="3"/>
+                        <a:stCxn id="10" idx="3"/>
                         <a:endCxn id="12" idx="1"/>
                       </wps:cNvCnPr>
                       <wps:spPr>
-                        <a:xfrm>
-                          <a:off x="57150000" y="2952750"/>
-                          <a:ext cx="0" cy="1333500"/>
+                        <a:xfrm flipH="1">
+                          <a:off x="20002500" y="2952750"/>
+                          <a:ext cx="36576000" cy="1333500"/>
                         </a:xfrm>
                         <a:prstGeom prst="line">
                           <a:avLst/>
                         </a:prstGeom>
+                        <a:ln w="12700" cap="flat" cmpd="sng" algn="ctr">
+                          <a:solidFill>
+                            <a:srgbClr val="2F5496"/>
+                          </a:solidFill>
+                          <a:prstDash val="solid"/>
+                          <a:tailEnd type="triangle" w="med" len="med"/>
+                        </a:ln>
                       </wps:spPr>
                       <wps:style>
                         <a:lnRef idx="2">
@@ -6281,17 +7369,24 @@
                     <wps:wsp>
                       <wps:cNvPr id="130" name="Connector"/>
                       <wps:cNvCnPr>
-                        <a:stCxn id="9" idx="2"/>
-                        <a:endCxn id="13" idx="4"/>
+                        <a:stCxn id="10" idx="2"/>
+                        <a:endCxn id="13" idx="0"/>
                       </wps:cNvCnPr>
                       <wps:spPr>
                         <a:xfrm>
-                          <a:off x="57150000" y="2952750"/>
-                          <a:ext cx="1714500" cy="1333500"/>
+                          <a:off x="57150000" y="3238500"/>
+                          <a:ext cx="0" cy="762000"/>
                         </a:xfrm>
                         <a:prstGeom prst="line">
                           <a:avLst/>
                         </a:prstGeom>
+                        <a:ln w="12700" cap="flat" cmpd="sng" algn="ctr">
+                          <a:solidFill>
+                            <a:srgbClr val="2F5496"/>
+                          </a:solidFill>
+                          <a:prstDash val="solid"/>
+                          <a:tailEnd type="triangle" w="med" len="med"/>
+                        </a:ln>
                       </wps:spPr>
                       <wps:style>
                         <a:lnRef idx="2">
@@ -6312,17 +7407,24 @@
                     <wps:wsp>
                       <wps:cNvPr id="131" name="Connector"/>
                       <wps:cNvCnPr>
-                        <a:stCxn id="9" idx="2"/>
-                        <a:endCxn id="14" idx="4"/>
+                        <a:stCxn id="10" idx="1"/>
+                        <a:endCxn id="14" idx="3"/>
                       </wps:cNvCnPr>
                       <wps:spPr>
                         <a:xfrm>
-                          <a:off x="57150000" y="2952750"/>
-                          <a:ext cx="6858000" cy="1333500"/>
+                          <a:off x="57721500" y="2952750"/>
+                          <a:ext cx="571500" cy="1333500"/>
                         </a:xfrm>
                         <a:prstGeom prst="line">
                           <a:avLst/>
                         </a:prstGeom>
+                        <a:ln w="12700" cap="flat" cmpd="sng" algn="ctr">
+                          <a:solidFill>
+                            <a:srgbClr val="2F5496"/>
+                          </a:solidFill>
+                          <a:prstDash val="solid"/>
+                          <a:tailEnd type="triangle" w="med" len="med"/>
+                        </a:ln>
                       </wps:spPr>
                       <wps:style>
                         <a:lnRef idx="2">
@@ -6343,17 +7445,24 @@
                     <wps:wsp>
                       <wps:cNvPr id="132" name="Connector"/>
                       <wps:cNvCnPr>
-                        <a:stCxn id="10" idx="3"/>
-                        <a:endCxn id="15" idx="1"/>
+                        <a:stCxn id="10" idx="1"/>
+                        <a:endCxn id="15" idx="3"/>
                       </wps:cNvCnPr>
                       <wps:spPr>
                         <a:xfrm>
-                          <a:off x="10858500" y="4286250"/>
-                          <a:ext cx="857250" cy="1333500"/>
+                          <a:off x="57721500" y="2952750"/>
+                          <a:ext cx="5715000" cy="1333500"/>
                         </a:xfrm>
                         <a:prstGeom prst="line">
                           <a:avLst/>
                         </a:prstGeom>
+                        <a:ln w="12700" cap="flat" cmpd="sng" algn="ctr">
+                          <a:solidFill>
+                            <a:srgbClr val="2F5496"/>
+                          </a:solidFill>
+                          <a:prstDash val="solid"/>
+                          <a:tailEnd type="triangle" w="med" len="med"/>
+                        </a:ln>
                       </wps:spPr>
                       <wps:style>
                         <a:lnRef idx="2">
@@ -6374,17 +7483,24 @@
                     <wps:wsp>
                       <wps:cNvPr id="133" name="Connector"/>
                       <wps:cNvCnPr>
-                        <a:stCxn id="16" idx="3"/>
-                        <a:endCxn id="17" idx="1"/>
+                        <a:stCxn id="11" idx="2"/>
+                        <a:endCxn id="16" idx="0"/>
                       </wps:cNvCnPr>
                       <wps:spPr>
-                        <a:xfrm>
-                          <a:off x="70866000" y="285750"/>
-                          <a:ext cx="0" cy="1333500"/>
+                        <a:xfrm flipH="1">
+                          <a:off x="10858500" y="4572000"/>
+                          <a:ext cx="857250" cy="762000"/>
                         </a:xfrm>
                         <a:prstGeom prst="line">
                           <a:avLst/>
                         </a:prstGeom>
+                        <a:ln w="12700" cap="flat" cmpd="sng" algn="ctr">
+                          <a:solidFill>
+                            <a:srgbClr val="2F5496"/>
+                          </a:solidFill>
+                          <a:prstDash val="solid"/>
+                          <a:tailEnd type="triangle" w="med" len="med"/>
+                        </a:ln>
                       </wps:spPr>
                       <wps:style>
                         <a:lnRef idx="2">
@@ -6405,17 +7521,24 @@
                     <wps:wsp>
                       <wps:cNvPr id="134" name="Connector"/>
                       <wps:cNvCnPr>
-                        <a:stCxn id="17" idx="3"/>
-                        <a:endCxn id="18" idx="1"/>
+                        <a:stCxn id="17" idx="2"/>
+                        <a:endCxn id="18" idx="0"/>
                       </wps:cNvCnPr>
                       <wps:spPr>
                         <a:xfrm>
-                          <a:off x="70866000" y="1619250"/>
-                          <a:ext cx="0" cy="1333500"/>
+                          <a:off x="70866000" y="571500"/>
+                          <a:ext cx="0" cy="762000"/>
                         </a:xfrm>
                         <a:prstGeom prst="line">
                           <a:avLst/>
                         </a:prstGeom>
+                        <a:ln w="12700" cap="flat" cmpd="sng" algn="ctr">
+                          <a:solidFill>
+                            <a:srgbClr val="2F5496"/>
+                          </a:solidFill>
+                          <a:prstDash val="solid"/>
+                          <a:tailEnd type="triangle" w="med" len="med"/>
+                        </a:ln>
                       </wps:spPr>
                       <wps:style>
                         <a:lnRef idx="2">
@@ -6436,17 +7559,24 @@
                     <wps:wsp>
                       <wps:cNvPr id="135" name="Connector"/>
                       <wps:cNvCnPr>
-                        <a:stCxn id="18" idx="4"/>
-                        <a:endCxn id="19" idx="2"/>
+                        <a:stCxn id="18" idx="2"/>
+                        <a:endCxn id="19" idx="0"/>
                       </wps:cNvCnPr>
                       <wps:spPr>
                         <a:xfrm>
-                          <a:off x="65722500" y="2952750"/>
-                          <a:ext cx="5143500" cy="1333500"/>
+                          <a:off x="70866000" y="1905000"/>
+                          <a:ext cx="0" cy="762000"/>
                         </a:xfrm>
                         <a:prstGeom prst="line">
                           <a:avLst/>
                         </a:prstGeom>
+                        <a:ln w="12700" cap="flat" cmpd="sng" algn="ctr">
+                          <a:solidFill>
+                            <a:srgbClr val="2F5496"/>
+                          </a:solidFill>
+                          <a:prstDash val="solid"/>
+                          <a:tailEnd type="triangle" w="med" len="med"/>
+                        </a:ln>
                       </wps:spPr>
                       <wps:style>
                         <a:lnRef idx="2">
@@ -6467,17 +7597,24 @@
                     <wps:wsp>
                       <wps:cNvPr id="136" name="Connector"/>
                       <wps:cNvCnPr>
-                        <a:stCxn id="18" idx="4"/>
-                        <a:endCxn id="20" idx="2"/>
+                        <a:stCxn id="19" idx="3"/>
+                        <a:endCxn id="20" idx="1"/>
                       </wps:cNvCnPr>
                       <wps:spPr>
-                        <a:xfrm>
-                          <a:off x="67437000" y="2952750"/>
-                          <a:ext cx="3429000" cy="1333500"/>
+                        <a:xfrm flipH="1">
+                          <a:off x="66294000" y="2952750"/>
+                          <a:ext cx="4000500" cy="1333500"/>
                         </a:xfrm>
                         <a:prstGeom prst="line">
                           <a:avLst/>
                         </a:prstGeom>
+                        <a:ln w="12700" cap="flat" cmpd="sng" algn="ctr">
+                          <a:solidFill>
+                            <a:srgbClr val="2F5496"/>
+                          </a:solidFill>
+                          <a:prstDash val="solid"/>
+                          <a:tailEnd type="triangle" w="med" len="med"/>
+                        </a:ln>
                       </wps:spPr>
                       <wps:style>
                         <a:lnRef idx="2">
@@ -6498,17 +7635,24 @@
                     <wps:wsp>
                       <wps:cNvPr id="137" name="Connector"/>
                       <wps:cNvCnPr>
-                        <a:stCxn id="18" idx="4"/>
-                        <a:endCxn id="21" idx="2"/>
+                        <a:stCxn id="19" idx="3"/>
+                        <a:endCxn id="21" idx="1"/>
                       </wps:cNvCnPr>
                       <wps:spPr>
-                        <a:xfrm>
-                          <a:off x="69151500" y="2952750"/>
-                          <a:ext cx="1714500" cy="1333500"/>
+                        <a:xfrm flipH="1">
+                          <a:off x="68008500" y="2952750"/>
+                          <a:ext cx="2286000" cy="1333500"/>
                         </a:xfrm>
                         <a:prstGeom prst="line">
                           <a:avLst/>
                         </a:prstGeom>
+                        <a:ln w="12700" cap="flat" cmpd="sng" algn="ctr">
+                          <a:solidFill>
+                            <a:srgbClr val="2F5496"/>
+                          </a:solidFill>
+                          <a:prstDash val="solid"/>
+                          <a:tailEnd type="triangle" w="med" len="med"/>
+                        </a:ln>
                       </wps:spPr>
                       <wps:style>
                         <a:lnRef idx="2">
@@ -6529,17 +7673,24 @@
                     <wps:wsp>
                       <wps:cNvPr id="138" name="Connector"/>
                       <wps:cNvCnPr>
-                        <a:stCxn id="18" idx="3"/>
+                        <a:stCxn id="19" idx="3"/>
                         <a:endCxn id="22" idx="1"/>
                       </wps:cNvCnPr>
                       <wps:spPr>
-                        <a:xfrm>
-                          <a:off x="70866000" y="2952750"/>
-                          <a:ext cx="0" cy="1333500"/>
+                        <a:xfrm flipH="1">
+                          <a:off x="69723000" y="2952750"/>
+                          <a:ext cx="571500" cy="1333500"/>
                         </a:xfrm>
                         <a:prstGeom prst="line">
                           <a:avLst/>
                         </a:prstGeom>
+                        <a:ln w="12700" cap="flat" cmpd="sng" algn="ctr">
+                          <a:solidFill>
+                            <a:srgbClr val="2F5496"/>
+                          </a:solidFill>
+                          <a:prstDash val="solid"/>
+                          <a:tailEnd type="triangle" w="med" len="med"/>
+                        </a:ln>
                       </wps:spPr>
                       <wps:style>
                         <a:lnRef idx="2">
@@ -6560,17 +7711,24 @@
                     <wps:wsp>
                       <wps:cNvPr id="139" name="Connector"/>
                       <wps:cNvCnPr>
-                        <a:stCxn id="18" idx="2"/>
-                        <a:endCxn id="23" idx="4"/>
+                        <a:stCxn id="19" idx="2"/>
+                        <a:endCxn id="23" idx="0"/>
                       </wps:cNvCnPr>
                       <wps:spPr>
                         <a:xfrm>
-                          <a:off x="70866000" y="2952750"/>
-                          <a:ext cx="1714500" cy="1333500"/>
+                          <a:off x="70866000" y="3238500"/>
+                          <a:ext cx="0" cy="762000"/>
                         </a:xfrm>
                         <a:prstGeom prst="line">
                           <a:avLst/>
                         </a:prstGeom>
+                        <a:ln w="12700" cap="flat" cmpd="sng" algn="ctr">
+                          <a:solidFill>
+                            <a:srgbClr val="2F5496"/>
+                          </a:solidFill>
+                          <a:prstDash val="solid"/>
+                          <a:tailEnd type="triangle" w="med" len="med"/>
+                        </a:ln>
                       </wps:spPr>
                       <wps:style>
                         <a:lnRef idx="2">
@@ -6591,17 +7749,24 @@
                     <wps:wsp>
                       <wps:cNvPr id="140" name="Connector"/>
                       <wps:cNvCnPr>
-                        <a:stCxn id="11" idx="3"/>
-                        <a:endCxn id="24" idx="1"/>
+                        <a:stCxn id="19" idx="1"/>
+                        <a:endCxn id="24" idx="3"/>
                       </wps:cNvCnPr>
                       <wps:spPr>
                         <a:xfrm>
-                          <a:off x="19431000" y="4286250"/>
-                          <a:ext cx="0" cy="1333500"/>
+                          <a:off x="71437500" y="2952750"/>
+                          <a:ext cx="571500" cy="1333500"/>
                         </a:xfrm>
                         <a:prstGeom prst="line">
                           <a:avLst/>
                         </a:prstGeom>
+                        <a:ln w="12700" cap="flat" cmpd="sng" algn="ctr">
+                          <a:solidFill>
+                            <a:srgbClr val="2F5496"/>
+                          </a:solidFill>
+                          <a:prstDash val="solid"/>
+                          <a:tailEnd type="triangle" w="med" len="med"/>
+                        </a:ln>
                       </wps:spPr>
                       <wps:style>
                         <a:lnRef idx="2">
@@ -6622,17 +7787,24 @@
                     <wps:wsp>
                       <wps:cNvPr id="141" name="Connector"/>
                       <wps:cNvCnPr>
-                        <a:stCxn id="24" idx="3"/>
-                        <a:endCxn id="25" idx="1"/>
+                        <a:stCxn id="12" idx="2"/>
+                        <a:endCxn id="25" idx="0"/>
                       </wps:cNvCnPr>
                       <wps:spPr>
                         <a:xfrm>
-                          <a:off x="18573750" y="5619750"/>
-                          <a:ext cx="857250" cy="1333500"/>
+                          <a:off x="19431000" y="4572000"/>
+                          <a:ext cx="0" cy="762000"/>
                         </a:xfrm>
                         <a:prstGeom prst="line">
                           <a:avLst/>
                         </a:prstGeom>
+                        <a:ln w="12700" cap="flat" cmpd="sng" algn="ctr">
+                          <a:solidFill>
+                            <a:srgbClr val="2F5496"/>
+                          </a:solidFill>
+                          <a:prstDash val="solid"/>
+                          <a:tailEnd type="triangle" w="med" len="med"/>
+                        </a:ln>
                       </wps:spPr>
                       <wps:style>
                         <a:lnRef idx="2">
@@ -6653,17 +7825,24 @@
                     <wps:wsp>
                       <wps:cNvPr id="142" name="Connector"/>
                       <wps:cNvCnPr>
-                        <a:stCxn id="25" idx="3"/>
-                        <a:endCxn id="26" idx="1"/>
+                        <a:stCxn id="25" idx="2"/>
+                        <a:endCxn id="26" idx="0"/>
                       </wps:cNvCnPr>
                       <wps:spPr>
-                        <a:xfrm>
-                          <a:off x="18573750" y="6953250"/>
-                          <a:ext cx="0" cy="1333500"/>
+                        <a:xfrm flipH="1">
+                          <a:off x="18573750" y="5905500"/>
+                          <a:ext cx="857250" cy="762000"/>
                         </a:xfrm>
                         <a:prstGeom prst="line">
                           <a:avLst/>
                         </a:prstGeom>
+                        <a:ln w="12700" cap="flat" cmpd="sng" algn="ctr">
+                          <a:solidFill>
+                            <a:srgbClr val="2F5496"/>
+                          </a:solidFill>
+                          <a:prstDash val="solid"/>
+                          <a:tailEnd type="triangle" w="med" len="med"/>
+                        </a:ln>
                       </wps:spPr>
                       <wps:style>
                         <a:lnRef idx="2">
@@ -6684,17 +7863,24 @@
                     <wps:wsp>
                       <wps:cNvPr id="143" name="Connector"/>
                       <wps:cNvCnPr>
-                        <a:stCxn id="26" idx="4"/>
-                        <a:endCxn id="27" idx="2"/>
+                        <a:stCxn id="26" idx="2"/>
+                        <a:endCxn id="27" idx="0"/>
                       </wps:cNvCnPr>
                       <wps:spPr>
                         <a:xfrm>
-                          <a:off x="3143250" y="8286750"/>
-                          <a:ext cx="15430500" cy="1333500"/>
+                          <a:off x="18573750" y="7239000"/>
+                          <a:ext cx="0" cy="762000"/>
                         </a:xfrm>
                         <a:prstGeom prst="line">
                           <a:avLst/>
                         </a:prstGeom>
+                        <a:ln w="12700" cap="flat" cmpd="sng" algn="ctr">
+                          <a:solidFill>
+                            <a:srgbClr val="2F5496"/>
+                          </a:solidFill>
+                          <a:prstDash val="solid"/>
+                          <a:tailEnd type="triangle" w="med" len="med"/>
+                        </a:ln>
                       </wps:spPr>
                       <wps:style>
                         <a:lnRef idx="2">
@@ -6715,17 +7901,24 @@
                     <wps:wsp>
                       <wps:cNvPr id="144" name="Connector"/>
                       <wps:cNvCnPr>
-                        <a:stCxn id="26" idx="4"/>
-                        <a:endCxn id="28" idx="2"/>
+                        <a:stCxn id="27" idx="3"/>
+                        <a:endCxn id="28" idx="1"/>
                       </wps:cNvCnPr>
                       <wps:spPr>
-                        <a:xfrm>
-                          <a:off x="7429500" y="8286750"/>
-                          <a:ext cx="11144250" cy="1333500"/>
+                        <a:xfrm flipH="1">
+                          <a:off x="3714750" y="8286750"/>
+                          <a:ext cx="14287500" cy="1333500"/>
                         </a:xfrm>
                         <a:prstGeom prst="line">
                           <a:avLst/>
                         </a:prstGeom>
+                        <a:ln w="12700" cap="flat" cmpd="sng" algn="ctr">
+                          <a:solidFill>
+                            <a:srgbClr val="2F5496"/>
+                          </a:solidFill>
+                          <a:prstDash val="solid"/>
+                          <a:tailEnd type="triangle" w="med" len="med"/>
+                        </a:ln>
                       </wps:spPr>
                       <wps:style>
                         <a:lnRef idx="2">
@@ -6746,17 +7939,24 @@
                     <wps:wsp>
                       <wps:cNvPr id="145" name="Connector"/>
                       <wps:cNvCnPr>
-                        <a:stCxn id="26" idx="4"/>
-                        <a:endCxn id="29" idx="2"/>
+                        <a:stCxn id="27" idx="3"/>
+                        <a:endCxn id="29" idx="1"/>
                       </wps:cNvCnPr>
                       <wps:spPr>
-                        <a:xfrm>
-                          <a:off x="10858500" y="8286750"/>
-                          <a:ext cx="7715250" cy="1333500"/>
+                        <a:xfrm flipH="1">
+                          <a:off x="8001000" y="8286750"/>
+                          <a:ext cx="10001250" cy="1333500"/>
                         </a:xfrm>
                         <a:prstGeom prst="line">
                           <a:avLst/>
                         </a:prstGeom>
+                        <a:ln w="12700" cap="flat" cmpd="sng" algn="ctr">
+                          <a:solidFill>
+                            <a:srgbClr val="2F5496"/>
+                          </a:solidFill>
+                          <a:prstDash val="solid"/>
+                          <a:tailEnd type="triangle" w="med" len="med"/>
+                        </a:ln>
                       </wps:spPr>
                       <wps:style>
                         <a:lnRef idx="2">
@@ -6777,17 +7977,24 @@
                     <wps:wsp>
                       <wps:cNvPr id="146" name="Connector"/>
                       <wps:cNvCnPr>
-                        <a:stCxn id="26" idx="4"/>
-                        <a:endCxn id="30" idx="2"/>
+                        <a:stCxn id="27" idx="3"/>
+                        <a:endCxn id="30" idx="1"/>
                       </wps:cNvCnPr>
                       <wps:spPr>
-                        <a:xfrm>
-                          <a:off x="12573000" y="8286750"/>
-                          <a:ext cx="6000750" cy="1333500"/>
+                        <a:xfrm flipH="1">
+                          <a:off x="11430000" y="8286750"/>
+                          <a:ext cx="6572250" cy="1333500"/>
                         </a:xfrm>
                         <a:prstGeom prst="line">
                           <a:avLst/>
                         </a:prstGeom>
+                        <a:ln w="12700" cap="flat" cmpd="sng" algn="ctr">
+                          <a:solidFill>
+                            <a:srgbClr val="2F5496"/>
+                          </a:solidFill>
+                          <a:prstDash val="solid"/>
+                          <a:tailEnd type="triangle" w="med" len="med"/>
+                        </a:ln>
                       </wps:spPr>
                       <wps:style>
                         <a:lnRef idx="2">
@@ -6808,17 +8015,24 @@
                     <wps:wsp>
                       <wps:cNvPr id="147" name="Connector"/>
                       <wps:cNvCnPr>
-                        <a:stCxn id="26" idx="4"/>
-                        <a:endCxn id="31" idx="2"/>
+                        <a:stCxn id="27" idx="3"/>
+                        <a:endCxn id="31" idx="1"/>
                       </wps:cNvCnPr>
                       <wps:spPr>
-                        <a:xfrm>
-                          <a:off x="14287500" y="8286750"/>
-                          <a:ext cx="4286250" cy="1333500"/>
+                        <a:xfrm flipH="1">
+                          <a:off x="13144500" y="8286750"/>
+                          <a:ext cx="4857750" cy="1333500"/>
                         </a:xfrm>
                         <a:prstGeom prst="line">
                           <a:avLst/>
                         </a:prstGeom>
+                        <a:ln w="12700" cap="flat" cmpd="sng" algn="ctr">
+                          <a:solidFill>
+                            <a:srgbClr val="2F5496"/>
+                          </a:solidFill>
+                          <a:prstDash val="solid"/>
+                          <a:tailEnd type="triangle" w="med" len="med"/>
+                        </a:ln>
                       </wps:spPr>
                       <wps:style>
                         <a:lnRef idx="2">
@@ -6839,17 +8053,24 @@
                     <wps:wsp>
                       <wps:cNvPr id="148" name="Connector"/>
                       <wps:cNvCnPr>
-                        <a:stCxn id="26" idx="4"/>
-                        <a:endCxn id="32" idx="2"/>
+                        <a:stCxn id="27" idx="3"/>
+                        <a:endCxn id="32" idx="1"/>
                       </wps:cNvCnPr>
                       <wps:spPr>
-                        <a:xfrm>
-                          <a:off x="16002000" y="8286750"/>
-                          <a:ext cx="2571750" cy="1333500"/>
+                        <a:xfrm flipH="1">
+                          <a:off x="14859000" y="8286750"/>
+                          <a:ext cx="3143250" cy="1333500"/>
                         </a:xfrm>
                         <a:prstGeom prst="line">
                           <a:avLst/>
                         </a:prstGeom>
+                        <a:ln w="12700" cap="flat" cmpd="sng" algn="ctr">
+                          <a:solidFill>
+                            <a:srgbClr val="2F5496"/>
+                          </a:solidFill>
+                          <a:prstDash val="solid"/>
+                          <a:tailEnd type="triangle" w="med" len="med"/>
+                        </a:ln>
                       </wps:spPr>
                       <wps:style>
                         <a:lnRef idx="2">
@@ -6870,17 +8091,24 @@
                     <wps:wsp>
                       <wps:cNvPr id="149" name="Connector"/>
                       <wps:cNvCnPr>
-                        <a:stCxn id="26" idx="3"/>
+                        <a:stCxn id="27" idx="3"/>
                         <a:endCxn id="33" idx="1"/>
                       </wps:cNvCnPr>
                       <wps:spPr>
-                        <a:xfrm>
-                          <a:off x="17716500" y="8286750"/>
-                          <a:ext cx="857250" cy="1333500"/>
+                        <a:xfrm flipH="1">
+                          <a:off x="16573500" y="8286750"/>
+                          <a:ext cx="1428750" cy="1333500"/>
                         </a:xfrm>
                         <a:prstGeom prst="line">
                           <a:avLst/>
                         </a:prstGeom>
+                        <a:ln w="12700" cap="flat" cmpd="sng" algn="ctr">
+                          <a:solidFill>
+                            <a:srgbClr val="2F5496"/>
+                          </a:solidFill>
+                          <a:prstDash val="solid"/>
+                          <a:tailEnd type="triangle" w="med" len="med"/>
+                        </a:ln>
                       </wps:spPr>
                       <wps:style>
                         <a:lnRef idx="2">
@@ -6901,17 +8129,24 @@
                     <wps:wsp>
                       <wps:cNvPr id="150" name="Connector"/>
                       <wps:cNvCnPr>
-                        <a:stCxn id="26" idx="3"/>
-                        <a:endCxn id="34" idx="1"/>
+                        <a:stCxn id="27" idx="2"/>
+                        <a:endCxn id="34" idx="0"/>
                       </wps:cNvCnPr>
                       <wps:spPr>
-                        <a:xfrm>
-                          <a:off x="18573750" y="8286750"/>
-                          <a:ext cx="857250" cy="1333500"/>
+                        <a:xfrm flipH="1">
+                          <a:off x="17716500" y="8572500"/>
+                          <a:ext cx="857250" cy="762000"/>
                         </a:xfrm>
                         <a:prstGeom prst="line">
                           <a:avLst/>
                         </a:prstGeom>
+                        <a:ln w="12700" cap="flat" cmpd="sng" algn="ctr">
+                          <a:solidFill>
+                            <a:srgbClr val="2F5496"/>
+                          </a:solidFill>
+                          <a:prstDash val="solid"/>
+                          <a:tailEnd type="triangle" w="med" len="med"/>
+                        </a:ln>
                       </wps:spPr>
                       <wps:style>
                         <a:lnRef idx="2">
@@ -6932,17 +8167,24 @@
                     <wps:wsp>
                       <wps:cNvPr id="151" name="Connector"/>
                       <wps:cNvCnPr>
-                        <a:stCxn id="26" idx="2"/>
-                        <a:endCxn id="35" idx="4"/>
+                        <a:stCxn id="27" idx="2"/>
+                        <a:endCxn id="35" idx="0"/>
                       </wps:cNvCnPr>
                       <wps:spPr>
                         <a:xfrm>
-                          <a:off x="18573750" y="8286750"/>
-                          <a:ext cx="2571750" cy="1333500"/>
+                          <a:off x="18573750" y="8572500"/>
+                          <a:ext cx="857250" cy="762000"/>
                         </a:xfrm>
                         <a:prstGeom prst="line">
                           <a:avLst/>
                         </a:prstGeom>
+                        <a:ln w="12700" cap="flat" cmpd="sng" algn="ctr">
+                          <a:solidFill>
+                            <a:srgbClr val="2F5496"/>
+                          </a:solidFill>
+                          <a:prstDash val="solid"/>
+                          <a:tailEnd type="triangle" w="med" len="med"/>
+                        </a:ln>
                       </wps:spPr>
                       <wps:style>
                         <a:lnRef idx="2">
@@ -6963,17 +8205,24 @@
                     <wps:wsp>
                       <wps:cNvPr id="152" name="Connector"/>
                       <wps:cNvCnPr>
-                        <a:stCxn id="26" idx="2"/>
-                        <a:endCxn id="36" idx="4"/>
+                        <a:stCxn id="27" idx="1"/>
+                        <a:endCxn id="36" idx="3"/>
                       </wps:cNvCnPr>
                       <wps:spPr>
                         <a:xfrm>
-                          <a:off x="18573750" y="8286750"/>
-                          <a:ext cx="4286250" cy="1333500"/>
+                          <a:off x="19145250" y="8286750"/>
+                          <a:ext cx="1428750" cy="1333500"/>
                         </a:xfrm>
                         <a:prstGeom prst="line">
                           <a:avLst/>
                         </a:prstGeom>
+                        <a:ln w="12700" cap="flat" cmpd="sng" algn="ctr">
+                          <a:solidFill>
+                            <a:srgbClr val="2F5496"/>
+                          </a:solidFill>
+                          <a:prstDash val="solid"/>
+                          <a:tailEnd type="triangle" w="med" len="med"/>
+                        </a:ln>
                       </wps:spPr>
                       <wps:style>
                         <a:lnRef idx="2">
@@ -6994,17 +8243,24 @@
                     <wps:wsp>
                       <wps:cNvPr id="153" name="Connector"/>
                       <wps:cNvCnPr>
-                        <a:stCxn id="27" idx="3"/>
-                        <a:endCxn id="37" idx="1"/>
+                        <a:stCxn id="27" idx="1"/>
+                        <a:endCxn id="37" idx="3"/>
                       </wps:cNvCnPr>
                       <wps:spPr>
                         <a:xfrm>
-                          <a:off x="3143250" y="9620250"/>
-                          <a:ext cx="0" cy="1333500"/>
+                          <a:off x="19145250" y="8286750"/>
+                          <a:ext cx="3143250" cy="1333500"/>
                         </a:xfrm>
                         <a:prstGeom prst="line">
                           <a:avLst/>
                         </a:prstGeom>
+                        <a:ln w="12700" cap="flat" cmpd="sng" algn="ctr">
+                          <a:solidFill>
+                            <a:srgbClr val="2F5496"/>
+                          </a:solidFill>
+                          <a:prstDash val="solid"/>
+                          <a:tailEnd type="triangle" w="med" len="med"/>
+                        </a:ln>
                       </wps:spPr>
                       <wps:style>
                         <a:lnRef idx="2">
@@ -7025,17 +8281,24 @@
                     <wps:wsp>
                       <wps:cNvPr id="154" name="Connector"/>
                       <wps:cNvCnPr>
-                        <a:stCxn id="37" idx="4"/>
-                        <a:endCxn id="38" idx="2"/>
+                        <a:stCxn id="28" idx="2"/>
+                        <a:endCxn id="38" idx="0"/>
                       </wps:cNvCnPr>
                       <wps:spPr>
                         <a:xfrm>
-                          <a:off x="571500" y="10953750"/>
-                          <a:ext cx="2571750" cy="1333500"/>
+                          <a:off x="3143250" y="9906000"/>
+                          <a:ext cx="0" cy="762000"/>
                         </a:xfrm>
                         <a:prstGeom prst="line">
                           <a:avLst/>
                         </a:prstGeom>
+                        <a:ln w="12700" cap="flat" cmpd="sng" algn="ctr">
+                          <a:solidFill>
+                            <a:srgbClr val="2F5496"/>
+                          </a:solidFill>
+                          <a:prstDash val="solid"/>
+                          <a:tailEnd type="triangle" w="med" len="med"/>
+                        </a:ln>
                       </wps:spPr>
                       <wps:style>
                         <a:lnRef idx="2">
@@ -7056,17 +8319,24 @@
                     <wps:wsp>
                       <wps:cNvPr id="155" name="Connector"/>
                       <wps:cNvCnPr>
-                        <a:stCxn id="37" idx="3"/>
+                        <a:stCxn id="38" idx="3"/>
                         <a:endCxn id="39" idx="1"/>
                       </wps:cNvCnPr>
                       <wps:spPr>
-                        <a:xfrm>
-                          <a:off x="2286000" y="10953750"/>
-                          <a:ext cx="857250" cy="1333500"/>
+                        <a:xfrm flipH="1">
+                          <a:off x="1143000" y="10953750"/>
+                          <a:ext cx="1428750" cy="1333500"/>
                         </a:xfrm>
                         <a:prstGeom prst="line">
                           <a:avLst/>
                         </a:prstGeom>
+                        <a:ln w="12700" cap="flat" cmpd="sng" algn="ctr">
+                          <a:solidFill>
+                            <a:srgbClr val="2F5496"/>
+                          </a:solidFill>
+                          <a:prstDash val="solid"/>
+                          <a:tailEnd type="triangle" w="med" len="med"/>
+                        </a:ln>
                       </wps:spPr>
                       <wps:style>
                         <a:lnRef idx="2">
@@ -7087,17 +8357,24 @@
                     <wps:wsp>
                       <wps:cNvPr id="156" name="Connector"/>
                       <wps:cNvCnPr>
-                        <a:stCxn id="37" idx="3"/>
-                        <a:endCxn id="40" idx="1"/>
+                        <a:stCxn id="38" idx="2"/>
+                        <a:endCxn id="40" idx="0"/>
                       </wps:cNvCnPr>
                       <wps:spPr>
-                        <a:xfrm>
-                          <a:off x="3143250" y="10953750"/>
-                          <a:ext cx="857250" cy="1333500"/>
+                        <a:xfrm flipH="1">
+                          <a:off x="2286000" y="11239500"/>
+                          <a:ext cx="857250" cy="762000"/>
                         </a:xfrm>
                         <a:prstGeom prst="line">
                           <a:avLst/>
                         </a:prstGeom>
+                        <a:ln w="12700" cap="flat" cmpd="sng" algn="ctr">
+                          <a:solidFill>
+                            <a:srgbClr val="2F5496"/>
+                          </a:solidFill>
+                          <a:prstDash val="solid"/>
+                          <a:tailEnd type="triangle" w="med" len="med"/>
+                        </a:ln>
                       </wps:spPr>
                       <wps:style>
                         <a:lnRef idx="2">
@@ -7118,17 +8395,24 @@
                     <wps:wsp>
                       <wps:cNvPr id="157" name="Connector"/>
                       <wps:cNvCnPr>
-                        <a:stCxn id="37" idx="2"/>
-                        <a:endCxn id="41" idx="4"/>
+                        <a:stCxn id="38" idx="2"/>
+                        <a:endCxn id="41" idx="0"/>
                       </wps:cNvCnPr>
                       <wps:spPr>
                         <a:xfrm>
-                          <a:off x="3143250" y="10953750"/>
-                          <a:ext cx="2571750" cy="1333500"/>
+                          <a:off x="3143250" y="11239500"/>
+                          <a:ext cx="857250" cy="762000"/>
                         </a:xfrm>
                         <a:prstGeom prst="line">
                           <a:avLst/>
                         </a:prstGeom>
+                        <a:ln w="12700" cap="flat" cmpd="sng" algn="ctr">
+                          <a:solidFill>
+                            <a:srgbClr val="2F5496"/>
+                          </a:solidFill>
+                          <a:prstDash val="solid"/>
+                          <a:tailEnd type="triangle" w="med" len="med"/>
+                        </a:ln>
                       </wps:spPr>
                       <wps:style>
                         <a:lnRef idx="2">
@@ -7149,17 +8433,24 @@
                     <wps:wsp>
                       <wps:cNvPr id="158" name="Connector"/>
                       <wps:cNvCnPr>
-                        <a:stCxn id="29" idx="3"/>
-                        <a:endCxn id="42" idx="1"/>
+                        <a:stCxn id="38" idx="1"/>
+                        <a:endCxn id="42" idx="3"/>
                       </wps:cNvCnPr>
                       <wps:spPr>
                         <a:xfrm>
-                          <a:off x="10858500" y="9620250"/>
-                          <a:ext cx="0" cy="1333500"/>
+                          <a:off x="3714750" y="10953750"/>
+                          <a:ext cx="1428750" cy="1333500"/>
                         </a:xfrm>
                         <a:prstGeom prst="line">
                           <a:avLst/>
                         </a:prstGeom>
+                        <a:ln w="12700" cap="flat" cmpd="sng" algn="ctr">
+                          <a:solidFill>
+                            <a:srgbClr val="2F5496"/>
+                          </a:solidFill>
+                          <a:prstDash val="solid"/>
+                          <a:tailEnd type="triangle" w="med" len="med"/>
+                        </a:ln>
                       </wps:spPr>
                       <wps:style>
                         <a:lnRef idx="2">
@@ -7180,17 +8471,24 @@
                     <wps:wsp>
                       <wps:cNvPr id="159" name="Connector"/>
                       <wps:cNvCnPr>
-                        <a:stCxn id="42" idx="4"/>
-                        <a:endCxn id="43" idx="2"/>
+                        <a:stCxn id="30" idx="2"/>
+                        <a:endCxn id="43" idx="0"/>
                       </wps:cNvCnPr>
                       <wps:spPr>
                         <a:xfrm>
-                          <a:off x="7429500" y="10953750"/>
-                          <a:ext cx="3429000" cy="1333500"/>
+                          <a:off x="10858500" y="9906000"/>
+                          <a:ext cx="0" cy="762000"/>
                         </a:xfrm>
                         <a:prstGeom prst="line">
                           <a:avLst/>
                         </a:prstGeom>
+                        <a:ln w="12700" cap="flat" cmpd="sng" algn="ctr">
+                          <a:solidFill>
+                            <a:srgbClr val="2F5496"/>
+                          </a:solidFill>
+                          <a:prstDash val="solid"/>
+                          <a:tailEnd type="triangle" w="med" len="med"/>
+                        </a:ln>
                       </wps:spPr>
                       <wps:style>
                         <a:lnRef idx="2">
@@ -7211,17 +8509,24 @@
                     <wps:wsp>
                       <wps:cNvPr id="160" name="Connector"/>
                       <wps:cNvCnPr>
-                        <a:stCxn id="42" idx="4"/>
-                        <a:endCxn id="44" idx="2"/>
+                        <a:stCxn id="43" idx="3"/>
+                        <a:endCxn id="44" idx="1"/>
                       </wps:cNvCnPr>
                       <wps:spPr>
-                        <a:xfrm>
-                          <a:off x="9144000" y="10953750"/>
-                          <a:ext cx="1714500" cy="1333500"/>
+                        <a:xfrm flipH="1">
+                          <a:off x="8001000" y="10953750"/>
+                          <a:ext cx="2286000" cy="1333500"/>
                         </a:xfrm>
                         <a:prstGeom prst="line">
                           <a:avLst/>
                         </a:prstGeom>
+                        <a:ln w="12700" cap="flat" cmpd="sng" algn="ctr">
+                          <a:solidFill>
+                            <a:srgbClr val="2F5496"/>
+                          </a:solidFill>
+                          <a:prstDash val="solid"/>
+                          <a:tailEnd type="triangle" w="med" len="med"/>
+                        </a:ln>
                       </wps:spPr>
                       <wps:style>
                         <a:lnRef idx="2">
@@ -7242,17 +8547,24 @@
                     <wps:wsp>
                       <wps:cNvPr id="161" name="Connector"/>
                       <wps:cNvCnPr>
-                        <a:stCxn id="42" idx="3"/>
+                        <a:stCxn id="43" idx="3"/>
                         <a:endCxn id="45" idx="1"/>
                       </wps:cNvCnPr>
                       <wps:spPr>
-                        <a:xfrm>
-                          <a:off x="10858500" y="10953750"/>
-                          <a:ext cx="0" cy="1333500"/>
+                        <a:xfrm flipH="1">
+                          <a:off x="9715500" y="10953750"/>
+                          <a:ext cx="571500" cy="1333500"/>
                         </a:xfrm>
                         <a:prstGeom prst="line">
                           <a:avLst/>
                         </a:prstGeom>
+                        <a:ln w="12700" cap="flat" cmpd="sng" algn="ctr">
+                          <a:solidFill>
+                            <a:srgbClr val="2F5496"/>
+                          </a:solidFill>
+                          <a:prstDash val="solid"/>
+                          <a:tailEnd type="triangle" w="med" len="med"/>
+                        </a:ln>
                       </wps:spPr>
                       <wps:style>
                         <a:lnRef idx="2">
@@ -7273,17 +8585,24 @@
                     <wps:wsp>
                       <wps:cNvPr id="162" name="Connector"/>
                       <wps:cNvCnPr>
-                        <a:stCxn id="42" idx="2"/>
-                        <a:endCxn id="46" idx="4"/>
+                        <a:stCxn id="43" idx="2"/>
+                        <a:endCxn id="46" idx="0"/>
                       </wps:cNvCnPr>
                       <wps:spPr>
                         <a:xfrm>
-                          <a:off x="10858500" y="10953750"/>
-                          <a:ext cx="6858000" cy="1333500"/>
+                          <a:off x="10858500" y="11239500"/>
+                          <a:ext cx="0" cy="762000"/>
                         </a:xfrm>
                         <a:prstGeom prst="line">
                           <a:avLst/>
                         </a:prstGeom>
+                        <a:ln w="12700" cap="flat" cmpd="sng" algn="ctr">
+                          <a:solidFill>
+                            <a:srgbClr val="2F5496"/>
+                          </a:solidFill>
+                          <a:prstDash val="solid"/>
+                          <a:tailEnd type="triangle" w="med" len="med"/>
+                        </a:ln>
                       </wps:spPr>
                       <wps:style>
                         <a:lnRef idx="2">
@@ -7304,17 +8623,24 @@
                     <wps:wsp>
                       <wps:cNvPr id="163" name="Connector"/>
                       <wps:cNvCnPr>
-                        <a:stCxn id="42" idx="2"/>
-                        <a:endCxn id="47" idx="4"/>
+                        <a:stCxn id="43" idx="1"/>
+                        <a:endCxn id="47" idx="3"/>
                       </wps:cNvCnPr>
                       <wps:spPr>
                         <a:xfrm>
-                          <a:off x="10858500" y="10953750"/>
-                          <a:ext cx="8572500" cy="1333500"/>
+                          <a:off x="11430000" y="10953750"/>
+                          <a:ext cx="5715000" cy="1333500"/>
                         </a:xfrm>
                         <a:prstGeom prst="line">
                           <a:avLst/>
                         </a:prstGeom>
+                        <a:ln w="12700" cap="flat" cmpd="sng" algn="ctr">
+                          <a:solidFill>
+                            <a:srgbClr val="2F5496"/>
+                          </a:solidFill>
+                          <a:prstDash val="solid"/>
+                          <a:tailEnd type="triangle" w="med" len="med"/>
+                        </a:ln>
                       </wps:spPr>
                       <wps:style>
                         <a:lnRef idx="2">
@@ -7335,17 +8661,24 @@
                     <wps:wsp>
                       <wps:cNvPr id="164" name="Connector"/>
                       <wps:cNvCnPr>
-                        <a:stCxn id="26" idx="2"/>
-                        <a:endCxn id="48" idx="4"/>
+                        <a:stCxn id="43" idx="1"/>
+                        <a:endCxn id="48" idx="3"/>
                       </wps:cNvCnPr>
                       <wps:spPr>
                         <a:xfrm>
-                          <a:off x="18573750" y="8286750"/>
-                          <a:ext cx="6000750" cy="1333500"/>
+                          <a:off x="11430000" y="10953750"/>
+                          <a:ext cx="7429500" cy="1333500"/>
                         </a:xfrm>
                         <a:prstGeom prst="line">
                           <a:avLst/>
                         </a:prstGeom>
+                        <a:ln w="12700" cap="flat" cmpd="sng" algn="ctr">
+                          <a:solidFill>
+                            <a:srgbClr val="2F5496"/>
+                          </a:solidFill>
+                          <a:prstDash val="solid"/>
+                          <a:tailEnd type="triangle" w="med" len="med"/>
+                        </a:ln>
                       </wps:spPr>
                       <wps:style>
                         <a:lnRef idx="2">
@@ -7366,17 +8699,24 @@
                     <wps:wsp>
                       <wps:cNvPr id="165" name="Connector"/>
                       <wps:cNvCnPr>
-                        <a:stCxn id="48" idx="4"/>
-                        <a:endCxn id="49" idx="2"/>
+                        <a:stCxn id="27" idx="1"/>
+                        <a:endCxn id="49" idx="3"/>
                       </wps:cNvCnPr>
                       <wps:spPr>
                         <a:xfrm>
-                          <a:off x="16859250" y="9620250"/>
-                          <a:ext cx="7715250" cy="1333500"/>
+                          <a:off x="19145250" y="8286750"/>
+                          <a:ext cx="4857750" cy="1333500"/>
                         </a:xfrm>
                         <a:prstGeom prst="line">
                           <a:avLst/>
                         </a:prstGeom>
+                        <a:ln w="12700" cap="flat" cmpd="sng" algn="ctr">
+                          <a:solidFill>
+                            <a:srgbClr val="2F5496"/>
+                          </a:solidFill>
+                          <a:prstDash val="solid"/>
+                          <a:tailEnd type="triangle" w="med" len="med"/>
+                        </a:ln>
                       </wps:spPr>
                       <wps:style>
                         <a:lnRef idx="2">
@@ -7397,17 +8737,24 @@
                     <wps:wsp>
                       <wps:cNvPr id="166" name="Connector"/>
                       <wps:cNvCnPr>
-                        <a:stCxn id="48" idx="4"/>
-                        <a:endCxn id="50" idx="2"/>
+                        <a:stCxn id="49" idx="3"/>
+                        <a:endCxn id="50" idx="1"/>
                       </wps:cNvCnPr>
                       <wps:spPr>
-                        <a:xfrm>
-                          <a:off x="18573750" y="9620250"/>
-                          <a:ext cx="6000750" cy="1333500"/>
+                        <a:xfrm flipH="1">
+                          <a:off x="17430750" y="9620250"/>
+                          <a:ext cx="6572250" cy="1333500"/>
                         </a:xfrm>
                         <a:prstGeom prst="line">
                           <a:avLst/>
                         </a:prstGeom>
+                        <a:ln w="12700" cap="flat" cmpd="sng" algn="ctr">
+                          <a:solidFill>
+                            <a:srgbClr val="2F5496"/>
+                          </a:solidFill>
+                          <a:prstDash val="solid"/>
+                          <a:tailEnd type="triangle" w="med" len="med"/>
+                        </a:ln>
                       </wps:spPr>
                       <wps:style>
                         <a:lnRef idx="2">
@@ -7428,17 +8775,24 @@
                     <wps:wsp>
                       <wps:cNvPr id="167" name="Connector"/>
                       <wps:cNvCnPr>
-                        <a:stCxn id="48" idx="3"/>
+                        <a:stCxn id="49" idx="3"/>
                         <a:endCxn id="51" idx="1"/>
                       </wps:cNvCnPr>
                       <wps:spPr>
-                        <a:xfrm>
-                          <a:off x="24574500" y="9620250"/>
-                          <a:ext cx="0" cy="1333500"/>
+                        <a:xfrm flipH="1">
+                          <a:off x="19145250" y="9620250"/>
+                          <a:ext cx="4857750" cy="1333500"/>
                         </a:xfrm>
                         <a:prstGeom prst="line">
                           <a:avLst/>
                         </a:prstGeom>
+                        <a:ln w="12700" cap="flat" cmpd="sng" algn="ctr">
+                          <a:solidFill>
+                            <a:srgbClr val="2F5496"/>
+                          </a:solidFill>
+                          <a:prstDash val="solid"/>
+                          <a:tailEnd type="triangle" w="med" len="med"/>
+                        </a:ln>
                       </wps:spPr>
                       <wps:style>
                         <a:lnRef idx="2">
@@ -7459,17 +8813,24 @@
                     <wps:wsp>
                       <wps:cNvPr id="168" name="Connector"/>
                       <wps:cNvCnPr>
-                        <a:stCxn id="48" idx="2"/>
-                        <a:endCxn id="52" idx="4"/>
+                        <a:stCxn id="49" idx="2"/>
+                        <a:endCxn id="52" idx="0"/>
                       </wps:cNvCnPr>
                       <wps:spPr>
                         <a:xfrm>
-                          <a:off x="24574500" y="9620250"/>
-                          <a:ext cx="1714500" cy="1333500"/>
+                          <a:off x="24574500" y="9906000"/>
+                          <a:ext cx="0" cy="762000"/>
                         </a:xfrm>
                         <a:prstGeom prst="line">
                           <a:avLst/>
                         </a:prstGeom>
+                        <a:ln w="12700" cap="flat" cmpd="sng" algn="ctr">
+                          <a:solidFill>
+                            <a:srgbClr val="2F5496"/>
+                          </a:solidFill>
+                          <a:prstDash val="solid"/>
+                          <a:tailEnd type="triangle" w="med" len="med"/>
+                        </a:ln>
                       </wps:spPr>
                       <wps:style>
                         <a:lnRef idx="2">
@@ -7490,17 +8851,24 @@
                     <wps:wsp>
                       <wps:cNvPr id="169" name="Connector"/>
                       <wps:cNvCnPr>
-                        <a:stCxn id="48" idx="2"/>
-                        <a:endCxn id="53" idx="4"/>
+                        <a:stCxn id="49" idx="1"/>
+                        <a:endCxn id="53" idx="3"/>
                       </wps:cNvCnPr>
                       <wps:spPr>
                         <a:xfrm>
-                          <a:off x="24574500" y="9620250"/>
-                          <a:ext cx="3429000" cy="1333500"/>
+                          <a:off x="25146000" y="9620250"/>
+                          <a:ext cx="571500" cy="1333500"/>
                         </a:xfrm>
                         <a:prstGeom prst="line">
                           <a:avLst/>
                         </a:prstGeom>
+                        <a:ln w="12700" cap="flat" cmpd="sng" algn="ctr">
+                          <a:solidFill>
+                            <a:srgbClr val="2F5496"/>
+                          </a:solidFill>
+                          <a:prstDash val="solid"/>
+                          <a:tailEnd type="triangle" w="med" len="med"/>
+                        </a:ln>
                       </wps:spPr>
                       <wps:style>
                         <a:lnRef idx="2">
@@ -7521,17 +8889,24 @@
                     <wps:wsp>
                       <wps:cNvPr id="170" name="Connector"/>
                       <wps:cNvCnPr>
-                        <a:stCxn id="52" idx="3"/>
-                        <a:endCxn id="54" idx="1"/>
+                        <a:stCxn id="49" idx="1"/>
+                        <a:endCxn id="54" idx="3"/>
                       </wps:cNvCnPr>
                       <wps:spPr>
                         <a:xfrm>
-                          <a:off x="26289000" y="10953750"/>
-                          <a:ext cx="0" cy="1333500"/>
+                          <a:off x="25146000" y="9620250"/>
+                          <a:ext cx="2286000" cy="1333500"/>
                         </a:xfrm>
                         <a:prstGeom prst="line">
                           <a:avLst/>
                         </a:prstGeom>
+                        <a:ln w="12700" cap="flat" cmpd="sng" algn="ctr">
+                          <a:solidFill>
+                            <a:srgbClr val="2F5496"/>
+                          </a:solidFill>
+                          <a:prstDash val="solid"/>
+                          <a:tailEnd type="triangle" w="med" len="med"/>
+                        </a:ln>
                       </wps:spPr>
                       <wps:style>
                         <a:lnRef idx="2">
@@ -7552,17 +8927,24 @@
                     <wps:wsp>
                       <wps:cNvPr id="171" name="Connector"/>
                       <wps:cNvCnPr>
-                        <a:stCxn id="54" idx="4"/>
-                        <a:endCxn id="55" idx="2"/>
+                        <a:stCxn id="53" idx="2"/>
+                        <a:endCxn id="55" idx="0"/>
                       </wps:cNvCnPr>
                       <wps:spPr>
                         <a:xfrm>
-                          <a:off x="23717250" y="12287250"/>
-                          <a:ext cx="2571750" cy="1333500"/>
+                          <a:off x="26289000" y="11239500"/>
+                          <a:ext cx="0" cy="762000"/>
                         </a:xfrm>
                         <a:prstGeom prst="line">
                           <a:avLst/>
                         </a:prstGeom>
+                        <a:ln w="12700" cap="flat" cmpd="sng" algn="ctr">
+                          <a:solidFill>
+                            <a:srgbClr val="2F5496"/>
+                          </a:solidFill>
+                          <a:prstDash val="solid"/>
+                          <a:tailEnd type="triangle" w="med" len="med"/>
+                        </a:ln>
                       </wps:spPr>
                       <wps:style>
                         <a:lnRef idx="2">
@@ -7583,17 +8965,24 @@
                     <wps:wsp>
                       <wps:cNvPr id="172" name="Connector"/>
                       <wps:cNvCnPr>
-                        <a:stCxn id="54" idx="3"/>
+                        <a:stCxn id="55" idx="3"/>
                         <a:endCxn id="56" idx="1"/>
                       </wps:cNvCnPr>
                       <wps:spPr>
-                        <a:xfrm>
-                          <a:off x="25431750" y="12287250"/>
-                          <a:ext cx="857250" cy="1333500"/>
+                        <a:xfrm flipH="1">
+                          <a:off x="24288750" y="12287250"/>
+                          <a:ext cx="1428750" cy="1333500"/>
                         </a:xfrm>
                         <a:prstGeom prst="line">
                           <a:avLst/>
                         </a:prstGeom>
+                        <a:ln w="12700" cap="flat" cmpd="sng" algn="ctr">
+                          <a:solidFill>
+                            <a:srgbClr val="2F5496"/>
+                          </a:solidFill>
+                          <a:prstDash val="solid"/>
+                          <a:tailEnd type="triangle" w="med" len="med"/>
+                        </a:ln>
                       </wps:spPr>
                       <wps:style>
                         <a:lnRef idx="2">
@@ -7614,17 +9003,24 @@
                     <wps:wsp>
                       <wps:cNvPr id="173" name="Connector"/>
                       <wps:cNvCnPr>
-                        <a:stCxn id="54" idx="2"/>
-                        <a:endCxn id="57" idx="4"/>
+                        <a:stCxn id="55" idx="2"/>
+                        <a:endCxn id="57" idx="0"/>
                       </wps:cNvCnPr>
                       <wps:spPr>
-                        <a:xfrm>
-                          <a:off x="26289000" y="12287250"/>
-                          <a:ext cx="12858750" cy="1333500"/>
+                        <a:xfrm flipH="1">
+                          <a:off x="25431750" y="12573000"/>
+                          <a:ext cx="857250" cy="762000"/>
                         </a:xfrm>
                         <a:prstGeom prst="line">
                           <a:avLst/>
                         </a:prstGeom>
+                        <a:ln w="12700" cap="flat" cmpd="sng" algn="ctr">
+                          <a:solidFill>
+                            <a:srgbClr val="2F5496"/>
+                          </a:solidFill>
+                          <a:prstDash val="solid"/>
+                          <a:tailEnd type="triangle" w="med" len="med"/>
+                        </a:ln>
                       </wps:spPr>
                       <wps:style>
                         <a:lnRef idx="2">
@@ -7645,17 +9041,24 @@
                     <wps:wsp>
                       <wps:cNvPr id="174" name="Connector"/>
                       <wps:cNvCnPr>
-                        <a:stCxn id="54" idx="2"/>
-                        <a:endCxn id="58" idx="4"/>
+                        <a:stCxn id="55" idx="1"/>
+                        <a:endCxn id="58" idx="3"/>
                       </wps:cNvCnPr>
                       <wps:spPr>
                         <a:xfrm>
-                          <a:off x="26289000" y="12287250"/>
-                          <a:ext cx="14573250" cy="1333500"/>
+                          <a:off x="26860500" y="12287250"/>
+                          <a:ext cx="11715750" cy="1333500"/>
                         </a:xfrm>
                         <a:prstGeom prst="line">
                           <a:avLst/>
                         </a:prstGeom>
+                        <a:ln w="12700" cap="flat" cmpd="sng" algn="ctr">
+                          <a:solidFill>
+                            <a:srgbClr val="2F5496"/>
+                          </a:solidFill>
+                          <a:prstDash val="solid"/>
+                          <a:tailEnd type="triangle" w="med" len="med"/>
+                        </a:ln>
                       </wps:spPr>
                       <wps:style>
                         <a:lnRef idx="2">
@@ -7676,17 +9079,24 @@
                     <wps:wsp>
                       <wps:cNvPr id="175" name="Connector"/>
                       <wps:cNvCnPr>
-                        <a:stCxn id="12" idx="3"/>
-                        <a:endCxn id="59" idx="1"/>
+                        <a:stCxn id="55" idx="1"/>
+                        <a:endCxn id="59" idx="3"/>
                       </wps:cNvCnPr>
                       <wps:spPr>
                         <a:xfrm>
-                          <a:off x="57150000" y="4286250"/>
-                          <a:ext cx="0" cy="1333500"/>
+                          <a:off x="26860500" y="12287250"/>
+                          <a:ext cx="13430250" cy="1333500"/>
                         </a:xfrm>
                         <a:prstGeom prst="line">
                           <a:avLst/>
                         </a:prstGeom>
+                        <a:ln w="12700" cap="flat" cmpd="sng" algn="ctr">
+                          <a:solidFill>
+                            <a:srgbClr val="2F5496"/>
+                          </a:solidFill>
+                          <a:prstDash val="solid"/>
+                          <a:tailEnd type="triangle" w="med" len="med"/>
+                        </a:ln>
                       </wps:spPr>
                       <wps:style>
                         <a:lnRef idx="2">
@@ -7707,17 +9117,24 @@
                     <wps:wsp>
                       <wps:cNvPr id="176" name="Connector"/>
                       <wps:cNvCnPr>
-                        <a:stCxn id="59" idx="3"/>
-                        <a:endCxn id="60" idx="1"/>
+                        <a:stCxn id="13" idx="2"/>
+                        <a:endCxn id="60" idx="0"/>
                       </wps:cNvCnPr>
                       <wps:spPr>
                         <a:xfrm>
-                          <a:off x="57150000" y="5619750"/>
-                          <a:ext cx="0" cy="1333500"/>
+                          <a:off x="57150000" y="4572000"/>
+                          <a:ext cx="0" cy="762000"/>
                         </a:xfrm>
                         <a:prstGeom prst="line">
                           <a:avLst/>
                         </a:prstGeom>
+                        <a:ln w="12700" cap="flat" cmpd="sng" algn="ctr">
+                          <a:solidFill>
+                            <a:srgbClr val="2F5496"/>
+                          </a:solidFill>
+                          <a:prstDash val="solid"/>
+                          <a:tailEnd type="triangle" w="med" len="med"/>
+                        </a:ln>
                       </wps:spPr>
                       <wps:style>
                         <a:lnRef idx="2">
@@ -7738,17 +9155,24 @@
                     <wps:wsp>
                       <wps:cNvPr id="177" name="Connector"/>
                       <wps:cNvCnPr>
-                        <a:stCxn id="60" idx="3"/>
-                        <a:endCxn id="61" idx="1"/>
+                        <a:stCxn id="60" idx="2"/>
+                        <a:endCxn id="61" idx="0"/>
                       </wps:cNvCnPr>
                       <wps:spPr>
                         <a:xfrm>
-                          <a:off x="57150000" y="6953250"/>
-                          <a:ext cx="0" cy="1333500"/>
+                          <a:off x="57150000" y="5905500"/>
+                          <a:ext cx="0" cy="762000"/>
                         </a:xfrm>
                         <a:prstGeom prst="line">
                           <a:avLst/>
                         </a:prstGeom>
+                        <a:ln w="12700" cap="flat" cmpd="sng" algn="ctr">
+                          <a:solidFill>
+                            <a:srgbClr val="2F5496"/>
+                          </a:solidFill>
+                          <a:prstDash val="solid"/>
+                          <a:tailEnd type="triangle" w="med" len="med"/>
+                        </a:ln>
                       </wps:spPr>
                       <wps:style>
                         <a:lnRef idx="2">
@@ -7769,17 +9193,24 @@
                     <wps:wsp>
                       <wps:cNvPr id="178" name="Connector"/>
                       <wps:cNvCnPr>
-                        <a:stCxn id="61" idx="3"/>
-                        <a:endCxn id="62" idx="1"/>
+                        <a:stCxn id="61" idx="2"/>
+                        <a:endCxn id="62" idx="0"/>
                       </wps:cNvCnPr>
                       <wps:spPr>
                         <a:xfrm>
-                          <a:off x="57150000" y="8286750"/>
-                          <a:ext cx="0" cy="1333500"/>
+                          <a:off x="57150000" y="7239000"/>
+                          <a:ext cx="0" cy="762000"/>
                         </a:xfrm>
                         <a:prstGeom prst="line">
                           <a:avLst/>
                         </a:prstGeom>
+                        <a:ln w="12700" cap="flat" cmpd="sng" algn="ctr">
+                          <a:solidFill>
+                            <a:srgbClr val="2F5496"/>
+                          </a:solidFill>
+                          <a:prstDash val="solid"/>
+                          <a:tailEnd type="triangle" w="med" len="med"/>
+                        </a:ln>
                       </wps:spPr>
                       <wps:style>
                         <a:lnRef idx="2">
@@ -7800,17 +9231,24 @@
                     <wps:wsp>
                       <wps:cNvPr id="179" name="Connector"/>
                       <wps:cNvCnPr>
-                        <a:stCxn id="62" idx="4"/>
-                        <a:endCxn id="63" idx="2"/>
+                        <a:stCxn id="62" idx="2"/>
+                        <a:endCxn id="63" idx="0"/>
                       </wps:cNvCnPr>
                       <wps:spPr>
                         <a:xfrm>
-                          <a:off x="55435500" y="9620250"/>
-                          <a:ext cx="1714500" cy="1333500"/>
+                          <a:off x="57150000" y="8572500"/>
+                          <a:ext cx="0" cy="762000"/>
                         </a:xfrm>
                         <a:prstGeom prst="line">
                           <a:avLst/>
                         </a:prstGeom>
+                        <a:ln w="12700" cap="flat" cmpd="sng" algn="ctr">
+                          <a:solidFill>
+                            <a:srgbClr val="2F5496"/>
+                          </a:solidFill>
+                          <a:prstDash val="solid"/>
+                          <a:tailEnd type="triangle" w="med" len="med"/>
+                        </a:ln>
                       </wps:spPr>
                       <wps:style>
                         <a:lnRef idx="2">
@@ -7831,17 +9269,24 @@
                     <wps:wsp>
                       <wps:cNvPr id="180" name="Connector"/>
                       <wps:cNvCnPr>
-                        <a:stCxn id="63" idx="4"/>
-                        <a:endCxn id="64" idx="2"/>
+                        <a:stCxn id="63" idx="3"/>
+                        <a:endCxn id="64" idx="1"/>
                       </wps:cNvCnPr>
                       <wps:spPr>
-                        <a:xfrm>
-                          <a:off x="51149250" y="10953750"/>
-                          <a:ext cx="4286250" cy="1333500"/>
+                        <a:xfrm flipH="1">
+                          <a:off x="56007000" y="9620250"/>
+                          <a:ext cx="571500" cy="1333500"/>
                         </a:xfrm>
                         <a:prstGeom prst="line">
                           <a:avLst/>
                         </a:prstGeom>
+                        <a:ln w="12700" cap="flat" cmpd="sng" algn="ctr">
+                          <a:solidFill>
+                            <a:srgbClr val="2F5496"/>
+                          </a:solidFill>
+                          <a:prstDash val="solid"/>
+                          <a:tailEnd type="triangle" w="med" len="med"/>
+                        </a:ln>
                       </wps:spPr>
                       <wps:style>
                         <a:lnRef idx="2">
@@ -7866,13 +9311,20 @@
                         <a:endCxn id="65" idx="1"/>
                       </wps:cNvCnPr>
                       <wps:spPr>
-                        <a:xfrm>
-                          <a:off x="51149250" y="12287250"/>
-                          <a:ext cx="0" cy="1333500"/>
+                        <a:xfrm flipH="1">
+                          <a:off x="51720750" y="10953750"/>
+                          <a:ext cx="3143250" cy="1333500"/>
                         </a:xfrm>
                         <a:prstGeom prst="line">
                           <a:avLst/>
                         </a:prstGeom>
+                        <a:ln w="12700" cap="flat" cmpd="sng" algn="ctr">
+                          <a:solidFill>
+                            <a:srgbClr val="2F5496"/>
+                          </a:solidFill>
+                          <a:prstDash val="solid"/>
+                          <a:tailEnd type="triangle" w="med" len="med"/>
+                        </a:ln>
                       </wps:spPr>
                       <wps:style>
                         <a:lnRef idx="2">
@@ -7893,17 +9345,24 @@
                     <wps:wsp>
                       <wps:cNvPr id="182" name="Connector"/>
                       <wps:cNvCnPr>
-                        <a:stCxn id="63" idx="2"/>
-                        <a:endCxn id="66" idx="4"/>
+                        <a:stCxn id="65" idx="2"/>
+                        <a:endCxn id="66" idx="0"/>
                       </wps:cNvCnPr>
                       <wps:spPr>
                         <a:xfrm>
-                          <a:off x="55435500" y="10953750"/>
-                          <a:ext cx="4286250" cy="1333500"/>
+                          <a:off x="51149250" y="12573000"/>
+                          <a:ext cx="0" cy="762000"/>
                         </a:xfrm>
                         <a:prstGeom prst="line">
                           <a:avLst/>
                         </a:prstGeom>
+                        <a:ln w="12700" cap="flat" cmpd="sng" algn="ctr">
+                          <a:solidFill>
+                            <a:srgbClr val="2F5496"/>
+                          </a:solidFill>
+                          <a:prstDash val="solid"/>
+                          <a:tailEnd type="triangle" w="med" len="med"/>
+                        </a:ln>
                       </wps:spPr>
                       <wps:style>
                         <a:lnRef idx="2">
@@ -7924,17 +9383,24 @@
                     <wps:wsp>
                       <wps:cNvPr id="183" name="Connector"/>
                       <wps:cNvCnPr>
-                        <a:stCxn id="66" idx="3"/>
-                        <a:endCxn id="67" idx="1"/>
+                        <a:stCxn id="64" idx="1"/>
+                        <a:endCxn id="67" idx="3"/>
                       </wps:cNvCnPr>
                       <wps:spPr>
                         <a:xfrm>
-                          <a:off x="59721750" y="12287250"/>
-                          <a:ext cx="0" cy="1333500"/>
+                          <a:off x="56007000" y="10953750"/>
+                          <a:ext cx="3143250" cy="1333500"/>
                         </a:xfrm>
                         <a:prstGeom prst="line">
                           <a:avLst/>
                         </a:prstGeom>
+                        <a:ln w="12700" cap="flat" cmpd="sng" algn="ctr">
+                          <a:solidFill>
+                            <a:srgbClr val="2F5496"/>
+                          </a:solidFill>
+                          <a:prstDash val="solid"/>
+                          <a:tailEnd type="triangle" w="med" len="med"/>
+                        </a:ln>
                       </wps:spPr>
                       <wps:style>
                         <a:lnRef idx="2">
@@ -7955,17 +9421,24 @@
                     <wps:wsp>
                       <wps:cNvPr id="184" name="Connector"/>
                       <wps:cNvCnPr>
-                        <a:stCxn id="67" idx="4"/>
-                        <a:endCxn id="68" idx="2"/>
+                        <a:stCxn id="67" idx="2"/>
+                        <a:endCxn id="68" idx="0"/>
                       </wps:cNvCnPr>
                       <wps:spPr>
                         <a:xfrm>
-                          <a:off x="53721000" y="13620750"/>
-                          <a:ext cx="6000750" cy="1333500"/>
+                          <a:off x="59721750" y="12573000"/>
+                          <a:ext cx="0" cy="762000"/>
                         </a:xfrm>
                         <a:prstGeom prst="line">
                           <a:avLst/>
                         </a:prstGeom>
+                        <a:ln w="12700" cap="flat" cmpd="sng" algn="ctr">
+                          <a:solidFill>
+                            <a:srgbClr val="2F5496"/>
+                          </a:solidFill>
+                          <a:prstDash val="solid"/>
+                          <a:tailEnd type="triangle" w="med" len="med"/>
+                        </a:ln>
                       </wps:spPr>
                       <wps:style>
                         <a:lnRef idx="2">
@@ -7986,17 +9459,24 @@
                     <wps:wsp>
                       <wps:cNvPr id="185" name="Connector"/>
                       <wps:cNvCnPr>
-                        <a:stCxn id="67" idx="4"/>
-                        <a:endCxn id="69" idx="2"/>
+                        <a:stCxn id="68" idx="3"/>
+                        <a:endCxn id="69" idx="1"/>
                       </wps:cNvCnPr>
                       <wps:spPr>
-                        <a:xfrm>
-                          <a:off x="55435500" y="13620750"/>
-                          <a:ext cx="4286250" cy="1333500"/>
+                        <a:xfrm flipH="1">
+                          <a:off x="54292500" y="13620750"/>
+                          <a:ext cx="4857750" cy="1333500"/>
                         </a:xfrm>
                         <a:prstGeom prst="line">
                           <a:avLst/>
                         </a:prstGeom>
+                        <a:ln w="12700" cap="flat" cmpd="sng" algn="ctr">
+                          <a:solidFill>
+                            <a:srgbClr val="2F5496"/>
+                          </a:solidFill>
+                          <a:prstDash val="solid"/>
+                          <a:tailEnd type="triangle" w="med" len="med"/>
+                        </a:ln>
                       </wps:spPr>
                       <wps:style>
                         <a:lnRef idx="2">
@@ -8017,17 +9497,24 @@
                     <wps:wsp>
                       <wps:cNvPr id="186" name="Connector"/>
                       <wps:cNvCnPr>
-                        <a:stCxn id="67" idx="4"/>
-                        <a:endCxn id="70" idx="2"/>
+                        <a:stCxn id="68" idx="3"/>
+                        <a:endCxn id="70" idx="1"/>
                       </wps:cNvCnPr>
                       <wps:spPr>
-                        <a:xfrm>
-                          <a:off x="57150000" y="13620750"/>
-                          <a:ext cx="2571750" cy="1333500"/>
+                        <a:xfrm flipH="1">
+                          <a:off x="56007000" y="13620750"/>
+                          <a:ext cx="3143250" cy="1333500"/>
                         </a:xfrm>
                         <a:prstGeom prst="line">
                           <a:avLst/>
                         </a:prstGeom>
+                        <a:ln w="12700" cap="flat" cmpd="sng" algn="ctr">
+                          <a:solidFill>
+                            <a:srgbClr val="2F5496"/>
+                          </a:solidFill>
+                          <a:prstDash val="solid"/>
+                          <a:tailEnd type="triangle" w="med" len="med"/>
+                        </a:ln>
                       </wps:spPr>
                       <wps:style>
                         <a:lnRef idx="2">
@@ -8048,17 +9535,24 @@
                     <wps:wsp>
                       <wps:cNvPr id="187" name="Connector"/>
                       <wps:cNvCnPr>
-                        <a:stCxn id="67" idx="3"/>
+                        <a:stCxn id="68" idx="3"/>
                         <a:endCxn id="71" idx="1"/>
                       </wps:cNvCnPr>
                       <wps:spPr>
-                        <a:xfrm>
-                          <a:off x="58864500" y="13620750"/>
-                          <a:ext cx="857250" cy="1333500"/>
+                        <a:xfrm flipH="1">
+                          <a:off x="57721500" y="13620750"/>
+                          <a:ext cx="1428750" cy="1333500"/>
                         </a:xfrm>
                         <a:prstGeom prst="line">
                           <a:avLst/>
                         </a:prstGeom>
+                        <a:ln w="12700" cap="flat" cmpd="sng" algn="ctr">
+                          <a:solidFill>
+                            <a:srgbClr val="2F5496"/>
+                          </a:solidFill>
+                          <a:prstDash val="solid"/>
+                          <a:tailEnd type="triangle" w="med" len="med"/>
+                        </a:ln>
                       </wps:spPr>
                       <wps:style>
                         <a:lnRef idx="2">
@@ -8079,17 +9573,24 @@
                     <wps:wsp>
                       <wps:cNvPr id="188" name="Connector"/>
                       <wps:cNvCnPr>
-                        <a:stCxn id="67" idx="3"/>
-                        <a:endCxn id="72" idx="1"/>
+                        <a:stCxn id="68" idx="2"/>
+                        <a:endCxn id="72" idx="0"/>
                       </wps:cNvCnPr>
                       <wps:spPr>
-                        <a:xfrm>
-                          <a:off x="59721750" y="13620750"/>
-                          <a:ext cx="857250" cy="1333500"/>
+                        <a:xfrm flipH="1">
+                          <a:off x="58864500" y="13906500"/>
+                          <a:ext cx="857250" cy="762000"/>
                         </a:xfrm>
                         <a:prstGeom prst="line">
                           <a:avLst/>
                         </a:prstGeom>
+                        <a:ln w="12700" cap="flat" cmpd="sng" algn="ctr">
+                          <a:solidFill>
+                            <a:srgbClr val="2F5496"/>
+                          </a:solidFill>
+                          <a:prstDash val="solid"/>
+                          <a:tailEnd type="triangle" w="med" len="med"/>
+                        </a:ln>
                       </wps:spPr>
                       <wps:style>
                         <a:lnRef idx="2">
@@ -8110,17 +9611,24 @@
                     <wps:wsp>
                       <wps:cNvPr id="189" name="Connector"/>
                       <wps:cNvCnPr>
-                        <a:stCxn id="67" idx="2"/>
-                        <a:endCxn id="73" idx="4"/>
+                        <a:stCxn id="68" idx="2"/>
+                        <a:endCxn id="73" idx="0"/>
                       </wps:cNvCnPr>
                       <wps:spPr>
                         <a:xfrm>
-                          <a:off x="59721750" y="13620750"/>
-                          <a:ext cx="2571750" cy="1333500"/>
+                          <a:off x="59721750" y="13906500"/>
+                          <a:ext cx="857250" cy="762000"/>
                         </a:xfrm>
                         <a:prstGeom prst="line">
                           <a:avLst/>
                         </a:prstGeom>
+                        <a:ln w="12700" cap="flat" cmpd="sng" algn="ctr">
+                          <a:solidFill>
+                            <a:srgbClr val="2F5496"/>
+                          </a:solidFill>
+                          <a:prstDash val="solid"/>
+                          <a:tailEnd type="triangle" w="med" len="med"/>
+                        </a:ln>
                       </wps:spPr>
                       <wps:style>
                         <a:lnRef idx="2">
@@ -8141,17 +9649,24 @@
                     <wps:wsp>
                       <wps:cNvPr id="190" name="Connector"/>
                       <wps:cNvCnPr>
-                        <a:stCxn id="67" idx="2"/>
-                        <a:endCxn id="74" idx="4"/>
+                        <a:stCxn id="68" idx="1"/>
+                        <a:endCxn id="74" idx="3"/>
                       </wps:cNvCnPr>
                       <wps:spPr>
                         <a:xfrm>
-                          <a:off x="59721750" y="13620750"/>
-                          <a:ext cx="4286250" cy="1333500"/>
+                          <a:off x="60293250" y="13620750"/>
+                          <a:ext cx="1428750" cy="1333500"/>
                         </a:xfrm>
                         <a:prstGeom prst="line">
                           <a:avLst/>
                         </a:prstGeom>
+                        <a:ln w="12700" cap="flat" cmpd="sng" algn="ctr">
+                          <a:solidFill>
+                            <a:srgbClr val="2F5496"/>
+                          </a:solidFill>
+                          <a:prstDash val="solid"/>
+                          <a:tailEnd type="triangle" w="med" len="med"/>
+                        </a:ln>
                       </wps:spPr>
                       <wps:style>
                         <a:lnRef idx="2">
@@ -8172,17 +9687,24 @@
                     <wps:wsp>
                       <wps:cNvPr id="191" name="Connector"/>
                       <wps:cNvCnPr>
-                        <a:stCxn id="67" idx="2"/>
-                        <a:endCxn id="75" idx="4"/>
+                        <a:stCxn id="68" idx="1"/>
+                        <a:endCxn id="75" idx="3"/>
                       </wps:cNvCnPr>
                       <wps:spPr>
                         <a:xfrm>
-                          <a:off x="59721750" y="13620750"/>
-                          <a:ext cx="6000750" cy="1333500"/>
+                          <a:off x="60293250" y="13620750"/>
+                          <a:ext cx="3143250" cy="1333500"/>
                         </a:xfrm>
                         <a:prstGeom prst="line">
                           <a:avLst/>
                         </a:prstGeom>
+                        <a:ln w="12700" cap="flat" cmpd="sng" algn="ctr">
+                          <a:solidFill>
+                            <a:srgbClr val="2F5496"/>
+                          </a:solidFill>
+                          <a:prstDash val="solid"/>
+                          <a:tailEnd type="triangle" w="med" len="med"/>
+                        </a:ln>
                       </wps:spPr>
                       <wps:style>
                         <a:lnRef idx="2">
@@ -8203,17 +9725,24 @@
                     <wps:wsp>
                       <wps:cNvPr id="192" name="Connector"/>
                       <wps:cNvCnPr>
-                        <a:stCxn id="13" idx="3"/>
-                        <a:endCxn id="76" idx="1"/>
+                        <a:stCxn id="68" idx="1"/>
+                        <a:endCxn id="76" idx="3"/>
                       </wps:cNvCnPr>
                       <wps:spPr>
                         <a:xfrm>
-                          <a:off x="58864500" y="4286250"/>
-                          <a:ext cx="0" cy="1333500"/>
+                          <a:off x="60293250" y="13620750"/>
+                          <a:ext cx="4857750" cy="1333500"/>
                         </a:xfrm>
                         <a:prstGeom prst="line">
                           <a:avLst/>
                         </a:prstGeom>
+                        <a:ln w="12700" cap="flat" cmpd="sng" algn="ctr">
+                          <a:solidFill>
+                            <a:srgbClr val="2F5496"/>
+                          </a:solidFill>
+                          <a:prstDash val="solid"/>
+                          <a:tailEnd type="triangle" w="med" len="med"/>
+                        </a:ln>
                       </wps:spPr>
                       <wps:style>
                         <a:lnRef idx="2">
@@ -8234,17 +9763,24 @@
                     <wps:wsp>
                       <wps:cNvPr id="193" name="Connector"/>
                       <wps:cNvCnPr>
-                        <a:stCxn id="76" idx="3"/>
-                        <a:endCxn id="77" idx="1"/>
+                        <a:stCxn id="14" idx="2"/>
+                        <a:endCxn id="77" idx="0"/>
                       </wps:cNvCnPr>
                       <wps:spPr>
                         <a:xfrm>
-                          <a:off x="58864500" y="5619750"/>
-                          <a:ext cx="0" cy="1333500"/>
+                          <a:off x="58864500" y="4572000"/>
+                          <a:ext cx="0" cy="762000"/>
                         </a:xfrm>
                         <a:prstGeom prst="line">
                           <a:avLst/>
                         </a:prstGeom>
+                        <a:ln w="12700" cap="flat" cmpd="sng" algn="ctr">
+                          <a:solidFill>
+                            <a:srgbClr val="2F5496"/>
+                          </a:solidFill>
+                          <a:prstDash val="solid"/>
+                          <a:tailEnd type="triangle" w="med" len="med"/>
+                        </a:ln>
                       </wps:spPr>
                       <wps:style>
                         <a:lnRef idx="2">
@@ -8265,17 +9801,24 @@
                     <wps:wsp>
                       <wps:cNvPr id="194" name="Connector"/>
                       <wps:cNvCnPr>
-                        <a:stCxn id="77" idx="3"/>
-                        <a:endCxn id="78" idx="1"/>
+                        <a:stCxn id="77" idx="2"/>
+                        <a:endCxn id="78" idx="0"/>
                       </wps:cNvCnPr>
                       <wps:spPr>
                         <a:xfrm>
-                          <a:off x="58864500" y="6953250"/>
-                          <a:ext cx="0" cy="1333500"/>
+                          <a:off x="58864500" y="5905500"/>
+                          <a:ext cx="0" cy="762000"/>
                         </a:xfrm>
                         <a:prstGeom prst="line">
                           <a:avLst/>
                         </a:prstGeom>
+                        <a:ln w="12700" cap="flat" cmpd="sng" algn="ctr">
+                          <a:solidFill>
+                            <a:srgbClr val="2F5496"/>
+                          </a:solidFill>
+                          <a:prstDash val="solid"/>
+                          <a:tailEnd type="triangle" w="med" len="med"/>
+                        </a:ln>
                       </wps:spPr>
                       <wps:style>
                         <a:lnRef idx="2">
@@ -8296,17 +9839,24 @@
                     <wps:wsp>
                       <wps:cNvPr id="195" name="Connector"/>
                       <wps:cNvCnPr>
-                        <a:stCxn id="78" idx="3"/>
-                        <a:endCxn id="79" idx="1"/>
+                        <a:stCxn id="78" idx="2"/>
+                        <a:endCxn id="79" idx="0"/>
                       </wps:cNvCnPr>
                       <wps:spPr>
                         <a:xfrm>
-                          <a:off x="58864500" y="8286750"/>
-                          <a:ext cx="0" cy="1333500"/>
+                          <a:off x="58864500" y="7239000"/>
+                          <a:ext cx="0" cy="762000"/>
                         </a:xfrm>
                         <a:prstGeom prst="line">
                           <a:avLst/>
                         </a:prstGeom>
+                        <a:ln w="12700" cap="flat" cmpd="sng" algn="ctr">
+                          <a:solidFill>
+                            <a:srgbClr val="2F5496"/>
+                          </a:solidFill>
+                          <a:prstDash val="solid"/>
+                          <a:tailEnd type="triangle" w="med" len="med"/>
+                        </a:ln>
                       </wps:spPr>
                       <wps:style>
                         <a:lnRef idx="2">
@@ -8327,17 +9877,24 @@
                     <wps:wsp>
                       <wps:cNvPr id="196" name="Connector"/>
                       <wps:cNvCnPr>
-                        <a:stCxn id="10" idx="3"/>
-                        <a:endCxn id="80" idx="1"/>
+                        <a:stCxn id="79" idx="2"/>
+                        <a:endCxn id="80" idx="0"/>
                       </wps:cNvCnPr>
                       <wps:spPr>
                         <a:xfrm>
-                          <a:off x="11715750" y="4286250"/>
-                          <a:ext cx="857250" cy="1333500"/>
+                          <a:off x="58864500" y="8572500"/>
+                          <a:ext cx="0" cy="762000"/>
                         </a:xfrm>
                         <a:prstGeom prst="line">
                           <a:avLst/>
                         </a:prstGeom>
+                        <a:ln w="12700" cap="flat" cmpd="sng" algn="ctr">
+                          <a:solidFill>
+                            <a:srgbClr val="2F5496"/>
+                          </a:solidFill>
+                          <a:prstDash val="solid"/>
+                          <a:tailEnd type="triangle" w="med" len="med"/>
+                        </a:ln>
                       </wps:spPr>
                       <wps:style>
                         <a:lnRef idx="2">
@@ -8358,17 +9915,24 @@
                     <wps:wsp>
                       <wps:cNvPr id="197" name="Connector"/>
                       <wps:cNvCnPr>
-                        <a:stCxn id="80" idx="4"/>
-                        <a:endCxn id="81" idx="2"/>
+                        <a:stCxn id="11" idx="2"/>
+                        <a:endCxn id="81" idx="0"/>
                       </wps:cNvCnPr>
                       <wps:spPr>
                         <a:xfrm>
-                          <a:off x="10001250" y="5619750"/>
-                          <a:ext cx="2571750" cy="1333500"/>
+                          <a:off x="11715750" y="4572000"/>
+                          <a:ext cx="857250" cy="762000"/>
                         </a:xfrm>
                         <a:prstGeom prst="line">
                           <a:avLst/>
                         </a:prstGeom>
+                        <a:ln w="12700" cap="flat" cmpd="sng" algn="ctr">
+                          <a:solidFill>
+                            <a:srgbClr val="2F5496"/>
+                          </a:solidFill>
+                          <a:prstDash val="solid"/>
+                          <a:tailEnd type="triangle" w="med" len="med"/>
+                        </a:ln>
                       </wps:spPr>
                       <wps:style>
                         <a:lnRef idx="2">
@@ -8389,17 +9953,24 @@
                     <wps:wsp>
                       <wps:cNvPr id="198" name="Connector"/>
                       <wps:cNvCnPr>
-                        <a:stCxn id="80" idx="3"/>
+                        <a:stCxn id="81" idx="3"/>
                         <a:endCxn id="82" idx="1"/>
                       </wps:cNvCnPr>
                       <wps:spPr>
-                        <a:xfrm>
-                          <a:off x="11715750" y="5619750"/>
-                          <a:ext cx="857250" cy="1333500"/>
+                        <a:xfrm flipH="1">
+                          <a:off x="10572750" y="5619750"/>
+                          <a:ext cx="1428750" cy="1333500"/>
                         </a:xfrm>
                         <a:prstGeom prst="line">
                           <a:avLst/>
                         </a:prstGeom>
+                        <a:ln w="12700" cap="flat" cmpd="sng" algn="ctr">
+                          <a:solidFill>
+                            <a:srgbClr val="2F5496"/>
+                          </a:solidFill>
+                          <a:prstDash val="solid"/>
+                          <a:tailEnd type="triangle" w="med" len="med"/>
+                        </a:ln>
                       </wps:spPr>
                       <wps:style>
                         <a:lnRef idx="2">
@@ -8420,17 +9991,24 @@
                     <wps:wsp>
                       <wps:cNvPr id="199" name="Connector"/>
                       <wps:cNvCnPr>
-                        <a:stCxn id="80" idx="3"/>
-                        <a:endCxn id="83" idx="1"/>
+                        <a:stCxn id="81" idx="2"/>
+                        <a:endCxn id="83" idx="0"/>
                       </wps:cNvCnPr>
                       <wps:spPr>
-                        <a:xfrm>
-                          <a:off x="12573000" y="5619750"/>
-                          <a:ext cx="857250" cy="1333500"/>
+                        <a:xfrm flipH="1">
+                          <a:off x="11715750" y="5905500"/>
+                          <a:ext cx="857250" cy="762000"/>
                         </a:xfrm>
                         <a:prstGeom prst="line">
                           <a:avLst/>
                         </a:prstGeom>
+                        <a:ln w="12700" cap="flat" cmpd="sng" algn="ctr">
+                          <a:solidFill>
+                            <a:srgbClr val="2F5496"/>
+                          </a:solidFill>
+                          <a:prstDash val="solid"/>
+                          <a:tailEnd type="triangle" w="med" len="med"/>
+                        </a:ln>
                       </wps:spPr>
                       <wps:style>
                         <a:lnRef idx="2">
@@ -8451,17 +10029,24 @@
                     <wps:wsp>
                       <wps:cNvPr id="200" name="Connector"/>
                       <wps:cNvCnPr>
-                        <a:stCxn id="80" idx="2"/>
-                        <a:endCxn id="84" idx="4"/>
+                        <a:stCxn id="81" idx="2"/>
+                        <a:endCxn id="84" idx="0"/>
                       </wps:cNvCnPr>
                       <wps:spPr>
                         <a:xfrm>
-                          <a:off x="12573000" y="5619750"/>
-                          <a:ext cx="2571750" cy="1333500"/>
+                          <a:off x="12573000" y="5905500"/>
+                          <a:ext cx="857250" cy="762000"/>
                         </a:xfrm>
                         <a:prstGeom prst="line">
                           <a:avLst/>
                         </a:prstGeom>
+                        <a:ln w="12700" cap="flat" cmpd="sng" algn="ctr">
+                          <a:solidFill>
+                            <a:srgbClr val="2F5496"/>
+                          </a:solidFill>
+                          <a:prstDash val="solid"/>
+                          <a:tailEnd type="triangle" w="med" len="med"/>
+                        </a:ln>
                       </wps:spPr>
                       <wps:style>
                         <a:lnRef idx="2">
@@ -8482,17 +10067,24 @@
                     <wps:wsp>
                       <wps:cNvPr id="201" name="Connector"/>
                       <wps:cNvCnPr>
-                        <a:stCxn id="80" idx="2"/>
-                        <a:endCxn id="85" idx="4"/>
+                        <a:stCxn id="81" idx="1"/>
+                        <a:endCxn id="85" idx="3"/>
                       </wps:cNvCnPr>
                       <wps:spPr>
                         <a:xfrm>
-                          <a:off x="12573000" y="5619750"/>
-                          <a:ext cx="4286250" cy="1333500"/>
+                          <a:off x="13144500" y="5619750"/>
+                          <a:ext cx="1428750" cy="1333500"/>
                         </a:xfrm>
                         <a:prstGeom prst="line">
                           <a:avLst/>
                         </a:prstGeom>
+                        <a:ln w="12700" cap="flat" cmpd="sng" algn="ctr">
+                          <a:solidFill>
+                            <a:srgbClr val="2F5496"/>
+                          </a:solidFill>
+                          <a:prstDash val="solid"/>
+                          <a:tailEnd type="triangle" w="med" len="med"/>
+                        </a:ln>
                       </wps:spPr>
                       <wps:style>
                         <a:lnRef idx="2">
@@ -8513,17 +10105,24 @@
                     <wps:wsp>
                       <wps:cNvPr id="202" name="Connector"/>
                       <wps:cNvCnPr>
-                        <a:stCxn id="26" idx="2"/>
-                        <a:endCxn id="86" idx="4"/>
+                        <a:stCxn id="81" idx="1"/>
+                        <a:endCxn id="86" idx="3"/>
                       </wps:cNvCnPr>
                       <wps:spPr>
                         <a:xfrm>
-                          <a:off x="18573750" y="8286750"/>
-                          <a:ext cx="18002250" cy="1333500"/>
+                          <a:off x="13144500" y="5619750"/>
+                          <a:ext cx="3143250" cy="1333500"/>
                         </a:xfrm>
                         <a:prstGeom prst="line">
                           <a:avLst/>
                         </a:prstGeom>
+                        <a:ln w="12700" cap="flat" cmpd="sng" algn="ctr">
+                          <a:solidFill>
+                            <a:srgbClr val="2F5496"/>
+                          </a:solidFill>
+                          <a:prstDash val="solid"/>
+                          <a:tailEnd type="triangle" w="med" len="med"/>
+                        </a:ln>
                       </wps:spPr>
                       <wps:style>
                         <a:lnRef idx="2">
@@ -8544,17 +10143,24 @@
                     <wps:wsp>
                       <wps:cNvPr id="203" name="Connector"/>
                       <wps:cNvCnPr>
-                        <a:stCxn id="86" idx="4"/>
-                        <a:endCxn id="87" idx="2"/>
+                        <a:stCxn id="27" idx="1"/>
+                        <a:endCxn id="87" idx="3"/>
                       </wps:cNvCnPr>
                       <wps:spPr>
                         <a:xfrm>
-                          <a:off x="29718000" y="9620250"/>
-                          <a:ext cx="6858000" cy="1333500"/>
+                          <a:off x="19145250" y="8286750"/>
+                          <a:ext cx="16859250" cy="1333500"/>
                         </a:xfrm>
                         <a:prstGeom prst="line">
                           <a:avLst/>
                         </a:prstGeom>
+                        <a:ln w="12700" cap="flat" cmpd="sng" algn="ctr">
+                          <a:solidFill>
+                            <a:srgbClr val="2F5496"/>
+                          </a:solidFill>
+                          <a:prstDash val="solid"/>
+                          <a:tailEnd type="triangle" w="med" len="med"/>
+                        </a:ln>
                       </wps:spPr>
                       <wps:style>
                         <a:lnRef idx="2">
@@ -8575,17 +10181,24 @@
                     <wps:wsp>
                       <wps:cNvPr id="204" name="Connector"/>
                       <wps:cNvCnPr>
-                        <a:stCxn id="86" idx="4"/>
-                        <a:endCxn id="88" idx="2"/>
+                        <a:stCxn id="87" idx="3"/>
+                        <a:endCxn id="88" idx="1"/>
                       </wps:cNvCnPr>
                       <wps:spPr>
-                        <a:xfrm>
-                          <a:off x="31432500" y="9620250"/>
-                          <a:ext cx="5143500" cy="1333500"/>
+                        <a:xfrm flipH="1">
+                          <a:off x="30289500" y="9620250"/>
+                          <a:ext cx="5715000" cy="1333500"/>
                         </a:xfrm>
                         <a:prstGeom prst="line">
                           <a:avLst/>
                         </a:prstGeom>
+                        <a:ln w="12700" cap="flat" cmpd="sng" algn="ctr">
+                          <a:solidFill>
+                            <a:srgbClr val="2F5496"/>
+                          </a:solidFill>
+                          <a:prstDash val="solid"/>
+                          <a:tailEnd type="triangle" w="med" len="med"/>
+                        </a:ln>
                       </wps:spPr>
                       <wps:style>
                         <a:lnRef idx="2">
@@ -8606,17 +10219,24 @@
                     <wps:wsp>
                       <wps:cNvPr id="205" name="Connector"/>
                       <wps:cNvCnPr>
-                        <a:stCxn id="86" idx="4"/>
-                        <a:endCxn id="89" idx="2"/>
+                        <a:stCxn id="87" idx="3"/>
+                        <a:endCxn id="89" idx="1"/>
                       </wps:cNvCnPr>
                       <wps:spPr>
-                        <a:xfrm>
-                          <a:off x="33147000" y="9620250"/>
-                          <a:ext cx="3429000" cy="1333500"/>
+                        <a:xfrm flipH="1">
+                          <a:off x="32004000" y="9620250"/>
+                          <a:ext cx="4000500" cy="1333500"/>
                         </a:xfrm>
                         <a:prstGeom prst="line">
                           <a:avLst/>
                         </a:prstGeom>
+                        <a:ln w="12700" cap="flat" cmpd="sng" algn="ctr">
+                          <a:solidFill>
+                            <a:srgbClr val="2F5496"/>
+                          </a:solidFill>
+                          <a:prstDash val="solid"/>
+                          <a:tailEnd type="triangle" w="med" len="med"/>
+                        </a:ln>
                       </wps:spPr>
                       <wps:style>
                         <a:lnRef idx="2">
@@ -8637,17 +10257,24 @@
                     <wps:wsp>
                       <wps:cNvPr id="206" name="Connector"/>
                       <wps:cNvCnPr>
-                        <a:stCxn id="86" idx="4"/>
-                        <a:endCxn id="90" idx="2"/>
+                        <a:stCxn id="87" idx="3"/>
+                        <a:endCxn id="90" idx="1"/>
                       </wps:cNvCnPr>
                       <wps:spPr>
-                        <a:xfrm>
-                          <a:off x="34861500" y="9620250"/>
-                          <a:ext cx="1714500" cy="1333500"/>
+                        <a:xfrm flipH="1">
+                          <a:off x="33718500" y="9620250"/>
+                          <a:ext cx="2286000" cy="1333500"/>
                         </a:xfrm>
                         <a:prstGeom prst="line">
                           <a:avLst/>
                         </a:prstGeom>
+                        <a:ln w="12700" cap="flat" cmpd="sng" algn="ctr">
+                          <a:solidFill>
+                            <a:srgbClr val="2F5496"/>
+                          </a:solidFill>
+                          <a:prstDash val="solid"/>
+                          <a:tailEnd type="triangle" w="med" len="med"/>
+                        </a:ln>
                       </wps:spPr>
                       <wps:style>
                         <a:lnRef idx="2">
@@ -8668,17 +10295,24 @@
                     <wps:wsp>
                       <wps:cNvPr id="207" name="Connector"/>
                       <wps:cNvCnPr>
-                        <a:stCxn id="86" idx="3"/>
+                        <a:stCxn id="87" idx="3"/>
                         <a:endCxn id="91" idx="1"/>
                       </wps:cNvCnPr>
                       <wps:spPr>
-                        <a:xfrm>
-                          <a:off x="36576000" y="9620250"/>
-                          <a:ext cx="0" cy="1333500"/>
+                        <a:xfrm flipH="1">
+                          <a:off x="35433000" y="9620250"/>
+                          <a:ext cx="571500" cy="1333500"/>
                         </a:xfrm>
                         <a:prstGeom prst="line">
                           <a:avLst/>
                         </a:prstGeom>
+                        <a:ln w="12700" cap="flat" cmpd="sng" algn="ctr">
+                          <a:solidFill>
+                            <a:srgbClr val="2F5496"/>
+                          </a:solidFill>
+                          <a:prstDash val="solid"/>
+                          <a:tailEnd type="triangle" w="med" len="med"/>
+                        </a:ln>
                       </wps:spPr>
                       <wps:style>
                         <a:lnRef idx="2">
@@ -8699,17 +10333,24 @@
                     <wps:wsp>
                       <wps:cNvPr id="208" name="Connector"/>
                       <wps:cNvCnPr>
-                        <a:stCxn id="86" idx="2"/>
-                        <a:endCxn id="92" idx="4"/>
+                        <a:stCxn id="87" idx="2"/>
+                        <a:endCxn id="92" idx="0"/>
                       </wps:cNvCnPr>
                       <wps:spPr>
                         <a:xfrm>
-                          <a:off x="36576000" y="9620250"/>
-                          <a:ext cx="1714500" cy="1333500"/>
+                          <a:off x="36576000" y="9906000"/>
+                          <a:ext cx="0" cy="762000"/>
                         </a:xfrm>
                         <a:prstGeom prst="line">
                           <a:avLst/>
                         </a:prstGeom>
+                        <a:ln w="12700" cap="flat" cmpd="sng" algn="ctr">
+                          <a:solidFill>
+                            <a:srgbClr val="2F5496"/>
+                          </a:solidFill>
+                          <a:prstDash val="solid"/>
+                          <a:tailEnd type="triangle" w="med" len="med"/>
+                        </a:ln>
                       </wps:spPr>
                       <wps:style>
                         <a:lnRef idx="2">
@@ -8730,17 +10371,24 @@
                     <wps:wsp>
                       <wps:cNvPr id="209" name="Connector"/>
                       <wps:cNvCnPr>
-                        <a:stCxn id="86" idx="2"/>
-                        <a:endCxn id="93" idx="4"/>
+                        <a:stCxn id="87" idx="1"/>
+                        <a:endCxn id="93" idx="3"/>
                       </wps:cNvCnPr>
                       <wps:spPr>
                         <a:xfrm>
-                          <a:off x="36576000" y="9620250"/>
-                          <a:ext cx="3429000" cy="1333500"/>
+                          <a:off x="37147500" y="9620250"/>
+                          <a:ext cx="571500" cy="1333500"/>
                         </a:xfrm>
                         <a:prstGeom prst="line">
                           <a:avLst/>
                         </a:prstGeom>
+                        <a:ln w="12700" cap="flat" cmpd="sng" algn="ctr">
+                          <a:solidFill>
+                            <a:srgbClr val="2F5496"/>
+                          </a:solidFill>
+                          <a:prstDash val="solid"/>
+                          <a:tailEnd type="triangle" w="med" len="med"/>
+                        </a:ln>
                       </wps:spPr>
                       <wps:style>
                         <a:lnRef idx="2">
@@ -8761,17 +10409,24 @@
                     <wps:wsp>
                       <wps:cNvPr id="210" name="Connector"/>
                       <wps:cNvCnPr>
-                        <a:stCxn id="86" idx="2"/>
-                        <a:endCxn id="94" idx="4"/>
+                        <a:stCxn id="87" idx="1"/>
+                        <a:endCxn id="94" idx="3"/>
                       </wps:cNvCnPr>
                       <wps:spPr>
                         <a:xfrm>
-                          <a:off x="36576000" y="9620250"/>
-                          <a:ext cx="5143500" cy="1333500"/>
+                          <a:off x="37147500" y="9620250"/>
+                          <a:ext cx="2286000" cy="1333500"/>
                         </a:xfrm>
                         <a:prstGeom prst="line">
                           <a:avLst/>
                         </a:prstGeom>
+                        <a:ln w="12700" cap="flat" cmpd="sng" algn="ctr">
+                          <a:solidFill>
+                            <a:srgbClr val="2F5496"/>
+                          </a:solidFill>
+                          <a:prstDash val="solid"/>
+                          <a:tailEnd type="triangle" w="med" len="med"/>
+                        </a:ln>
                       </wps:spPr>
                       <wps:style>
                         <a:lnRef idx="2">
@@ -8792,17 +10447,24 @@
                     <wps:wsp>
                       <wps:cNvPr id="211" name="Connector"/>
                       <wps:cNvCnPr>
-                        <a:stCxn id="65" idx="3"/>
-                        <a:endCxn id="95" idx="1"/>
+                        <a:stCxn id="87" idx="1"/>
+                        <a:endCxn id="95" idx="3"/>
                       </wps:cNvCnPr>
                       <wps:spPr>
                         <a:xfrm>
-                          <a:off x="50292000" y="13620750"/>
-                          <a:ext cx="857250" cy="1333500"/>
+                          <a:off x="37147500" y="9620250"/>
+                          <a:ext cx="4000500" cy="1333500"/>
                         </a:xfrm>
                         <a:prstGeom prst="line">
                           <a:avLst/>
                         </a:prstGeom>
+                        <a:ln w="12700" cap="flat" cmpd="sng" algn="ctr">
+                          <a:solidFill>
+                            <a:srgbClr val="2F5496"/>
+                          </a:solidFill>
+                          <a:prstDash val="solid"/>
+                          <a:tailEnd type="triangle" w="med" len="med"/>
+                        </a:ln>
                       </wps:spPr>
                       <wps:style>
                         <a:lnRef idx="2">
@@ -8823,17 +10485,24 @@
                     <wps:wsp>
                       <wps:cNvPr id="212" name="Connector"/>
                       <wps:cNvCnPr>
-                        <a:stCxn id="95" idx="4"/>
-                        <a:endCxn id="96" idx="2"/>
+                        <a:stCxn id="66" idx="2"/>
+                        <a:endCxn id="96" idx="0"/>
                       </wps:cNvCnPr>
                       <wps:spPr>
-                        <a:xfrm>
-                          <a:off x="48577500" y="14954250"/>
-                          <a:ext cx="1714500" cy="1333500"/>
+                        <a:xfrm flipH="1">
+                          <a:off x="50292000" y="13906500"/>
+                          <a:ext cx="857250" cy="762000"/>
                         </a:xfrm>
                         <a:prstGeom prst="line">
                           <a:avLst/>
                         </a:prstGeom>
+                        <a:ln w="12700" cap="flat" cmpd="sng" algn="ctr">
+                          <a:solidFill>
+                            <a:srgbClr val="2F5496"/>
+                          </a:solidFill>
+                          <a:prstDash val="solid"/>
+                          <a:tailEnd type="triangle" w="med" len="med"/>
+                        </a:ln>
                       </wps:spPr>
                       <wps:style>
                         <a:lnRef idx="2">
@@ -8854,17 +10523,24 @@
                     <wps:wsp>
                       <wps:cNvPr id="213" name="Connector"/>
                       <wps:cNvCnPr>
-                        <a:stCxn id="95" idx="3"/>
+                        <a:stCxn id="96" idx="3"/>
                         <a:endCxn id="97" idx="1"/>
                       </wps:cNvCnPr>
                       <wps:spPr>
-                        <a:xfrm>
-                          <a:off x="50292000" y="14954250"/>
-                          <a:ext cx="0" cy="1333500"/>
+                        <a:xfrm flipH="1">
+                          <a:off x="49149000" y="14954250"/>
+                          <a:ext cx="571500" cy="1333500"/>
                         </a:xfrm>
                         <a:prstGeom prst="line">
                           <a:avLst/>
                         </a:prstGeom>
+                        <a:ln w="12700" cap="flat" cmpd="sng" algn="ctr">
+                          <a:solidFill>
+                            <a:srgbClr val="2F5496"/>
+                          </a:solidFill>
+                          <a:prstDash val="solid"/>
+                          <a:tailEnd type="triangle" w="med" len="med"/>
+                        </a:ln>
                       </wps:spPr>
                       <wps:style>
                         <a:lnRef idx="2">
@@ -8885,17 +10561,24 @@
                     <wps:wsp>
                       <wps:cNvPr id="214" name="Connector"/>
                       <wps:cNvCnPr>
-                        <a:stCxn id="95" idx="2"/>
-                        <a:endCxn id="98" idx="4"/>
+                        <a:stCxn id="96" idx="2"/>
+                        <a:endCxn id="98" idx="0"/>
                       </wps:cNvCnPr>
                       <wps:spPr>
                         <a:xfrm>
-                          <a:off x="50292000" y="14954250"/>
-                          <a:ext cx="1714500" cy="1333500"/>
+                          <a:off x="50292000" y="15240000"/>
+                          <a:ext cx="0" cy="762000"/>
                         </a:xfrm>
                         <a:prstGeom prst="line">
                           <a:avLst/>
                         </a:prstGeom>
+                        <a:ln w="12700" cap="flat" cmpd="sng" algn="ctr">
+                          <a:solidFill>
+                            <a:srgbClr val="2F5496"/>
+                          </a:solidFill>
+                          <a:prstDash val="solid"/>
+                          <a:tailEnd type="triangle" w="med" len="med"/>
+                        </a:ln>
                       </wps:spPr>
                       <wps:style>
                         <a:lnRef idx="2">
@@ -8916,17 +10599,24 @@
                     <wps:wsp>
                       <wps:cNvPr id="215" name="Connector"/>
                       <wps:cNvCnPr>
-                        <a:stCxn id="26" idx="2"/>
-                        <a:endCxn id="99" idx="4"/>
+                        <a:stCxn id="96" idx="1"/>
+                        <a:endCxn id="99" idx="3"/>
                       </wps:cNvCnPr>
                       <wps:spPr>
                         <a:xfrm>
-                          <a:off x="18573750" y="8286750"/>
-                          <a:ext cx="30861000" cy="1333500"/>
+                          <a:off x="50863500" y="14954250"/>
+                          <a:ext cx="571500" cy="1333500"/>
                         </a:xfrm>
                         <a:prstGeom prst="line">
                           <a:avLst/>
                         </a:prstGeom>
+                        <a:ln w="12700" cap="flat" cmpd="sng" algn="ctr">
+                          <a:solidFill>
+                            <a:srgbClr val="2F5496"/>
+                          </a:solidFill>
+                          <a:prstDash val="solid"/>
+                          <a:tailEnd type="triangle" w="med" len="med"/>
+                        </a:ln>
                       </wps:spPr>
                       <wps:style>
                         <a:lnRef idx="2">
@@ -8947,17 +10637,24 @@
                     <wps:wsp>
                       <wps:cNvPr id="216" name="Connector"/>
                       <wps:cNvCnPr>
-                        <a:stCxn id="99" idx="4"/>
-                        <a:endCxn id="100" idx="2"/>
+                        <a:stCxn id="27" idx="1"/>
+                        <a:endCxn id="100" idx="3"/>
                       </wps:cNvCnPr>
                       <wps:spPr>
                         <a:xfrm>
-                          <a:off x="43434000" y="9620250"/>
-                          <a:ext cx="6000750" cy="1333500"/>
+                          <a:off x="19145250" y="8286750"/>
+                          <a:ext cx="29718000" cy="1333500"/>
                         </a:xfrm>
                         <a:prstGeom prst="line">
                           <a:avLst/>
                         </a:prstGeom>
+                        <a:ln w="12700" cap="flat" cmpd="sng" algn="ctr">
+                          <a:solidFill>
+                            <a:srgbClr val="2F5496"/>
+                          </a:solidFill>
+                          <a:prstDash val="solid"/>
+                          <a:tailEnd type="triangle" w="med" len="med"/>
+                        </a:ln>
                       </wps:spPr>
                       <wps:style>
                         <a:lnRef idx="2">
@@ -8978,17 +10675,24 @@
                     <wps:wsp>
                       <wps:cNvPr id="217" name="Connector"/>
                       <wps:cNvCnPr>
-                        <a:stCxn id="99" idx="4"/>
-                        <a:endCxn id="101" idx="2"/>
+                        <a:stCxn id="100" idx="3"/>
+                        <a:endCxn id="101" idx="1"/>
                       </wps:cNvCnPr>
                       <wps:spPr>
-                        <a:xfrm>
-                          <a:off x="45148500" y="9620250"/>
-                          <a:ext cx="4286250" cy="1333500"/>
+                        <a:xfrm flipH="1">
+                          <a:off x="44005500" y="9620250"/>
+                          <a:ext cx="4857750" cy="1333500"/>
                         </a:xfrm>
                         <a:prstGeom prst="line">
                           <a:avLst/>
                         </a:prstGeom>
+                        <a:ln w="12700" cap="flat" cmpd="sng" algn="ctr">
+                          <a:solidFill>
+                            <a:srgbClr val="2F5496"/>
+                          </a:solidFill>
+                          <a:prstDash val="solid"/>
+                          <a:tailEnd type="triangle" w="med" len="med"/>
+                        </a:ln>
                       </wps:spPr>
                       <wps:style>
                         <a:lnRef idx="2">
@@ -9009,17 +10713,24 @@
                     <wps:wsp>
                       <wps:cNvPr id="218" name="Connector"/>
                       <wps:cNvCnPr>
-                        <a:stCxn id="99" idx="4"/>
-                        <a:endCxn id="102" idx="2"/>
+                        <a:stCxn id="100" idx="3"/>
+                        <a:endCxn id="102" idx="1"/>
                       </wps:cNvCnPr>
                       <wps:spPr>
-                        <a:xfrm>
-                          <a:off x="46863000" y="9620250"/>
-                          <a:ext cx="2571750" cy="1333500"/>
+                        <a:xfrm flipH="1">
+                          <a:off x="45720000" y="9620250"/>
+                          <a:ext cx="3143250" cy="1333500"/>
                         </a:xfrm>
                         <a:prstGeom prst="line">
                           <a:avLst/>
                         </a:prstGeom>
+                        <a:ln w="12700" cap="flat" cmpd="sng" algn="ctr">
+                          <a:solidFill>
+                            <a:srgbClr val="2F5496"/>
+                          </a:solidFill>
+                          <a:prstDash val="solid"/>
+                          <a:tailEnd type="triangle" w="med" len="med"/>
+                        </a:ln>
                       </wps:spPr>
                       <wps:style>
                         <a:lnRef idx="2">
@@ -9040,17 +10751,24 @@
                     <wps:wsp>
                       <wps:cNvPr id="219" name="Connector"/>
                       <wps:cNvCnPr>
-                        <a:stCxn id="99" idx="3"/>
+                        <a:stCxn id="100" idx="3"/>
                         <a:endCxn id="103" idx="1"/>
                       </wps:cNvCnPr>
                       <wps:spPr>
-                        <a:xfrm>
-                          <a:off x="48577500" y="9620250"/>
-                          <a:ext cx="857250" cy="1333500"/>
+                        <a:xfrm flipH="1">
+                          <a:off x="47434500" y="9620250"/>
+                          <a:ext cx="1428750" cy="1333500"/>
                         </a:xfrm>
                         <a:prstGeom prst="line">
                           <a:avLst/>
                         </a:prstGeom>
+                        <a:ln w="12700" cap="flat" cmpd="sng" algn="ctr">
+                          <a:solidFill>
+                            <a:srgbClr val="2F5496"/>
+                          </a:solidFill>
+                          <a:prstDash val="solid"/>
+                          <a:tailEnd type="triangle" w="med" len="med"/>
+                        </a:ln>
                       </wps:spPr>
                       <wps:style>
                         <a:lnRef idx="2">
@@ -9071,17 +10789,24 @@
                     <wps:wsp>
                       <wps:cNvPr id="220" name="Connector"/>
                       <wps:cNvCnPr>
-                        <a:stCxn id="99" idx="3"/>
-                        <a:endCxn id="104" idx="1"/>
+                        <a:stCxn id="100" idx="2"/>
+                        <a:endCxn id="104" idx="0"/>
                       </wps:cNvCnPr>
                       <wps:spPr>
-                        <a:xfrm>
-                          <a:off x="49434750" y="9620250"/>
-                          <a:ext cx="857250" cy="1333500"/>
+                        <a:xfrm flipH="1">
+                          <a:off x="48577500" y="9906000"/>
+                          <a:ext cx="857250" cy="762000"/>
                         </a:xfrm>
                         <a:prstGeom prst="line">
                           <a:avLst/>
                         </a:prstGeom>
+                        <a:ln w="12700" cap="flat" cmpd="sng" algn="ctr">
+                          <a:solidFill>
+                            <a:srgbClr val="2F5496"/>
+                          </a:solidFill>
+                          <a:prstDash val="solid"/>
+                          <a:tailEnd type="triangle" w="med" len="med"/>
+                        </a:ln>
                       </wps:spPr>
                       <wps:style>
                         <a:lnRef idx="2">
@@ -9102,17 +10827,24 @@
                     <wps:wsp>
                       <wps:cNvPr id="221" name="Connector"/>
                       <wps:cNvCnPr>
-                        <a:stCxn id="99" idx="2"/>
-                        <a:endCxn id="105" idx="4"/>
+                        <a:stCxn id="100" idx="2"/>
+                        <a:endCxn id="105" idx="0"/>
                       </wps:cNvCnPr>
                       <wps:spPr>
                         <a:xfrm>
-                          <a:off x="49434750" y="9620250"/>
-                          <a:ext cx="2571750" cy="1333500"/>
+                          <a:off x="49434750" y="9906000"/>
+                          <a:ext cx="857250" cy="762000"/>
                         </a:xfrm>
                         <a:prstGeom prst="line">
                           <a:avLst/>
                         </a:prstGeom>
+                        <a:ln w="12700" cap="flat" cmpd="sng" algn="ctr">
+                          <a:solidFill>
+                            <a:srgbClr val="2F5496"/>
+                          </a:solidFill>
+                          <a:prstDash val="solid"/>
+                          <a:tailEnd type="triangle" w="med" len="med"/>
+                        </a:ln>
                       </wps:spPr>
                       <wps:style>
                         <a:lnRef idx="2">
@@ -9133,17 +10865,24 @@
                     <wps:wsp>
                       <wps:cNvPr id="222" name="Connector"/>
                       <wps:cNvCnPr>
-                        <a:stCxn id="99" idx="2"/>
-                        <a:endCxn id="106" idx="4"/>
+                        <a:stCxn id="100" idx="1"/>
+                        <a:endCxn id="106" idx="3"/>
                       </wps:cNvCnPr>
                       <wps:spPr>
                         <a:xfrm>
-                          <a:off x="49434750" y="9620250"/>
-                          <a:ext cx="4286250" cy="1333500"/>
+                          <a:off x="50006250" y="9620250"/>
+                          <a:ext cx="1428750" cy="1333500"/>
                         </a:xfrm>
                         <a:prstGeom prst="line">
                           <a:avLst/>
                         </a:prstGeom>
+                        <a:ln w="12700" cap="flat" cmpd="sng" algn="ctr">
+                          <a:solidFill>
+                            <a:srgbClr val="2F5496"/>
+                          </a:solidFill>
+                          <a:prstDash val="solid"/>
+                          <a:tailEnd type="triangle" w="med" len="med"/>
+                        </a:ln>
                       </wps:spPr>
                       <wps:style>
                         <a:lnRef idx="2">
@@ -9164,17 +10903,24 @@
                     <wps:wsp>
                       <wps:cNvPr id="223" name="Connector"/>
                       <wps:cNvCnPr>
-                        <a:stCxn id="65" idx="3"/>
-                        <a:endCxn id="107" idx="1"/>
+                        <a:stCxn id="100" idx="1"/>
+                        <a:endCxn id="107" idx="3"/>
                       </wps:cNvCnPr>
                       <wps:spPr>
                         <a:xfrm>
-                          <a:off x="51149250" y="13620750"/>
-                          <a:ext cx="857250" cy="1333500"/>
+                          <a:off x="50006250" y="9620250"/>
+                          <a:ext cx="3143250" cy="1333500"/>
                         </a:xfrm>
                         <a:prstGeom prst="line">
                           <a:avLst/>
                         </a:prstGeom>
+                        <a:ln w="12700" cap="flat" cmpd="sng" algn="ctr">
+                          <a:solidFill>
+                            <a:srgbClr val="2F5496"/>
+                          </a:solidFill>
+                          <a:prstDash val="solid"/>
+                          <a:tailEnd type="triangle" w="med" len="med"/>
+                        </a:ln>
                       </wps:spPr>
                       <wps:style>
                         <a:lnRef idx="2">
@@ -9195,17 +10941,24 @@
                     <wps:wsp>
                       <wps:cNvPr id="224" name="Connector"/>
                       <wps:cNvCnPr>
-                        <a:stCxn id="62" idx="2"/>
-                        <a:endCxn id="108" idx="4"/>
+                        <a:stCxn id="66" idx="2"/>
+                        <a:endCxn id="108" idx="0"/>
                       </wps:cNvCnPr>
                       <wps:spPr>
                         <a:xfrm>
-                          <a:off x="57150000" y="9620250"/>
-                          <a:ext cx="6000750" cy="1333500"/>
+                          <a:off x="51149250" y="13906500"/>
+                          <a:ext cx="857250" cy="762000"/>
                         </a:xfrm>
                         <a:prstGeom prst="line">
                           <a:avLst/>
                         </a:prstGeom>
+                        <a:ln w="12700" cap="flat" cmpd="sng" algn="ctr">
+                          <a:solidFill>
+                            <a:srgbClr val="2F5496"/>
+                          </a:solidFill>
+                          <a:prstDash val="solid"/>
+                          <a:tailEnd type="triangle" w="med" len="med"/>
+                        </a:ln>
                       </wps:spPr>
                       <wps:style>
                         <a:lnRef idx="2">
@@ -9226,17 +10979,24 @@
                     <wps:wsp>
                       <wps:cNvPr id="225" name="Connector"/>
                       <wps:cNvCnPr>
-                        <a:stCxn id="108" idx="4"/>
-                        <a:endCxn id="109" idx="2"/>
+                        <a:stCxn id="63" idx="1"/>
+                        <a:endCxn id="109" idx="3"/>
                       </wps:cNvCnPr>
                       <wps:spPr>
                         <a:xfrm>
-                          <a:off x="61436250" y="10953750"/>
-                          <a:ext cx="1714500" cy="1333500"/>
+                          <a:off x="57721500" y="9620250"/>
+                          <a:ext cx="4857750" cy="1333500"/>
                         </a:xfrm>
                         <a:prstGeom prst="line">
                           <a:avLst/>
                         </a:prstGeom>
+                        <a:ln w="12700" cap="flat" cmpd="sng" algn="ctr">
+                          <a:solidFill>
+                            <a:srgbClr val="2F5496"/>
+                          </a:solidFill>
+                          <a:prstDash val="solid"/>
+                          <a:tailEnd type="triangle" w="med" len="med"/>
+                        </a:ln>
                       </wps:spPr>
                       <wps:style>
                         <a:lnRef idx="2">
@@ -9257,17 +11017,24 @@
                     <wps:wsp>
                       <wps:cNvPr id="226" name="Connector"/>
                       <wps:cNvCnPr>
-                        <a:stCxn id="108" idx="3"/>
+                        <a:stCxn id="109" idx="3"/>
                         <a:endCxn id="110" idx="1"/>
                       </wps:cNvCnPr>
                       <wps:spPr>
-                        <a:xfrm>
-                          <a:off x="63150750" y="10953750"/>
-                          <a:ext cx="0" cy="1333500"/>
+                        <a:xfrm flipH="1">
+                          <a:off x="62007750" y="10953750"/>
+                          <a:ext cx="571500" cy="1333500"/>
                         </a:xfrm>
                         <a:prstGeom prst="line">
                           <a:avLst/>
                         </a:prstGeom>
+                        <a:ln w="12700" cap="flat" cmpd="sng" algn="ctr">
+                          <a:solidFill>
+                            <a:srgbClr val="2F5496"/>
+                          </a:solidFill>
+                          <a:prstDash val="solid"/>
+                          <a:tailEnd type="triangle" w="med" len="med"/>
+                        </a:ln>
                       </wps:spPr>
                       <wps:style>
                         <a:lnRef idx="2">
@@ -9288,17 +11055,24 @@
                     <wps:wsp>
                       <wps:cNvPr id="227" name="Connector"/>
                       <wps:cNvCnPr>
-                        <a:stCxn id="108" idx="2"/>
-                        <a:endCxn id="111" idx="4"/>
+                        <a:stCxn id="109" idx="2"/>
+                        <a:endCxn id="111" idx="0"/>
                       </wps:cNvCnPr>
                       <wps:spPr>
                         <a:xfrm>
-                          <a:off x="63150750" y="10953750"/>
-                          <a:ext cx="1714500" cy="1333500"/>
+                          <a:off x="63150750" y="11239500"/>
+                          <a:ext cx="0" cy="762000"/>
                         </a:xfrm>
                         <a:prstGeom prst="line">
                           <a:avLst/>
                         </a:prstGeom>
+                        <a:ln w="12700" cap="flat" cmpd="sng" algn="ctr">
+                          <a:solidFill>
+                            <a:srgbClr val="2F5496"/>
+                          </a:solidFill>
+                          <a:prstDash val="solid"/>
+                          <a:tailEnd type="triangle" w="med" len="med"/>
+                        </a:ln>
                       </wps:spPr>
                       <wps:style>
                         <a:lnRef idx="2">
@@ -9319,17 +11093,24 @@
                     <wps:wsp>
                       <wps:cNvPr id="228" name="Connector"/>
                       <wps:cNvCnPr>
-                        <a:stCxn id="24" idx="2"/>
-                        <a:endCxn id="112" idx="4"/>
+                        <a:stCxn id="109" idx="1"/>
+                        <a:endCxn id="112" idx="3"/>
                       </wps:cNvCnPr>
                       <wps:spPr>
                         <a:xfrm>
-                          <a:off x="19431000" y="5619750"/>
-                          <a:ext cx="34290000" cy="1333500"/>
+                          <a:off x="63722250" y="10953750"/>
+                          <a:ext cx="571500" cy="1333500"/>
                         </a:xfrm>
                         <a:prstGeom prst="line">
                           <a:avLst/>
                         </a:prstGeom>
+                        <a:ln w="12700" cap="flat" cmpd="sng" algn="ctr">
+                          <a:solidFill>
+                            <a:srgbClr val="2F5496"/>
+                          </a:solidFill>
+                          <a:prstDash val="solid"/>
+                          <a:tailEnd type="triangle" w="med" len="med"/>
+                        </a:ln>
                       </wps:spPr>
                       <wps:style>
                         <a:lnRef idx="2">
@@ -9350,17 +11131,24 @@
                     <wps:wsp>
                       <wps:cNvPr id="229" name="Connector"/>
                       <wps:cNvCnPr>
-                        <a:stCxn id="112" idx="4"/>
-                        <a:endCxn id="113" idx="2"/>
+                        <a:stCxn id="25" idx="1"/>
+                        <a:endCxn id="113" idx="3"/>
                       </wps:cNvCnPr>
                       <wps:spPr>
                         <a:xfrm>
-                          <a:off x="51149250" y="6953250"/>
-                          <a:ext cx="2571750" cy="1333500"/>
+                          <a:off x="20002500" y="5619750"/>
+                          <a:ext cx="33147000" cy="1333500"/>
                         </a:xfrm>
                         <a:prstGeom prst="line">
                           <a:avLst/>
                         </a:prstGeom>
+                        <a:ln w="12700" cap="flat" cmpd="sng" algn="ctr">
+                          <a:solidFill>
+                            <a:srgbClr val="2F5496"/>
+                          </a:solidFill>
+                          <a:prstDash val="solid"/>
+                          <a:tailEnd type="triangle" w="med" len="med"/>
+                        </a:ln>
                       </wps:spPr>
                       <wps:style>
                         <a:lnRef idx="2">
@@ -9381,17 +11169,24 @@
                     <wps:wsp>
                       <wps:cNvPr id="230" name="Connector"/>
                       <wps:cNvCnPr>
-                        <a:stCxn id="112" idx="3"/>
+                        <a:stCxn id="113" idx="3"/>
                         <a:endCxn id="114" idx="1"/>
                       </wps:cNvCnPr>
                       <wps:spPr>
-                        <a:xfrm>
-                          <a:off x="52863750" y="6953250"/>
-                          <a:ext cx="857250" cy="1333500"/>
+                        <a:xfrm flipH="1">
+                          <a:off x="51720750" y="6953250"/>
+                          <a:ext cx="1428750" cy="1333500"/>
                         </a:xfrm>
                         <a:prstGeom prst="line">
                           <a:avLst/>
                         </a:prstGeom>
+                        <a:ln w="12700" cap="flat" cmpd="sng" algn="ctr">
+                          <a:solidFill>
+                            <a:srgbClr val="2F5496"/>
+                          </a:solidFill>
+                          <a:prstDash val="solid"/>
+                          <a:tailEnd type="triangle" w="med" len="med"/>
+                        </a:ln>
                       </wps:spPr>
                       <wps:style>
                         <a:lnRef idx="2">
@@ -9412,17 +11207,24 @@
                     <wps:wsp>
                       <wps:cNvPr id="231" name="Connector"/>
                       <wps:cNvCnPr>
-                        <a:stCxn id="112" idx="3"/>
-                        <a:endCxn id="115" idx="1"/>
+                        <a:stCxn id="113" idx="2"/>
+                        <a:endCxn id="115" idx="0"/>
                       </wps:cNvCnPr>
                       <wps:spPr>
-                        <a:xfrm>
-                          <a:off x="53721000" y="6953250"/>
-                          <a:ext cx="857250" cy="1333500"/>
+                        <a:xfrm flipH="1">
+                          <a:off x="52863750" y="7239000"/>
+                          <a:ext cx="857250" cy="762000"/>
                         </a:xfrm>
                         <a:prstGeom prst="line">
                           <a:avLst/>
                         </a:prstGeom>
+                        <a:ln w="12700" cap="flat" cmpd="sng" algn="ctr">
+                          <a:solidFill>
+                            <a:srgbClr val="2F5496"/>
+                          </a:solidFill>
+                          <a:prstDash val="solid"/>
+                          <a:tailEnd type="triangle" w="med" len="med"/>
+                        </a:ln>
                       </wps:spPr>
                       <wps:style>
                         <a:lnRef idx="2">
@@ -9443,17 +11245,24 @@
                     <wps:wsp>
                       <wps:cNvPr id="232" name="Connector"/>
                       <wps:cNvCnPr>
-                        <a:stCxn id="14" idx="3"/>
-                        <a:endCxn id="116" idx="1"/>
+                        <a:stCxn id="113" idx="2"/>
+                        <a:endCxn id="116" idx="0"/>
                       </wps:cNvCnPr>
                       <wps:spPr>
                         <a:xfrm>
-                          <a:off x="64008000" y="4286250"/>
-                          <a:ext cx="0" cy="1333500"/>
+                          <a:off x="53721000" y="7239000"/>
+                          <a:ext cx="857250" cy="762000"/>
                         </a:xfrm>
                         <a:prstGeom prst="line">
                           <a:avLst/>
                         </a:prstGeom>
+                        <a:ln w="12700" cap="flat" cmpd="sng" algn="ctr">
+                          <a:solidFill>
+                            <a:srgbClr val="2F5496"/>
+                          </a:solidFill>
+                          <a:prstDash val="solid"/>
+                          <a:tailEnd type="triangle" w="med" len="med"/>
+                        </a:ln>
                       </wps:spPr>
                       <wps:style>
                         <a:lnRef idx="2">
@@ -9474,17 +11283,24 @@
                     <wps:wsp>
                       <wps:cNvPr id="233" name="Connector"/>
                       <wps:cNvCnPr>
-                        <a:stCxn id="116" idx="4"/>
-                        <a:endCxn id="117" idx="2"/>
+                        <a:stCxn id="15" idx="2"/>
+                        <a:endCxn id="117" idx="0"/>
                       </wps:cNvCnPr>
                       <wps:spPr>
                         <a:xfrm>
-                          <a:off x="60579000" y="5619750"/>
-                          <a:ext cx="3429000" cy="1333500"/>
+                          <a:off x="64008000" y="4572000"/>
+                          <a:ext cx="0" cy="762000"/>
                         </a:xfrm>
                         <a:prstGeom prst="line">
                           <a:avLst/>
                         </a:prstGeom>
+                        <a:ln w="12700" cap="flat" cmpd="sng" algn="ctr">
+                          <a:solidFill>
+                            <a:srgbClr val="2F5496"/>
+                          </a:solidFill>
+                          <a:prstDash val="solid"/>
+                          <a:tailEnd type="triangle" w="med" len="med"/>
+                        </a:ln>
                       </wps:spPr>
                       <wps:style>
                         <a:lnRef idx="2">
@@ -9505,17 +11321,24 @@
                     <wps:wsp>
                       <wps:cNvPr id="234" name="Connector"/>
                       <wps:cNvCnPr>
-                        <a:stCxn id="116" idx="4"/>
-                        <a:endCxn id="118" idx="2"/>
+                        <a:stCxn id="117" idx="3"/>
+                        <a:endCxn id="118" idx="1"/>
                       </wps:cNvCnPr>
                       <wps:spPr>
-                        <a:xfrm>
-                          <a:off x="62293500" y="5619750"/>
-                          <a:ext cx="1714500" cy="1333500"/>
+                        <a:xfrm flipH="1">
+                          <a:off x="61150500" y="5619750"/>
+                          <a:ext cx="2286000" cy="1333500"/>
                         </a:xfrm>
                         <a:prstGeom prst="line">
                           <a:avLst/>
                         </a:prstGeom>
+                        <a:ln w="12700" cap="flat" cmpd="sng" algn="ctr">
+                          <a:solidFill>
+                            <a:srgbClr val="2F5496"/>
+                          </a:solidFill>
+                          <a:prstDash val="solid"/>
+                          <a:tailEnd type="triangle" w="med" len="med"/>
+                        </a:ln>
                       </wps:spPr>
                       <wps:style>
                         <a:lnRef idx="2">
@@ -9536,17 +11359,24 @@
                     <wps:wsp>
                       <wps:cNvPr id="235" name="Connector"/>
                       <wps:cNvCnPr>
-                        <a:stCxn id="116" idx="3"/>
+                        <a:stCxn id="117" idx="3"/>
                         <a:endCxn id="119" idx="1"/>
                       </wps:cNvCnPr>
                       <wps:spPr>
-                        <a:xfrm>
-                          <a:off x="64008000" y="5619750"/>
-                          <a:ext cx="0" cy="1333500"/>
+                        <a:xfrm flipH="1">
+                          <a:off x="62865000" y="5619750"/>
+                          <a:ext cx="571500" cy="1333500"/>
                         </a:xfrm>
                         <a:prstGeom prst="line">
                           <a:avLst/>
                         </a:prstGeom>
+                        <a:ln w="12700" cap="flat" cmpd="sng" algn="ctr">
+                          <a:solidFill>
+                            <a:srgbClr val="2F5496"/>
+                          </a:solidFill>
+                          <a:prstDash val="solid"/>
+                          <a:tailEnd type="triangle" w="med" len="med"/>
+                        </a:ln>
                       </wps:spPr>
                       <wps:style>
                         <a:lnRef idx="2">
@@ -9567,17 +11397,62 @@
                     <wps:wsp>
                       <wps:cNvPr id="236" name="Connector"/>
                       <wps:cNvCnPr>
-                        <a:stCxn id="116" idx="2"/>
-                        <a:endCxn id="120" idx="4"/>
+                        <a:stCxn id="117" idx="2"/>
+                        <a:endCxn id="120" idx="0"/>
                       </wps:cNvCnPr>
                       <wps:spPr>
                         <a:xfrm>
-                          <a:off x="64008000" y="5619750"/>
-                          <a:ext cx="1714500" cy="1333500"/>
+                          <a:off x="64008000" y="5905500"/>
+                          <a:ext cx="0" cy="762000"/>
                         </a:xfrm>
                         <a:prstGeom prst="line">
                           <a:avLst/>
                         </a:prstGeom>
+                        <a:ln w="12700" cap="flat" cmpd="sng" algn="ctr">
+                          <a:solidFill>
+                            <a:srgbClr val="2F5496"/>
+                          </a:solidFill>
+                          <a:prstDash val="solid"/>
+                          <a:tailEnd type="triangle" w="med" len="med"/>
+                        </a:ln>
+                      </wps:spPr>
+                      <wps:style>
+                        <a:lnRef idx="2">
+                          <a:schemeClr val="accent1"/>
+                        </a:lnRef>
+                        <a:fillRef idx="0">
+                          <a:schemeClr val="accent1"/>
+                        </a:fillRef>
+                        <a:effectRef idx="1">
+                          <a:schemeClr val="accent1"/>
+                        </a:effectRef>
+                        <a:fontRef idx="minor">
+                          <a:schemeClr val="tx1"/>
+                        </a:fontRef>
+                      </wps:style>
+                      <wps:bodyPr/>
+                    </wps:wsp>
+                    <wps:wsp>
+                      <wps:cNvPr id="237" name="Connector"/>
+                      <wps:cNvCnPr>
+                        <a:stCxn id="117" idx="1"/>
+                        <a:endCxn id="121" idx="3"/>
+                      </wps:cNvCnPr>
+                      <wps:spPr>
+                        <a:xfrm>
+                          <a:off x="64579500" y="5619750"/>
+                          <a:ext cx="571500" cy="1333500"/>
+                        </a:xfrm>
+                        <a:prstGeom prst="line">
+                          <a:avLst/>
+                        </a:prstGeom>
+                        <a:ln w="12700" cap="flat" cmpd="sng" algn="ctr">
+                          <a:solidFill>
+                            <a:srgbClr val="2F5496"/>
+                          </a:solidFill>
+                          <a:prstDash val="solid"/>
+                          <a:tailEnd type="triangle" w="med" len="med"/>
+                        </a:ln>
                       </wps:spPr>
                       <wps:style>
                         <a:lnRef idx="2">
@@ -9599,7 +11474,7 @@
                 </wpc:wpc>
               </a:graphicData>
             </a:graphic>
-          </wp:anchor>
+          </wp:inline>
         </w:drawing>
       </w:r>
     </w:p>

--- a/test-corpus/output/corpus/mermaid-official-code-flow.docx
+++ b/test-corpus/output/corpus/mermaid-official-code-flow.docx
@@ -42,7 +42,7 @@
                       </a:xfrm>
                     </wpg:grpSpPr>
                     <wps:wsp>
-                      <wps:cNvPr id="3" name="&quot;User Input Text&quot;"/>
+                      <wps:cNvPr id="3" name="&quot;User Input Text&quot;" descr="Input"/>
                       <wps:cNvSpPr/>
                       <wps:spPr>
                         <a:xfrm>
@@ -101,7 +101,7 @@
                       </wps:bodyPr>
                     </wps:wsp>
                     <wps:wsp>
-                      <wps:cNvPr id="4" name="Detection Phase"/>
+                      <wps:cNvPr id="4" name="Detection Phase" descr="Detection"/>
                       <wps:cNvSpPr/>
                       <wps:spPr>
                         <a:xfrm>
@@ -160,7 +160,7 @@
                       </wps:bodyPr>
                     </wps:wsp>
                     <wps:wsp>
-                      <wps:cNvPr id="5" name="&quot;flowDetector.ts&lt;br/&gt;detector(txt, config)&quot;"/>
+                      <wps:cNvPr id="5" name="&quot;flowDetector.ts&lt;br/&gt;detector(txt, config)&quot;" descr="flowDetector"/>
                       <wps:cNvSpPr/>
                       <wps:spPr>
                         <a:xfrm>
@@ -219,7 +219,7 @@
                       </wps:bodyPr>
                     </wps:wsp>
                     <wps:wsp>
-                      <wps:cNvPr id="6" name="&quot;flowDetector-v2.ts&lt;br/&gt;detector(txt, config)&quot;"/>
+                      <wps:cNvPr id="6" name="&quot;flowDetector-v2.ts&lt;br/&gt;detector(txt, config)&quot;" descr="flowDetectorV2"/>
                       <wps:cNvSpPr/>
                       <wps:spPr>
                         <a:xfrm>
@@ -278,7 +278,7 @@
                       </wps:bodyPr>
                     </wps:wsp>
                     <wps:wsp>
-                      <wps:cNvPr id="7" name="&quot;elk/detector.ts&lt;br/&gt;detector(txt, config)&quot;"/>
+                      <wps:cNvPr id="7" name="&quot;elk/detector.ts&lt;br/&gt;detector(txt, config)&quot;" descr="elkDetector"/>
                       <wps:cNvSpPr/>
                       <wps:spPr>
                         <a:xfrm>
@@ -337,7 +337,7 @@
                       </wps:bodyPr>
                     </wps:wsp>
                     <wps:wsp>
-                      <wps:cNvPr id="8" name="&quot;loader() function&quot;"/>
+                      <wps:cNvPr id="8" name="&quot;loader() function&quot;" descr="LoadDiagram"/>
                       <wps:cNvSpPr/>
                       <wps:spPr>
                         <a:xfrm>
@@ -396,7 +396,7 @@
                       </wps:bodyPr>
                     </wps:wsp>
                     <wps:wsp>
-                      <wps:cNvPr id="9" name="&quot;flowDiagram.ts&lt;br/&gt;diagram object&quot;"/>
+                      <wps:cNvPr id="9" name="&quot;flowDiagram.ts&lt;br/&gt;diagram object&quot;" descr="flowDiagram"/>
                       <wps:cNvSpPr/>
                       <wps:spPr>
                         <a:xfrm>
@@ -455,7 +455,7 @@
                       </wps:bodyPr>
                     </wps:wsp>
                     <wps:wsp>
-                      <wps:cNvPr id="10" name="Diagram Components"/>
+                      <wps:cNvPr id="10" name="Diagram Components" descr="DiagramStructure"/>
                       <wps:cNvSpPr/>
                       <wps:spPr>
                         <a:xfrm>
@@ -514,7 +514,7 @@
                       </wps:bodyPr>
                     </wps:wsp>
                     <wps:wsp>
-                      <wps:cNvPr id="11" name="&quot;parser: flowParser&quot;"/>
+                      <wps:cNvPr id="11" name="&quot;parser: flowParser&quot;" descr="Parser"/>
                       <wps:cNvSpPr/>
                       <wps:spPr>
                         <a:xfrm>
@@ -573,7 +573,7 @@
                       </wps:bodyPr>
                     </wps:wsp>
                     <wps:wsp>
-                      <wps:cNvPr id="12" name="&quot;db: new FlowDB()&quot;"/>
+                      <wps:cNvPr id="12" name="&quot;db: new FlowDB()&quot;" descr="Database"/>
                       <wps:cNvSpPr/>
                       <wps:spPr>
                         <a:xfrm>
@@ -632,7 +632,7 @@
                       </wps:bodyPr>
                     </wps:wsp>
                     <wps:wsp>
-                      <wps:cNvPr id="13" name="&quot;renderer: flowRenderer-v3-unified&quot;"/>
+                      <wps:cNvPr id="13" name="&quot;renderer: flowRenderer-v3-unified&quot;" descr="Renderer"/>
                       <wps:cNvSpPr/>
                       <wps:spPr>
                         <a:xfrm>
@@ -691,7 +691,7 @@
                       </wps:bodyPr>
                     </wps:wsp>
                     <wps:wsp>
-                      <wps:cNvPr id="14" name="&quot;styles: flowStyles&quot;"/>
+                      <wps:cNvPr id="14" name="&quot;styles: flowStyles&quot;" descr="Styles"/>
                       <wps:cNvSpPr/>
                       <wps:spPr>
                         <a:xfrm>
@@ -750,7 +750,7 @@
                       </wps:bodyPr>
                     </wps:wsp>
                     <wps:wsp>
-                      <wps:cNvPr id="15" name="&quot;init: (cnf: MermaidConfig)&quot;"/>
+                      <wps:cNvPr id="15" name="&quot;init: (cnf: MermaidConfig)&quot;" descr="Init"/>
                       <wps:cNvSpPr/>
                       <wps:spPr>
                         <a:xfrm>
@@ -809,7 +809,7 @@
                       </wps:bodyPr>
                     </wps:wsp>
                     <wps:wsp>
-                      <wps:cNvPr id="16" name="&quot;parser/flowParser.ts&lt;br/&gt;newParser.parse(src)&quot;"/>
+                      <wps:cNvPr id="16" name="&quot;parser/flowParser.ts&lt;br/&gt;newParser.parse(src)&quot;" descr="flowParser"/>
                       <wps:cNvSpPr/>
                       <wps:spPr>
                         <a:xfrm>
@@ -868,7 +868,7 @@
                       </wps:bodyPr>
                     </wps:wsp>
                     <wps:wsp>
-                      <wps:cNvPr id="17" name="RemoveWhitespace"/>
+                      <wps:cNvPr id="17" name="RemoveWhitespace" descr="RemoveWhitespace"/>
                       <wps:cNvSpPr/>
                       <wps:spPr>
                         <a:xfrm>
@@ -927,7 +927,7 @@
                       </wps:bodyPr>
                     </wps:wsp>
                     <wps:wsp>
-                      <wps:cNvPr id="18" name="&quot;parser/flow.jison&lt;br/&gt;flowJisonParser.parse(newSrc)&quot;"/>
+                      <wps:cNvPr id="18" name="&quot;parser/flow.jison&lt;br/&gt;flowJisonParser.parse(newSrc)&quot;" descr="flowJison"/>
                       <wps:cNvSpPr/>
                       <wps:spPr>
                         <a:xfrm>
@@ -986,7 +986,7 @@
                       </wps:bodyPr>
                     </wps:wsp>
                     <wps:wsp>
-                      <wps:cNvPr id="19" name="&quot;Parse Graph Structure&quot;"/>
+                      <wps:cNvPr id="19" name="&quot;Parse Graph Structure&quot;" descr="ParseGraph"/>
                       <wps:cNvSpPr/>
                       <wps:spPr>
                         <a:xfrm>
@@ -1045,7 +1045,7 @@
                       </wps:bodyPr>
                     </wps:wsp>
                     <wps:wsp>
-                      <wps:cNvPr id="20" name="&quot;Parse Vertices&quot;"/>
+                      <wps:cNvPr id="20" name="&quot;Parse Vertices&quot;" descr="ParseVertices"/>
                       <wps:cNvSpPr/>
                       <wps:spPr>
                         <a:xfrm>
@@ -1104,7 +1104,7 @@
                       </wps:bodyPr>
                     </wps:wsp>
                     <wps:wsp>
-                      <wps:cNvPr id="21" name="&quot;Parse Edges&quot;"/>
+                      <wps:cNvPr id="21" name="&quot;Parse Edges&quot;" descr="ParseEdges"/>
                       <wps:cNvSpPr/>
                       <wps:spPr>
                         <a:xfrm>
@@ -1163,7 +1163,7 @@
                       </wps:bodyPr>
                     </wps:wsp>
                     <wps:wsp>
-                      <wps:cNvPr id="22" name="&quot;Parse Subgraphs&quot;"/>
+                      <wps:cNvPr id="22" name="&quot;Parse Subgraphs&quot;" descr="ParseSubgraphs"/>
                       <wps:cNvSpPr/>
                       <wps:spPr>
                         <a:xfrm>
@@ -1222,7 +1222,7 @@
                       </wps:bodyPr>
                     </wps:wsp>
                     <wps:wsp>
-                      <wps:cNvPr id="23" name="&quot;Parse Classes&quot;"/>
+                      <wps:cNvPr id="23" name="&quot;Parse Classes&quot;" descr="ParseClasses"/>
                       <wps:cNvSpPr/>
                       <wps:spPr>
                         <a:xfrm>
@@ -1281,7 +1281,7 @@
                       </wps:bodyPr>
                     </wps:wsp>
                     <wps:wsp>
-                      <wps:cNvPr id="24" name="&quot;Parse Styles&quot;"/>
+                      <wps:cNvPr id="24" name="&quot;Parse Styles&quot;" descr="ParseStyles"/>
                       <wps:cNvSpPr/>
                       <wps:spPr>
                         <a:xfrm>
@@ -1340,7 +1340,7 @@
                       </wps:bodyPr>
                     </wps:wsp>
                     <wps:wsp>
-                      <wps:cNvPr id="25" name="&quot;flowDb.ts&lt;br/&gt;FlowDB class&quot;"/>
+                      <wps:cNvPr id="25" name="&quot;flowDb.ts&lt;br/&gt;FlowDB class&quot;" descr="FlowDBClass"/>
                       <wps:cNvSpPr/>
                       <wps:spPr>
                         <a:xfrm>
@@ -1399,7 +1399,7 @@
                       </wps:bodyPr>
                     </wps:wsp>
                     <wps:wsp>
-                      <wps:cNvPr id="26" name="&quot;constructor()&lt;br/&gt;- Initialize counters&lt;br/&gt;- Bind methods&lt;br/&gt;- Setup toolTips&lt;br/&gt;- Call clear()&quot;"/>
+                      <wps:cNvPr id="26" name="&quot;constructor()&lt;br/&gt;- Initialize counters&lt;br/&gt;- Bind methods&lt;br/&gt;- Setup toolTips&lt;br/&gt;- Call clear()&quot;" descr="DBInit"/>
                       <wps:cNvSpPr/>
                       <wps:spPr>
                         <a:xfrm>
@@ -1458,7 +1458,7 @@
                       </wps:bodyPr>
                     </wps:wsp>
                     <wps:wsp>
-                      <wps:cNvPr id="27" name="FlowDB Methods"/>
+                      <wps:cNvPr id="27" name="FlowDB Methods" descr="DBMethods"/>
                       <wps:cNvSpPr/>
                       <wps:spPr>
                         <a:xfrm>
@@ -1517,7 +1517,7 @@
                       </wps:bodyPr>
                     </wps:wsp>
                     <wps:wsp>
-                      <wps:cNvPr id="28" name="&quot;addVertex(id, textObj, type, style,&lt;br/&gt;classes, dir, props, metadata)&quot;"/>
+                      <wps:cNvPr id="28" name="&quot;addVertex(id, textObj, type, style,&lt;br/&gt;classes, dir, props, metadata)&quot;" descr="addVertex"/>
                       <wps:cNvSpPr/>
                       <wps:spPr>
                         <a:xfrm>
@@ -1576,7 +1576,7 @@
                       </wps:bodyPr>
                     </wps:wsp>
                     <wps:wsp>
-                      <wps:cNvPr id="29" name="&quot;addLink(_start[], _end[], linkData)&quot;"/>
+                      <wps:cNvPr id="29" name="&quot;addLink(_start[], _end[], linkData)&quot;" descr="addLink"/>
                       <wps:cNvSpPr/>
                       <wps:spPr>
                         <a:xfrm>
@@ -1635,7 +1635,7 @@
                       </wps:bodyPr>
                     </wps:wsp>
                     <wps:wsp>
-                      <wps:cNvPr id="30" name="&quot;addSingleLink(_start, _end, type, id)&quot;"/>
+                      <wps:cNvPr id="30" name="&quot;addSingleLink(_start, _end, type, id)&quot;" descr="addSingleLink"/>
                       <wps:cNvSpPr/>
                       <wps:spPr>
                         <a:xfrm>
@@ -1694,7 +1694,7 @@
                       </wps:bodyPr>
                     </wps:wsp>
                     <wps:wsp>
-                      <wps:cNvPr id="31" name="&quot;setDirection(dir)&quot;"/>
+                      <wps:cNvPr id="31" name="&quot;setDirection(dir)&quot;" descr="setDirection"/>
                       <wps:cNvSpPr/>
                       <wps:spPr>
                         <a:xfrm>
@@ -1753,7 +1753,7 @@
                       </wps:bodyPr>
                     </wps:wsp>
                     <wps:wsp>
-                      <wps:cNvPr id="32" name="&quot;addSubGraph(nodes[], id, title)&quot;"/>
+                      <wps:cNvPr id="32" name="&quot;addSubGraph(nodes[], id, title)&quot;" descr="addSubGraph"/>
                       <wps:cNvSpPr/>
                       <wps:spPr>
                         <a:xfrm>
@@ -1812,7 +1812,7 @@
                       </wps:bodyPr>
                     </wps:wsp>
                     <wps:wsp>
-                      <wps:cNvPr id="33" name="&quot;addClass(id, style)&quot;"/>
+                      <wps:cNvPr id="33" name="&quot;addClass(id, style)&quot;" descr="addClass"/>
                       <wps:cNvSpPr/>
                       <wps:spPr>
                         <a:xfrm>
@@ -1871,7 +1871,7 @@
                       </wps:bodyPr>
                     </wps:wsp>
                     <wps:wsp>
-                      <wps:cNvPr id="34" name="&quot;setClass(ids, className)&quot;"/>
+                      <wps:cNvPr id="34" name="&quot;setClass(ids, className)&quot;" descr="setClass"/>
                       <wps:cNvSpPr/>
                       <wps:spPr>
                         <a:xfrm>
@@ -1930,7 +1930,7 @@
                       </wps:bodyPr>
                     </wps:wsp>
                     <wps:wsp>
-                      <wps:cNvPr id="35" name="&quot;setTooltip(ids, tooltip)&quot;"/>
+                      <wps:cNvPr id="35" name="&quot;setTooltip(ids, tooltip)&quot;" descr="setTooltip"/>
                       <wps:cNvSpPr/>
                       <wps:spPr>
                         <a:xfrm>
@@ -1989,7 +1989,7 @@
                       </wps:bodyPr>
                     </wps:wsp>
                     <wps:wsp>
-                      <wps:cNvPr id="36" name="&quot;setClickEvent(id, functionName, args)&quot;"/>
+                      <wps:cNvPr id="36" name="&quot;setClickEvent(id, functionName, args)&quot;" descr="setClickEvent"/>
                       <wps:cNvSpPr/>
                       <wps:spPr>
                         <a:xfrm>
@@ -2048,7 +2048,7 @@
                       </wps:bodyPr>
                     </wps:wsp>
                     <wps:wsp>
-                      <wps:cNvPr id="37" name="&quot;setClickFun(id, functionName, args)&quot;"/>
+                      <wps:cNvPr id="37" name="&quot;setClickFun(id, functionName, args)&quot;" descr="setClickFun"/>
                       <wps:cNvSpPr/>
                       <wps:spPr>
                         <a:xfrm>
@@ -2107,7 +2107,7 @@
                       </wps:bodyPr>
                     </wps:wsp>
                     <wps:wsp>
-                      <wps:cNvPr id="38" name="Vertex Processing"/>
+                      <wps:cNvPr id="38" name="Vertex Processing" descr="VertexProcess"/>
                       <wps:cNvSpPr/>
                       <wps:spPr>
                         <a:xfrm>
@@ -2166,7 +2166,7 @@
                       </wps:bodyPr>
                     </wps:wsp>
                     <wps:wsp>
-                      <wps:cNvPr id="39" name="&quot;Create FlowVertex object&lt;br/&gt;- id, labelType, domId&lt;br/&gt;- styles[], classes[]&quot;"/>
+                      <wps:cNvPr id="39" name="&quot;Create FlowVertex object&lt;br/&gt;- id, labelType, domId&lt;br/&gt;- styles[], classes[]&quot;" descr="CreateVertex"/>
                       <wps:cNvSpPr/>
                       <wps:spPr>
                         <a:xfrm>
@@ -2225,7 +2225,7 @@
                       </wps:bodyPr>
                     </wps:wsp>
                     <wps:wsp>
-                      <wps:cNvPr id="40" name="&quot;sanitizeText(textObj.text)&quot;"/>
+                      <wps:cNvPr id="40" name="&quot;sanitizeText(textObj.text)&quot;" descr="SanitizeText"/>
                       <wps:cNvSpPr/>
                       <wps:spPr>
                         <a:xfrm>
@@ -2284,7 +2284,7 @@
                       </wps:bodyPr>
                     </wps:wsp>
                     <wps:wsp>
-                      <wps:cNvPr id="41" name="&quot;Parse YAML metadata&lt;br/&gt;yaml.load(yamlData)&quot;"/>
+                      <wps:cNvPr id="41" name="&quot;Parse YAML metadata&lt;br/&gt;yaml.load(yamlData)&quot;" descr="ParseMetadata"/>
                       <wps:cNvSpPr/>
                       <wps:spPr>
                         <a:xfrm>
@@ -2343,7 +2343,7 @@
                       </wps:bodyPr>
                     </wps:wsp>
                     <wps:wsp>
-                      <wps:cNvPr id="42" name="&quot;Set vertex properties&lt;br/&gt;- shape, label, icon, form&lt;br/&gt;- pos, img, constraint, w, h&quot;"/>
+                      <wps:cNvPr id="42" name="&quot;Set vertex properties&lt;br/&gt;- shape, label, icon, form&lt;br/&gt;- pos, img, constraint, w, h&quot;" descr="SetVertexProps"/>
                       <wps:cNvSpPr/>
                       <wps:spPr>
                         <a:xfrm>
@@ -2402,7 +2402,7 @@
                       </wps:bodyPr>
                     </wps:wsp>
                     <wps:wsp>
-                      <wps:cNvPr id="43" name="Edge Processing"/>
+                      <wps:cNvPr id="43" name="Edge Processing" descr="EdgeProcess"/>
                       <wps:cNvSpPr/>
                       <wps:spPr>
                         <a:xfrm>
@@ -2461,7 +2461,7 @@
                       </wps:bodyPr>
                     </wps:wsp>
                     <wps:wsp>
-                      <wps:cNvPr id="44" name="&quot;Create FlowEdge object&lt;br/&gt;- start, end, type, text&lt;br/&gt;- labelType, classes[]&quot;"/>
+                      <wps:cNvPr id="44" name="&quot;Create FlowEdge object&lt;br/&gt;- start, end, type, text&lt;br/&gt;- labelType, classes[]&quot;" descr="CreateEdge"/>
                       <wps:cNvSpPr/>
                       <wps:spPr>
                         <a:xfrm>
@@ -2520,7 +2520,7 @@
                       </wps:bodyPr>
                     </wps:wsp>
                     <wps:wsp>
-                      <wps:cNvPr id="45" name="&quot;Process link text&lt;br/&gt;- sanitizeText()&lt;br/&gt;- strip quotes&quot;"/>
+                      <wps:cNvPr id="45" name="&quot;Process link text&lt;br/&gt;- sanitizeText()&lt;br/&gt;- strip quotes&quot;" descr="ProcessLinkText"/>
                       <wps:cNvSpPr/>
                       <wps:spPr>
                         <a:xfrm>
@@ -2579,7 +2579,7 @@
                       </wps:bodyPr>
                     </wps:wsp>
                     <wps:wsp>
-                      <wps:cNvPr id="46" name="&quot;Set edge properties&lt;br/&gt;- type, stroke, length&quot;"/>
+                      <wps:cNvPr id="46" name="&quot;Set edge properties&lt;br/&gt;- type, stroke, length&quot;" descr="SetEdgeProps"/>
                       <wps:cNvSpPr/>
                       <wps:spPr>
                         <a:xfrm>
@@ -2638,7 +2638,7 @@
                       </wps:bodyPr>
                     </wps:wsp>
                     <wps:wsp>
-                      <wps:cNvPr id="47" name="&quot;Generate edge ID&lt;br/&gt;getEdgeId(start, end, counter)&quot;"/>
+                      <wps:cNvPr id="47" name="&quot;Generate edge ID&lt;br/&gt;getEdgeId(start, end, counter)&quot;" descr="GenerateEdgeId"/>
                       <wps:cNvSpPr/>
                       <wps:spPr>
                         <a:xfrm>
@@ -2697,7 +2697,7 @@
                       </wps:bodyPr>
                     </wps:wsp>
                     <wps:wsp>
-                      <wps:cNvPr id="48" name="&quot;Validate edge limit&lt;br/&gt;maxEdges check&quot;"/>
+                      <wps:cNvPr id="48" name="&quot;Validate edge limit&lt;br/&gt;maxEdges check&quot;" descr="ValidateEdgeLimit"/>
                       <wps:cNvSpPr/>
                       <wps:spPr>
                         <a:xfrm>
@@ -2756,7 +2756,7 @@
                       </wps:bodyPr>
                     </wps:wsp>
                     <wps:wsp>
-                      <wps:cNvPr id="49" name="&quot;getData()&quot;"/>
+                      <wps:cNvPr id="49" name="&quot;getData()&quot;" descr="GetData"/>
                       <wps:cNvSpPr/>
                       <wps:spPr>
                         <a:xfrm>
@@ -2815,7 +2815,7 @@
                       </wps:bodyPr>
                     </wps:wsp>
                     <wps:wsp>
-                      <wps:cNvPr id="50" name="&quot;Collect nodes[] from vertices&quot;"/>
+                      <wps:cNvPr id="50" name="&quot;Collect nodes[] from vertices&quot;" descr="CollectNodes"/>
                       <wps:cNvSpPr/>
                       <wps:spPr>
                         <a:xfrm>
@@ -2874,7 +2874,7 @@
                       </wps:bodyPr>
                     </wps:wsp>
                     <wps:wsp>
-                      <wps:cNvPr id="51" name="&quot;Collect edges[] from edges&quot;"/>
+                      <wps:cNvPr id="51" name="&quot;Collect edges[] from edges&quot;" descr="CollectEdges"/>
                       <wps:cNvSpPr/>
                       <wps:spPr>
                         <a:xfrm>
@@ -2933,7 +2933,7 @@
                       </wps:bodyPr>
                     </wps:wsp>
                     <wps:wsp>
-                      <wps:cNvPr id="52" name="&quot;Process subgraphs&lt;br/&gt;- parentDB Map&lt;br/&gt;- subGraphDB Map&quot;"/>
+                      <wps:cNvPr id="52" name="&quot;Process subgraphs&lt;br/&gt;- parentDB Map&lt;br/&gt;- subGraphDB Map&quot;" descr="ProcessSubGraphs"/>
                       <wps:cNvSpPr/>
                       <wps:spPr>
                         <a:xfrm>
@@ -2992,7 +2992,7 @@
                       </wps:bodyPr>
                     </wps:wsp>
                     <wps:wsp>
-                      <wps:cNvPr id="53" name="&quot;addNodeFromVertex()&lt;br/&gt;for each vertex&quot;"/>
+                      <wps:cNvPr id="53" name="&quot;addNodeFromVertex()&lt;br/&gt;for each vertex&quot;" descr="AddNodeFromVertex"/>
                       <wps:cNvSpPr/>
                       <wps:spPr>
                         <a:xfrm>
@@ -3051,7 +3051,7 @@
                       </wps:bodyPr>
                     </wps:wsp>
                     <wps:wsp>
-                      <wps:cNvPr id="54" name="&quot;destructEdgeType()&lt;br/&gt;arrowTypeStart, arrowTypeEnd&quot;"/>
+                      <wps:cNvPr id="54" name="&quot;destructEdgeType()&lt;br/&gt;arrowTypeStart, arrowTypeEnd&quot;" descr="ProcessEdgeTypes"/>
                       <wps:cNvSpPr/>
                       <wps:spPr>
                         <a:xfrm>
@@ -3110,7 +3110,7 @@
                       </wps:bodyPr>
                     </wps:wsp>
                     <wps:wsp>
-                      <wps:cNvPr id="55" name="Node Creation"/>
+                      <wps:cNvPr id="55" name="Node Creation" descr="NodeCreation"/>
                       <wps:cNvSpPr/>
                       <wps:spPr>
                         <a:xfrm>
@@ -3169,7 +3169,7 @@
                       </wps:bodyPr>
                     </wps:wsp>
                     <wps:wsp>
-                      <wps:cNvPr id="56" name="&quot;findNode(nodes, vertex.id)&quot;"/>
+                      <wps:cNvPr id="56" name="&quot;findNode(nodes, vertex.id)&quot;" descr="FindExistingNode"/>
                       <wps:cNvSpPr/>
                       <wps:spPr>
                         <a:xfrm>
@@ -3228,7 +3228,7 @@
                       </wps:bodyPr>
                     </wps:wsp>
                     <wps:wsp>
-                      <wps:cNvPr id="57" name="&quot;Create base node&lt;br/&gt;- id, label, parentId&lt;br/&gt;- cssStyles, cssClasses&lt;br/&gt;- shape, domId, tooltip&quot;"/>
+                      <wps:cNvPr id="57" name="&quot;Create base node&lt;br/&gt;- id, label, parentId&lt;br/&gt;- cssStyles, cssClasses&lt;br/&gt;- shape, domId, tooltip&quot;" descr="CreateBaseNode"/>
                       <wps:cNvSpPr/>
                       <wps:spPr>
                         <a:xfrm>
@@ -3287,7 +3287,7 @@
                       </wps:bodyPr>
                     </wps:wsp>
                     <wps:wsp>
-                      <wps:cNvPr id="58" name="&quot;getCompiledStyles(classDefs)&quot;"/>
+                      <wps:cNvPr id="58" name="&quot;getCompiledStyles(classDefs)&quot;" descr="GetCompiledStyles"/>
                       <wps:cNvSpPr/>
                       <wps:spPr>
                         <a:xfrm>
@@ -3346,7 +3346,7 @@
                       </wps:bodyPr>
                     </wps:wsp>
                     <wps:wsp>
-                      <wps:cNvPr id="59" name="&quot;getTypeFromVertex(vertex)&quot;"/>
+                      <wps:cNvPr id="59" name="&quot;getTypeFromVertex(vertex)&quot;" descr="GetTypeFromVertex"/>
                       <wps:cNvSpPr/>
                       <wps:spPr>
                         <a:xfrm>
@@ -3405,7 +3405,7 @@
                       </wps:bodyPr>
                     </wps:wsp>
                     <wps:wsp>
-                      <wps:cNvPr id="60" name="&quot;flowRenderer-v3-unified.ts&lt;br/&gt;draw(text, id, version, diag)&quot;"/>
+                      <wps:cNvPr id="60" name="&quot;flowRenderer-v3-unified.ts&lt;br/&gt;draw(text, id, version, diag)&quot;" descr="flowRendererV3"/>
                       <wps:cNvSpPr/>
                       <wps:spPr>
                         <a:xfrm>
@@ -3464,7 +3464,7 @@
                       </wps:bodyPr>
                     </wps:wsp>
                     <wps:wsp>
-                      <wps:cNvPr id="61" name="&quot;Initialize rendering&lt;br/&gt;- getConfig()&lt;br/&gt;- handle securityLevel&lt;br/&gt;- getDiagramElement()&quot;"/>
+                      <wps:cNvPr id="61" name="&quot;Initialize rendering&lt;br/&gt;- getConfig()&lt;br/&gt;- handle securityLevel&lt;br/&gt;- getDiagramElement()&quot;" descr="RenderInit"/>
                       <wps:cNvSpPr/>
                       <wps:spPr>
                         <a:xfrm>
@@ -3523,7 +3523,7 @@
                       </wps:bodyPr>
                     </wps:wsp>
                     <wps:wsp>
-                      <wps:cNvPr id="62" name="&quot;diag.db.getData()&lt;br/&gt;as LayoutData&quot;"/>
+                      <wps:cNvPr id="62" name="&quot;diag.db.getData()&lt;br/&gt;as LayoutData&quot;" descr="GetLayoutData"/>
                       <wps:cNvSpPr/>
                       <wps:spPr>
                         <a:xfrm>
@@ -3582,7 +3582,7 @@
                       </wps:bodyPr>
                     </wps:wsp>
                     <wps:wsp>
-                      <wps:cNvPr id="63" name="&quot;Setup layout data&lt;br/&gt;- type, layoutAlgorithm&lt;br/&gt;- direction, spacing&lt;br/&gt;- markers, diagramId&quot;"/>
+                      <wps:cNvPr id="63" name="&quot;Setup layout data&lt;br/&gt;- type, layoutAlgorithm&lt;br/&gt;- direction, spacing&lt;br/&gt;- markers, diagramId&quot;" descr="SetupLayoutData"/>
                       <wps:cNvSpPr/>
                       <wps:spPr>
                         <a:xfrm>
@@ -3641,7 +3641,7 @@
                       </wps:bodyPr>
                     </wps:wsp>
                     <wps:wsp>
-                      <wps:cNvPr id="64" name="&quot;render(data4Layout, svg)&quot;"/>
+                      <wps:cNvPr id="64" name="&quot;render(data4Layout, svg)&quot;" descr="CallRender"/>
                       <wps:cNvSpPr/>
                       <wps:spPr>
                         <a:xfrm>
@@ -3700,7 +3700,7 @@
                       </wps:bodyPr>
                     </wps:wsp>
                     <wps:wsp>
-                      <wps:cNvPr id="65" name="&quot;setupViewPortForSVG(svg, padding)&quot;"/>
+                      <wps:cNvPr id="65" name="&quot;setupViewPortForSVG(svg, padding)&quot;" descr="SetupViewPort"/>
                       <wps:cNvSpPr/>
                       <wps:spPr>
                         <a:xfrm>
@@ -3759,7 +3759,7 @@
                       </wps:bodyPr>
                     </wps:wsp>
                     <wps:wsp>
-                      <wps:cNvPr id="66" name="&quot;Process vertex links&lt;br/&gt;- create anchor elements&lt;br/&gt;- handle click events&quot;"/>
+                      <wps:cNvPr id="66" name="&quot;Process vertex links&lt;br/&gt;- create anchor elements&lt;br/&gt;- handle click events&quot;" descr="ProcessLinks"/>
                       <wps:cNvSpPr/>
                       <wps:spPr>
                         <a:xfrm>
@@ -3818,7 +3818,7 @@
                       </wps:bodyPr>
                     </wps:wsp>
                     <wps:wsp>
-                      <wps:cNvPr id="67" name="&quot;flowChartShapes.js&lt;br/&gt;Shape Functions&quot;"/>
+                      <wps:cNvPr id="67" name="&quot;flowChartShapes.js&lt;br/&gt;Shape Functions&quot;" descr="ShapeSystem"/>
                       <wps:cNvSpPr/>
                       <wps:spPr>
                         <a:xfrm>
@@ -3877,7 +3877,7 @@
                       </wps:bodyPr>
                     </wps:wsp>
                     <wps:wsp>
-                      <wps:cNvPr id="68" name="Shape Functions"/>
+                      <wps:cNvPr id="68" name="Shape Functions" descr="ShapeFunctions"/>
                       <wps:cNvSpPr/>
                       <wps:spPr>
                         <a:xfrm>
@@ -3936,7 +3936,7 @@
                       </wps:bodyPr>
                     </wps:wsp>
                     <wps:wsp>
-                      <wps:cNvPr id="69" name="&quot;question(parent, bbox, node)&quot;"/>
+                      <wps:cNvPr id="69" name="&quot;question(parent, bbox, node)&quot;" descr="question"/>
                       <wps:cNvSpPr/>
                       <wps:spPr>
                         <a:xfrm>
@@ -3995,7 +3995,7 @@
                       </wps:bodyPr>
                     </wps:wsp>
                     <wps:wsp>
-                      <wps:cNvPr id="70" name="&quot;hexagon(parent, bbox, node)&quot;"/>
+                      <wps:cNvPr id="70" name="&quot;hexagon(parent, bbox, node)&quot;" descr="hexagon"/>
                       <wps:cNvSpPr/>
                       <wps:spPr>
                         <a:xfrm>
@@ -4054,7 +4054,7 @@
                       </wps:bodyPr>
                     </wps:wsp>
                     <wps:wsp>
-                      <wps:cNvPr id="71" name="&quot;rect_left_inv_arrow(parent, bbox, node)&quot;"/>
+                      <wps:cNvPr id="71" name="&quot;rect_left_inv_arrow(parent, bbox, node)&quot;" descr="rect_left_inv_arrow"/>
                       <wps:cNvSpPr/>
                       <wps:spPr>
                         <a:xfrm>
@@ -4113,7 +4113,7 @@
                       </wps:bodyPr>
                     </wps:wsp>
                     <wps:wsp>
-                      <wps:cNvPr id="72" name="&quot;lean_right(parent, bbox, node)&quot;"/>
+                      <wps:cNvPr id="72" name="&quot;lean_right(parent, bbox, node)&quot;" descr="lean_right"/>
                       <wps:cNvSpPr/>
                       <wps:spPr>
                         <a:xfrm>
@@ -4172,7 +4172,7 @@
                       </wps:bodyPr>
                     </wps:wsp>
                     <wps:wsp>
-                      <wps:cNvPr id="73" name="&quot;lean_left(parent, bbox, node)&quot;"/>
+                      <wps:cNvPr id="73" name="&quot;lean_left(parent, bbox, node)&quot;" descr="lean_left"/>
                       <wps:cNvSpPr/>
                       <wps:spPr>
                         <a:xfrm>
@@ -4231,7 +4231,7 @@
                       </wps:bodyPr>
                     </wps:wsp>
                     <wps:wsp>
-                      <wps:cNvPr id="74" name="&quot;insertPolygonShape(parent, w, h, points)&quot;"/>
+                      <wps:cNvPr id="74" name="&quot;insertPolygonShape(parent, w, h, points)&quot;" descr="insertPolygonShape"/>
                       <wps:cNvSpPr/>
                       <wps:spPr>
                         <a:xfrm>
@@ -4290,7 +4290,7 @@
                       </wps:bodyPr>
                     </wps:wsp>
                     <wps:wsp>
-                      <wps:cNvPr id="75" name="&quot;intersectPolygon(node, points, point)&quot;"/>
+                      <wps:cNvPr id="75" name="&quot;intersectPolygon(node, points, point)&quot;" descr="intersectPolygon"/>
                       <wps:cNvSpPr/>
                       <wps:spPr>
                         <a:xfrm>
@@ -4349,7 +4349,7 @@
                       </wps:bodyPr>
                     </wps:wsp>
                     <wps:wsp>
-                      <wps:cNvPr id="76" name="&quot;intersectRect(node, point)&quot;"/>
+                      <wps:cNvPr id="76" name="&quot;intersectRect(node, point)&quot;" descr="intersectRect"/>
                       <wps:cNvSpPr/>
                       <wps:spPr>
                         <a:xfrm>
@@ -4408,7 +4408,7 @@
                       </wps:bodyPr>
                     </wps:wsp>
                     <wps:wsp>
-                      <wps:cNvPr id="77" name="&quot;styles.ts&lt;br/&gt;getStyles(options)&quot;"/>
+                      <wps:cNvPr id="77" name="&quot;styles.ts&lt;br/&gt;getStyles(options)&quot;" descr="stylesTS"/>
                       <wps:cNvSpPr/>
                       <wps:spPr>
                         <a:xfrm>
@@ -4467,7 +4467,7 @@
                       </wps:bodyPr>
                     </wps:wsp>
                     <wps:wsp>
-                      <wps:cNvPr id="78" name="&quot;FlowChartStyleOptions&lt;br/&gt;- arrowheadColor, border2&lt;br/&gt;- clusterBkg, mainBkg&lt;br/&gt;- fontFamily, textColor&quot;"/>
+                      <wps:cNvPr id="78" name="&quot;FlowChartStyleOptions&lt;br/&gt;- arrowheadColor, border2&lt;br/&gt;- clusterBkg, mainBkg&lt;br/&gt;- fontFamily, textColor&quot;" descr="StyleOptions"/>
                       <wps:cNvSpPr/>
                       <wps:spPr>
                         <a:xfrm>
@@ -4526,7 +4526,7 @@
                       </wps:bodyPr>
                     </wps:wsp>
                     <wps:wsp>
-                      <wps:cNvPr id="79" name="&quot;Generate CSS styles&lt;br/&gt;- .label, .cluster-label&lt;br/&gt;- .node, .edgePath&lt;br/&gt;- .flowchart-link, .edgeLabel&quot;"/>
+                      <wps:cNvPr id="79" name="&quot;Generate CSS styles&lt;br/&gt;- .label, .cluster-label&lt;br/&gt;- .node, .edgePath&lt;br/&gt;- .flowchart-link, .edgeLabel&quot;" descr="GenerateCSS"/>
                       <wps:cNvSpPr/>
                       <wps:spPr>
                         <a:xfrm>
@@ -4585,7 +4585,7 @@
                       </wps:bodyPr>
                     </wps:wsp>
                     <wps:wsp>
-                      <wps:cNvPr id="80" name="&quot;getIconStyles()&quot;"/>
+                      <wps:cNvPr id="80" name="&quot;getIconStyles()&quot;" descr="GetIconStyles"/>
                       <wps:cNvSpPr/>
                       <wps:spPr>
                         <a:xfrm>
@@ -4644,7 +4644,7 @@
                       </wps:bodyPr>
                     </wps:wsp>
                     <wps:wsp>
-                      <wps:cNvPr id="81" name="&quot;types.ts&lt;br/&gt;Type Definitions&quot;"/>
+                      <wps:cNvPr id="81" name="&quot;types.ts&lt;br/&gt;Type Definitions&quot;" descr="TypeSystem"/>
                       <wps:cNvSpPr/>
                       <wps:spPr>
                         <a:xfrm>
@@ -4703,7 +4703,7 @@
                       </wps:bodyPr>
                     </wps:wsp>
                     <wps:wsp>
-                      <wps:cNvPr id="82" name="&quot;FlowVertex interface&quot;"/>
+                      <wps:cNvPr id="82" name="&quot;FlowVertex interface&quot;" descr="FlowVertex"/>
                       <wps:cNvSpPr/>
                       <wps:spPr>
                         <a:xfrm>
@@ -4762,7 +4762,7 @@
                       </wps:bodyPr>
                     </wps:wsp>
                     <wps:wsp>
-                      <wps:cNvPr id="83" name="&quot;FlowEdge interface&quot;"/>
+                      <wps:cNvPr id="83" name="&quot;FlowEdge interface&quot;" descr="FlowEdge"/>
                       <wps:cNvSpPr/>
                       <wps:spPr>
                         <a:xfrm>
@@ -4821,7 +4821,7 @@
                       </wps:bodyPr>
                     </wps:wsp>
                     <wps:wsp>
-                      <wps:cNvPr id="84" name="&quot;FlowClass interface&quot;"/>
+                      <wps:cNvPr id="84" name="&quot;FlowClass interface&quot;" descr="FlowClass"/>
                       <wps:cNvSpPr/>
                       <wps:spPr>
                         <a:xfrm>
@@ -4880,7 +4880,7 @@
                       </wps:bodyPr>
                     </wps:wsp>
                     <wps:wsp>
-                      <wps:cNvPr id="85" name="&quot;FlowSubGraph interface&quot;"/>
+                      <wps:cNvPr id="85" name="&quot;FlowSubGraph interface&quot;" descr="FlowSubGraph"/>
                       <wps:cNvSpPr/>
                       <wps:spPr>
                         <a:xfrm>
@@ -4939,7 +4939,7 @@
                       </wps:bodyPr>
                     </wps:wsp>
                     <wps:wsp>
-                      <wps:cNvPr id="86" name="&quot;FlowVertexTypeParam&lt;br/&gt;Shape types&quot;"/>
+                      <wps:cNvPr id="86" name="&quot;FlowVertexTypeParam&lt;br/&gt;Shape types&quot;" descr="FlowVertexTypeParam"/>
                       <wps:cNvSpPr/>
                       <wps:spPr>
                         <a:xfrm>
@@ -4998,7 +4998,7 @@
                       </wps:bodyPr>
                     </wps:wsp>
                     <wps:wsp>
-                      <wps:cNvPr id="87" name="Utility Functions"/>
+                      <wps:cNvPr id="87" name="Utility Functions" descr="UtilityFunctions"/>
                       <wps:cNvSpPr/>
                       <wps:spPr>
                         <a:xfrm>
@@ -5057,7 +5057,7 @@
                       </wps:bodyPr>
                     </wps:wsp>
                     <wps:wsp>
-                      <wps:cNvPr id="88" name="&quot;lookUpDomId(id)&quot;"/>
+                      <wps:cNvPr id="88" name="&quot;lookUpDomId(id)&quot;" descr="lookUpDomId"/>
                       <wps:cNvSpPr/>
                       <wps:spPr>
                         <a:xfrm>
@@ -5116,7 +5116,7 @@
                       </wps:bodyPr>
                     </wps:wsp>
                     <wps:wsp>
-                      <wps:cNvPr id="89" name="&quot;getClasses()&quot;"/>
+                      <wps:cNvPr id="89" name="&quot;getClasses()&quot;" descr="getClasses"/>
                       <wps:cNvSpPr/>
                       <wps:spPr>
                         <a:xfrm>
@@ -5175,7 +5175,7 @@
                       </wps:bodyPr>
                     </wps:wsp>
                     <wps:wsp>
-                      <wps:cNvPr id="90" name="&quot;getDirection()&quot;"/>
+                      <wps:cNvPr id="90" name="&quot;getDirection()&quot;" descr="getDirection"/>
                       <wps:cNvSpPr/>
                       <wps:spPr>
                         <a:xfrm>
@@ -5234,7 +5234,7 @@
                       </wps:bodyPr>
                     </wps:wsp>
                     <wps:wsp>
-                      <wps:cNvPr id="91" name="&quot;getVertices()&quot;"/>
+                      <wps:cNvPr id="91" name="&quot;getVertices()&quot;" descr="getVertices"/>
                       <wps:cNvSpPr/>
                       <wps:spPr>
                         <a:xfrm>
@@ -5293,7 +5293,7 @@
                       </wps:bodyPr>
                     </wps:wsp>
                     <wps:wsp>
-                      <wps:cNvPr id="92" name="&quot;getEdges()&quot;"/>
+                      <wps:cNvPr id="92" name="&quot;getEdges()&quot;" descr="getEdges"/>
                       <wps:cNvSpPr/>
                       <wps:spPr>
                         <a:xfrm>
@@ -5352,7 +5352,7 @@
                       </wps:bodyPr>
                     </wps:wsp>
                     <wps:wsp>
-                      <wps:cNvPr id="93" name="&quot;getSubGraphs()&quot;"/>
+                      <wps:cNvPr id="93" name="&quot;getSubGraphs()&quot;" descr="getSubGraphs"/>
                       <wps:cNvSpPr/>
                       <wps:spPr>
                         <a:xfrm>
@@ -5411,7 +5411,7 @@
                       </wps:bodyPr>
                     </wps:wsp>
                     <wps:wsp>
-                      <wps:cNvPr id="94" name="&quot;clear()&quot;"/>
+                      <wps:cNvPr id="94" name="&quot;clear()&quot;" descr="clear"/>
                       <wps:cNvSpPr/>
                       <wps:spPr>
                         <a:xfrm>
@@ -5470,7 +5470,7 @@
                       </wps:bodyPr>
                     </wps:wsp>
                     <wps:wsp>
-                      <wps:cNvPr id="95" name="&quot;defaultConfig()&quot;"/>
+                      <wps:cNvPr id="95" name="&quot;defaultConfig()&quot;" descr="defaultConfig"/>
                       <wps:cNvSpPr/>
                       <wps:spPr>
                         <a:xfrm>
@@ -5529,7 +5529,7 @@
                       </wps:bodyPr>
                     </wps:wsp>
                     <wps:wsp>
-                      <wps:cNvPr id="96" name="Event Handling"/>
+                      <wps:cNvPr id="96" name="Event Handling" descr="EventHandling"/>
                       <wps:cNvSpPr/>
                       <wps:spPr>
                         <a:xfrm>
@@ -5588,7 +5588,7 @@
                       </wps:bodyPr>
                     </wps:wsp>
                     <wps:wsp>
-                      <wps:cNvPr id="97" name="&quot;setupToolTips(element)&quot;"/>
+                      <wps:cNvPr id="97" name="&quot;setupToolTips(element)&quot;" descr="setupToolTips"/>
                       <wps:cNvSpPr/>
                       <wps:spPr>
                         <a:xfrm>
@@ -5647,7 +5647,7 @@
                       </wps:bodyPr>
                     </wps:wsp>
                     <wps:wsp>
-                      <wps:cNvPr id="98" name="&quot;bindFunctions(element)&quot;"/>
+                      <wps:cNvPr id="98" name="&quot;bindFunctions(element)&quot;" descr="bindFunctions"/>
                       <wps:cNvSpPr/>
                       <wps:spPr>
                         <a:xfrm>
@@ -5706,7 +5706,7 @@
                       </wps:bodyPr>
                     </wps:wsp>
                     <wps:wsp>
-                      <wps:cNvPr id="99" name="&quot;utils.runFunc(functionName, args)&quot;"/>
+                      <wps:cNvPr id="99" name="&quot;utils.runFunc(functionName, args)&quot;" descr="runFunc"/>
                       <wps:cNvSpPr/>
                       <wps:spPr>
                         <a:xfrm>
@@ -5765,7 +5765,7 @@
                       </wps:bodyPr>
                     </wps:wsp>
                     <wps:wsp>
-                      <wps:cNvPr id="100" name="&quot;commonDb.js functions&quot;"/>
+                      <wps:cNvPr id="100" name="&quot;commonDb.js functions&quot;" descr="CommonDB"/>
                       <wps:cNvSpPr/>
                       <wps:spPr>
                         <a:xfrm>
@@ -5824,7 +5824,7 @@
                       </wps:bodyPr>
                     </wps:wsp>
                     <wps:wsp>
-                      <wps:cNvPr id="101" name="&quot;setAccTitle()&quot;"/>
+                      <wps:cNvPr id="101" name="&quot;setAccTitle()&quot;" descr="setAccTitle"/>
                       <wps:cNvSpPr/>
                       <wps:spPr>
                         <a:xfrm>
@@ -5883,7 +5883,7 @@
                       </wps:bodyPr>
                     </wps:wsp>
                     <wps:wsp>
-                      <wps:cNvPr id="102" name="&quot;getAccTitle()&quot;"/>
+                      <wps:cNvPr id="102" name="&quot;getAccTitle()&quot;" descr="getAccTitle"/>
                       <wps:cNvSpPr/>
                       <wps:spPr>
                         <a:xfrm>
@@ -5942,7 +5942,7 @@
                       </wps:bodyPr>
                     </wps:wsp>
                     <wps:wsp>
-                      <wps:cNvPr id="103" name="&quot;setAccDescription()&quot;"/>
+                      <wps:cNvPr id="103" name="&quot;setAccDescription()&quot;" descr="setAccDescription"/>
                       <wps:cNvSpPr/>
                       <wps:spPr>
                         <a:xfrm>
@@ -6001,7 +6001,7 @@
                       </wps:bodyPr>
                     </wps:wsp>
                     <wps:wsp>
-                      <wps:cNvPr id="104" name="&quot;getAccDescription()&quot;"/>
+                      <wps:cNvPr id="104" name="&quot;getAccDescription()&quot;" descr="getAccDescription"/>
                       <wps:cNvSpPr/>
                       <wps:spPr>
                         <a:xfrm>
@@ -6060,7 +6060,7 @@
                       </wps:bodyPr>
                     </wps:wsp>
                     <wps:wsp>
-                      <wps:cNvPr id="105" name="&quot;setDiagramTitle()&quot;"/>
+                      <wps:cNvPr id="105" name="&quot;setDiagramTitle()&quot;" descr="setDiagramTitle"/>
                       <wps:cNvSpPr/>
                       <wps:spPr>
                         <a:xfrm>
@@ -6119,7 +6119,7 @@
                       </wps:bodyPr>
                     </wps:wsp>
                     <wps:wsp>
-                      <wps:cNvPr id="106" name="&quot;getDiagramTitle()&quot;"/>
+                      <wps:cNvPr id="106" name="&quot;getDiagramTitle()&quot;" descr="getDiagramTitle"/>
                       <wps:cNvSpPr/>
                       <wps:spPr>
                         <a:xfrm>
@@ -6178,7 +6178,7 @@
                       </wps:bodyPr>
                     </wps:wsp>
                     <wps:wsp>
-                      <wps:cNvPr id="107" name="&quot;clear()&quot;"/>
+                      <wps:cNvPr id="107" name="&quot;clear()&quot;" descr="commonClear"/>
                       <wps:cNvSpPr/>
                       <wps:spPr>
                         <a:xfrm>
@@ -6237,7 +6237,7 @@
                       </wps:bodyPr>
                     </wps:wsp>
                     <wps:wsp>
-                      <wps:cNvPr id="108" name="&quot;Final SVG Output&quot;"/>
+                      <wps:cNvPr id="108" name="&quot;Final SVG Output&quot;" descr="FinalSVG"/>
                       <wps:cNvSpPr/>
                       <wps:spPr>
                         <a:xfrm>
@@ -6296,7 +6296,7 @@
                       </wps:bodyPr>
                     </wps:wsp>
                     <wps:wsp>
-                      <wps:cNvPr id="109" name="Layout Algorithm"/>
+                      <wps:cNvPr id="109" name="Layout Algorithm" descr="LayoutAlgorithm"/>
                       <wps:cNvSpPr/>
                       <wps:spPr>
                         <a:xfrm>
@@ -6355,7 +6355,7 @@
                       </wps:bodyPr>
                     </wps:wsp>
                     <wps:wsp>
-                      <wps:cNvPr id="110" name="&quot;dagre&lt;br/&gt;(default)&quot;"/>
+                      <wps:cNvPr id="110" name="&quot;dagre&lt;br/&gt;(default)&quot;" descr="Dagre"/>
                       <wps:cNvSpPr/>
                       <wps:spPr>
                         <a:xfrm>
@@ -6414,7 +6414,7 @@
                       </wps:bodyPr>
                     </wps:wsp>
                     <wps:wsp>
-                      <wps:cNvPr id="111" name="&quot;dagre-wrapper&lt;br/&gt;(v2 renderer)&quot;"/>
+                      <wps:cNvPr id="111" name="&quot;dagre-wrapper&lt;br/&gt;(v2 renderer)&quot;" descr="DagreWrapper"/>
                       <wps:cNvSpPr/>
                       <wps:spPr>
                         <a:xfrm>
@@ -6473,7 +6473,7 @@
                       </wps:bodyPr>
                     </wps:wsp>
                     <wps:wsp>
-                      <wps:cNvPr id="112" name="&quot;elk&lt;br/&gt;(external package)&quot;"/>
+                      <wps:cNvPr id="112" name="&quot;elk&lt;br/&gt;(external package)&quot;" descr="ELK"/>
                       <wps:cNvSpPr/>
                       <wps:spPr>
                         <a:xfrm>
@@ -6532,7 +6532,7 @@
                       </wps:bodyPr>
                     </wps:wsp>
                     <wps:wsp>
-                      <wps:cNvPr id="113" name="&quot;Test Files&quot;"/>
+                      <wps:cNvPr id="113" name="&quot;Test Files&quot;" descr="TestFiles"/>
                       <wps:cNvSpPr/>
                       <wps:spPr>
                         <a:xfrm>
@@ -6591,7 +6591,7 @@
                       </wps:bodyPr>
                     </wps:wsp>
                     <wps:wsp>
-                      <wps:cNvPr id="114" name="&quot;flowDb.spec.ts&quot;"/>
+                      <wps:cNvPr id="114" name="&quot;flowDb.spec.ts&quot;" descr="flowDbSpec"/>
                       <wps:cNvSpPr/>
                       <wps:spPr>
                         <a:xfrm>
@@ -6650,7 +6650,7 @@
                       </wps:bodyPr>
                     </wps:wsp>
                     <wps:wsp>
-                      <wps:cNvPr id="115" name="&quot;flowChartShapes.spec.js&quot;"/>
+                      <wps:cNvPr id="115" name="&quot;flowChartShapes.spec.js&quot;" descr="flowChartShapesSpec"/>
                       <wps:cNvSpPr/>
                       <wps:spPr>
                         <a:xfrm>
@@ -6709,7 +6709,7 @@
                       </wps:bodyPr>
                     </wps:wsp>
                     <wps:wsp>
-                      <wps:cNvPr id="116" name="&quot;parser/*.spec.js files&lt;br/&gt;- flow-text.spec.js&lt;br/&gt;- flow-edges.spec.js&lt;br/&gt;- flow-style.spec.js&lt;br/&gt;- subgraph.spec.js&quot;"/>
+                      <wps:cNvPr id="116" name="&quot;parser/*.spec.js files&lt;br/&gt;- flow-text.spec.js&lt;br/&gt;- flow-edges.spec.js&lt;br/&gt;- flow-style.spec.js&lt;br/&gt;- subgraph.spec.js&quot;" descr="ParserTests"/>
                       <wps:cNvSpPr/>
                       <wps:spPr>
                         <a:xfrm>
@@ -6768,7 +6768,7 @@
                       </wps:bodyPr>
                     </wps:wsp>
                     <wps:wsp>
-                      <wps:cNvPr id="117" name="&quot;Configuration Setup&quot;"/>
+                      <wps:cNvPr id="117" name="&quot;Configuration Setup&quot;" descr="ConfigSetup"/>
                       <wps:cNvSpPr/>
                       <wps:spPr>
                         <a:xfrm>
@@ -6827,7 +6827,7 @@
                       </wps:bodyPr>
                     </wps:wsp>
                     <wps:wsp>
-                      <wps:cNvPr id="118" name="&quot;cnf.flowchart config&quot;"/>
+                      <wps:cNvPr id="118" name="&quot;cnf.flowchart config&quot;" descr="FlowchartConfig"/>
                       <wps:cNvSpPr/>
                       <wps:spPr>
                         <a:xfrm>
@@ -6886,7 +6886,7 @@
                       </wps:bodyPr>
                     </wps:wsp>
                     <wps:wsp>
-                      <wps:cNvPr id="119" name="&quot;arrowMarkerAbsolute&quot;"/>
+                      <wps:cNvPr id="119" name="&quot;arrowMarkerAbsolute&quot;" descr="ArrowMarkers"/>
                       <wps:cNvSpPr/>
                       <wps:spPr>
                         <a:xfrm>
@@ -6945,7 +6945,7 @@
                       </wps:bodyPr>
                     </wps:wsp>
                     <wps:wsp>
-                      <wps:cNvPr id="120" name="&quot;layout config&quot;"/>
+                      <wps:cNvPr id="120" name="&quot;layout config&quot;" descr="LayoutConfig"/>
                       <wps:cNvSpPr/>
                       <wps:spPr>
                         <a:xfrm>
@@ -7004,7 +7004,7 @@
                       </wps:bodyPr>
                     </wps:wsp>
                     <wps:wsp>
-                      <wps:cNvPr id="121" name="&quot;setConfig() calls&quot;"/>
+                      <wps:cNvPr id="121" name="&quot;setConfig() calls&quot;" descr="SetConfig"/>
                       <wps:cNvSpPr/>
                       <wps:spPr>
                         <a:xfrm>
@@ -7063,7 +7063,7 @@
                       </wps:bodyPr>
                     </wps:wsp>
                     <wps:wsp>
-                      <wps:cNvPr id="122" name="Connector"/>
+                      <wps:cNvPr id="122" name="Input--Detection"/>
                       <wps:cNvCnPr>
                         <a:stCxn id="3" idx="2"/>
                         <a:endCxn id="4" idx="0"/>
@@ -7101,7 +7101,7 @@
                       <wps:bodyPr/>
                     </wps:wsp>
                     <wps:wsp>
-                      <wps:cNvPr id="123" name="Connector"/>
+                      <wps:cNvPr id="123" name="Detection--flowDetector"/>
                       <wps:cNvCnPr>
                         <a:stCxn id="4" idx="3"/>
                         <a:endCxn id="5" idx="1"/>
@@ -7139,7 +7139,7 @@
                       <wps:bodyPr/>
                     </wps:wsp>
                     <wps:wsp>
-                      <wps:cNvPr id="124" name="Connector"/>
+                      <wps:cNvPr id="124" name="Detection--flowDetectorV2"/>
                       <wps:cNvCnPr>
                         <a:stCxn id="4" idx="2"/>
                         <a:endCxn id="6" idx="0"/>
@@ -7177,7 +7177,7 @@
                       <wps:bodyPr/>
                     </wps:wsp>
                     <wps:wsp>
-                      <wps:cNvPr id="125" name="Connector"/>
+                      <wps:cNvPr id="125" name="Detection--elkDetector"/>
                       <wps:cNvCnPr>
                         <a:stCxn id="4" idx="1"/>
                         <a:endCxn id="7" idx="3"/>
@@ -7215,7 +7215,7 @@
                       <wps:bodyPr/>
                     </wps:wsp>
                     <wps:wsp>
-                      <wps:cNvPr id="126" name="Connector"/>
+                      <wps:cNvPr id="126" name="LoadDiagram--flowDiagram"/>
                       <wps:cNvCnPr>
                         <a:stCxn id="8" idx="2"/>
                         <a:endCxn id="9" idx="0"/>
@@ -7253,7 +7253,7 @@
                       <wps:bodyPr/>
                     </wps:wsp>
                     <wps:wsp>
-                      <wps:cNvPr id="127" name="Connector"/>
+                      <wps:cNvPr id="127" name="flowDiagram--DiagramStructure"/>
                       <wps:cNvCnPr>
                         <a:stCxn id="9" idx="2"/>
                         <a:endCxn id="10" idx="0"/>
@@ -7291,19 +7291,36 @@
                       <wps:bodyPr/>
                     </wps:wsp>
                     <wps:wsp>
-                      <wps:cNvPr id="128" name="Connector"/>
+                      <wps:cNvPr id="128" name="DiagramStructure--Parser"/>
                       <wps:cNvCnPr>
                         <a:stCxn id="10" idx="3"/>
                         <a:endCxn id="11" idx="1"/>
                       </wps:cNvCnPr>
                       <wps:spPr>
-                        <a:xfrm flipH="1">
-                          <a:off x="12287250" y="2952750"/>
-                          <a:ext cx="44291250" cy="1333500"/>
-                        </a:xfrm>
-                        <a:prstGeom prst="line">
-                          <a:avLst/>
-                        </a:prstGeom>
+                        <a:xfrm>
+                          <a:off x="11715750" y="2952750"/>
+                          <a:ext cx="44862750" cy="1333500"/>
+                        </a:xfrm>
+                        <a:custGeom>
+                          <a:avLst/>
+                          <a:gdLst/>
+                          <a:ahLst/>
+                          <a:cxnLst/>
+                          <a:rect l="0" t="0" r="0" b="0"/>
+                          <a:pathLst>
+                            <a:path w="44862750" h="1333500">
+                              <a:moveTo>
+                                <a:pt x="44862750" y="0"/>
+                              </a:moveTo>
+                              <a:lnTo>
+                                <a:pt x="0" y="666750"/>
+                              </a:lnTo>
+                              <a:lnTo>
+                                <a:pt x="571500" y="1333500"/>
+                              </a:lnTo>
+                            </a:path>
+                          </a:pathLst>
+                        </a:custGeom>
                         <a:ln w="12700" cap="flat" cmpd="sng" algn="ctr">
                           <a:solidFill>
                             <a:srgbClr val="2F5496"/>
@@ -7329,19 +7346,36 @@
                       <wps:bodyPr/>
                     </wps:wsp>
                     <wps:wsp>
-                      <wps:cNvPr id="129" name="Connector"/>
+                      <wps:cNvPr id="129" name="DiagramStructure--Database"/>
                       <wps:cNvCnPr>
                         <a:stCxn id="10" idx="3"/>
                         <a:endCxn id="12" idx="1"/>
                       </wps:cNvCnPr>
                       <wps:spPr>
-                        <a:xfrm flipH="1">
-                          <a:off x="20002500" y="2952750"/>
-                          <a:ext cx="36576000" cy="1333500"/>
-                        </a:xfrm>
-                        <a:prstGeom prst="line">
-                          <a:avLst/>
-                        </a:prstGeom>
+                        <a:xfrm>
+                          <a:off x="19431000" y="2952750"/>
+                          <a:ext cx="37147500" cy="1333500"/>
+                        </a:xfrm>
+                        <a:custGeom>
+                          <a:avLst/>
+                          <a:gdLst/>
+                          <a:ahLst/>
+                          <a:cxnLst/>
+                          <a:rect l="0" t="0" r="0" b="0"/>
+                          <a:pathLst>
+                            <a:path w="37147500" h="1333500">
+                              <a:moveTo>
+                                <a:pt x="37147500" y="0"/>
+                              </a:moveTo>
+                              <a:lnTo>
+                                <a:pt x="0" y="666750"/>
+                              </a:lnTo>
+                              <a:lnTo>
+                                <a:pt x="571500" y="1333500"/>
+                              </a:lnTo>
+                            </a:path>
+                          </a:pathLst>
+                        </a:custGeom>
                         <a:ln w="12700" cap="flat" cmpd="sng" algn="ctr">
                           <a:solidFill>
                             <a:srgbClr val="2F5496"/>
@@ -7367,7 +7401,7 @@
                       <wps:bodyPr/>
                     </wps:wsp>
                     <wps:wsp>
-                      <wps:cNvPr id="130" name="Connector"/>
+                      <wps:cNvPr id="130" name="DiagramStructure--Renderer"/>
                       <wps:cNvCnPr>
                         <a:stCxn id="10" idx="2"/>
                         <a:endCxn id="13" idx="0"/>
@@ -7405,7 +7439,7 @@
                       <wps:bodyPr/>
                     </wps:wsp>
                     <wps:wsp>
-                      <wps:cNvPr id="131" name="Connector"/>
+                      <wps:cNvPr id="131" name="DiagramStructure--Styles"/>
                       <wps:cNvCnPr>
                         <a:stCxn id="10" idx="1"/>
                         <a:endCxn id="14" idx="3"/>
@@ -7443,7 +7477,7 @@
                       <wps:bodyPr/>
                     </wps:wsp>
                     <wps:wsp>
-                      <wps:cNvPr id="132" name="Connector"/>
+                      <wps:cNvPr id="132" name="DiagramStructure--Init"/>
                       <wps:cNvCnPr>
                         <a:stCxn id="10" idx="1"/>
                         <a:endCxn id="15" idx="3"/>
@@ -7481,7 +7515,7 @@
                       <wps:bodyPr/>
                     </wps:wsp>
                     <wps:wsp>
-                      <wps:cNvPr id="133" name="Connector"/>
+                      <wps:cNvPr id="133" name="Parser--flowParser"/>
                       <wps:cNvCnPr>
                         <a:stCxn id="11" idx="2"/>
                         <a:endCxn id="16" idx="0"/>
@@ -7519,7 +7553,7 @@
                       <wps:bodyPr/>
                     </wps:wsp>
                     <wps:wsp>
-                      <wps:cNvPr id="134" name="Connector"/>
+                      <wps:cNvPr id="134" name="RemoveWhitespace--flowJison"/>
                       <wps:cNvCnPr>
                         <a:stCxn id="17" idx="2"/>
                         <a:endCxn id="18" idx="0"/>
@@ -7557,7 +7591,7 @@
                       <wps:bodyPr/>
                     </wps:wsp>
                     <wps:wsp>
-                      <wps:cNvPr id="135" name="Connector"/>
+                      <wps:cNvPr id="135" name="flowJison--ParseGraph"/>
                       <wps:cNvCnPr>
                         <a:stCxn id="18" idx="2"/>
                         <a:endCxn id="19" idx="0"/>
@@ -7595,19 +7629,36 @@
                       <wps:bodyPr/>
                     </wps:wsp>
                     <wps:wsp>
-                      <wps:cNvPr id="136" name="Connector"/>
+                      <wps:cNvPr id="136" name="ParseGraph--ParseVertices"/>
                       <wps:cNvCnPr>
                         <a:stCxn id="19" idx="3"/>
                         <a:endCxn id="20" idx="1"/>
                       </wps:cNvCnPr>
                       <wps:spPr>
-                        <a:xfrm flipH="1">
-                          <a:off x="66294000" y="2952750"/>
-                          <a:ext cx="4000500" cy="1333500"/>
-                        </a:xfrm>
-                        <a:prstGeom prst="line">
-                          <a:avLst/>
-                        </a:prstGeom>
+                        <a:xfrm>
+                          <a:off x="65722500" y="2952750"/>
+                          <a:ext cx="4572000" cy="1333500"/>
+                        </a:xfrm>
+                        <a:custGeom>
+                          <a:avLst/>
+                          <a:gdLst/>
+                          <a:ahLst/>
+                          <a:cxnLst/>
+                          <a:rect l="0" t="0" r="0" b="0"/>
+                          <a:pathLst>
+                            <a:path w="4572000" h="1333500">
+                              <a:moveTo>
+                                <a:pt x="4572000" y="0"/>
+                              </a:moveTo>
+                              <a:lnTo>
+                                <a:pt x="0" y="666750"/>
+                              </a:lnTo>
+                              <a:lnTo>
+                                <a:pt x="571500" y="1333500"/>
+                              </a:lnTo>
+                            </a:path>
+                          </a:pathLst>
+                        </a:custGeom>
                         <a:ln w="12700" cap="flat" cmpd="sng" algn="ctr">
                           <a:solidFill>
                             <a:srgbClr val="2F5496"/>
@@ -7633,7 +7684,7 @@
                       <wps:bodyPr/>
                     </wps:wsp>
                     <wps:wsp>
-                      <wps:cNvPr id="137" name="Connector"/>
+                      <wps:cNvPr id="137" name="ParseGraph--ParseEdges"/>
                       <wps:cNvCnPr>
                         <a:stCxn id="19" idx="3"/>
                         <a:endCxn id="21" idx="1"/>
@@ -7671,7 +7722,7 @@
                       <wps:bodyPr/>
                     </wps:wsp>
                     <wps:wsp>
-                      <wps:cNvPr id="138" name="Connector"/>
+                      <wps:cNvPr id="138" name="ParseGraph--ParseSubgraphs"/>
                       <wps:cNvCnPr>
                         <a:stCxn id="19" idx="3"/>
                         <a:endCxn id="22" idx="1"/>
@@ -7709,7 +7760,7 @@
                       <wps:bodyPr/>
                     </wps:wsp>
                     <wps:wsp>
-                      <wps:cNvPr id="139" name="Connector"/>
+                      <wps:cNvPr id="139" name="ParseGraph--ParseClasses"/>
                       <wps:cNvCnPr>
                         <a:stCxn id="19" idx="2"/>
                         <a:endCxn id="23" idx="0"/>
@@ -7747,7 +7798,7 @@
                       <wps:bodyPr/>
                     </wps:wsp>
                     <wps:wsp>
-                      <wps:cNvPr id="140" name="Connector"/>
+                      <wps:cNvPr id="140" name="ParseGraph--ParseStyles"/>
                       <wps:cNvCnPr>
                         <a:stCxn id="19" idx="1"/>
                         <a:endCxn id="24" idx="3"/>
@@ -7785,7 +7836,7 @@
                       <wps:bodyPr/>
                     </wps:wsp>
                     <wps:wsp>
-                      <wps:cNvPr id="141" name="Connector"/>
+                      <wps:cNvPr id="141" name="Database--FlowDBClass"/>
                       <wps:cNvCnPr>
                         <a:stCxn id="12" idx="2"/>
                         <a:endCxn id="25" idx="0"/>
@@ -7823,7 +7874,7 @@
                       <wps:bodyPr/>
                     </wps:wsp>
                     <wps:wsp>
-                      <wps:cNvPr id="142" name="Connector"/>
+                      <wps:cNvPr id="142" name="FlowDBClass--DBInit"/>
                       <wps:cNvCnPr>
                         <a:stCxn id="25" idx="2"/>
                         <a:endCxn id="26" idx="0"/>
@@ -7861,7 +7912,7 @@
                       <wps:bodyPr/>
                     </wps:wsp>
                     <wps:wsp>
-                      <wps:cNvPr id="143" name="Connector"/>
+                      <wps:cNvPr id="143" name="DBInit--DBMethods"/>
                       <wps:cNvCnPr>
                         <a:stCxn id="26" idx="2"/>
                         <a:endCxn id="27" idx="0"/>
@@ -7899,7 +7950,7 @@
                       <wps:bodyPr/>
                     </wps:wsp>
                     <wps:wsp>
-                      <wps:cNvPr id="144" name="Connector"/>
+                      <wps:cNvPr id="144" name="DBMethods--addVertex"/>
                       <wps:cNvCnPr>
                         <a:stCxn id="27" idx="3"/>
                         <a:endCxn id="28" idx="1"/>
@@ -7937,7 +7988,7 @@
                       <wps:bodyPr/>
                     </wps:wsp>
                     <wps:wsp>
-                      <wps:cNvPr id="145" name="Connector"/>
+                      <wps:cNvPr id="145" name="DBMethods--addLink"/>
                       <wps:cNvCnPr>
                         <a:stCxn id="27" idx="3"/>
                         <a:endCxn id="29" idx="1"/>
@@ -7975,19 +8026,36 @@
                       <wps:bodyPr/>
                     </wps:wsp>
                     <wps:wsp>
-                      <wps:cNvPr id="146" name="Connector"/>
+                      <wps:cNvPr id="146" name="DBMethods--addSingleLink"/>
                       <wps:cNvCnPr>
                         <a:stCxn id="27" idx="3"/>
                         <a:endCxn id="30" idx="1"/>
                       </wps:cNvCnPr>
                       <wps:spPr>
-                        <a:xfrm flipH="1">
-                          <a:off x="11430000" y="8286750"/>
-                          <a:ext cx="6572250" cy="1333500"/>
-                        </a:xfrm>
-                        <a:prstGeom prst="line">
-                          <a:avLst/>
-                        </a:prstGeom>
+                        <a:xfrm>
+                          <a:off x="10858500" y="8286750"/>
+                          <a:ext cx="7143750" cy="1333500"/>
+                        </a:xfrm>
+                        <a:custGeom>
+                          <a:avLst/>
+                          <a:gdLst/>
+                          <a:ahLst/>
+                          <a:cxnLst/>
+                          <a:rect l="0" t="0" r="0" b="0"/>
+                          <a:pathLst>
+                            <a:path w="7143750" h="1333500">
+                              <a:moveTo>
+                                <a:pt x="7143750" y="0"/>
+                              </a:moveTo>
+                              <a:lnTo>
+                                <a:pt x="0" y="666750"/>
+                              </a:lnTo>
+                              <a:lnTo>
+                                <a:pt x="571500" y="1333500"/>
+                              </a:lnTo>
+                            </a:path>
+                          </a:pathLst>
+                        </a:custGeom>
                         <a:ln w="12700" cap="flat" cmpd="sng" algn="ctr">
                           <a:solidFill>
                             <a:srgbClr val="2F5496"/>
@@ -8013,19 +8081,36 @@
                       <wps:bodyPr/>
                     </wps:wsp>
                     <wps:wsp>
-                      <wps:cNvPr id="147" name="Connector"/>
+                      <wps:cNvPr id="147" name="DBMethods--setDirection"/>
                       <wps:cNvCnPr>
                         <a:stCxn id="27" idx="3"/>
                         <a:endCxn id="31" idx="1"/>
                       </wps:cNvCnPr>
                       <wps:spPr>
-                        <a:xfrm flipH="1">
-                          <a:off x="13144500" y="8286750"/>
-                          <a:ext cx="4857750" cy="1333500"/>
-                        </a:xfrm>
-                        <a:prstGeom prst="line">
-                          <a:avLst/>
-                        </a:prstGeom>
+                        <a:xfrm>
+                          <a:off x="12573000" y="8286750"/>
+                          <a:ext cx="5429250" cy="1333500"/>
+                        </a:xfrm>
+                        <a:custGeom>
+                          <a:avLst/>
+                          <a:gdLst/>
+                          <a:ahLst/>
+                          <a:cxnLst/>
+                          <a:rect l="0" t="0" r="0" b="0"/>
+                          <a:pathLst>
+                            <a:path w="5429250" h="1333500">
+                              <a:moveTo>
+                                <a:pt x="5429250" y="0"/>
+                              </a:moveTo>
+                              <a:lnTo>
+                                <a:pt x="0" y="666750"/>
+                              </a:lnTo>
+                              <a:lnTo>
+                                <a:pt x="571500" y="1333500"/>
+                              </a:lnTo>
+                            </a:path>
+                          </a:pathLst>
+                        </a:custGeom>
                         <a:ln w="12700" cap="flat" cmpd="sng" algn="ctr">
                           <a:solidFill>
                             <a:srgbClr val="2F5496"/>
@@ -8051,19 +8136,36 @@
                       <wps:bodyPr/>
                     </wps:wsp>
                     <wps:wsp>
-                      <wps:cNvPr id="148" name="Connector"/>
+                      <wps:cNvPr id="148" name="DBMethods--addSubGraph"/>
                       <wps:cNvCnPr>
                         <a:stCxn id="27" idx="3"/>
                         <a:endCxn id="32" idx="1"/>
                       </wps:cNvCnPr>
                       <wps:spPr>
-                        <a:xfrm flipH="1">
-                          <a:off x="14859000" y="8286750"/>
-                          <a:ext cx="3143250" cy="1333500"/>
-                        </a:xfrm>
-                        <a:prstGeom prst="line">
-                          <a:avLst/>
-                        </a:prstGeom>
+                        <a:xfrm>
+                          <a:off x="14287500" y="8286750"/>
+                          <a:ext cx="3714750" cy="1333500"/>
+                        </a:xfrm>
+                        <a:custGeom>
+                          <a:avLst/>
+                          <a:gdLst/>
+                          <a:ahLst/>
+                          <a:cxnLst/>
+                          <a:rect l="0" t="0" r="0" b="0"/>
+                          <a:pathLst>
+                            <a:path w="3714750" h="1333500">
+                              <a:moveTo>
+                                <a:pt x="3714750" y="0"/>
+                              </a:moveTo>
+                              <a:lnTo>
+                                <a:pt x="0" y="666750"/>
+                              </a:lnTo>
+                              <a:lnTo>
+                                <a:pt x="571500" y="1333500"/>
+                              </a:lnTo>
+                            </a:path>
+                          </a:pathLst>
+                        </a:custGeom>
                         <a:ln w="12700" cap="flat" cmpd="sng" algn="ctr">
                           <a:solidFill>
                             <a:srgbClr val="2F5496"/>
@@ -8089,7 +8191,7 @@
                       <wps:bodyPr/>
                     </wps:wsp>
                     <wps:wsp>
-                      <wps:cNvPr id="149" name="Connector"/>
+                      <wps:cNvPr id="149" name="DBMethods--addClass"/>
                       <wps:cNvCnPr>
                         <a:stCxn id="27" idx="3"/>
                         <a:endCxn id="33" idx="1"/>
@@ -8127,7 +8229,7 @@
                       <wps:bodyPr/>
                     </wps:wsp>
                     <wps:wsp>
-                      <wps:cNvPr id="150" name="Connector"/>
+                      <wps:cNvPr id="150" name="DBMethods--setClass"/>
                       <wps:cNvCnPr>
                         <a:stCxn id="27" idx="2"/>
                         <a:endCxn id="34" idx="0"/>
@@ -8165,7 +8267,7 @@
                       <wps:bodyPr/>
                     </wps:wsp>
                     <wps:wsp>
-                      <wps:cNvPr id="151" name="Connector"/>
+                      <wps:cNvPr id="151" name="DBMethods--setTooltip"/>
                       <wps:cNvCnPr>
                         <a:stCxn id="27" idx="2"/>
                         <a:endCxn id="35" idx="0"/>
@@ -8203,7 +8305,7 @@
                       <wps:bodyPr/>
                     </wps:wsp>
                     <wps:wsp>
-                      <wps:cNvPr id="152" name="Connector"/>
+                      <wps:cNvPr id="152" name="DBMethods--setClickEvent"/>
                       <wps:cNvCnPr>
                         <a:stCxn id="27" idx="1"/>
                         <a:endCxn id="36" idx="3"/>
@@ -8241,7 +8343,7 @@
                       <wps:bodyPr/>
                     </wps:wsp>
                     <wps:wsp>
-                      <wps:cNvPr id="153" name="Connector"/>
+                      <wps:cNvPr id="153" name="DBMethods--setClickFun"/>
                       <wps:cNvCnPr>
                         <a:stCxn id="27" idx="1"/>
                         <a:endCxn id="37" idx="3"/>
@@ -8249,11 +8351,28 @@
                       <wps:spPr>
                         <a:xfrm>
                           <a:off x="19145250" y="8286750"/>
-                          <a:ext cx="3143250" cy="1333500"/>
-                        </a:xfrm>
-                        <a:prstGeom prst="line">
-                          <a:avLst/>
-                        </a:prstGeom>
+                          <a:ext cx="3714750" cy="1333500"/>
+                        </a:xfrm>
+                        <a:custGeom>
+                          <a:avLst/>
+                          <a:gdLst/>
+                          <a:ahLst/>
+                          <a:cxnLst/>
+                          <a:rect l="0" t="0" r="0" b="0"/>
+                          <a:pathLst>
+                            <a:path w="3714750" h="1333500">
+                              <a:moveTo>
+                                <a:pt x="0" y="0"/>
+                              </a:moveTo>
+                              <a:lnTo>
+                                <a:pt x="3714750" y="666750"/>
+                              </a:lnTo>
+                              <a:lnTo>
+                                <a:pt x="3143250" y="1333500"/>
+                              </a:lnTo>
+                            </a:path>
+                          </a:pathLst>
+                        </a:custGeom>
                         <a:ln w="12700" cap="flat" cmpd="sng" algn="ctr">
                           <a:solidFill>
                             <a:srgbClr val="2F5496"/>
@@ -8279,7 +8398,7 @@
                       <wps:bodyPr/>
                     </wps:wsp>
                     <wps:wsp>
-                      <wps:cNvPr id="154" name="Connector"/>
+                      <wps:cNvPr id="154" name="addVertex--VertexProcess"/>
                       <wps:cNvCnPr>
                         <a:stCxn id="28" idx="2"/>
                         <a:endCxn id="38" idx="0"/>
@@ -8317,7 +8436,7 @@
                       <wps:bodyPr/>
                     </wps:wsp>
                     <wps:wsp>
-                      <wps:cNvPr id="155" name="Connector"/>
+                      <wps:cNvPr id="155" name="VertexProcess--CreateVertex"/>
                       <wps:cNvCnPr>
                         <a:stCxn id="38" idx="3"/>
                         <a:endCxn id="39" idx="1"/>
@@ -8355,7 +8474,7 @@
                       <wps:bodyPr/>
                     </wps:wsp>
                     <wps:wsp>
-                      <wps:cNvPr id="156" name="Connector"/>
+                      <wps:cNvPr id="156" name="VertexProcess--SanitizeText"/>
                       <wps:cNvCnPr>
                         <a:stCxn id="38" idx="2"/>
                         <a:endCxn id="40" idx="0"/>
@@ -8393,7 +8512,7 @@
                       <wps:bodyPr/>
                     </wps:wsp>
                     <wps:wsp>
-                      <wps:cNvPr id="157" name="Connector"/>
+                      <wps:cNvPr id="157" name="VertexProcess--ParseMetadata"/>
                       <wps:cNvCnPr>
                         <a:stCxn id="38" idx="2"/>
                         <a:endCxn id="41" idx="0"/>
@@ -8431,7 +8550,7 @@
                       <wps:bodyPr/>
                     </wps:wsp>
                     <wps:wsp>
-                      <wps:cNvPr id="158" name="Connector"/>
+                      <wps:cNvPr id="158" name="VertexProcess--SetVertexProps"/>
                       <wps:cNvCnPr>
                         <a:stCxn id="38" idx="1"/>
                         <a:endCxn id="42" idx="3"/>
@@ -8469,7 +8588,7 @@
                       <wps:bodyPr/>
                     </wps:wsp>
                     <wps:wsp>
-                      <wps:cNvPr id="159" name="Connector"/>
+                      <wps:cNvPr id="159" name="addSingleLink--EdgeProcess"/>
                       <wps:cNvCnPr>
                         <a:stCxn id="30" idx="2"/>
                         <a:endCxn id="43" idx="0"/>
@@ -8507,7 +8626,7 @@
                       <wps:bodyPr/>
                     </wps:wsp>
                     <wps:wsp>
-                      <wps:cNvPr id="160" name="Connector"/>
+                      <wps:cNvPr id="160" name="EdgeProcess--CreateEdge"/>
                       <wps:cNvCnPr>
                         <a:stCxn id="43" idx="3"/>
                         <a:endCxn id="44" idx="1"/>
@@ -8545,7 +8664,7 @@
                       <wps:bodyPr/>
                     </wps:wsp>
                     <wps:wsp>
-                      <wps:cNvPr id="161" name="Connector"/>
+                      <wps:cNvPr id="161" name="EdgeProcess--ProcessLinkText"/>
                       <wps:cNvCnPr>
                         <a:stCxn id="43" idx="3"/>
                         <a:endCxn id="45" idx="1"/>
@@ -8583,7 +8702,7 @@
                       <wps:bodyPr/>
                     </wps:wsp>
                     <wps:wsp>
-                      <wps:cNvPr id="162" name="Connector"/>
+                      <wps:cNvPr id="162" name="EdgeProcess--SetEdgeProps"/>
                       <wps:cNvCnPr>
                         <a:stCxn id="43" idx="2"/>
                         <a:endCxn id="46" idx="0"/>
@@ -8621,7 +8740,7 @@
                       <wps:bodyPr/>
                     </wps:wsp>
                     <wps:wsp>
-                      <wps:cNvPr id="163" name="Connector"/>
+                      <wps:cNvPr id="163" name="EdgeProcess--GenerateEdgeId"/>
                       <wps:cNvCnPr>
                         <a:stCxn id="43" idx="1"/>
                         <a:endCxn id="47" idx="3"/>
@@ -8659,7 +8778,7 @@
                       <wps:bodyPr/>
                     </wps:wsp>
                     <wps:wsp>
-                      <wps:cNvPr id="164" name="Connector"/>
+                      <wps:cNvPr id="164" name="EdgeProcess--ValidateEdgeLimit"/>
                       <wps:cNvCnPr>
                         <a:stCxn id="43" idx="1"/>
                         <a:endCxn id="48" idx="3"/>
@@ -8667,11 +8786,28 @@
                       <wps:spPr>
                         <a:xfrm>
                           <a:off x="11430000" y="10953750"/>
-                          <a:ext cx="7429500" cy="1333500"/>
-                        </a:xfrm>
-                        <a:prstGeom prst="line">
-                          <a:avLst/>
-                        </a:prstGeom>
+                          <a:ext cx="8001000" cy="1333500"/>
+                        </a:xfrm>
+                        <a:custGeom>
+                          <a:avLst/>
+                          <a:gdLst/>
+                          <a:ahLst/>
+                          <a:cxnLst/>
+                          <a:rect l="0" t="0" r="0" b="0"/>
+                          <a:pathLst>
+                            <a:path w="8001000" h="1333500">
+                              <a:moveTo>
+                                <a:pt x="0" y="0"/>
+                              </a:moveTo>
+                              <a:lnTo>
+                                <a:pt x="8001000" y="666750"/>
+                              </a:lnTo>
+                              <a:lnTo>
+                                <a:pt x="7429500" y="1333500"/>
+                              </a:lnTo>
+                            </a:path>
+                          </a:pathLst>
+                        </a:custGeom>
                         <a:ln w="12700" cap="flat" cmpd="sng" algn="ctr">
                           <a:solidFill>
                             <a:srgbClr val="2F5496"/>
@@ -8697,7 +8833,7 @@
                       <wps:bodyPr/>
                     </wps:wsp>
                     <wps:wsp>
-                      <wps:cNvPr id="165" name="Connector"/>
+                      <wps:cNvPr id="165" name="DBMethods--GetData"/>
                       <wps:cNvCnPr>
                         <a:stCxn id="27" idx="1"/>
                         <a:endCxn id="49" idx="3"/>
@@ -8705,11 +8841,28 @@
                       <wps:spPr>
                         <a:xfrm>
                           <a:off x="19145250" y="8286750"/>
-                          <a:ext cx="4857750" cy="1333500"/>
-                        </a:xfrm>
-                        <a:prstGeom prst="line">
-                          <a:avLst/>
-                        </a:prstGeom>
+                          <a:ext cx="5429250" cy="1333500"/>
+                        </a:xfrm>
+                        <a:custGeom>
+                          <a:avLst/>
+                          <a:gdLst/>
+                          <a:ahLst/>
+                          <a:cxnLst/>
+                          <a:rect l="0" t="0" r="0" b="0"/>
+                          <a:pathLst>
+                            <a:path w="5429250" h="1333500">
+                              <a:moveTo>
+                                <a:pt x="0" y="0"/>
+                              </a:moveTo>
+                              <a:lnTo>
+                                <a:pt x="5429250" y="666750"/>
+                              </a:lnTo>
+                              <a:lnTo>
+                                <a:pt x="4857750" y="1333500"/>
+                              </a:lnTo>
+                            </a:path>
+                          </a:pathLst>
+                        </a:custGeom>
                         <a:ln w="12700" cap="flat" cmpd="sng" algn="ctr">
                           <a:solidFill>
                             <a:srgbClr val="2F5496"/>
@@ -8735,19 +8888,36 @@
                       <wps:bodyPr/>
                     </wps:wsp>
                     <wps:wsp>
-                      <wps:cNvPr id="166" name="Connector"/>
+                      <wps:cNvPr id="166" name="GetData--CollectNodes"/>
                       <wps:cNvCnPr>
                         <a:stCxn id="49" idx="3"/>
                         <a:endCxn id="50" idx="1"/>
                       </wps:cNvCnPr>
                       <wps:spPr>
-                        <a:xfrm flipH="1">
-                          <a:off x="17430750" y="9620250"/>
-                          <a:ext cx="6572250" cy="1333500"/>
-                        </a:xfrm>
-                        <a:prstGeom prst="line">
-                          <a:avLst/>
-                        </a:prstGeom>
+                        <a:xfrm>
+                          <a:off x="16859250" y="9620250"/>
+                          <a:ext cx="7143750" cy="1333500"/>
+                        </a:xfrm>
+                        <a:custGeom>
+                          <a:avLst/>
+                          <a:gdLst/>
+                          <a:ahLst/>
+                          <a:cxnLst/>
+                          <a:rect l="0" t="0" r="0" b="0"/>
+                          <a:pathLst>
+                            <a:path w="7143750" h="1333500">
+                              <a:moveTo>
+                                <a:pt x="7143750" y="0"/>
+                              </a:moveTo>
+                              <a:lnTo>
+                                <a:pt x="0" y="666750"/>
+                              </a:lnTo>
+                              <a:lnTo>
+                                <a:pt x="571500" y="1333500"/>
+                              </a:lnTo>
+                            </a:path>
+                          </a:pathLst>
+                        </a:custGeom>
                         <a:ln w="12700" cap="flat" cmpd="sng" algn="ctr">
                           <a:solidFill>
                             <a:srgbClr val="2F5496"/>
@@ -8773,19 +8943,36 @@
                       <wps:bodyPr/>
                     </wps:wsp>
                     <wps:wsp>
-                      <wps:cNvPr id="167" name="Connector"/>
+                      <wps:cNvPr id="167" name="GetData--CollectEdges"/>
                       <wps:cNvCnPr>
                         <a:stCxn id="49" idx="3"/>
                         <a:endCxn id="51" idx="1"/>
                       </wps:cNvCnPr>
                       <wps:spPr>
-                        <a:xfrm flipH="1">
-                          <a:off x="19145250" y="9620250"/>
-                          <a:ext cx="4857750" cy="1333500"/>
-                        </a:xfrm>
-                        <a:prstGeom prst="line">
-                          <a:avLst/>
-                        </a:prstGeom>
+                        <a:xfrm>
+                          <a:off x="18573750" y="9620250"/>
+                          <a:ext cx="5429250" cy="1333500"/>
+                        </a:xfrm>
+                        <a:custGeom>
+                          <a:avLst/>
+                          <a:gdLst/>
+                          <a:ahLst/>
+                          <a:cxnLst/>
+                          <a:rect l="0" t="0" r="0" b="0"/>
+                          <a:pathLst>
+                            <a:path w="5429250" h="1333500">
+                              <a:moveTo>
+                                <a:pt x="5429250" y="0"/>
+                              </a:moveTo>
+                              <a:lnTo>
+                                <a:pt x="0" y="666750"/>
+                              </a:lnTo>
+                              <a:lnTo>
+                                <a:pt x="571500" y="1333500"/>
+                              </a:lnTo>
+                            </a:path>
+                          </a:pathLst>
+                        </a:custGeom>
                         <a:ln w="12700" cap="flat" cmpd="sng" algn="ctr">
                           <a:solidFill>
                             <a:srgbClr val="2F5496"/>
@@ -8811,7 +8998,7 @@
                       <wps:bodyPr/>
                     </wps:wsp>
                     <wps:wsp>
-                      <wps:cNvPr id="168" name="Connector"/>
+                      <wps:cNvPr id="168" name="GetData--ProcessSubGraphs"/>
                       <wps:cNvCnPr>
                         <a:stCxn id="49" idx="2"/>
                         <a:endCxn id="52" idx="0"/>
@@ -8849,7 +9036,7 @@
                       <wps:bodyPr/>
                     </wps:wsp>
                     <wps:wsp>
-                      <wps:cNvPr id="169" name="Connector"/>
+                      <wps:cNvPr id="169" name="GetData--AddNodeFromVertex"/>
                       <wps:cNvCnPr>
                         <a:stCxn id="49" idx="1"/>
                         <a:endCxn id="53" idx="3"/>
@@ -8887,7 +9074,7 @@
                       <wps:bodyPr/>
                     </wps:wsp>
                     <wps:wsp>
-                      <wps:cNvPr id="170" name="Connector"/>
+                      <wps:cNvPr id="170" name="GetData--ProcessEdgeTypes"/>
                       <wps:cNvCnPr>
                         <a:stCxn id="49" idx="1"/>
                         <a:endCxn id="54" idx="3"/>
@@ -8925,7 +9112,7 @@
                       <wps:bodyPr/>
                     </wps:wsp>
                     <wps:wsp>
-                      <wps:cNvPr id="171" name="Connector"/>
+                      <wps:cNvPr id="171" name="AddNodeFromVertex--NodeCreation"/>
                       <wps:cNvCnPr>
                         <a:stCxn id="53" idx="2"/>
                         <a:endCxn id="55" idx="0"/>
@@ -8963,7 +9150,7 @@
                       <wps:bodyPr/>
                     </wps:wsp>
                     <wps:wsp>
-                      <wps:cNvPr id="172" name="Connector"/>
+                      <wps:cNvPr id="172" name="NodeCreation--FindExistingNode"/>
                       <wps:cNvCnPr>
                         <a:stCxn id="55" idx="3"/>
                         <a:endCxn id="56" idx="1"/>
@@ -9001,7 +9188,7 @@
                       <wps:bodyPr/>
                     </wps:wsp>
                     <wps:wsp>
-                      <wps:cNvPr id="173" name="Connector"/>
+                      <wps:cNvPr id="173" name="NodeCreation--CreateBaseNode"/>
                       <wps:cNvCnPr>
                         <a:stCxn id="55" idx="2"/>
                         <a:endCxn id="57" idx="0"/>
@@ -9039,7 +9226,7 @@
                       <wps:bodyPr/>
                     </wps:wsp>
                     <wps:wsp>
-                      <wps:cNvPr id="174" name="Connector"/>
+                      <wps:cNvPr id="174" name="NodeCreation--GetCompiledStyles"/>
                       <wps:cNvCnPr>
                         <a:stCxn id="55" idx="1"/>
                         <a:endCxn id="58" idx="3"/>
@@ -9077,7 +9264,7 @@
                       <wps:bodyPr/>
                     </wps:wsp>
                     <wps:wsp>
-                      <wps:cNvPr id="175" name="Connector"/>
+                      <wps:cNvPr id="175" name="NodeCreation--GetTypeFromVertex"/>
                       <wps:cNvCnPr>
                         <a:stCxn id="55" idx="1"/>
                         <a:endCxn id="59" idx="3"/>
@@ -9085,11 +9272,28 @@
                       <wps:spPr>
                         <a:xfrm>
                           <a:off x="26860500" y="12287250"/>
-                          <a:ext cx="13430250" cy="1333500"/>
-                        </a:xfrm>
-                        <a:prstGeom prst="line">
-                          <a:avLst/>
-                        </a:prstGeom>
+                          <a:ext cx="14001750" cy="1333500"/>
+                        </a:xfrm>
+                        <a:custGeom>
+                          <a:avLst/>
+                          <a:gdLst/>
+                          <a:ahLst/>
+                          <a:cxnLst/>
+                          <a:rect l="0" t="0" r="0" b="0"/>
+                          <a:pathLst>
+                            <a:path w="14001750" h="1333500">
+                              <a:moveTo>
+                                <a:pt x="0" y="0"/>
+                              </a:moveTo>
+                              <a:lnTo>
+                                <a:pt x="14001750" y="666750"/>
+                              </a:lnTo>
+                              <a:lnTo>
+                                <a:pt x="13430250" y="1333500"/>
+                              </a:lnTo>
+                            </a:path>
+                          </a:pathLst>
+                        </a:custGeom>
                         <a:ln w="12700" cap="flat" cmpd="sng" algn="ctr">
                           <a:solidFill>
                             <a:srgbClr val="2F5496"/>
@@ -9115,7 +9319,7 @@
                       <wps:bodyPr/>
                     </wps:wsp>
                     <wps:wsp>
-                      <wps:cNvPr id="176" name="Connector"/>
+                      <wps:cNvPr id="176" name="Renderer--flowRendererV3"/>
                       <wps:cNvCnPr>
                         <a:stCxn id="13" idx="2"/>
                         <a:endCxn id="60" idx="0"/>
@@ -9153,7 +9357,7 @@
                       <wps:bodyPr/>
                     </wps:wsp>
                     <wps:wsp>
-                      <wps:cNvPr id="177" name="Connector"/>
+                      <wps:cNvPr id="177" name="flowRendererV3--RenderInit"/>
                       <wps:cNvCnPr>
                         <a:stCxn id="60" idx="2"/>
                         <a:endCxn id="61" idx="0"/>
@@ -9191,7 +9395,7 @@
                       <wps:bodyPr/>
                     </wps:wsp>
                     <wps:wsp>
-                      <wps:cNvPr id="178" name="Connector"/>
+                      <wps:cNvPr id="178" name="RenderInit--GetLayoutData"/>
                       <wps:cNvCnPr>
                         <a:stCxn id="61" idx="2"/>
                         <a:endCxn id="62" idx="0"/>
@@ -9229,7 +9433,7 @@
                       <wps:bodyPr/>
                     </wps:wsp>
                     <wps:wsp>
-                      <wps:cNvPr id="179" name="Connector"/>
+                      <wps:cNvPr id="179" name="GetLayoutData--SetupLayoutData"/>
                       <wps:cNvCnPr>
                         <a:stCxn id="62" idx="2"/>
                         <a:endCxn id="63" idx="0"/>
@@ -9267,7 +9471,7 @@
                       <wps:bodyPr/>
                     </wps:wsp>
                     <wps:wsp>
-                      <wps:cNvPr id="180" name="Connector"/>
+                      <wps:cNvPr id="180" name="SetupLayoutData--CallRender"/>
                       <wps:cNvCnPr>
                         <a:stCxn id="63" idx="3"/>
                         <a:endCxn id="64" idx="1"/>
@@ -9305,19 +9509,36 @@
                       <wps:bodyPr/>
                     </wps:wsp>
                     <wps:wsp>
-                      <wps:cNvPr id="181" name="Connector"/>
+                      <wps:cNvPr id="181" name="CallRender--SetupViewPort"/>
                       <wps:cNvCnPr>
                         <a:stCxn id="64" idx="3"/>
                         <a:endCxn id="65" idx="1"/>
                       </wps:cNvCnPr>
                       <wps:spPr>
-                        <a:xfrm flipH="1">
-                          <a:off x="51720750" y="10953750"/>
-                          <a:ext cx="3143250" cy="1333500"/>
-                        </a:xfrm>
-                        <a:prstGeom prst="line">
-                          <a:avLst/>
-                        </a:prstGeom>
+                        <a:xfrm>
+                          <a:off x="51149250" y="10953750"/>
+                          <a:ext cx="3714750" cy="1333500"/>
+                        </a:xfrm>
+                        <a:custGeom>
+                          <a:avLst/>
+                          <a:gdLst/>
+                          <a:ahLst/>
+                          <a:cxnLst/>
+                          <a:rect l="0" t="0" r="0" b="0"/>
+                          <a:pathLst>
+                            <a:path w="3714750" h="1333500">
+                              <a:moveTo>
+                                <a:pt x="3714750" y="0"/>
+                              </a:moveTo>
+                              <a:lnTo>
+                                <a:pt x="0" y="666750"/>
+                              </a:lnTo>
+                              <a:lnTo>
+                                <a:pt x="571500" y="1333500"/>
+                              </a:lnTo>
+                            </a:path>
+                          </a:pathLst>
+                        </a:custGeom>
                         <a:ln w="12700" cap="flat" cmpd="sng" algn="ctr">
                           <a:solidFill>
                             <a:srgbClr val="2F5496"/>
@@ -9343,7 +9564,7 @@
                       <wps:bodyPr/>
                     </wps:wsp>
                     <wps:wsp>
-                      <wps:cNvPr id="182" name="Connector"/>
+                      <wps:cNvPr id="182" name="SetupViewPort--ProcessLinks"/>
                       <wps:cNvCnPr>
                         <a:stCxn id="65" idx="2"/>
                         <a:endCxn id="66" idx="0"/>
@@ -9381,7 +9602,7 @@
                       <wps:bodyPr/>
                     </wps:wsp>
                     <wps:wsp>
-                      <wps:cNvPr id="183" name="Connector"/>
+                      <wps:cNvPr id="183" name="CallRender--ShapeSystem"/>
                       <wps:cNvCnPr>
                         <a:stCxn id="64" idx="1"/>
                         <a:endCxn id="67" idx="3"/>
@@ -9419,7 +9640,7 @@
                       <wps:bodyPr/>
                     </wps:wsp>
                     <wps:wsp>
-                      <wps:cNvPr id="184" name="Connector"/>
+                      <wps:cNvPr id="184" name="ShapeSystem--ShapeFunctions"/>
                       <wps:cNvCnPr>
                         <a:stCxn id="67" idx="2"/>
                         <a:endCxn id="68" idx="0"/>
@@ -9457,19 +9678,36 @@
                       <wps:bodyPr/>
                     </wps:wsp>
                     <wps:wsp>
-                      <wps:cNvPr id="185" name="Connector"/>
+                      <wps:cNvPr id="185" name="ShapeFunctions--question"/>
                       <wps:cNvCnPr>
                         <a:stCxn id="68" idx="3"/>
                         <a:endCxn id="69" idx="1"/>
                       </wps:cNvCnPr>
                       <wps:spPr>
-                        <a:xfrm flipH="1">
-                          <a:off x="54292500" y="13620750"/>
-                          <a:ext cx="4857750" cy="1333500"/>
-                        </a:xfrm>
-                        <a:prstGeom prst="line">
-                          <a:avLst/>
-                        </a:prstGeom>
+                        <a:xfrm>
+                          <a:off x="53721000" y="13620750"/>
+                          <a:ext cx="5429250" cy="1333500"/>
+                        </a:xfrm>
+                        <a:custGeom>
+                          <a:avLst/>
+                          <a:gdLst/>
+                          <a:ahLst/>
+                          <a:cxnLst/>
+                          <a:rect l="0" t="0" r="0" b="0"/>
+                          <a:pathLst>
+                            <a:path w="5429250" h="1333500">
+                              <a:moveTo>
+                                <a:pt x="5429250" y="0"/>
+                              </a:moveTo>
+                              <a:lnTo>
+                                <a:pt x="0" y="666750"/>
+                              </a:lnTo>
+                              <a:lnTo>
+                                <a:pt x="571500" y="1333500"/>
+                              </a:lnTo>
+                            </a:path>
+                          </a:pathLst>
+                        </a:custGeom>
                         <a:ln w="12700" cap="flat" cmpd="sng" algn="ctr">
                           <a:solidFill>
                             <a:srgbClr val="2F5496"/>
@@ -9495,19 +9733,36 @@
                       <wps:bodyPr/>
                     </wps:wsp>
                     <wps:wsp>
-                      <wps:cNvPr id="186" name="Connector"/>
+                      <wps:cNvPr id="186" name="ShapeFunctions--hexagon"/>
                       <wps:cNvCnPr>
                         <a:stCxn id="68" idx="3"/>
                         <a:endCxn id="70" idx="1"/>
                       </wps:cNvCnPr>
                       <wps:spPr>
-                        <a:xfrm flipH="1">
-                          <a:off x="56007000" y="13620750"/>
-                          <a:ext cx="3143250" cy="1333500"/>
-                        </a:xfrm>
-                        <a:prstGeom prst="line">
-                          <a:avLst/>
-                        </a:prstGeom>
+                        <a:xfrm>
+                          <a:off x="55435500" y="13620750"/>
+                          <a:ext cx="3714750" cy="1333500"/>
+                        </a:xfrm>
+                        <a:custGeom>
+                          <a:avLst/>
+                          <a:gdLst/>
+                          <a:ahLst/>
+                          <a:cxnLst/>
+                          <a:rect l="0" t="0" r="0" b="0"/>
+                          <a:pathLst>
+                            <a:path w="3714750" h="1333500">
+                              <a:moveTo>
+                                <a:pt x="3714750" y="0"/>
+                              </a:moveTo>
+                              <a:lnTo>
+                                <a:pt x="0" y="666750"/>
+                              </a:lnTo>
+                              <a:lnTo>
+                                <a:pt x="571500" y="1333500"/>
+                              </a:lnTo>
+                            </a:path>
+                          </a:pathLst>
+                        </a:custGeom>
                         <a:ln w="12700" cap="flat" cmpd="sng" algn="ctr">
                           <a:solidFill>
                             <a:srgbClr val="2F5496"/>
@@ -9533,7 +9788,7 @@
                       <wps:bodyPr/>
                     </wps:wsp>
                     <wps:wsp>
-                      <wps:cNvPr id="187" name="Connector"/>
+                      <wps:cNvPr id="187" name="ShapeFunctions--rect_left_inv_arrow"/>
                       <wps:cNvCnPr>
                         <a:stCxn id="68" idx="3"/>
                         <a:endCxn id="71" idx="1"/>
@@ -9571,7 +9826,7 @@
                       <wps:bodyPr/>
                     </wps:wsp>
                     <wps:wsp>
-                      <wps:cNvPr id="188" name="Connector"/>
+                      <wps:cNvPr id="188" name="ShapeFunctions--lean_right"/>
                       <wps:cNvCnPr>
                         <a:stCxn id="68" idx="2"/>
                         <a:endCxn id="72" idx="0"/>
@@ -9609,7 +9864,7 @@
                       <wps:bodyPr/>
                     </wps:wsp>
                     <wps:wsp>
-                      <wps:cNvPr id="189" name="Connector"/>
+                      <wps:cNvPr id="189" name="ShapeFunctions--lean_left"/>
                       <wps:cNvCnPr>
                         <a:stCxn id="68" idx="2"/>
                         <a:endCxn id="73" idx="0"/>
@@ -9647,7 +9902,7 @@
                       <wps:bodyPr/>
                     </wps:wsp>
                     <wps:wsp>
-                      <wps:cNvPr id="190" name="Connector"/>
+                      <wps:cNvPr id="190" name="ShapeFunctions--insertPolygonShape"/>
                       <wps:cNvCnPr>
                         <a:stCxn id="68" idx="1"/>
                         <a:endCxn id="74" idx="3"/>
@@ -9685,7 +9940,7 @@
                       <wps:bodyPr/>
                     </wps:wsp>
                     <wps:wsp>
-                      <wps:cNvPr id="191" name="Connector"/>
+                      <wps:cNvPr id="191" name="ShapeFunctions--intersectPolygon"/>
                       <wps:cNvCnPr>
                         <a:stCxn id="68" idx="1"/>
                         <a:endCxn id="75" idx="3"/>
@@ -9693,11 +9948,28 @@
                       <wps:spPr>
                         <a:xfrm>
                           <a:off x="60293250" y="13620750"/>
-                          <a:ext cx="3143250" cy="1333500"/>
-                        </a:xfrm>
-                        <a:prstGeom prst="line">
-                          <a:avLst/>
-                        </a:prstGeom>
+                          <a:ext cx="3714750" cy="1333500"/>
+                        </a:xfrm>
+                        <a:custGeom>
+                          <a:avLst/>
+                          <a:gdLst/>
+                          <a:ahLst/>
+                          <a:cxnLst/>
+                          <a:rect l="0" t="0" r="0" b="0"/>
+                          <a:pathLst>
+                            <a:path w="3714750" h="1333500">
+                              <a:moveTo>
+                                <a:pt x="0" y="0"/>
+                              </a:moveTo>
+                              <a:lnTo>
+                                <a:pt x="3714750" y="666750"/>
+                              </a:lnTo>
+                              <a:lnTo>
+                                <a:pt x="3143250" y="1333500"/>
+                              </a:lnTo>
+                            </a:path>
+                          </a:pathLst>
+                        </a:custGeom>
                         <a:ln w="12700" cap="flat" cmpd="sng" algn="ctr">
                           <a:solidFill>
                             <a:srgbClr val="2F5496"/>
@@ -9723,7 +9995,7 @@
                       <wps:bodyPr/>
                     </wps:wsp>
                     <wps:wsp>
-                      <wps:cNvPr id="192" name="Connector"/>
+                      <wps:cNvPr id="192" name="ShapeFunctions--intersectRect"/>
                       <wps:cNvCnPr>
                         <a:stCxn id="68" idx="1"/>
                         <a:endCxn id="76" idx="3"/>
@@ -9731,11 +10003,28 @@
                       <wps:spPr>
                         <a:xfrm>
                           <a:off x="60293250" y="13620750"/>
-                          <a:ext cx="4857750" cy="1333500"/>
-                        </a:xfrm>
-                        <a:prstGeom prst="line">
-                          <a:avLst/>
-                        </a:prstGeom>
+                          <a:ext cx="5429250" cy="1333500"/>
+                        </a:xfrm>
+                        <a:custGeom>
+                          <a:avLst/>
+                          <a:gdLst/>
+                          <a:ahLst/>
+                          <a:cxnLst/>
+                          <a:rect l="0" t="0" r="0" b="0"/>
+                          <a:pathLst>
+                            <a:path w="5429250" h="1333500">
+                              <a:moveTo>
+                                <a:pt x="0" y="0"/>
+                              </a:moveTo>
+                              <a:lnTo>
+                                <a:pt x="5429250" y="666750"/>
+                              </a:lnTo>
+                              <a:lnTo>
+                                <a:pt x="4857750" y="1333500"/>
+                              </a:lnTo>
+                            </a:path>
+                          </a:pathLst>
+                        </a:custGeom>
                         <a:ln w="12700" cap="flat" cmpd="sng" algn="ctr">
                           <a:solidFill>
                             <a:srgbClr val="2F5496"/>
@@ -9761,7 +10050,7 @@
                       <wps:bodyPr/>
                     </wps:wsp>
                     <wps:wsp>
-                      <wps:cNvPr id="193" name="Connector"/>
+                      <wps:cNvPr id="193" name="Styles--stylesTS"/>
                       <wps:cNvCnPr>
                         <a:stCxn id="14" idx="2"/>
                         <a:endCxn id="77" idx="0"/>
@@ -9799,7 +10088,7 @@
                       <wps:bodyPr/>
                     </wps:wsp>
                     <wps:wsp>
-                      <wps:cNvPr id="194" name="Connector"/>
+                      <wps:cNvPr id="194" name="stylesTS--StyleOptions"/>
                       <wps:cNvCnPr>
                         <a:stCxn id="77" idx="2"/>
                         <a:endCxn id="78" idx="0"/>
@@ -9837,7 +10126,7 @@
                       <wps:bodyPr/>
                     </wps:wsp>
                     <wps:wsp>
-                      <wps:cNvPr id="195" name="Connector"/>
+                      <wps:cNvPr id="195" name="StyleOptions--GenerateCSS"/>
                       <wps:cNvCnPr>
                         <a:stCxn id="78" idx="2"/>
                         <a:endCxn id="79" idx="0"/>
@@ -9875,7 +10164,7 @@
                       <wps:bodyPr/>
                     </wps:wsp>
                     <wps:wsp>
-                      <wps:cNvPr id="196" name="Connector"/>
+                      <wps:cNvPr id="196" name="GenerateCSS--GetIconStyles"/>
                       <wps:cNvCnPr>
                         <a:stCxn id="79" idx="2"/>
                         <a:endCxn id="80" idx="0"/>
@@ -9913,7 +10202,7 @@
                       <wps:bodyPr/>
                     </wps:wsp>
                     <wps:wsp>
-                      <wps:cNvPr id="197" name="Connector"/>
+                      <wps:cNvPr id="197" name="Parser--TypeSystem"/>
                       <wps:cNvCnPr>
                         <a:stCxn id="11" idx="2"/>
                         <a:endCxn id="81" idx="0"/>
@@ -9951,7 +10240,7 @@
                       <wps:bodyPr/>
                     </wps:wsp>
                     <wps:wsp>
-                      <wps:cNvPr id="198" name="Connector"/>
+                      <wps:cNvPr id="198" name="TypeSystem--FlowVertex"/>
                       <wps:cNvCnPr>
                         <a:stCxn id="81" idx="3"/>
                         <a:endCxn id="82" idx="1"/>
@@ -9989,7 +10278,7 @@
                       <wps:bodyPr/>
                     </wps:wsp>
                     <wps:wsp>
-                      <wps:cNvPr id="199" name="Connector"/>
+                      <wps:cNvPr id="199" name="TypeSystem--FlowEdge"/>
                       <wps:cNvCnPr>
                         <a:stCxn id="81" idx="2"/>
                         <a:endCxn id="83" idx="0"/>
@@ -10027,7 +10316,7 @@
                       <wps:bodyPr/>
                     </wps:wsp>
                     <wps:wsp>
-                      <wps:cNvPr id="200" name="Connector"/>
+                      <wps:cNvPr id="200" name="TypeSystem--FlowClass"/>
                       <wps:cNvCnPr>
                         <a:stCxn id="81" idx="2"/>
                         <a:endCxn id="84" idx="0"/>
@@ -10065,7 +10354,7 @@
                       <wps:bodyPr/>
                     </wps:wsp>
                     <wps:wsp>
-                      <wps:cNvPr id="201" name="Connector"/>
+                      <wps:cNvPr id="201" name="TypeSystem--FlowSubGraph"/>
                       <wps:cNvCnPr>
                         <a:stCxn id="81" idx="1"/>
                         <a:endCxn id="85" idx="3"/>
@@ -10103,7 +10392,7 @@
                       <wps:bodyPr/>
                     </wps:wsp>
                     <wps:wsp>
-                      <wps:cNvPr id="202" name="Connector"/>
+                      <wps:cNvPr id="202" name="TypeSystem--FlowVertexTypeParam"/>
                       <wps:cNvCnPr>
                         <a:stCxn id="81" idx="1"/>
                         <a:endCxn id="86" idx="3"/>
@@ -10111,11 +10400,28 @@
                       <wps:spPr>
                         <a:xfrm>
                           <a:off x="13144500" y="5619750"/>
-                          <a:ext cx="3143250" cy="1333500"/>
-                        </a:xfrm>
-                        <a:prstGeom prst="line">
-                          <a:avLst/>
-                        </a:prstGeom>
+                          <a:ext cx="3714750" cy="1333500"/>
+                        </a:xfrm>
+                        <a:custGeom>
+                          <a:avLst/>
+                          <a:gdLst/>
+                          <a:ahLst/>
+                          <a:cxnLst/>
+                          <a:rect l="0" t="0" r="0" b="0"/>
+                          <a:pathLst>
+                            <a:path w="3714750" h="1333500">
+                              <a:moveTo>
+                                <a:pt x="0" y="0"/>
+                              </a:moveTo>
+                              <a:lnTo>
+                                <a:pt x="3714750" y="666750"/>
+                              </a:lnTo>
+                              <a:lnTo>
+                                <a:pt x="3143250" y="1333500"/>
+                              </a:lnTo>
+                            </a:path>
+                          </a:pathLst>
+                        </a:custGeom>
                         <a:ln w="12700" cap="flat" cmpd="sng" algn="ctr">
                           <a:solidFill>
                             <a:srgbClr val="2F5496"/>
@@ -10141,7 +10447,7 @@
                       <wps:bodyPr/>
                     </wps:wsp>
                     <wps:wsp>
-                      <wps:cNvPr id="203" name="Connector"/>
+                      <wps:cNvPr id="203" name="DBMethods--UtilityFunctions"/>
                       <wps:cNvCnPr>
                         <a:stCxn id="27" idx="1"/>
                         <a:endCxn id="87" idx="3"/>
@@ -10179,19 +10485,36 @@
                       <wps:bodyPr/>
                     </wps:wsp>
                     <wps:wsp>
-                      <wps:cNvPr id="204" name="Connector"/>
+                      <wps:cNvPr id="204" name="UtilityFunctions--lookUpDomId"/>
                       <wps:cNvCnPr>
                         <a:stCxn id="87" idx="3"/>
                         <a:endCxn id="88" idx="1"/>
                       </wps:cNvCnPr>
                       <wps:spPr>
-                        <a:xfrm flipH="1">
-                          <a:off x="30289500" y="9620250"/>
-                          <a:ext cx="5715000" cy="1333500"/>
-                        </a:xfrm>
-                        <a:prstGeom prst="line">
-                          <a:avLst/>
-                        </a:prstGeom>
+                        <a:xfrm>
+                          <a:off x="29718000" y="9620250"/>
+                          <a:ext cx="6286500" cy="1333500"/>
+                        </a:xfrm>
+                        <a:custGeom>
+                          <a:avLst/>
+                          <a:gdLst/>
+                          <a:ahLst/>
+                          <a:cxnLst/>
+                          <a:rect l="0" t="0" r="0" b="0"/>
+                          <a:pathLst>
+                            <a:path w="6286500" h="1333500">
+                              <a:moveTo>
+                                <a:pt x="6286500" y="0"/>
+                              </a:moveTo>
+                              <a:lnTo>
+                                <a:pt x="0" y="666750"/>
+                              </a:lnTo>
+                              <a:lnTo>
+                                <a:pt x="571500" y="1333500"/>
+                              </a:lnTo>
+                            </a:path>
+                          </a:pathLst>
+                        </a:custGeom>
                         <a:ln w="12700" cap="flat" cmpd="sng" algn="ctr">
                           <a:solidFill>
                             <a:srgbClr val="2F5496"/>
@@ -10217,19 +10540,36 @@
                       <wps:bodyPr/>
                     </wps:wsp>
                     <wps:wsp>
-                      <wps:cNvPr id="205" name="Connector"/>
+                      <wps:cNvPr id="205" name="UtilityFunctions--getClasses"/>
                       <wps:cNvCnPr>
                         <a:stCxn id="87" idx="3"/>
                         <a:endCxn id="89" idx="1"/>
                       </wps:cNvCnPr>
                       <wps:spPr>
-                        <a:xfrm flipH="1">
-                          <a:off x="32004000" y="9620250"/>
-                          <a:ext cx="4000500" cy="1333500"/>
-                        </a:xfrm>
-                        <a:prstGeom prst="line">
-                          <a:avLst/>
-                        </a:prstGeom>
+                        <a:xfrm>
+                          <a:off x="31432500" y="9620250"/>
+                          <a:ext cx="4572000" cy="1333500"/>
+                        </a:xfrm>
+                        <a:custGeom>
+                          <a:avLst/>
+                          <a:gdLst/>
+                          <a:ahLst/>
+                          <a:cxnLst/>
+                          <a:rect l="0" t="0" r="0" b="0"/>
+                          <a:pathLst>
+                            <a:path w="4572000" h="1333500">
+                              <a:moveTo>
+                                <a:pt x="4572000" y="0"/>
+                              </a:moveTo>
+                              <a:lnTo>
+                                <a:pt x="0" y="666750"/>
+                              </a:lnTo>
+                              <a:lnTo>
+                                <a:pt x="571500" y="1333500"/>
+                              </a:lnTo>
+                            </a:path>
+                          </a:pathLst>
+                        </a:custGeom>
                         <a:ln w="12700" cap="flat" cmpd="sng" algn="ctr">
                           <a:solidFill>
                             <a:srgbClr val="2F5496"/>
@@ -10255,7 +10595,7 @@
                       <wps:bodyPr/>
                     </wps:wsp>
                     <wps:wsp>
-                      <wps:cNvPr id="206" name="Connector"/>
+                      <wps:cNvPr id="206" name="UtilityFunctions--getDirection"/>
                       <wps:cNvCnPr>
                         <a:stCxn id="87" idx="3"/>
                         <a:endCxn id="90" idx="1"/>
@@ -10293,7 +10633,7 @@
                       <wps:bodyPr/>
                     </wps:wsp>
                     <wps:wsp>
-                      <wps:cNvPr id="207" name="Connector"/>
+                      <wps:cNvPr id="207" name="UtilityFunctions--getVertices"/>
                       <wps:cNvCnPr>
                         <a:stCxn id="87" idx="3"/>
                         <a:endCxn id="91" idx="1"/>
@@ -10331,7 +10671,7 @@
                       <wps:bodyPr/>
                     </wps:wsp>
                     <wps:wsp>
-                      <wps:cNvPr id="208" name="Connector"/>
+                      <wps:cNvPr id="208" name="UtilityFunctions--getEdges"/>
                       <wps:cNvCnPr>
                         <a:stCxn id="87" idx="2"/>
                         <a:endCxn id="92" idx="0"/>
@@ -10369,7 +10709,7 @@
                       <wps:bodyPr/>
                     </wps:wsp>
                     <wps:wsp>
-                      <wps:cNvPr id="209" name="Connector"/>
+                      <wps:cNvPr id="209" name="UtilityFunctions--getSubGraphs"/>
                       <wps:cNvCnPr>
                         <a:stCxn id="87" idx="1"/>
                         <a:endCxn id="93" idx="3"/>
@@ -10407,7 +10747,7 @@
                       <wps:bodyPr/>
                     </wps:wsp>
                     <wps:wsp>
-                      <wps:cNvPr id="210" name="Connector"/>
+                      <wps:cNvPr id="210" name="UtilityFunctions--clear"/>
                       <wps:cNvCnPr>
                         <a:stCxn id="87" idx="1"/>
                         <a:endCxn id="94" idx="3"/>
@@ -10445,7 +10785,7 @@
                       <wps:bodyPr/>
                     </wps:wsp>
                     <wps:wsp>
-                      <wps:cNvPr id="211" name="Connector"/>
+                      <wps:cNvPr id="211" name="UtilityFunctions--defaultConfig"/>
                       <wps:cNvCnPr>
                         <a:stCxn id="87" idx="1"/>
                         <a:endCxn id="95" idx="3"/>
@@ -10453,11 +10793,28 @@
                       <wps:spPr>
                         <a:xfrm>
                           <a:off x="37147500" y="9620250"/>
-                          <a:ext cx="4000500" cy="1333500"/>
-                        </a:xfrm>
-                        <a:prstGeom prst="line">
-                          <a:avLst/>
-                        </a:prstGeom>
+                          <a:ext cx="4572000" cy="1333500"/>
+                        </a:xfrm>
+                        <a:custGeom>
+                          <a:avLst/>
+                          <a:gdLst/>
+                          <a:ahLst/>
+                          <a:cxnLst/>
+                          <a:rect l="0" t="0" r="0" b="0"/>
+                          <a:pathLst>
+                            <a:path w="4572000" h="1333500">
+                              <a:moveTo>
+                                <a:pt x="0" y="0"/>
+                              </a:moveTo>
+                              <a:lnTo>
+                                <a:pt x="4572000" y="666750"/>
+                              </a:lnTo>
+                              <a:lnTo>
+                                <a:pt x="4000500" y="1333500"/>
+                              </a:lnTo>
+                            </a:path>
+                          </a:pathLst>
+                        </a:custGeom>
                         <a:ln w="12700" cap="flat" cmpd="sng" algn="ctr">
                           <a:solidFill>
                             <a:srgbClr val="2F5496"/>
@@ -10483,7 +10840,7 @@
                       <wps:bodyPr/>
                     </wps:wsp>
                     <wps:wsp>
-                      <wps:cNvPr id="212" name="Connector"/>
+                      <wps:cNvPr id="212" name="ProcessLinks--EventHandling"/>
                       <wps:cNvCnPr>
                         <a:stCxn id="66" idx="2"/>
                         <a:endCxn id="96" idx="0"/>
@@ -10521,7 +10878,7 @@
                       <wps:bodyPr/>
                     </wps:wsp>
                     <wps:wsp>
-                      <wps:cNvPr id="213" name="Connector"/>
+                      <wps:cNvPr id="213" name="EventHandling--setupToolTips"/>
                       <wps:cNvCnPr>
                         <a:stCxn id="96" idx="3"/>
                         <a:endCxn id="97" idx="1"/>
@@ -10559,7 +10916,7 @@
                       <wps:bodyPr/>
                     </wps:wsp>
                     <wps:wsp>
-                      <wps:cNvPr id="214" name="Connector"/>
+                      <wps:cNvPr id="214" name="EventHandling--bindFunctions"/>
                       <wps:cNvCnPr>
                         <a:stCxn id="96" idx="2"/>
                         <a:endCxn id="98" idx="0"/>
@@ -10597,7 +10954,7 @@
                       <wps:bodyPr/>
                     </wps:wsp>
                     <wps:wsp>
-                      <wps:cNvPr id="215" name="Connector"/>
+                      <wps:cNvPr id="215" name="EventHandling--runFunc"/>
                       <wps:cNvCnPr>
                         <a:stCxn id="96" idx="1"/>
                         <a:endCxn id="99" idx="3"/>
@@ -10635,7 +10992,7 @@
                       <wps:bodyPr/>
                     </wps:wsp>
                     <wps:wsp>
-                      <wps:cNvPr id="216" name="Connector"/>
+                      <wps:cNvPr id="216" name="DBMethods--CommonDB"/>
                       <wps:cNvCnPr>
                         <a:stCxn id="27" idx="1"/>
                         <a:endCxn id="100" idx="3"/>
@@ -10673,19 +11030,36 @@
                       <wps:bodyPr/>
                     </wps:wsp>
                     <wps:wsp>
-                      <wps:cNvPr id="217" name="Connector"/>
+                      <wps:cNvPr id="217" name="CommonDB--setAccTitle"/>
                       <wps:cNvCnPr>
                         <a:stCxn id="100" idx="3"/>
                         <a:endCxn id="101" idx="1"/>
                       </wps:cNvCnPr>
                       <wps:spPr>
-                        <a:xfrm flipH="1">
-                          <a:off x="44005500" y="9620250"/>
-                          <a:ext cx="4857750" cy="1333500"/>
-                        </a:xfrm>
-                        <a:prstGeom prst="line">
-                          <a:avLst/>
-                        </a:prstGeom>
+                        <a:xfrm>
+                          <a:off x="43434000" y="9620250"/>
+                          <a:ext cx="5429250" cy="1333500"/>
+                        </a:xfrm>
+                        <a:custGeom>
+                          <a:avLst/>
+                          <a:gdLst/>
+                          <a:ahLst/>
+                          <a:cxnLst/>
+                          <a:rect l="0" t="0" r="0" b="0"/>
+                          <a:pathLst>
+                            <a:path w="5429250" h="1333500">
+                              <a:moveTo>
+                                <a:pt x="5429250" y="0"/>
+                              </a:moveTo>
+                              <a:lnTo>
+                                <a:pt x="0" y="666750"/>
+                              </a:lnTo>
+                              <a:lnTo>
+                                <a:pt x="571500" y="1333500"/>
+                              </a:lnTo>
+                            </a:path>
+                          </a:pathLst>
+                        </a:custGeom>
                         <a:ln w="12700" cap="flat" cmpd="sng" algn="ctr">
                           <a:solidFill>
                             <a:srgbClr val="2F5496"/>
@@ -10711,19 +11085,36 @@
                       <wps:bodyPr/>
                     </wps:wsp>
                     <wps:wsp>
-                      <wps:cNvPr id="218" name="Connector"/>
+                      <wps:cNvPr id="218" name="CommonDB--getAccTitle"/>
                       <wps:cNvCnPr>
                         <a:stCxn id="100" idx="3"/>
                         <a:endCxn id="102" idx="1"/>
                       </wps:cNvCnPr>
                       <wps:spPr>
-                        <a:xfrm flipH="1">
-                          <a:off x="45720000" y="9620250"/>
-                          <a:ext cx="3143250" cy="1333500"/>
-                        </a:xfrm>
-                        <a:prstGeom prst="line">
-                          <a:avLst/>
-                        </a:prstGeom>
+                        <a:xfrm>
+                          <a:off x="45148500" y="9620250"/>
+                          <a:ext cx="3714750" cy="1333500"/>
+                        </a:xfrm>
+                        <a:custGeom>
+                          <a:avLst/>
+                          <a:gdLst/>
+                          <a:ahLst/>
+                          <a:cxnLst/>
+                          <a:rect l="0" t="0" r="0" b="0"/>
+                          <a:pathLst>
+                            <a:path w="3714750" h="1333500">
+                              <a:moveTo>
+                                <a:pt x="3714750" y="0"/>
+                              </a:moveTo>
+                              <a:lnTo>
+                                <a:pt x="0" y="666750"/>
+                              </a:lnTo>
+                              <a:lnTo>
+                                <a:pt x="571500" y="1333500"/>
+                              </a:lnTo>
+                            </a:path>
+                          </a:pathLst>
+                        </a:custGeom>
                         <a:ln w="12700" cap="flat" cmpd="sng" algn="ctr">
                           <a:solidFill>
                             <a:srgbClr val="2F5496"/>
@@ -10749,7 +11140,7 @@
                       <wps:bodyPr/>
                     </wps:wsp>
                     <wps:wsp>
-                      <wps:cNvPr id="219" name="Connector"/>
+                      <wps:cNvPr id="219" name="CommonDB--setAccDescription"/>
                       <wps:cNvCnPr>
                         <a:stCxn id="100" idx="3"/>
                         <a:endCxn id="103" idx="1"/>
@@ -10787,7 +11178,7 @@
                       <wps:bodyPr/>
                     </wps:wsp>
                     <wps:wsp>
-                      <wps:cNvPr id="220" name="Connector"/>
+                      <wps:cNvPr id="220" name="CommonDB--getAccDescription"/>
                       <wps:cNvCnPr>
                         <a:stCxn id="100" idx="2"/>
                         <a:endCxn id="104" idx="0"/>
@@ -10825,7 +11216,7 @@
                       <wps:bodyPr/>
                     </wps:wsp>
                     <wps:wsp>
-                      <wps:cNvPr id="221" name="Connector"/>
+                      <wps:cNvPr id="221" name="CommonDB--setDiagramTitle"/>
                       <wps:cNvCnPr>
                         <a:stCxn id="100" idx="2"/>
                         <a:endCxn id="105" idx="0"/>
@@ -10863,7 +11254,7 @@
                       <wps:bodyPr/>
                     </wps:wsp>
                     <wps:wsp>
-                      <wps:cNvPr id="222" name="Connector"/>
+                      <wps:cNvPr id="222" name="CommonDB--getDiagramTitle"/>
                       <wps:cNvCnPr>
                         <a:stCxn id="100" idx="1"/>
                         <a:endCxn id="106" idx="3"/>
@@ -10901,7 +11292,7 @@
                       <wps:bodyPr/>
                     </wps:wsp>
                     <wps:wsp>
-                      <wps:cNvPr id="223" name="Connector"/>
+                      <wps:cNvPr id="223" name="CommonDB--commonClear"/>
                       <wps:cNvCnPr>
                         <a:stCxn id="100" idx="1"/>
                         <a:endCxn id="107" idx="3"/>
@@ -10909,11 +11300,28 @@
                       <wps:spPr>
                         <a:xfrm>
                           <a:off x="50006250" y="9620250"/>
-                          <a:ext cx="3143250" cy="1333500"/>
-                        </a:xfrm>
-                        <a:prstGeom prst="line">
-                          <a:avLst/>
-                        </a:prstGeom>
+                          <a:ext cx="3714750" cy="1333500"/>
+                        </a:xfrm>
+                        <a:custGeom>
+                          <a:avLst/>
+                          <a:gdLst/>
+                          <a:ahLst/>
+                          <a:cxnLst/>
+                          <a:rect l="0" t="0" r="0" b="0"/>
+                          <a:pathLst>
+                            <a:path w="3714750" h="1333500">
+                              <a:moveTo>
+                                <a:pt x="0" y="0"/>
+                              </a:moveTo>
+                              <a:lnTo>
+                                <a:pt x="3714750" y="666750"/>
+                              </a:lnTo>
+                              <a:lnTo>
+                                <a:pt x="3143250" y="1333500"/>
+                              </a:lnTo>
+                            </a:path>
+                          </a:pathLst>
+                        </a:custGeom>
                         <a:ln w="12700" cap="flat" cmpd="sng" algn="ctr">
                           <a:solidFill>
                             <a:srgbClr val="2F5496"/>
@@ -10939,7 +11347,7 @@
                       <wps:bodyPr/>
                     </wps:wsp>
                     <wps:wsp>
-                      <wps:cNvPr id="224" name="Connector"/>
+                      <wps:cNvPr id="224" name="ProcessLinks--FinalSVG"/>
                       <wps:cNvCnPr>
                         <a:stCxn id="66" idx="2"/>
                         <a:endCxn id="108" idx="0"/>
@@ -10977,7 +11385,7 @@
                       <wps:bodyPr/>
                     </wps:wsp>
                     <wps:wsp>
-                      <wps:cNvPr id="225" name="Connector"/>
+                      <wps:cNvPr id="225" name="SetupLayoutData--LayoutAlgorithm"/>
                       <wps:cNvCnPr>
                         <a:stCxn id="63" idx="1"/>
                         <a:endCxn id="109" idx="3"/>
@@ -10985,11 +11393,28 @@
                       <wps:spPr>
                         <a:xfrm>
                           <a:off x="57721500" y="9620250"/>
-                          <a:ext cx="4857750" cy="1333500"/>
-                        </a:xfrm>
-                        <a:prstGeom prst="line">
-                          <a:avLst/>
-                        </a:prstGeom>
+                          <a:ext cx="5429250" cy="1333500"/>
+                        </a:xfrm>
+                        <a:custGeom>
+                          <a:avLst/>
+                          <a:gdLst/>
+                          <a:ahLst/>
+                          <a:cxnLst/>
+                          <a:rect l="0" t="0" r="0" b="0"/>
+                          <a:pathLst>
+                            <a:path w="5429250" h="1333500">
+                              <a:moveTo>
+                                <a:pt x="0" y="0"/>
+                              </a:moveTo>
+                              <a:lnTo>
+                                <a:pt x="5429250" y="666750"/>
+                              </a:lnTo>
+                              <a:lnTo>
+                                <a:pt x="4857750" y="1333500"/>
+                              </a:lnTo>
+                            </a:path>
+                          </a:pathLst>
+                        </a:custGeom>
                         <a:ln w="12700" cap="flat" cmpd="sng" algn="ctr">
                           <a:solidFill>
                             <a:srgbClr val="2F5496"/>
@@ -11015,7 +11440,7 @@
                       <wps:bodyPr/>
                     </wps:wsp>
                     <wps:wsp>
-                      <wps:cNvPr id="226" name="Connector"/>
+                      <wps:cNvPr id="226" name="LayoutAlgorithm--Dagre"/>
                       <wps:cNvCnPr>
                         <a:stCxn id="109" idx="3"/>
                         <a:endCxn id="110" idx="1"/>
@@ -11053,7 +11478,7 @@
                       <wps:bodyPr/>
                     </wps:wsp>
                     <wps:wsp>
-                      <wps:cNvPr id="227" name="Connector"/>
+                      <wps:cNvPr id="227" name="LayoutAlgorithm--DagreWrapper"/>
                       <wps:cNvCnPr>
                         <a:stCxn id="109" idx="2"/>
                         <a:endCxn id="111" idx="0"/>
@@ -11091,7 +11516,7 @@
                       <wps:bodyPr/>
                     </wps:wsp>
                     <wps:wsp>
-                      <wps:cNvPr id="228" name="Connector"/>
+                      <wps:cNvPr id="228" name="LayoutAlgorithm--ELK"/>
                       <wps:cNvCnPr>
                         <a:stCxn id="109" idx="1"/>
                         <a:endCxn id="112" idx="3"/>
@@ -11129,7 +11554,7 @@
                       <wps:bodyPr/>
                     </wps:wsp>
                     <wps:wsp>
-                      <wps:cNvPr id="229" name="Connector"/>
+                      <wps:cNvPr id="229" name="FlowDBClass--TestFiles"/>
                       <wps:cNvCnPr>
                         <a:stCxn id="25" idx="1"/>
                         <a:endCxn id="113" idx="3"/>
@@ -11167,7 +11592,7 @@
                       <wps:bodyPr/>
                     </wps:wsp>
                     <wps:wsp>
-                      <wps:cNvPr id="230" name="Connector"/>
+                      <wps:cNvPr id="230" name="TestFiles--flowDbSpec"/>
                       <wps:cNvCnPr>
                         <a:stCxn id="113" idx="3"/>
                         <a:endCxn id="114" idx="1"/>
@@ -11205,7 +11630,7 @@
                       <wps:bodyPr/>
                     </wps:wsp>
                     <wps:wsp>
-                      <wps:cNvPr id="231" name="Connector"/>
+                      <wps:cNvPr id="231" name="TestFiles--flowChartShapesSpec"/>
                       <wps:cNvCnPr>
                         <a:stCxn id="113" idx="2"/>
                         <a:endCxn id="115" idx="0"/>
@@ -11243,7 +11668,7 @@
                       <wps:bodyPr/>
                     </wps:wsp>
                     <wps:wsp>
-                      <wps:cNvPr id="232" name="Connector"/>
+                      <wps:cNvPr id="232" name="TestFiles--ParserTests"/>
                       <wps:cNvCnPr>
                         <a:stCxn id="113" idx="2"/>
                         <a:endCxn id="116" idx="0"/>
@@ -11281,7 +11706,7 @@
                       <wps:bodyPr/>
                     </wps:wsp>
                     <wps:wsp>
-                      <wps:cNvPr id="233" name="Connector"/>
+                      <wps:cNvPr id="233" name="Init--ConfigSetup"/>
                       <wps:cNvCnPr>
                         <a:stCxn id="15" idx="2"/>
                         <a:endCxn id="117" idx="0"/>
@@ -11319,7 +11744,7 @@
                       <wps:bodyPr/>
                     </wps:wsp>
                     <wps:wsp>
-                      <wps:cNvPr id="234" name="Connector"/>
+                      <wps:cNvPr id="234" name="ConfigSetup--FlowchartConfig"/>
                       <wps:cNvCnPr>
                         <a:stCxn id="117" idx="3"/>
                         <a:endCxn id="118" idx="1"/>
@@ -11357,7 +11782,7 @@
                       <wps:bodyPr/>
                     </wps:wsp>
                     <wps:wsp>
-                      <wps:cNvPr id="235" name="Connector"/>
+                      <wps:cNvPr id="235" name="ConfigSetup--ArrowMarkers"/>
                       <wps:cNvCnPr>
                         <a:stCxn id="117" idx="3"/>
                         <a:endCxn id="119" idx="1"/>
@@ -11395,7 +11820,7 @@
                       <wps:bodyPr/>
                     </wps:wsp>
                     <wps:wsp>
-                      <wps:cNvPr id="236" name="Connector"/>
+                      <wps:cNvPr id="236" name="ConfigSetup--LayoutConfig"/>
                       <wps:cNvCnPr>
                         <a:stCxn id="117" idx="2"/>
                         <a:endCxn id="120" idx="0"/>
@@ -11433,7 +11858,7 @@
                       <wps:bodyPr/>
                     </wps:wsp>
                     <wps:wsp>
-                      <wps:cNvPr id="237" name="Connector"/>
+                      <wps:cNvPr id="237" name="ConfigSetup--SetConfig"/>
                       <wps:cNvCnPr>
                         <a:stCxn id="117" idx="1"/>
                         <a:endCxn id="121" idx="3"/>
